--- a/Report/第四章 知識蒸餾.docx
+++ b/Report/第四章 知識蒸餾.docx
@@ -37,7 +37,6 @@
     </w:p>
     <w:p>
       <w:pPr>
-        <w:ind w:firstLineChars="200" w:firstLine="480"/>
         <w:jc w:val="both"/>
         <w:rPr>
           <w:rFonts w:ascii="Times New Roman" w:eastAsia="標楷體" w:hAnsi="Times New Roman" w:cs="Times New Roman"/>
@@ -194,231 +193,6 @@
           <w:rFonts w:ascii="Times New Roman" w:eastAsia="標楷體" w:hAnsi="Times New Roman" w:cs="Times New Roman"/>
         </w:rPr>
         <w:t>。</w:t>
-      </w:r>
-    </w:p>
-    <w:p>
-      <w:pPr>
-        <w:ind w:firstLineChars="200" w:firstLine="480"/>
-        <w:jc w:val="both"/>
-        <w:rPr>
-          <w:rFonts w:ascii="Times New Roman" w:eastAsia="標楷體" w:hAnsi="Times New Roman" w:cs="Times New Roman"/>
-        </w:rPr>
-      </w:pPr>
-      <w:r>
-        <w:rPr>
-          <w:rFonts w:ascii="Times New Roman" w:eastAsia="標楷體" w:hAnsi="Times New Roman" w:cs="Times New Roman"/>
-        </w:rPr>
-        <w:t>根據本章實驗結果顯示，</w:t>
-      </w:r>
-      <w:r>
-        <w:rPr>
-          <w:rFonts w:ascii="Times New Roman" w:eastAsia="標楷體" w:hAnsi="Times New Roman" w:cs="Times New Roman"/>
-        </w:rPr>
-        <w:t xml:space="preserve">Teacher1 </w:t>
-      </w:r>
-      <w:r>
-        <w:rPr>
-          <w:rFonts w:ascii="Times New Roman" w:eastAsia="標楷體" w:hAnsi="Times New Roman" w:cs="Times New Roman"/>
-        </w:rPr>
-        <w:t>與</w:t>
-      </w:r>
-      <w:r>
-        <w:rPr>
-          <w:rFonts w:ascii="Times New Roman" w:eastAsia="標楷體" w:hAnsi="Times New Roman" w:cs="Times New Roman"/>
-        </w:rPr>
-        <w:t xml:space="preserve"> Teacher2 </w:t>
-      </w:r>
-      <w:r>
-        <w:rPr>
-          <w:rFonts w:ascii="Times New Roman" w:eastAsia="標楷體" w:hAnsi="Times New Roman" w:cs="Times New Roman"/>
-        </w:rPr>
-        <w:t>之準確率分別為</w:t>
-      </w:r>
-      <w:r>
-        <w:rPr>
-          <w:rFonts w:ascii="Times New Roman" w:eastAsia="標楷體" w:hAnsi="Times New Roman" w:cs="Times New Roman"/>
-        </w:rPr>
-        <w:t xml:space="preserve"> 96.17% </w:t>
-      </w:r>
-      <w:r>
-        <w:rPr>
-          <w:rFonts w:ascii="Times New Roman" w:eastAsia="標楷體" w:hAnsi="Times New Roman" w:cs="Times New Roman"/>
-        </w:rPr>
-        <w:t>與</w:t>
-      </w:r>
-      <w:r>
-        <w:rPr>
-          <w:rFonts w:ascii="Times New Roman" w:eastAsia="標楷體" w:hAnsi="Times New Roman" w:cs="Times New Roman"/>
-        </w:rPr>
-        <w:t xml:space="preserve"> 94.81%</w:t>
-      </w:r>
-      <w:r>
-        <w:rPr>
-          <w:rFonts w:ascii="Times New Roman" w:eastAsia="標楷體" w:hAnsi="Times New Roman" w:cs="Times New Roman"/>
-        </w:rPr>
-        <w:t>，</w:t>
-      </w:r>
-      <w:r>
-        <w:rPr>
-          <w:rFonts w:ascii="Times New Roman" w:eastAsia="標楷體" w:hAnsi="Times New Roman" w:cs="Times New Roman"/>
-        </w:rPr>
-        <w:t>TA</w:t>
-      </w:r>
-      <w:r>
-        <w:rPr>
-          <w:rFonts w:ascii="Times New Roman" w:eastAsia="標楷體" w:hAnsi="Times New Roman" w:cs="Times New Roman"/>
-        </w:rPr>
-        <w:t>模型之準確率為</w:t>
-      </w:r>
-      <w:r>
-        <w:rPr>
-          <w:rFonts w:ascii="Times New Roman" w:eastAsia="標楷體" w:hAnsi="Times New Roman" w:cs="Times New Roman"/>
-        </w:rPr>
-        <w:t xml:space="preserve"> 92.33%</w:t>
-      </w:r>
-      <w:r>
-        <w:rPr>
-          <w:rFonts w:ascii="Times New Roman" w:eastAsia="標楷體" w:hAnsi="Times New Roman" w:cs="Times New Roman"/>
-        </w:rPr>
-        <w:t>，最終</w:t>
-      </w:r>
-      <w:r>
-        <w:rPr>
-          <w:rFonts w:ascii="Times New Roman" w:eastAsia="標楷體" w:hAnsi="Times New Roman" w:cs="Times New Roman"/>
-        </w:rPr>
-        <w:t xml:space="preserve">Student </w:t>
-      </w:r>
-      <w:r>
-        <w:rPr>
-          <w:rFonts w:ascii="Times New Roman" w:eastAsia="標楷體" w:hAnsi="Times New Roman" w:cs="Times New Roman"/>
-        </w:rPr>
-        <w:t>模型與測試集上達到</w:t>
-      </w:r>
-      <w:r>
-        <w:rPr>
-          <w:rFonts w:ascii="Times New Roman" w:eastAsia="標楷體" w:hAnsi="Times New Roman" w:cs="Times New Roman"/>
-        </w:rPr>
-        <w:t xml:space="preserve"> 87.74% </w:t>
-      </w:r>
-      <w:r>
-        <w:rPr>
-          <w:rFonts w:ascii="Times New Roman" w:eastAsia="標楷體" w:hAnsi="Times New Roman" w:cs="Times New Roman"/>
-        </w:rPr>
-        <w:t>準確率，</w:t>
-      </w:r>
-      <w:r>
-        <w:rPr>
-          <w:rFonts w:ascii="Times New Roman" w:eastAsia="標楷體" w:hAnsi="Times New Roman" w:cs="Times New Roman"/>
-        </w:rPr>
-        <w:t>Performance Retention (</w:t>
-      </w:r>
-      <w:r>
-        <w:rPr>
-          <w:rFonts w:ascii="Times New Roman" w:eastAsia="標楷體" w:hAnsi="Times New Roman" w:cs="Times New Roman"/>
-        </w:rPr>
-        <w:t>相對於三個知識來源中表現最佳者</w:t>
-      </w:r>
-      <w:r>
-        <w:rPr>
-          <w:rFonts w:ascii="Times New Roman" w:eastAsia="標楷體" w:hAnsi="Times New Roman" w:cs="Times New Roman"/>
-        </w:rPr>
-        <w:t xml:space="preserve">) </w:t>
-      </w:r>
-      <w:r>
-        <w:rPr>
-          <w:rFonts w:ascii="Times New Roman" w:eastAsia="標楷體" w:hAnsi="Times New Roman" w:cs="Times New Roman"/>
-        </w:rPr>
-        <w:t>為</w:t>
-      </w:r>
-      <w:r>
-        <w:rPr>
-          <w:rFonts w:ascii="Times New Roman" w:eastAsia="標楷體" w:hAnsi="Times New Roman" w:cs="Times New Roman"/>
-        </w:rPr>
-        <w:t>91.24%</w:t>
-      </w:r>
-      <w:r>
-        <w:rPr>
-          <w:rFonts w:ascii="Times New Roman" w:eastAsia="標楷體" w:hAnsi="Times New Roman" w:cs="Times New Roman"/>
-        </w:rPr>
-        <w:t>。進一步觀察</w:t>
-      </w:r>
-      <w:r>
-        <w:rPr>
-          <w:rFonts w:ascii="Times New Roman" w:eastAsia="標楷體" w:hAnsi="Times New Roman" w:cs="Times New Roman"/>
-        </w:rPr>
-        <w:t>各類別表現，</w:t>
-      </w:r>
-      <w:r>
-        <w:rPr>
-          <w:rFonts w:ascii="Times New Roman" w:eastAsia="標楷體" w:hAnsi="Times New Roman" w:cs="Times New Roman"/>
-        </w:rPr>
-        <w:t>Student</w:t>
-      </w:r>
-      <w:r>
-        <w:rPr>
-          <w:rFonts w:ascii="Times New Roman" w:eastAsia="標楷體" w:hAnsi="Times New Roman" w:cs="Times New Roman"/>
-        </w:rPr>
-        <w:t>模型在</w:t>
-      </w:r>
-      <w:r>
-        <w:rPr>
-          <w:rFonts w:ascii="Times New Roman" w:eastAsia="標楷體" w:hAnsi="Times New Roman" w:cs="Times New Roman"/>
-        </w:rPr>
-        <w:t xml:space="preserve"> Normal </w:t>
-      </w:r>
-      <w:r>
-        <w:rPr>
-          <w:rFonts w:ascii="Times New Roman" w:eastAsia="標楷體" w:hAnsi="Times New Roman" w:cs="Times New Roman"/>
-        </w:rPr>
-        <w:t>類別上表現優異</w:t>
-      </w:r>
-      <w:r>
-        <w:rPr>
-          <w:rFonts w:ascii="Times New Roman" w:eastAsia="標楷體" w:hAnsi="Times New Roman" w:cs="Times New Roman"/>
-        </w:rPr>
-        <w:t xml:space="preserve"> (F1-score 0.95)</w:t>
-      </w:r>
-      <w:r>
-        <w:rPr>
-          <w:rFonts w:ascii="Times New Roman" w:eastAsia="標楷體" w:hAnsi="Times New Roman" w:cs="Times New Roman"/>
-        </w:rPr>
-        <w:t>，但在</w:t>
-      </w:r>
-      <w:r>
-        <w:rPr>
-          <w:rFonts w:ascii="Times New Roman" w:eastAsia="標楷體" w:hAnsi="Times New Roman" w:cs="Times New Roman"/>
-        </w:rPr>
-        <w:t xml:space="preserve"> Ischemia </w:t>
-      </w:r>
-      <w:r>
-        <w:rPr>
-          <w:rFonts w:ascii="Times New Roman" w:eastAsia="標楷體" w:hAnsi="Times New Roman" w:cs="Times New Roman"/>
-        </w:rPr>
-        <w:t>類別之</w:t>
-      </w:r>
-      <w:r>
-        <w:rPr>
-          <w:rFonts w:ascii="Times New Roman" w:eastAsia="標楷體" w:hAnsi="Times New Roman" w:cs="Times New Roman"/>
-        </w:rPr>
-        <w:t xml:space="preserve"> Recall </w:t>
-      </w:r>
-      <w:r>
-        <w:rPr>
-          <w:rFonts w:ascii="Times New Roman" w:eastAsia="標楷體" w:hAnsi="Times New Roman" w:cs="Times New Roman"/>
-        </w:rPr>
-        <w:t>僅</w:t>
-      </w:r>
-      <w:r>
-        <w:rPr>
-          <w:rFonts w:ascii="Times New Roman" w:eastAsia="標楷體" w:hAnsi="Times New Roman" w:cs="Times New Roman"/>
-        </w:rPr>
-        <w:t xml:space="preserve"> 0.54</w:t>
-      </w:r>
-      <w:r>
-        <w:rPr>
-          <w:rFonts w:ascii="Times New Roman" w:eastAsia="標楷體" w:hAnsi="Times New Roman" w:cs="Times New Roman"/>
-        </w:rPr>
-        <w:t>，顯示模型對缺血性中風樣本存在明顯的漏判傾向。</w:t>
       </w:r>
     </w:p>
     <w:p>
@@ -426,17 +200,229 @@
         <w:jc w:val="both"/>
         <w:rPr>
           <w:rFonts w:ascii="Times New Roman" w:eastAsia="標楷體" w:hAnsi="Times New Roman" w:cs="Times New Roman"/>
-          <w:sz w:val="32"/>
-          <w:szCs w:val="32"/>
         </w:rPr>
       </w:pPr>
       <w:r>
         <w:rPr>
           <w:rFonts w:ascii="Times New Roman" w:eastAsia="標楷體" w:hAnsi="Times New Roman" w:cs="Times New Roman"/>
-          <w:sz w:val="32"/>
-          <w:szCs w:val="32"/>
-        </w:rPr>
-        <w:t>實驗方法</w:t>
+        </w:rPr>
+        <w:t>根據本章實驗結果顯示，</w:t>
+      </w:r>
+      <w:r>
+        <w:rPr>
+          <w:rFonts w:ascii="Times New Roman" w:eastAsia="標楷體" w:hAnsi="Times New Roman" w:cs="Times New Roman"/>
+        </w:rPr>
+        <w:t xml:space="preserve">Teacher1 </w:t>
+      </w:r>
+      <w:r>
+        <w:rPr>
+          <w:rFonts w:ascii="Times New Roman" w:eastAsia="標楷體" w:hAnsi="Times New Roman" w:cs="Times New Roman"/>
+        </w:rPr>
+        <w:t>與</w:t>
+      </w:r>
+      <w:r>
+        <w:rPr>
+          <w:rFonts w:ascii="Times New Roman" w:eastAsia="標楷體" w:hAnsi="Times New Roman" w:cs="Times New Roman"/>
+        </w:rPr>
+        <w:t xml:space="preserve"> Teacher2 </w:t>
+      </w:r>
+      <w:r>
+        <w:rPr>
+          <w:rFonts w:ascii="Times New Roman" w:eastAsia="標楷體" w:hAnsi="Times New Roman" w:cs="Times New Roman"/>
+        </w:rPr>
+        <w:t>之準確率分別為</w:t>
+      </w:r>
+      <w:r>
+        <w:rPr>
+          <w:rFonts w:ascii="Times New Roman" w:eastAsia="標楷體" w:hAnsi="Times New Roman" w:cs="Times New Roman"/>
+        </w:rPr>
+        <w:t xml:space="preserve"> 96.17% </w:t>
+      </w:r>
+      <w:r>
+        <w:rPr>
+          <w:rFonts w:ascii="Times New Roman" w:eastAsia="標楷體" w:hAnsi="Times New Roman" w:cs="Times New Roman"/>
+        </w:rPr>
+        <w:t>與</w:t>
+      </w:r>
+      <w:r>
+        <w:rPr>
+          <w:rFonts w:ascii="Times New Roman" w:eastAsia="標楷體" w:hAnsi="Times New Roman" w:cs="Times New Roman"/>
+        </w:rPr>
+        <w:t xml:space="preserve"> 94.81%</w:t>
+      </w:r>
+      <w:r>
+        <w:rPr>
+          <w:rFonts w:ascii="Times New Roman" w:eastAsia="標楷體" w:hAnsi="Times New Roman" w:cs="Times New Roman"/>
+        </w:rPr>
+        <w:t>，</w:t>
+      </w:r>
+      <w:r>
+        <w:rPr>
+          <w:rFonts w:ascii="Times New Roman" w:eastAsia="標楷體" w:hAnsi="Times New Roman" w:cs="Times New Roman"/>
+        </w:rPr>
+        <w:t>TA</w:t>
+      </w:r>
+      <w:r>
+        <w:rPr>
+          <w:rFonts w:ascii="Times New Roman" w:eastAsia="標楷體" w:hAnsi="Times New Roman" w:cs="Times New Roman"/>
+        </w:rPr>
+        <w:t>模型之準確率為</w:t>
+      </w:r>
+      <w:r>
+        <w:rPr>
+          <w:rFonts w:ascii="Times New Roman" w:eastAsia="標楷體" w:hAnsi="Times New Roman" w:cs="Times New Roman"/>
+        </w:rPr>
+        <w:t xml:space="preserve"> 92.33%</w:t>
+      </w:r>
+      <w:r>
+        <w:rPr>
+          <w:rFonts w:ascii="Times New Roman" w:eastAsia="標楷體" w:hAnsi="Times New Roman" w:cs="Times New Roman"/>
+        </w:rPr>
+        <w:t>，最終</w:t>
+      </w:r>
+      <w:r>
+        <w:rPr>
+          <w:rFonts w:ascii="Times New Roman" w:eastAsia="標楷體" w:hAnsi="Times New Roman" w:cs="Times New Roman"/>
+        </w:rPr>
+        <w:t xml:space="preserve">Student </w:t>
+      </w:r>
+      <w:r>
+        <w:rPr>
+          <w:rFonts w:ascii="Times New Roman" w:eastAsia="標楷體" w:hAnsi="Times New Roman" w:cs="Times New Roman"/>
+        </w:rPr>
+        <w:t>模型與測試集上達到</w:t>
+      </w:r>
+      <w:r>
+        <w:rPr>
+          <w:rFonts w:ascii="Times New Roman" w:eastAsia="標楷體" w:hAnsi="Times New Roman" w:cs="Times New Roman"/>
+        </w:rPr>
+        <w:t xml:space="preserve"> 87.74% </w:t>
+      </w:r>
+      <w:r>
+        <w:rPr>
+          <w:rFonts w:ascii="Times New Roman" w:eastAsia="標楷體" w:hAnsi="Times New Roman" w:cs="Times New Roman"/>
+        </w:rPr>
+        <w:t>準確率，</w:t>
+      </w:r>
+      <w:r>
+        <w:rPr>
+          <w:rFonts w:ascii="Times New Roman" w:eastAsia="標楷體" w:hAnsi="Times New Roman" w:cs="Times New Roman"/>
+        </w:rPr>
+        <w:t>Performance Retention (</w:t>
+      </w:r>
+      <w:r>
+        <w:rPr>
+          <w:rFonts w:ascii="Times New Roman" w:eastAsia="標楷體" w:hAnsi="Times New Roman" w:cs="Times New Roman"/>
+        </w:rPr>
+        <w:t>相對於三個知識來源中表現最佳者</w:t>
+      </w:r>
+      <w:r>
+        <w:rPr>
+          <w:rFonts w:ascii="Times New Roman" w:eastAsia="標楷體" w:hAnsi="Times New Roman" w:cs="Times New Roman"/>
+        </w:rPr>
+        <w:t xml:space="preserve">) </w:t>
+      </w:r>
+      <w:r>
+        <w:rPr>
+          <w:rFonts w:ascii="Times New Roman" w:eastAsia="標楷體" w:hAnsi="Times New Roman" w:cs="Times New Roman" w:hint="eastAsia"/>
+        </w:rPr>
+        <w:t>為</w:t>
+      </w:r>
+      <w:r>
+        <w:rPr>
+          <w:rFonts w:ascii="Times New Roman" w:eastAsia="標楷體" w:hAnsi="Times New Roman" w:cs="Times New Roman" w:hint="eastAsia"/>
+        </w:rPr>
+        <w:t xml:space="preserve"> </w:t>
+      </w:r>
+      <w:r>
+        <w:rPr>
+          <w:rFonts w:ascii="Times New Roman" w:eastAsia="標楷體" w:hAnsi="Times New Roman" w:cs="Times New Roman"/>
+        </w:rPr>
+        <w:t>91.24%</w:t>
+      </w:r>
+      <w:r>
+        <w:rPr>
+          <w:rFonts w:ascii="Times New Roman" w:eastAsia="標楷體" w:hAnsi="Times New Roman" w:cs="Times New Roman"/>
+        </w:rPr>
+        <w:t>。進一步觀察</w:t>
+      </w:r>
+      <w:r>
+        <w:rPr>
+          <w:rFonts w:ascii="Times New Roman" w:eastAsia="標楷體" w:hAnsi="Times New Roman" w:cs="Times New Roman"/>
+        </w:rPr>
+        <w:t>各類別表現，</w:t>
+      </w:r>
+      <w:r>
+        <w:rPr>
+          <w:rFonts w:ascii="Times New Roman" w:eastAsia="標楷體" w:hAnsi="Times New Roman" w:cs="Times New Roman"/>
+        </w:rPr>
+        <w:t>Student</w:t>
+      </w:r>
+      <w:r>
+        <w:rPr>
+          <w:rFonts w:ascii="Times New Roman" w:eastAsia="標楷體" w:hAnsi="Times New Roman" w:cs="Times New Roman"/>
+        </w:rPr>
+        <w:t>模型在</w:t>
+      </w:r>
+      <w:r>
+        <w:rPr>
+          <w:rFonts w:ascii="Times New Roman" w:eastAsia="標楷體" w:hAnsi="Times New Roman" w:cs="Times New Roman"/>
+        </w:rPr>
+        <w:t xml:space="preserve"> Normal </w:t>
+      </w:r>
+      <w:r>
+        <w:rPr>
+          <w:rFonts w:ascii="Times New Roman" w:eastAsia="標楷體" w:hAnsi="Times New Roman" w:cs="Times New Roman"/>
+        </w:rPr>
+        <w:t>類別上表現優異</w:t>
+      </w:r>
+      <w:r>
+        <w:rPr>
+          <w:rFonts w:ascii="Times New Roman" w:eastAsia="標楷體" w:hAnsi="Times New Roman" w:cs="Times New Roman"/>
+        </w:rPr>
+        <w:t xml:space="preserve"> (F1-score 0.95)</w:t>
+      </w:r>
+      <w:r>
+        <w:rPr>
+          <w:rFonts w:ascii="Times New Roman" w:eastAsia="標楷體" w:hAnsi="Times New Roman" w:cs="Times New Roman"/>
+        </w:rPr>
+        <w:t>，但在</w:t>
+      </w:r>
+      <w:r>
+        <w:rPr>
+          <w:rFonts w:ascii="Times New Roman" w:eastAsia="標楷體" w:hAnsi="Times New Roman" w:cs="Times New Roman"/>
+        </w:rPr>
+        <w:t xml:space="preserve"> Ischemia </w:t>
+      </w:r>
+      <w:r>
+        <w:rPr>
+          <w:rFonts w:ascii="Times New Roman" w:eastAsia="標楷體" w:hAnsi="Times New Roman" w:cs="Times New Roman"/>
+        </w:rPr>
+        <w:t>類別之</w:t>
+      </w:r>
+      <w:r>
+        <w:rPr>
+          <w:rFonts w:ascii="Times New Roman" w:eastAsia="標楷體" w:hAnsi="Times New Roman" w:cs="Times New Roman"/>
+        </w:rPr>
+        <w:t xml:space="preserve"> Recall </w:t>
+      </w:r>
+      <w:r>
+        <w:rPr>
+          <w:rFonts w:ascii="Times New Roman" w:eastAsia="標楷體" w:hAnsi="Times New Roman" w:cs="Times New Roman"/>
+        </w:rPr>
+        <w:t>僅</w:t>
+      </w:r>
+      <w:r>
+        <w:rPr>
+          <w:rFonts w:ascii="Times New Roman" w:eastAsia="標楷體" w:hAnsi="Times New Roman" w:cs="Times New Roman"/>
+        </w:rPr>
+        <w:t xml:space="preserve"> 0.54</w:t>
+      </w:r>
+      <w:r>
+        <w:rPr>
+          <w:rFonts w:ascii="Times New Roman" w:eastAsia="標楷體" w:hAnsi="Times New Roman" w:cs="Times New Roman"/>
+        </w:rPr>
+        <w:t>，顯示模型對缺血性中風樣本存在明顯的漏判傾向。</w:t>
       </w:r>
     </w:p>
     <w:p>
@@ -444,22 +430,39 @@
         <w:jc w:val="both"/>
         <w:rPr>
           <w:rFonts w:ascii="Times New Roman" w:eastAsia="標楷體" w:hAnsi="Times New Roman" w:cs="Times New Roman"/>
-          <w:sz w:val="28"/>
-          <w:szCs w:val="28"/>
+          <w:sz w:val="32"/>
+          <w:szCs w:val="32"/>
         </w:rPr>
       </w:pPr>
       <w:r>
         <w:rPr>
           <w:rFonts w:ascii="Times New Roman" w:eastAsia="標楷體" w:hAnsi="Times New Roman" w:cs="Times New Roman"/>
-          <w:sz w:val="28"/>
-          <w:szCs w:val="28"/>
-        </w:rPr>
-        <w:t>資料庫</w:t>
+          <w:sz w:val="32"/>
+          <w:szCs w:val="32"/>
+        </w:rPr>
+        <w:t>實驗方法</w:t>
       </w:r>
     </w:p>
     <w:p>
       <w:pPr>
-        <w:ind w:firstLineChars="200" w:firstLine="480"/>
+        <w:jc w:val="both"/>
+        <w:rPr>
+          <w:rFonts w:ascii="Times New Roman" w:eastAsia="標楷體" w:hAnsi="Times New Roman" w:cs="Times New Roman"/>
+          <w:sz w:val="28"/>
+          <w:szCs w:val="28"/>
+        </w:rPr>
+      </w:pPr>
+      <w:r>
+        <w:rPr>
+          <w:rFonts w:ascii="Times New Roman" w:eastAsia="標楷體" w:hAnsi="Times New Roman" w:cs="Times New Roman"/>
+          <w:sz w:val="28"/>
+          <w:szCs w:val="28"/>
+        </w:rPr>
+        <w:t>資料庫</w:t>
+      </w:r>
+    </w:p>
+    <w:p>
+      <w:pPr>
         <w:jc w:val="both"/>
         <w:rPr>
           <w:rFonts w:ascii="Times New Roman" w:eastAsia="標楷體" w:hAnsi="Times New Roman" w:cs="Times New Roman"/>
@@ -924,126 +927,24 @@
     </w:tbl>
     <w:p>
       <w:pPr>
-        <w:ind w:firstLineChars="200" w:firstLine="480"/>
         <w:jc w:val="both"/>
         <w:rPr>
           <w:rFonts w:ascii="Times New Roman" w:eastAsia="標楷體" w:hAnsi="Times New Roman" w:cs="Times New Roman"/>
         </w:rPr>
       </w:pPr>
-      <w:r>
-        <w:rPr>
-          <w:rFonts w:ascii="Times New Roman" w:eastAsia="標楷體" w:hAnsi="Times New Roman" w:cs="Times New Roman"/>
-        </w:rPr>
-        <w:t>須說明的是，資料集本身存在類別分類不均的問題，</w:t>
-      </w:r>
-      <w:r>
-        <w:rPr>
-          <w:rFonts w:ascii="Times New Roman" w:eastAsia="標楷體" w:hAnsi="Times New Roman" w:cs="Times New Roman"/>
-        </w:rPr>
-        <w:t xml:space="preserve">Normal </w:t>
-      </w:r>
-      <w:r>
-        <w:rPr>
-          <w:rFonts w:ascii="Times New Roman" w:eastAsia="標楷體" w:hAnsi="Times New Roman" w:cs="Times New Roman"/>
-        </w:rPr>
-        <w:t>類別樣本數約為</w:t>
-      </w:r>
-      <w:r>
-        <w:rPr>
-          <w:rFonts w:ascii="Times New Roman" w:eastAsia="標楷體" w:hAnsi="Times New Roman" w:cs="Times New Roman"/>
-        </w:rPr>
-        <w:t xml:space="preserve"> Ischemia </w:t>
-      </w:r>
-      <w:r>
-        <w:rPr>
-          <w:rFonts w:ascii="Times New Roman" w:eastAsia="標楷體" w:hAnsi="Times New Roman" w:cs="Times New Roman"/>
-        </w:rPr>
-        <w:t>或</w:t>
-      </w:r>
-      <w:r>
-        <w:rPr>
-          <w:rFonts w:ascii="Times New Roman" w:eastAsia="標楷體" w:hAnsi="Times New Roman" w:cs="Times New Roman"/>
-        </w:rPr>
-        <w:t xml:space="preserve"> Hemorrhagic </w:t>
-      </w:r>
-      <w:r>
-        <w:rPr>
-          <w:rFonts w:ascii="Times New Roman" w:eastAsia="標楷體" w:hAnsi="Times New Roman" w:cs="Times New Roman"/>
-        </w:rPr>
-        <w:t>的</w:t>
-      </w:r>
-      <w:r>
-        <w:rPr>
-          <w:rFonts w:ascii="Times New Roman" w:eastAsia="標楷體" w:hAnsi="Times New Roman" w:cs="Times New Roman"/>
-        </w:rPr>
-        <w:t xml:space="preserve"> 4 </w:t>
-      </w:r>
-      <w:r>
-        <w:rPr>
-          <w:rFonts w:ascii="Times New Roman" w:eastAsia="標楷體" w:hAnsi="Times New Roman" w:cs="Times New Roman"/>
-        </w:rPr>
-        <w:t>倍。本研究</w:t>
-      </w:r>
-      <w:r>
-        <w:rPr>
-          <w:rFonts w:ascii="Times New Roman" w:eastAsia="標楷體" w:hAnsi="Times New Roman" w:cs="Times New Roman"/>
-        </w:rPr>
-        <w:t>與資料切分階段僅以分層抽樣維持各集合類別比例一致，訓練過程中的損失函數</w:t>
-      </w:r>
-      <w:r>
-        <w:rPr>
-          <w:rFonts w:ascii="Times New Roman" w:eastAsia="標楷體" w:hAnsi="Times New Roman" w:cs="Times New Roman"/>
-        </w:rPr>
-        <w:t xml:space="preserve"> (Student Loss weight </w:t>
-      </w:r>
-      <w:r>
-        <w:rPr>
-          <w:rFonts w:ascii="Times New Roman" w:eastAsia="標楷體" w:hAnsi="Times New Roman" w:cs="Times New Roman"/>
-        </w:rPr>
-        <w:t>或</w:t>
-      </w:r>
-      <w:r>
-        <w:rPr>
-          <w:rFonts w:ascii="Times New Roman" w:eastAsia="標楷體" w:hAnsi="Times New Roman" w:cs="Times New Roman"/>
-        </w:rPr>
-        <w:t xml:space="preserve"> oversampling)</w:t>
-      </w:r>
-      <w:r>
-        <w:rPr>
-          <w:rFonts w:ascii="Times New Roman" w:eastAsia="標楷體" w:hAnsi="Times New Roman" w:cs="Times New Roman"/>
-        </w:rPr>
-        <w:t>。此設計選擇集其對模型表現</w:t>
-      </w:r>
-      <w:r>
-        <w:rPr>
-          <w:rFonts w:ascii="Times New Roman" w:eastAsia="標楷體" w:hAnsi="Times New Roman" w:cs="Times New Roman"/>
-        </w:rPr>
-        <w:t xml:space="preserve"> (</w:t>
-      </w:r>
-      <w:r>
-        <w:rPr>
-          <w:rFonts w:ascii="Times New Roman" w:eastAsia="標楷體" w:hAnsi="Times New Roman" w:cs="Times New Roman"/>
-        </w:rPr>
-        <w:t>特別是少數類別</w:t>
-      </w:r>
-      <w:r>
-        <w:rPr>
-          <w:rFonts w:ascii="Times New Roman" w:eastAsia="標楷體" w:hAnsi="Times New Roman" w:cs="Times New Roman"/>
-        </w:rPr>
-        <w:t xml:space="preserve">) </w:t>
-      </w:r>
-      <w:r>
-        <w:rPr>
-          <w:rFonts w:ascii="Times New Roman" w:eastAsia="標楷體" w:hAnsi="Times New Roman" w:cs="Times New Roman"/>
-        </w:rPr>
-        <w:t>之影顯，將於後</w:t>
-      </w:r>
-      <w:r>
-        <w:rPr>
-          <w:rFonts w:ascii="Times New Roman" w:eastAsia="標楷體" w:hAnsi="Times New Roman" w:cs="Times New Roman"/>
-        </w:rPr>
-        <w:lastRenderedPageBreak/>
-        <w:t>續章節結果中進一步討論。</w:t>
+    </w:p>
+    <w:p>
+      <w:pPr>
+        <w:widowControl/>
+        <w:rPr>
+          <w:rFonts w:ascii="Times New Roman" w:eastAsia="標楷體" w:hAnsi="Times New Roman" w:cs="Times New Roman"/>
+        </w:rPr>
+      </w:pPr>
+      <w:r>
+        <w:rPr>
+          <w:rFonts w:ascii="Times New Roman" w:eastAsia="標楷體" w:hAnsi="Times New Roman" w:cs="Times New Roman"/>
+        </w:rPr>
+        <w:br w:type="page"/>
       </w:r>
     </w:p>
     <w:p>
@@ -1051,22 +952,138 @@
         <w:jc w:val="both"/>
         <w:rPr>
           <w:rFonts w:ascii="Times New Roman" w:eastAsia="標楷體" w:hAnsi="Times New Roman" w:cs="Times New Roman"/>
-          <w:sz w:val="28"/>
-          <w:szCs w:val="28"/>
         </w:rPr>
       </w:pPr>
       <w:r>
         <w:rPr>
           <w:rFonts w:ascii="Times New Roman" w:eastAsia="標楷體" w:hAnsi="Times New Roman" w:cs="Times New Roman"/>
-          <w:sz w:val="28"/>
-          <w:szCs w:val="28"/>
-        </w:rPr>
-        <w:t>資料前處理</w:t>
+        </w:rPr>
+        <w:lastRenderedPageBreak/>
+        <w:t>須說明的是，資料集本身存在類別分類不均的問題，</w:t>
+      </w:r>
+      <w:r>
+        <w:rPr>
+          <w:rFonts w:ascii="Times New Roman" w:eastAsia="標楷體" w:hAnsi="Times New Roman" w:cs="Times New Roman"/>
+        </w:rPr>
+        <w:t xml:space="preserve">Normal </w:t>
+      </w:r>
+      <w:r>
+        <w:rPr>
+          <w:rFonts w:ascii="Times New Roman" w:eastAsia="標楷體" w:hAnsi="Times New Roman" w:cs="Times New Roman"/>
+        </w:rPr>
+        <w:t>類別樣本數約為</w:t>
+      </w:r>
+      <w:r>
+        <w:rPr>
+          <w:rFonts w:ascii="Times New Roman" w:eastAsia="標楷體" w:hAnsi="Times New Roman" w:cs="Times New Roman"/>
+        </w:rPr>
+        <w:t xml:space="preserve"> Ischemia </w:t>
+      </w:r>
+      <w:r>
+        <w:rPr>
+          <w:rFonts w:ascii="Times New Roman" w:eastAsia="標楷體" w:hAnsi="Times New Roman" w:cs="Times New Roman"/>
+        </w:rPr>
+        <w:t>或</w:t>
+      </w:r>
+      <w:r>
+        <w:rPr>
+          <w:rFonts w:ascii="Times New Roman" w:eastAsia="標楷體" w:hAnsi="Times New Roman" w:cs="Times New Roman"/>
+        </w:rPr>
+        <w:t xml:space="preserve"> Hemorrhagic </w:t>
+      </w:r>
+      <w:r>
+        <w:rPr>
+          <w:rFonts w:ascii="Times New Roman" w:eastAsia="標楷體" w:hAnsi="Times New Roman" w:cs="Times New Roman"/>
+        </w:rPr>
+        <w:t>的</w:t>
+      </w:r>
+      <w:r>
+        <w:rPr>
+          <w:rFonts w:ascii="Times New Roman" w:eastAsia="標楷體" w:hAnsi="Times New Roman" w:cs="Times New Roman"/>
+        </w:rPr>
+        <w:t xml:space="preserve"> 4 </w:t>
+      </w:r>
+      <w:r>
+        <w:rPr>
+          <w:rFonts w:ascii="Times New Roman" w:eastAsia="標楷體" w:hAnsi="Times New Roman" w:cs="Times New Roman"/>
+        </w:rPr>
+        <w:t>倍。本研究</w:t>
+      </w:r>
+      <w:r>
+        <w:rPr>
+          <w:rFonts w:ascii="Times New Roman" w:eastAsia="標楷體" w:hAnsi="Times New Roman" w:cs="Times New Roman"/>
+        </w:rPr>
+        <w:t>與資料切分階段僅以分層抽樣維持各集合類別比例一致，訓練過程中的損失函數</w:t>
+      </w:r>
+      <w:r>
+        <w:rPr>
+          <w:rFonts w:ascii="Times New Roman" w:eastAsia="標楷體" w:hAnsi="Times New Roman" w:cs="Times New Roman"/>
+        </w:rPr>
+        <w:t xml:space="preserve"> (Student Loss weight </w:t>
+      </w:r>
+      <w:r>
+        <w:rPr>
+          <w:rFonts w:ascii="Times New Roman" w:eastAsia="標楷體" w:hAnsi="Times New Roman" w:cs="Times New Roman"/>
+        </w:rPr>
+        <w:t>或</w:t>
+      </w:r>
+      <w:r>
+        <w:rPr>
+          <w:rFonts w:ascii="Times New Roman" w:eastAsia="標楷體" w:hAnsi="Times New Roman" w:cs="Times New Roman"/>
+        </w:rPr>
+        <w:t xml:space="preserve"> oversampling)</w:t>
+      </w:r>
+      <w:r>
+        <w:rPr>
+          <w:rFonts w:ascii="Times New Roman" w:eastAsia="標楷體" w:hAnsi="Times New Roman" w:cs="Times New Roman"/>
+        </w:rPr>
+        <w:t>。此設計選擇集其對模型表現</w:t>
+      </w:r>
+      <w:r>
+        <w:rPr>
+          <w:rFonts w:ascii="Times New Roman" w:eastAsia="標楷體" w:hAnsi="Times New Roman" w:cs="Times New Roman"/>
+        </w:rPr>
+        <w:t xml:space="preserve"> (</w:t>
+      </w:r>
+      <w:r>
+        <w:rPr>
+          <w:rFonts w:ascii="Times New Roman" w:eastAsia="標楷體" w:hAnsi="Times New Roman" w:cs="Times New Roman"/>
+        </w:rPr>
+        <w:t>特別是少數類別</w:t>
+      </w:r>
+      <w:r>
+        <w:rPr>
+          <w:rFonts w:ascii="Times New Roman" w:eastAsia="標楷體" w:hAnsi="Times New Roman" w:cs="Times New Roman"/>
+        </w:rPr>
+        <w:t xml:space="preserve">) </w:t>
+      </w:r>
+      <w:r>
+        <w:rPr>
+          <w:rFonts w:ascii="Times New Roman" w:eastAsia="標楷體" w:hAnsi="Times New Roman" w:cs="Times New Roman"/>
+        </w:rPr>
+        <w:t>之影顯，將於後續章節結果中進一步討論。</w:t>
       </w:r>
     </w:p>
     <w:p>
       <w:pPr>
-        <w:ind w:firstLineChars="200" w:firstLine="480"/>
+        <w:jc w:val="both"/>
+        <w:rPr>
+          <w:rFonts w:ascii="Times New Roman" w:eastAsia="標楷體" w:hAnsi="Times New Roman" w:cs="Times New Roman"/>
+          <w:sz w:val="28"/>
+          <w:szCs w:val="28"/>
+        </w:rPr>
+      </w:pPr>
+      <w:r>
+        <w:rPr>
+          <w:rFonts w:ascii="Times New Roman" w:eastAsia="標楷體" w:hAnsi="Times New Roman" w:cs="Times New Roman"/>
+          <w:sz w:val="28"/>
+          <w:szCs w:val="28"/>
+        </w:rPr>
+        <w:t>資料前處理</w:t>
+      </w:r>
+    </w:p>
+    <w:p>
+      <w:pPr>
         <w:jc w:val="both"/>
         <w:rPr>
           <w:rFonts w:ascii="Times New Roman" w:eastAsia="標楷體" w:hAnsi="Times New Roman" w:cs="Times New Roman"/>
@@ -1234,9 +1251,15 @@
       </w:r>
       <w:r>
         <w:rPr>
-          <w:rFonts w:ascii="Times New Roman" w:eastAsia="標楷體" w:hAnsi="Times New Roman" w:cs="Times New Roman"/>
-        </w:rPr>
-        <w:t>個模型輸入解析度對照表</w:t>
+          <w:rFonts w:ascii="Times New Roman" w:eastAsia="標楷體" w:hAnsi="Times New Roman" w:cs="Times New Roman" w:hint="eastAsia"/>
+        </w:rPr>
+        <w:t>各</w:t>
+      </w:r>
+      <w:r>
+        <w:rPr>
+          <w:rFonts w:ascii="Times New Roman" w:eastAsia="標楷體" w:hAnsi="Times New Roman" w:cs="Times New Roman"/>
+        </w:rPr>
+        <w:t>模型輸入解析度對照表</w:t>
       </w:r>
     </w:p>
     <w:tbl>
@@ -2079,8 +2102,7 @@
     </w:p>
     <w:p>
       <w:pPr>
-        <w:ind w:firstLineChars="200" w:firstLine="480"/>
-        <w:jc w:val="both"/>
+        <w:widowControl/>
         <w:rPr>
           <w:rFonts w:ascii="Times New Roman" w:eastAsia="標楷體" w:hAnsi="Times New Roman" w:cs="Times New Roman"/>
         </w:rPr>
@@ -2089,6 +2111,13 @@
         <w:rPr>
           <w:rFonts w:ascii="Times New Roman" w:eastAsia="標楷體" w:hAnsi="Times New Roman" w:cs="Times New Roman"/>
         </w:rPr>
+        <w:br w:type="page"/>
+      </w:r>
+      <w:r>
+        <w:rPr>
+          <w:rFonts w:ascii="Times New Roman" w:eastAsia="標楷體" w:hAnsi="Times New Roman" w:cs="Times New Roman"/>
+        </w:rPr>
+        <w:lastRenderedPageBreak/>
         <w:t>此設計的動機在於：</w:t>
       </w:r>
       <w:r>
@@ -2233,13 +2262,11 @@
           <w:sz w:val="28"/>
           <w:szCs w:val="28"/>
         </w:rPr>
-        <w:lastRenderedPageBreak/>
         <w:t>模型架構</w:t>
       </w:r>
     </w:p>
     <w:p>
       <w:pPr>
-        <w:ind w:firstLineChars="200" w:firstLine="480"/>
         <w:jc w:val="both"/>
         <w:rPr>
           <w:rFonts w:ascii="Times New Roman" w:eastAsia="標楷體" w:hAnsi="Times New Roman" w:cs="Times New Roman"/>
@@ -3215,7 +3242,25 @@
         <w:rPr>
           <w:rFonts w:ascii="Times New Roman" w:eastAsia="標楷體" w:hAnsi="Times New Roman" w:cs="Times New Roman"/>
         </w:rPr>
-        <w:t>構成，通道樹依序為</w:t>
+        <w:t>構成，通道</w:t>
+      </w:r>
+      <w:r>
+        <w:rPr>
+          <w:rFonts w:ascii="Times New Roman" w:eastAsia="標楷體" w:hAnsi="Times New Roman" w:cs="Times New Roman" w:hint="eastAsia"/>
+        </w:rPr>
+        <w:t>數</w:t>
+      </w:r>
+      <w:r>
+        <w:rPr>
+          <w:rFonts w:ascii="Times New Roman" w:eastAsia="標楷體" w:hAnsi="Times New Roman" w:cs="Times New Roman"/>
+        </w:rPr>
+        <w:t>依序為</w:t>
+      </w:r>
+      <w:r>
+        <w:rPr>
+          <w:rFonts w:ascii="Times New Roman" w:eastAsia="標楷體" w:hAnsi="Times New Roman" w:cs="Times New Roman" w:hint="eastAsia"/>
+        </w:rPr>
+        <w:t xml:space="preserve"> </w:t>
       </w:r>
       <w:r>
         <w:rPr>
@@ -3306,6 +3351,20 @@
           <w:rFonts w:ascii="Times New Roman" w:eastAsia="標楷體" w:hAnsi="Times New Roman" w:cs="Times New Roman"/>
         </w:rPr>
         <w:t>以緩解過擬合。</w:t>
+      </w:r>
+    </w:p>
+    <w:p>
+      <w:pPr>
+        <w:widowControl/>
+        <w:rPr>
+          <w:rFonts w:ascii="Times New Roman" w:eastAsia="標楷體" w:hAnsi="Times New Roman" w:cs="Times New Roman"/>
+        </w:rPr>
+      </w:pPr>
+      <w:r>
+        <w:rPr>
+          <w:rFonts w:ascii="Times New Roman" w:eastAsia="標楷體" w:hAnsi="Times New Roman" w:cs="Times New Roman"/>
+        </w:rPr>
+        <w:br w:type="page"/>
       </w:r>
     </w:p>
     <w:p>
@@ -3319,6 +3378,7 @@
         <w:rPr>
           <w:rFonts w:ascii="Times New Roman" w:eastAsia="標楷體" w:hAnsi="Times New Roman" w:cs="Times New Roman"/>
         </w:rPr>
+        <w:lastRenderedPageBreak/>
         <w:t>表</w:t>
       </w:r>
       <w:r>
@@ -3925,355 +3985,11 @@
     </w:tbl>
     <w:p>
       <w:pPr>
-        <w:ind w:firstLineChars="200" w:firstLine="480"/>
-        <w:jc w:val="both"/>
+        <w:widowControl/>
         <w:rPr>
           <w:rFonts w:ascii="Times New Roman" w:eastAsia="標楷體" w:hAnsi="Times New Roman" w:cs="Times New Roman"/>
         </w:rPr>
       </w:pPr>
-      <w:r>
-        <w:rPr>
-          <w:rFonts w:ascii="Times New Roman" w:eastAsia="標楷體" w:hAnsi="Times New Roman" w:cs="Times New Roman"/>
-        </w:rPr>
-        <w:t xml:space="preserve">Student </w:t>
-      </w:r>
-      <w:r>
-        <w:rPr>
-          <w:rFonts w:ascii="Times New Roman" w:eastAsia="標楷體" w:hAnsi="Times New Roman" w:cs="Times New Roman"/>
-        </w:rPr>
-        <w:t>模型為一自訂的輕量化</w:t>
-      </w:r>
-      <w:r>
-        <w:rPr>
-          <w:rFonts w:ascii="Times New Roman" w:eastAsia="標楷體" w:hAnsi="Times New Roman" w:cs="Times New Roman"/>
-        </w:rPr>
-        <w:t xml:space="preserve"> CNN (CNN8)</w:t>
-      </w:r>
-      <w:r>
-        <w:rPr>
-          <w:rFonts w:ascii="Times New Roman" w:eastAsia="標楷體" w:hAnsi="Times New Roman" w:cs="Times New Roman"/>
-        </w:rPr>
-        <w:t>，由</w:t>
-      </w:r>
-      <w:r>
-        <w:rPr>
-          <w:rFonts w:ascii="Times New Roman" w:eastAsia="標楷體" w:hAnsi="Times New Roman" w:cs="Times New Roman"/>
-        </w:rPr>
-        <w:t xml:space="preserve"> 6 </w:t>
-      </w:r>
-      <w:r>
-        <w:rPr>
-          <w:rFonts w:ascii="Times New Roman" w:eastAsia="標楷體" w:hAnsi="Times New Roman" w:cs="Times New Roman"/>
-        </w:rPr>
-        <w:t>層卷積區塊構成，通道</w:t>
-      </w:r>
-      <w:r>
-        <w:rPr>
-          <w:rFonts w:ascii="Times New Roman" w:eastAsia="標楷體" w:hAnsi="Times New Roman" w:cs="Times New Roman"/>
-        </w:rPr>
-        <w:lastRenderedPageBreak/>
-        <w:t>數依序遞增為</w:t>
-      </w:r>
-      <w:r>
-        <w:rPr>
-          <w:rFonts w:ascii="Times New Roman" w:eastAsia="標楷體" w:hAnsi="Times New Roman" w:cs="Times New Roman"/>
-        </w:rPr>
-        <w:t xml:space="preserve"> 32</w:t>
-      </w:r>
-      <w:r>
-        <w:rPr>
-          <w:rFonts w:ascii="Times New Roman" w:eastAsia="標楷體" w:hAnsi="Times New Roman" w:cs="Times New Roman"/>
-        </w:rPr>
-        <w:t>、</w:t>
-      </w:r>
-      <w:r>
-        <w:rPr>
-          <w:rFonts w:ascii="Times New Roman" w:eastAsia="標楷體" w:hAnsi="Times New Roman" w:cs="Times New Roman"/>
-        </w:rPr>
-        <w:t>64</w:t>
-      </w:r>
-      <w:r>
-        <w:rPr>
-          <w:rFonts w:ascii="Times New Roman" w:eastAsia="標楷體" w:hAnsi="Times New Roman" w:cs="Times New Roman"/>
-        </w:rPr>
-        <w:t>、</w:t>
-      </w:r>
-      <w:r>
-        <w:rPr>
-          <w:rFonts w:ascii="Times New Roman" w:eastAsia="標楷體" w:hAnsi="Times New Roman" w:cs="Times New Roman"/>
-        </w:rPr>
-        <w:t>128</w:t>
-      </w:r>
-      <w:r>
-        <w:rPr>
-          <w:rFonts w:ascii="Times New Roman" w:eastAsia="標楷體" w:hAnsi="Times New Roman" w:cs="Times New Roman"/>
-        </w:rPr>
-        <w:t>、</w:t>
-      </w:r>
-      <w:r>
-        <w:rPr>
-          <w:rFonts w:ascii="Times New Roman" w:eastAsia="標楷體" w:hAnsi="Times New Roman" w:cs="Times New Roman"/>
-        </w:rPr>
-        <w:t>128</w:t>
-      </w:r>
-      <w:r>
-        <w:rPr>
-          <w:rFonts w:ascii="Times New Roman" w:eastAsia="標楷體" w:hAnsi="Times New Roman" w:cs="Times New Roman"/>
-        </w:rPr>
-        <w:t>、</w:t>
-      </w:r>
-      <w:r>
-        <w:rPr>
-          <w:rFonts w:ascii="Times New Roman" w:eastAsia="標楷體" w:hAnsi="Times New Roman" w:cs="Times New Roman"/>
-        </w:rPr>
-        <w:t>256</w:t>
-      </w:r>
-      <w:r>
-        <w:rPr>
-          <w:rFonts w:ascii="Times New Roman" w:eastAsia="標楷體" w:hAnsi="Times New Roman" w:cs="Times New Roman"/>
-        </w:rPr>
-        <w:t>、</w:t>
-      </w:r>
-      <w:r>
-        <w:rPr>
-          <w:rFonts w:ascii="Times New Roman" w:eastAsia="標楷體" w:hAnsi="Times New Roman" w:cs="Times New Roman"/>
-        </w:rPr>
-        <w:t>512</w:t>
-      </w:r>
-      <w:r>
-        <w:rPr>
-          <w:rFonts w:ascii="Times New Roman" w:eastAsia="標楷體" w:hAnsi="Times New Roman" w:cs="Times New Roman"/>
-        </w:rPr>
-        <w:t>，個卷積層後皆接</w:t>
-      </w:r>
-      <w:r>
-        <w:rPr>
-          <w:rFonts w:ascii="Times New Roman" w:eastAsia="標楷體" w:hAnsi="Times New Roman" w:cs="Times New Roman"/>
-        </w:rPr>
-        <w:t xml:space="preserve"> Batch Normalization </w:t>
-      </w:r>
-      <w:r>
-        <w:rPr>
-          <w:rFonts w:ascii="Times New Roman" w:eastAsia="標楷體" w:hAnsi="Times New Roman" w:cs="Times New Roman"/>
-        </w:rPr>
-        <w:t>與</w:t>
-      </w:r>
-      <w:r>
-        <w:rPr>
-          <w:rFonts w:ascii="Times New Roman" w:eastAsia="標楷體" w:hAnsi="Times New Roman" w:cs="Times New Roman"/>
-        </w:rPr>
-        <w:t xml:space="preserve"> </w:t>
-      </w:r>
-      <w:proofErr w:type="spellStart"/>
-      <w:r>
-        <w:rPr>
-          <w:rFonts w:ascii="Times New Roman" w:eastAsia="標楷體" w:hAnsi="Times New Roman" w:cs="Times New Roman"/>
-        </w:rPr>
-        <w:t>ReLU</w:t>
-      </w:r>
-      <w:proofErr w:type="spellEnd"/>
-      <w:r>
-        <w:rPr>
-          <w:rFonts w:ascii="Times New Roman" w:eastAsia="標楷體" w:hAnsi="Times New Roman" w:cs="Times New Roman"/>
-        </w:rPr>
-        <w:t xml:space="preserve"> </w:t>
-      </w:r>
-      <w:r>
-        <w:rPr>
-          <w:rFonts w:ascii="Times New Roman" w:eastAsia="標楷體" w:hAnsi="Times New Roman" w:cs="Times New Roman"/>
-        </w:rPr>
-        <w:t>活化函數</w:t>
-      </w:r>
-      <w:r>
-        <w:rPr>
-          <w:rFonts w:ascii="Times New Roman" w:eastAsia="標楷體" w:hAnsi="Times New Roman" w:cs="Times New Roman"/>
-        </w:rPr>
-        <w:t>，並以</w:t>
-      </w:r>
-      <w:proofErr w:type="spellStart"/>
-      <w:r>
-        <w:rPr>
-          <w:rFonts w:ascii="Times New Roman" w:eastAsia="標楷體" w:hAnsi="Times New Roman" w:cs="Times New Roman"/>
-        </w:rPr>
-        <w:t>MaxPooling</w:t>
-      </w:r>
-      <w:proofErr w:type="spellEnd"/>
-      <w:r>
-        <w:rPr>
-          <w:rFonts w:ascii="Times New Roman" w:eastAsia="標楷體" w:hAnsi="Times New Roman" w:cs="Times New Roman"/>
-        </w:rPr>
-        <w:t xml:space="preserve"> </w:t>
-      </w:r>
-      <w:r>
-        <w:rPr>
-          <w:rFonts w:ascii="Times New Roman" w:eastAsia="標楷體" w:hAnsi="Times New Roman" w:cs="Times New Roman"/>
-        </w:rPr>
-        <w:t>進行降採樣：最後一層卷積後改採</w:t>
-      </w:r>
-      <w:r>
-        <w:rPr>
-          <w:rFonts w:ascii="Times New Roman" w:eastAsia="標楷體" w:hAnsi="Times New Roman" w:cs="Times New Roman"/>
-        </w:rPr>
-        <w:t xml:space="preserve"> Global Average Pooling</w:t>
-      </w:r>
-      <w:r>
-        <w:rPr>
-          <w:rFonts w:ascii="Times New Roman" w:eastAsia="標楷體" w:hAnsi="Times New Roman" w:cs="Times New Roman"/>
-        </w:rPr>
-        <w:t>，接續一層</w:t>
-      </w:r>
-      <w:r>
-        <w:rPr>
-          <w:rFonts w:ascii="Times New Roman" w:eastAsia="標楷體" w:hAnsi="Times New Roman" w:cs="Times New Roman"/>
-        </w:rPr>
-        <w:t xml:space="preserve"> 128 </w:t>
-      </w:r>
-      <w:r>
-        <w:rPr>
-          <w:rFonts w:ascii="Times New Roman" w:eastAsia="標楷體" w:hAnsi="Times New Roman" w:cs="Times New Roman"/>
-        </w:rPr>
-        <w:t>維全連接層</w:t>
-      </w:r>
-      <w:r>
-        <w:rPr>
-          <w:rFonts w:ascii="Times New Roman" w:eastAsia="標楷體" w:hAnsi="Times New Roman" w:cs="Times New Roman"/>
-        </w:rPr>
-        <w:t xml:space="preserve"> (</w:t>
-      </w:r>
-      <w:proofErr w:type="spellStart"/>
-      <w:r>
-        <w:rPr>
-          <w:rFonts w:ascii="Times New Roman" w:eastAsia="標楷體" w:hAnsi="Times New Roman" w:cs="Times New Roman"/>
-        </w:rPr>
-        <w:t>ReLU</w:t>
-      </w:r>
-      <w:proofErr w:type="spellEnd"/>
-      <w:r>
-        <w:rPr>
-          <w:rFonts w:ascii="Times New Roman" w:eastAsia="標楷體" w:hAnsi="Times New Roman" w:cs="Times New Roman"/>
-        </w:rPr>
-        <w:t xml:space="preserve">) </w:t>
-      </w:r>
-      <w:r>
-        <w:rPr>
-          <w:rFonts w:ascii="Times New Roman" w:eastAsia="標楷體" w:hAnsi="Times New Roman" w:cs="Times New Roman"/>
-        </w:rPr>
-        <w:t>與</w:t>
-      </w:r>
-      <w:r>
-        <w:rPr>
-          <w:rFonts w:ascii="Times New Roman" w:eastAsia="標楷體" w:hAnsi="Times New Roman" w:cs="Times New Roman"/>
-        </w:rPr>
-        <w:t xml:space="preserve">Dropout (rate </w:t>
-      </w:r>
-      <w:r>
-        <w:rPr>
-          <w:rFonts w:ascii="Times New Roman" w:eastAsia="標楷體" w:hAnsi="Times New Roman" w:cs="Times New Roman"/>
-        </w:rPr>
-        <w:t>=</w:t>
-      </w:r>
-      <w:r>
-        <w:rPr>
-          <w:rFonts w:ascii="Times New Roman" w:eastAsia="標楷體" w:hAnsi="Times New Roman" w:cs="Times New Roman"/>
-        </w:rPr>
-        <w:t xml:space="preserve"> 0.3)</w:t>
-      </w:r>
-      <w:r>
-        <w:rPr>
-          <w:rFonts w:ascii="Times New Roman" w:eastAsia="標楷體" w:hAnsi="Times New Roman" w:cs="Times New Roman"/>
-        </w:rPr>
-        <w:t>，最終輸出</w:t>
-      </w:r>
-      <w:r>
-        <w:rPr>
-          <w:rFonts w:ascii="Times New Roman" w:eastAsia="標楷體" w:hAnsi="Times New Roman" w:cs="Times New Roman"/>
-        </w:rPr>
-        <w:t xml:space="preserve"> 3 </w:t>
-      </w:r>
-      <w:r>
-        <w:rPr>
-          <w:rFonts w:ascii="Times New Roman" w:eastAsia="標楷體" w:hAnsi="Times New Roman" w:cs="Times New Roman"/>
-        </w:rPr>
-        <w:t>維</w:t>
-      </w:r>
-      <w:r>
-        <w:rPr>
-          <w:rFonts w:ascii="Times New Roman" w:eastAsia="標楷體" w:hAnsi="Times New Roman" w:cs="Times New Roman"/>
-        </w:rPr>
-        <w:t xml:space="preserve"> logits </w:t>
-      </w:r>
-      <w:r>
-        <w:rPr>
-          <w:rFonts w:ascii="Times New Roman" w:eastAsia="標楷體" w:hAnsi="Times New Roman" w:cs="Times New Roman"/>
-        </w:rPr>
-        <w:t>對應三個分類類別。相較於作為指導來源的</w:t>
-      </w:r>
-      <w:r>
-        <w:rPr>
-          <w:rFonts w:ascii="Times New Roman" w:eastAsia="標楷體" w:hAnsi="Times New Roman" w:cs="Times New Roman"/>
-        </w:rPr>
-        <w:t xml:space="preserve"> Teacher (EfficientNetB3/B0) </w:t>
-      </w:r>
-      <w:r>
-        <w:rPr>
-          <w:rFonts w:ascii="Times New Roman" w:eastAsia="標楷體" w:hAnsi="Times New Roman" w:cs="Times New Roman"/>
-        </w:rPr>
-        <w:t>與</w:t>
-      </w:r>
-      <w:r>
-        <w:rPr>
-          <w:rFonts w:ascii="Times New Roman" w:eastAsia="標楷體" w:hAnsi="Times New Roman" w:cs="Times New Roman"/>
-        </w:rPr>
-        <w:t xml:space="preserve"> TA (ResNet20)</w:t>
-      </w:r>
-      <w:r>
-        <w:rPr>
-          <w:rFonts w:ascii="Times New Roman" w:eastAsia="標楷體" w:hAnsi="Times New Roman" w:cs="Times New Roman"/>
-        </w:rPr>
-        <w:t>，</w:t>
-      </w:r>
-      <w:r>
-        <w:rPr>
-          <w:rFonts w:ascii="Times New Roman" w:eastAsia="標楷體" w:hAnsi="Times New Roman" w:cs="Times New Roman"/>
-        </w:rPr>
-        <w:t xml:space="preserve">Student </w:t>
-      </w:r>
-      <w:r>
-        <w:rPr>
-          <w:rFonts w:ascii="Times New Roman" w:eastAsia="標楷體" w:hAnsi="Times New Roman" w:cs="Times New Roman"/>
-        </w:rPr>
-        <w:t>模型結構更為精簡，此設計符合知識蒸餾的核心目標</w:t>
-      </w:r>
-      <w:r>
-        <w:rPr>
-          <w:rFonts w:ascii="Times New Roman" w:eastAsia="標楷體" w:hAnsi="Times New Roman" w:cs="Times New Roman"/>
-        </w:rPr>
-        <w:t xml:space="preserve"> —— </w:t>
-      </w:r>
-      <w:r>
-        <w:rPr>
-          <w:rFonts w:ascii="Times New Roman" w:eastAsia="標楷體" w:hAnsi="Times New Roman" w:cs="Times New Roman"/>
-        </w:rPr>
-        <w:t>在大幅降低模型參數量與運算成本之前提下，透過蒸餾機制盡可能保留教師模型的判斷能力。</w:t>
-      </w:r>
-    </w:p>
-    <w:p>
-      <w:pPr>
-        <w:jc w:val="both"/>
-        <w:rPr>
-          <w:rFonts w:ascii="Times New Roman" w:eastAsia="標楷體" w:hAnsi="Times New Roman" w:cs="Times New Roman"/>
-          <w:sz w:val="28"/>
-          <w:szCs w:val="28"/>
-        </w:rPr>
-      </w:pPr>
-      <w:r>
-        <w:rPr>
-          <w:rFonts w:ascii="Times New Roman" w:eastAsia="標楷體" w:hAnsi="Times New Roman" w:cs="Times New Roman"/>
-          <w:sz w:val="28"/>
-          <w:szCs w:val="28"/>
-        </w:rPr>
-        <w:t>訓練方法</w:t>
-      </w:r>
     </w:p>
     <w:p>
       <w:pPr>
@@ -4281,21 +3997,49 @@
         <w:jc w:val="both"/>
         <w:rPr>
           <w:rFonts w:ascii="Times New Roman" w:eastAsia="標楷體" w:hAnsi="Times New Roman" w:cs="Times New Roman"/>
-          <w:sz w:val="28"/>
-          <w:szCs w:val="28"/>
         </w:rPr>
       </w:pPr>
       <w:r>
         <w:rPr>
           <w:rFonts w:ascii="Times New Roman" w:eastAsia="標楷體" w:hAnsi="Times New Roman" w:cs="Times New Roman"/>
         </w:rPr>
-        <w:t>本研究採用兩階段知識蒸餾架構進行訓練：第一階段由</w:t>
-      </w:r>
-      <w:r>
-        <w:rPr>
-          <w:rFonts w:ascii="Times New Roman" w:eastAsia="標楷體" w:hAnsi="Times New Roman" w:cs="Times New Roman"/>
-        </w:rPr>
-        <w:t xml:space="preserve"> Teacher1</w:t>
+        <w:t xml:space="preserve">Student </w:t>
+      </w:r>
+      <w:r>
+        <w:rPr>
+          <w:rFonts w:ascii="Times New Roman" w:eastAsia="標楷體" w:hAnsi="Times New Roman" w:cs="Times New Roman"/>
+        </w:rPr>
+        <w:t>模型為一自訂的輕量化</w:t>
+      </w:r>
+      <w:r>
+        <w:rPr>
+          <w:rFonts w:ascii="Times New Roman" w:eastAsia="標楷體" w:hAnsi="Times New Roman" w:cs="Times New Roman"/>
+        </w:rPr>
+        <w:t xml:space="preserve"> CNN (CNN8)</w:t>
+      </w:r>
+      <w:r>
+        <w:rPr>
+          <w:rFonts w:ascii="Times New Roman" w:eastAsia="標楷體" w:hAnsi="Times New Roman" w:cs="Times New Roman"/>
+        </w:rPr>
+        <w:t>，由</w:t>
+      </w:r>
+      <w:r>
+        <w:rPr>
+          <w:rFonts w:ascii="Times New Roman" w:eastAsia="標楷體" w:hAnsi="Times New Roman" w:cs="Times New Roman"/>
+        </w:rPr>
+        <w:t xml:space="preserve"> 6 </w:t>
+      </w:r>
+      <w:r>
+        <w:rPr>
+          <w:rFonts w:ascii="Times New Roman" w:eastAsia="標楷體" w:hAnsi="Times New Roman" w:cs="Times New Roman"/>
+        </w:rPr>
+        <w:t>層卷積區塊構成，通道數依序遞增為</w:t>
+      </w:r>
+      <w:r>
+        <w:rPr>
+          <w:rFonts w:ascii="Times New Roman" w:eastAsia="標楷體" w:hAnsi="Times New Roman" w:cs="Times New Roman"/>
+        </w:rPr>
+        <w:t xml:space="preserve"> 32</w:t>
       </w:r>
       <w:r>
         <w:rPr>
@@ -4307,31 +4051,7 @@
         <w:rPr>
           <w:rFonts w:ascii="Times New Roman" w:eastAsia="標楷體" w:hAnsi="Times New Roman" w:cs="Times New Roman"/>
         </w:rPr>
-        <w:t xml:space="preserve">Teacher2 </w:t>
-      </w:r>
-      <w:r>
-        <w:rPr>
-          <w:rFonts w:ascii="Times New Roman" w:eastAsia="標楷體" w:hAnsi="Times New Roman" w:cs="Times New Roman"/>
-        </w:rPr>
-        <w:t>聯合蒸餾出</w:t>
-      </w:r>
-      <w:r>
-        <w:rPr>
-          <w:rFonts w:ascii="Times New Roman" w:eastAsia="標楷體" w:hAnsi="Times New Roman" w:cs="Times New Roman"/>
-        </w:rPr>
-        <w:t xml:space="preserve">TA </w:t>
-      </w:r>
-      <w:r>
-        <w:rPr>
-          <w:rFonts w:ascii="Times New Roman" w:eastAsia="標楷體" w:hAnsi="Times New Roman" w:cs="Times New Roman"/>
-        </w:rPr>
-        <w:t>模型；第二階段則由</w:t>
-      </w:r>
-      <w:r>
-        <w:rPr>
-          <w:rFonts w:ascii="Times New Roman" w:eastAsia="標楷體" w:hAnsi="Times New Roman" w:cs="Times New Roman"/>
-        </w:rPr>
-        <w:t xml:space="preserve"> Teacher1</w:t>
+        <w:t>64</w:t>
       </w:r>
       <w:r>
         <w:rPr>
@@ -4343,25 +4063,247 @@
         <w:rPr>
           <w:rFonts w:ascii="Times New Roman" w:eastAsia="標楷體" w:hAnsi="Times New Roman" w:cs="Times New Roman"/>
         </w:rPr>
-        <w:t xml:space="preserve">Teacher2 </w:t>
-      </w:r>
-      <w:r>
-        <w:rPr>
-          <w:rFonts w:ascii="Times New Roman" w:eastAsia="標楷體" w:hAnsi="Times New Roman" w:cs="Times New Roman"/>
-        </w:rPr>
-        <w:t>與訓練完成的</w:t>
-      </w:r>
-      <w:r>
-        <w:rPr>
-          <w:rFonts w:ascii="Times New Roman" w:eastAsia="標楷體" w:hAnsi="Times New Roman" w:cs="Times New Roman"/>
-        </w:rPr>
-        <w:t xml:space="preserve"> TA </w:t>
-      </w:r>
-      <w:r>
-        <w:rPr>
-          <w:rFonts w:ascii="Times New Roman" w:eastAsia="標楷體" w:hAnsi="Times New Roman" w:cs="Times New Roman"/>
-        </w:rPr>
-        <w:t>模型三者共同蒸餾出最終</w:t>
+        <w:t>128</w:t>
+      </w:r>
+      <w:r>
+        <w:rPr>
+          <w:rFonts w:ascii="Times New Roman" w:eastAsia="標楷體" w:hAnsi="Times New Roman" w:cs="Times New Roman"/>
+        </w:rPr>
+        <w:t>、</w:t>
+      </w:r>
+      <w:r>
+        <w:rPr>
+          <w:rFonts w:ascii="Times New Roman" w:eastAsia="標楷體" w:hAnsi="Times New Roman" w:cs="Times New Roman"/>
+        </w:rPr>
+        <w:t>128</w:t>
+      </w:r>
+      <w:r>
+        <w:rPr>
+          <w:rFonts w:ascii="Times New Roman" w:eastAsia="標楷體" w:hAnsi="Times New Roman" w:cs="Times New Roman"/>
+        </w:rPr>
+        <w:t>、</w:t>
+      </w:r>
+      <w:r>
+        <w:rPr>
+          <w:rFonts w:ascii="Times New Roman" w:eastAsia="標楷體" w:hAnsi="Times New Roman" w:cs="Times New Roman"/>
+        </w:rPr>
+        <w:t>256</w:t>
+      </w:r>
+      <w:r>
+        <w:rPr>
+          <w:rFonts w:ascii="Times New Roman" w:eastAsia="標楷體" w:hAnsi="Times New Roman" w:cs="Times New Roman"/>
+        </w:rPr>
+        <w:t>、</w:t>
+      </w:r>
+      <w:r>
+        <w:rPr>
+          <w:rFonts w:ascii="Times New Roman" w:eastAsia="標楷體" w:hAnsi="Times New Roman" w:cs="Times New Roman"/>
+        </w:rPr>
+        <w:t>512</w:t>
+      </w:r>
+      <w:r>
+        <w:rPr>
+          <w:rFonts w:ascii="Times New Roman" w:eastAsia="標楷體" w:hAnsi="Times New Roman" w:cs="Times New Roman"/>
+        </w:rPr>
+        <w:t>，個卷積層後皆接</w:t>
+      </w:r>
+      <w:r>
+        <w:rPr>
+          <w:rFonts w:ascii="Times New Roman" w:eastAsia="標楷體" w:hAnsi="Times New Roman" w:cs="Times New Roman"/>
+        </w:rPr>
+        <w:t xml:space="preserve"> Batch Normalization </w:t>
+      </w:r>
+      <w:r>
+        <w:rPr>
+          <w:rFonts w:ascii="Times New Roman" w:eastAsia="標楷體" w:hAnsi="Times New Roman" w:cs="Times New Roman"/>
+        </w:rPr>
+        <w:t>與</w:t>
+      </w:r>
+      <w:r>
+        <w:rPr>
+          <w:rFonts w:ascii="Times New Roman" w:eastAsia="標楷體" w:hAnsi="Times New Roman" w:cs="Times New Roman"/>
+        </w:rPr>
+        <w:t xml:space="preserve"> </w:t>
+      </w:r>
+      <w:proofErr w:type="spellStart"/>
+      <w:r>
+        <w:rPr>
+          <w:rFonts w:ascii="Times New Roman" w:eastAsia="標楷體" w:hAnsi="Times New Roman" w:cs="Times New Roman"/>
+        </w:rPr>
+        <w:t>ReLU</w:t>
+      </w:r>
+      <w:proofErr w:type="spellEnd"/>
+      <w:r>
+        <w:rPr>
+          <w:rFonts w:ascii="Times New Roman" w:eastAsia="標楷體" w:hAnsi="Times New Roman" w:cs="Times New Roman"/>
+        </w:rPr>
+        <w:t xml:space="preserve"> </w:t>
+      </w:r>
+      <w:r>
+        <w:rPr>
+          <w:rFonts w:ascii="Times New Roman" w:eastAsia="標楷體" w:hAnsi="Times New Roman" w:cs="Times New Roman"/>
+        </w:rPr>
+        <w:t>活化函數</w:t>
+      </w:r>
+      <w:r>
+        <w:rPr>
+          <w:rFonts w:ascii="Times New Roman" w:eastAsia="標楷體" w:hAnsi="Times New Roman" w:cs="Times New Roman"/>
+        </w:rPr>
+        <w:t>，並以</w:t>
+      </w:r>
+      <w:proofErr w:type="spellStart"/>
+      <w:r>
+        <w:rPr>
+          <w:rFonts w:ascii="Times New Roman" w:eastAsia="標楷體" w:hAnsi="Times New Roman" w:cs="Times New Roman"/>
+        </w:rPr>
+        <w:t>MaxPooling</w:t>
+      </w:r>
+      <w:proofErr w:type="spellEnd"/>
+      <w:r>
+        <w:rPr>
+          <w:rFonts w:ascii="Times New Roman" w:eastAsia="標楷體" w:hAnsi="Times New Roman" w:cs="Times New Roman"/>
+        </w:rPr>
+        <w:t xml:space="preserve"> </w:t>
+      </w:r>
+      <w:r>
+        <w:rPr>
+          <w:rFonts w:ascii="Times New Roman" w:eastAsia="標楷體" w:hAnsi="Times New Roman" w:cs="Times New Roman"/>
+        </w:rPr>
+        <w:t>進行降採樣：最後一層卷積後改採</w:t>
+      </w:r>
+      <w:r>
+        <w:rPr>
+          <w:rFonts w:ascii="Times New Roman" w:eastAsia="標楷體" w:hAnsi="Times New Roman" w:cs="Times New Roman"/>
+        </w:rPr>
+        <w:t xml:space="preserve"> Global Average Pooling</w:t>
+      </w:r>
+      <w:r>
+        <w:rPr>
+          <w:rFonts w:ascii="Times New Roman" w:eastAsia="標楷體" w:hAnsi="Times New Roman" w:cs="Times New Roman"/>
+        </w:rPr>
+        <w:t>，接續一層</w:t>
+      </w:r>
+      <w:r>
+        <w:rPr>
+          <w:rFonts w:ascii="Times New Roman" w:eastAsia="標楷體" w:hAnsi="Times New Roman" w:cs="Times New Roman"/>
+        </w:rPr>
+        <w:t xml:space="preserve"> 128 </w:t>
+      </w:r>
+      <w:r>
+        <w:rPr>
+          <w:rFonts w:ascii="Times New Roman" w:eastAsia="標楷體" w:hAnsi="Times New Roman" w:cs="Times New Roman"/>
+        </w:rPr>
+        <w:t>維全連接層</w:t>
+      </w:r>
+      <w:r>
+        <w:rPr>
+          <w:rFonts w:ascii="Times New Roman" w:eastAsia="標楷體" w:hAnsi="Times New Roman" w:cs="Times New Roman"/>
+        </w:rPr>
+        <w:t xml:space="preserve"> (</w:t>
+      </w:r>
+      <w:proofErr w:type="spellStart"/>
+      <w:r>
+        <w:rPr>
+          <w:rFonts w:ascii="Times New Roman" w:eastAsia="標楷體" w:hAnsi="Times New Roman" w:cs="Times New Roman"/>
+        </w:rPr>
+        <w:t>ReLU</w:t>
+      </w:r>
+      <w:proofErr w:type="spellEnd"/>
+      <w:r>
+        <w:rPr>
+          <w:rFonts w:ascii="Times New Roman" w:eastAsia="標楷體" w:hAnsi="Times New Roman" w:cs="Times New Roman"/>
+        </w:rPr>
+        <w:t xml:space="preserve">) </w:t>
+      </w:r>
+      <w:r>
+        <w:rPr>
+          <w:rFonts w:ascii="Times New Roman" w:eastAsia="標楷體" w:hAnsi="Times New Roman" w:cs="Times New Roman"/>
+        </w:rPr>
+        <w:t>與</w:t>
+      </w:r>
+      <w:r>
+        <w:rPr>
+          <w:rFonts w:ascii="Times New Roman" w:eastAsia="標楷體" w:hAnsi="Times New Roman" w:cs="Times New Roman"/>
+        </w:rPr>
+        <w:t xml:space="preserve">Dropout (rate </w:t>
+      </w:r>
+      <w:r>
+        <w:rPr>
+          <w:rFonts w:ascii="Times New Roman" w:eastAsia="標楷體" w:hAnsi="Times New Roman" w:cs="Times New Roman"/>
+        </w:rPr>
+        <w:t>=</w:t>
+      </w:r>
+      <w:r>
+        <w:rPr>
+          <w:rFonts w:ascii="Times New Roman" w:eastAsia="標楷體" w:hAnsi="Times New Roman" w:cs="Times New Roman"/>
+        </w:rPr>
+        <w:t xml:space="preserve"> 0.3)</w:t>
+      </w:r>
+      <w:r>
+        <w:rPr>
+          <w:rFonts w:ascii="Times New Roman" w:eastAsia="標楷體" w:hAnsi="Times New Roman" w:cs="Times New Roman"/>
+        </w:rPr>
+        <w:t>，最終輸</w:t>
+      </w:r>
+      <w:r>
+        <w:rPr>
+          <w:rFonts w:ascii="Times New Roman" w:eastAsia="標楷體" w:hAnsi="Times New Roman" w:cs="Times New Roman" w:hint="eastAsia"/>
+        </w:rPr>
+        <w:t>出</w:t>
+      </w:r>
+      <w:r>
+        <w:rPr>
+          <w:rFonts w:ascii="Times New Roman" w:eastAsia="標楷體" w:hAnsi="Times New Roman" w:cs="Times New Roman" w:hint="eastAsia"/>
+        </w:rPr>
+        <w:t xml:space="preserve"> </w:t>
+      </w:r>
+      <w:r>
+        <w:rPr>
+          <w:rFonts w:ascii="Times New Roman" w:eastAsia="標楷體" w:hAnsi="Times New Roman" w:cs="Times New Roman"/>
+        </w:rPr>
+        <w:t xml:space="preserve">3 </w:t>
+      </w:r>
+      <w:r>
+        <w:rPr>
+          <w:rFonts w:ascii="Times New Roman" w:eastAsia="標楷體" w:hAnsi="Times New Roman" w:cs="Times New Roman"/>
+        </w:rPr>
+        <w:t>維</w:t>
+      </w:r>
+      <w:r>
+        <w:rPr>
+          <w:rFonts w:ascii="Times New Roman" w:eastAsia="標楷體" w:hAnsi="Times New Roman" w:cs="Times New Roman"/>
+        </w:rPr>
+        <w:t xml:space="preserve"> logits </w:t>
+      </w:r>
+      <w:r>
+        <w:rPr>
+          <w:rFonts w:ascii="Times New Roman" w:eastAsia="標楷體" w:hAnsi="Times New Roman" w:cs="Times New Roman"/>
+        </w:rPr>
+        <w:t>對應三個分類類別。相較於作為指導來源的</w:t>
+      </w:r>
+      <w:r>
+        <w:rPr>
+          <w:rFonts w:ascii="Times New Roman" w:eastAsia="標楷體" w:hAnsi="Times New Roman" w:cs="Times New Roman"/>
+        </w:rPr>
+        <w:t xml:space="preserve"> Teacher (EfficientNetB3/B0) </w:t>
+      </w:r>
+      <w:r>
+        <w:rPr>
+          <w:rFonts w:ascii="Times New Roman" w:eastAsia="標楷體" w:hAnsi="Times New Roman" w:cs="Times New Roman"/>
+        </w:rPr>
+        <w:t>與</w:t>
+      </w:r>
+      <w:r>
+        <w:rPr>
+          <w:rFonts w:ascii="Times New Roman" w:eastAsia="標楷體" w:hAnsi="Times New Roman" w:cs="Times New Roman"/>
+        </w:rPr>
+        <w:t xml:space="preserve"> TA (ResNet20)</w:t>
+      </w:r>
+      <w:r>
+        <w:rPr>
+          <w:rFonts w:ascii="Times New Roman" w:eastAsia="標楷體" w:hAnsi="Times New Roman" w:cs="Times New Roman"/>
+        </w:rPr>
+        <w:t>，</w:t>
       </w:r>
       <w:r>
         <w:rPr>
@@ -4373,91 +4315,19 @@
         <w:rPr>
           <w:rFonts w:ascii="Times New Roman" w:eastAsia="標楷體" w:hAnsi="Times New Roman" w:cs="Times New Roman"/>
         </w:rPr>
-        <w:t>模型</w:t>
-      </w:r>
-      <w:r>
-        <w:rPr>
-          <w:rFonts w:ascii="Times New Roman" w:eastAsia="標楷體" w:hAnsi="Times New Roman" w:cs="Times New Roman"/>
-        </w:rPr>
-        <w:t xml:space="preserve"> (</w:t>
-      </w:r>
-      <w:r>
-        <w:rPr>
-          <w:rFonts w:ascii="Times New Roman" w:eastAsia="標楷體" w:hAnsi="Times New Roman" w:cs="Times New Roman"/>
-        </w:rPr>
-        <w:t>圖</w:t>
-      </w:r>
-      <w:r>
-        <w:rPr>
-          <w:rFonts w:ascii="Times New Roman" w:eastAsia="標楷體" w:hAnsi="Times New Roman" w:cs="Times New Roman"/>
-        </w:rPr>
-        <w:t xml:space="preserve"> x)</w:t>
-      </w:r>
-      <w:r>
-        <w:rPr>
-          <w:rFonts w:ascii="Times New Roman" w:eastAsia="標楷體" w:hAnsi="Times New Roman" w:cs="Times New Roman"/>
-        </w:rPr>
-        <w:t>。兩階段訓練</w:t>
-      </w:r>
-      <w:r>
-        <w:rPr>
-          <w:rFonts w:ascii="Times New Roman" w:eastAsia="標楷體" w:hAnsi="Times New Roman" w:cs="Times New Roman"/>
-        </w:rPr>
-        <w:t>過程共用的超參數設定如下；溫度參數</w:t>
-      </w:r>
-      <w:r>
-        <w:rPr>
-          <w:rFonts w:ascii="Times New Roman" w:eastAsia="標楷體" w:hAnsi="Times New Roman" w:cs="Times New Roman"/>
-        </w:rPr>
-        <w:t xml:space="preserve"> (Temperature) = 3.0</w:t>
-      </w:r>
-      <w:r>
-        <w:rPr>
-          <w:rFonts w:ascii="Times New Roman" w:eastAsia="標楷體" w:hAnsi="Times New Roman" w:cs="Times New Roman"/>
-        </w:rPr>
-        <w:t>、</w:t>
-      </w:r>
-      <w:r>
-        <w:rPr>
-          <w:rFonts w:ascii="Times New Roman" w:eastAsia="標楷體" w:hAnsi="Times New Roman" w:cs="Times New Roman"/>
-        </w:rPr>
-        <w:t xml:space="preserve">Alpha (Hard Loss </w:t>
-      </w:r>
-      <w:r>
-        <w:rPr>
-          <w:rFonts w:ascii="Times New Roman" w:eastAsia="標楷體" w:hAnsi="Times New Roman" w:cs="Times New Roman"/>
-        </w:rPr>
-        <w:t>權重</w:t>
-      </w:r>
-      <w:r>
-        <w:rPr>
-          <w:rFonts w:ascii="Times New Roman" w:eastAsia="標楷體" w:hAnsi="Times New Roman" w:cs="Times New Roman"/>
-        </w:rPr>
-        <w:t>) = 0.7</w:t>
-      </w:r>
-      <w:r>
-        <w:rPr>
-          <w:rFonts w:ascii="Times New Roman" w:eastAsia="標楷體" w:hAnsi="Times New Roman" w:cs="Times New Roman"/>
-        </w:rPr>
-        <w:t>、訓練輪數</w:t>
-      </w:r>
-      <w:r>
-        <w:rPr>
-          <w:rFonts w:ascii="Times New Roman" w:eastAsia="標楷體" w:hAnsi="Times New Roman" w:cs="Times New Roman"/>
-        </w:rPr>
-        <w:t xml:space="preserve"> = 50 epochs</w:t>
-      </w:r>
-      <w:r>
-        <w:rPr>
-          <w:rFonts w:ascii="Times New Roman" w:eastAsia="標楷體" w:hAnsi="Times New Roman" w:cs="Times New Roman"/>
-        </w:rPr>
-        <w:t>、優化器採用</w:t>
-      </w:r>
-      <w:r>
-        <w:rPr>
-          <w:rFonts w:ascii="Times New Roman" w:eastAsia="標楷體" w:hAnsi="Times New Roman" w:cs="Times New Roman"/>
-        </w:rPr>
-        <w:t xml:space="preserve"> Adam (learning rate = 1e-3)</w:t>
+        <w:t>模型結構更為精簡，此設計符合知識蒸餾的核心目標</w:t>
+      </w:r>
+      <w:r>
+        <w:rPr>
+          <w:rFonts w:ascii="Times New Roman" w:eastAsia="標楷體" w:hAnsi="Times New Roman" w:cs="Times New Roman"/>
+        </w:rPr>
+        <w:t xml:space="preserve"> —— </w:t>
+      </w:r>
+      <w:r>
+        <w:rPr>
+          <w:rFonts w:ascii="Times New Roman" w:eastAsia="標楷體" w:hAnsi="Times New Roman" w:cs="Times New Roman"/>
+        </w:rPr>
+        <w:t>在大幅降低模型參數量與運算成本之前提下，透過蒸餾機制盡可能保留教師模型的判斷能力。</w:t>
       </w:r>
     </w:p>
     <w:p>
@@ -4465,22 +4335,229 @@
         <w:jc w:val="both"/>
         <w:rPr>
           <w:rFonts w:ascii="Times New Roman" w:eastAsia="標楷體" w:hAnsi="Times New Roman" w:cs="Times New Roman"/>
-          <w:b/>
-          <w:bCs/>
+          <w:sz w:val="28"/>
+          <w:szCs w:val="28"/>
         </w:rPr>
       </w:pPr>
       <w:r>
         <w:rPr>
           <w:rFonts w:ascii="Times New Roman" w:eastAsia="標楷體" w:hAnsi="Times New Roman" w:cs="Times New Roman"/>
-          <w:b/>
-          <w:bCs/>
-        </w:rPr>
-        <w:t>蒸餾損失函數設計</w:t>
+          <w:sz w:val="28"/>
+          <w:szCs w:val="28"/>
+        </w:rPr>
+        <w:t>訓練方法</w:t>
       </w:r>
     </w:p>
     <w:p>
       <w:pPr>
-        <w:ind w:firstLineChars="200" w:firstLine="480"/>
+        <w:jc w:val="both"/>
+        <w:rPr>
+          <w:rFonts w:ascii="Times New Roman" w:eastAsia="標楷體" w:hAnsi="Times New Roman" w:cs="Times New Roman"/>
+          <w:sz w:val="28"/>
+          <w:szCs w:val="28"/>
+        </w:rPr>
+      </w:pPr>
+      <w:r>
+        <w:rPr>
+          <w:rFonts w:ascii="Times New Roman" w:eastAsia="標楷體" w:hAnsi="Times New Roman" w:cs="Times New Roman"/>
+        </w:rPr>
+        <w:t>本研究採用兩階段知識蒸餾架構進行訓練：第一階段由</w:t>
+      </w:r>
+      <w:r>
+        <w:rPr>
+          <w:rFonts w:ascii="Times New Roman" w:eastAsia="標楷體" w:hAnsi="Times New Roman" w:cs="Times New Roman"/>
+        </w:rPr>
+        <w:t xml:space="preserve"> Teacher1</w:t>
+      </w:r>
+      <w:r>
+        <w:rPr>
+          <w:rFonts w:ascii="Times New Roman" w:eastAsia="標楷體" w:hAnsi="Times New Roman" w:cs="Times New Roman"/>
+        </w:rPr>
+        <w:t>、</w:t>
+      </w:r>
+      <w:r>
+        <w:rPr>
+          <w:rFonts w:ascii="Times New Roman" w:eastAsia="標楷體" w:hAnsi="Times New Roman" w:cs="Times New Roman"/>
+        </w:rPr>
+        <w:t xml:space="preserve">Teacher2 </w:t>
+      </w:r>
+      <w:r>
+        <w:rPr>
+          <w:rFonts w:ascii="Times New Roman" w:eastAsia="標楷體" w:hAnsi="Times New Roman" w:cs="Times New Roman"/>
+        </w:rPr>
+        <w:t>聯合蒸餾出</w:t>
+      </w:r>
+      <w:r>
+        <w:rPr>
+          <w:rFonts w:ascii="Times New Roman" w:eastAsia="標楷體" w:hAnsi="Times New Roman" w:cs="Times New Roman"/>
+        </w:rPr>
+        <w:t xml:space="preserve">TA </w:t>
+      </w:r>
+      <w:r>
+        <w:rPr>
+          <w:rFonts w:ascii="Times New Roman" w:eastAsia="標楷體" w:hAnsi="Times New Roman" w:cs="Times New Roman"/>
+        </w:rPr>
+        <w:t>模型；第二階段則由</w:t>
+      </w:r>
+      <w:r>
+        <w:rPr>
+          <w:rFonts w:ascii="Times New Roman" w:eastAsia="標楷體" w:hAnsi="Times New Roman" w:cs="Times New Roman"/>
+        </w:rPr>
+        <w:t xml:space="preserve"> Teacher1</w:t>
+      </w:r>
+      <w:r>
+        <w:rPr>
+          <w:rFonts w:ascii="Times New Roman" w:eastAsia="標楷體" w:hAnsi="Times New Roman" w:cs="Times New Roman"/>
+        </w:rPr>
+        <w:t>、</w:t>
+      </w:r>
+      <w:r>
+        <w:rPr>
+          <w:rFonts w:ascii="Times New Roman" w:eastAsia="標楷體" w:hAnsi="Times New Roman" w:cs="Times New Roman"/>
+        </w:rPr>
+        <w:t xml:space="preserve">Teacher2 </w:t>
+      </w:r>
+      <w:r>
+        <w:rPr>
+          <w:rFonts w:ascii="Times New Roman" w:eastAsia="標楷體" w:hAnsi="Times New Roman" w:cs="Times New Roman"/>
+        </w:rPr>
+        <w:t>與訓練完成的</w:t>
+      </w:r>
+      <w:r>
+        <w:rPr>
+          <w:rFonts w:ascii="Times New Roman" w:eastAsia="標楷體" w:hAnsi="Times New Roman" w:cs="Times New Roman"/>
+        </w:rPr>
+        <w:t xml:space="preserve"> TA </w:t>
+      </w:r>
+      <w:r>
+        <w:rPr>
+          <w:rFonts w:ascii="Times New Roman" w:eastAsia="標楷體" w:hAnsi="Times New Roman" w:cs="Times New Roman"/>
+        </w:rPr>
+        <w:t>模型三者共同蒸餾出最終</w:t>
+      </w:r>
+      <w:r>
+        <w:rPr>
+          <w:rFonts w:ascii="Times New Roman" w:eastAsia="標楷體" w:hAnsi="Times New Roman" w:cs="Times New Roman"/>
+        </w:rPr>
+        <w:t xml:space="preserve">Student </w:t>
+      </w:r>
+      <w:r>
+        <w:rPr>
+          <w:rFonts w:ascii="Times New Roman" w:eastAsia="標楷體" w:hAnsi="Times New Roman" w:cs="Times New Roman"/>
+        </w:rPr>
+        <w:t>模型</w:t>
+      </w:r>
+      <w:r>
+        <w:rPr>
+          <w:rFonts w:ascii="Times New Roman" w:eastAsia="標楷體" w:hAnsi="Times New Roman" w:cs="Times New Roman"/>
+        </w:rPr>
+        <w:t xml:space="preserve"> (</w:t>
+      </w:r>
+      <w:r>
+        <w:rPr>
+          <w:rFonts w:ascii="Times New Roman" w:eastAsia="標楷體" w:hAnsi="Times New Roman" w:cs="Times New Roman"/>
+        </w:rPr>
+        <w:t>圖</w:t>
+      </w:r>
+      <w:r>
+        <w:rPr>
+          <w:rFonts w:ascii="Times New Roman" w:eastAsia="標楷體" w:hAnsi="Times New Roman" w:cs="Times New Roman"/>
+        </w:rPr>
+        <w:t xml:space="preserve"> x)</w:t>
+      </w:r>
+      <w:r>
+        <w:rPr>
+          <w:rFonts w:ascii="Times New Roman" w:eastAsia="標楷體" w:hAnsi="Times New Roman" w:cs="Times New Roman"/>
+        </w:rPr>
+        <w:t>。兩階段訓練</w:t>
+      </w:r>
+      <w:r>
+        <w:rPr>
+          <w:rFonts w:ascii="Times New Roman" w:eastAsia="標楷體" w:hAnsi="Times New Roman" w:cs="Times New Roman"/>
+        </w:rPr>
+        <w:t>過程共用的超參數設定如下；溫度參數</w:t>
+      </w:r>
+      <w:r>
+        <w:rPr>
+          <w:rFonts w:ascii="Times New Roman" w:eastAsia="標楷體" w:hAnsi="Times New Roman" w:cs="Times New Roman"/>
+        </w:rPr>
+        <w:t xml:space="preserve"> (Temperature) = 3.0</w:t>
+      </w:r>
+      <w:r>
+        <w:rPr>
+          <w:rFonts w:ascii="Times New Roman" w:eastAsia="標楷體" w:hAnsi="Times New Roman" w:cs="Times New Roman"/>
+        </w:rPr>
+        <w:t>、</w:t>
+      </w:r>
+      <w:r>
+        <w:rPr>
+          <w:rFonts w:ascii="Times New Roman" w:eastAsia="標楷體" w:hAnsi="Times New Roman" w:cs="Times New Roman"/>
+        </w:rPr>
+        <w:t xml:space="preserve">Alpha (Hard Loss </w:t>
+      </w:r>
+      <w:r>
+        <w:rPr>
+          <w:rFonts w:ascii="Times New Roman" w:eastAsia="標楷體" w:hAnsi="Times New Roman" w:cs="Times New Roman"/>
+        </w:rPr>
+        <w:t>權重</w:t>
+      </w:r>
+      <w:r>
+        <w:rPr>
+          <w:rFonts w:ascii="Times New Roman" w:eastAsia="標楷體" w:hAnsi="Times New Roman" w:cs="Times New Roman"/>
+        </w:rPr>
+        <w:t>) = 0.7</w:t>
+      </w:r>
+      <w:r>
+        <w:rPr>
+          <w:rFonts w:ascii="Times New Roman" w:eastAsia="標楷體" w:hAnsi="Times New Roman" w:cs="Times New Roman"/>
+        </w:rPr>
+        <w:t>、訓練輪數</w:t>
+      </w:r>
+      <w:r>
+        <w:rPr>
+          <w:rFonts w:ascii="Times New Roman" w:eastAsia="標楷體" w:hAnsi="Times New Roman" w:cs="Times New Roman"/>
+        </w:rPr>
+        <w:t xml:space="preserve"> = 50 epochs</w:t>
+      </w:r>
+      <w:r>
+        <w:rPr>
+          <w:rFonts w:ascii="Times New Roman" w:eastAsia="標楷體" w:hAnsi="Times New Roman" w:cs="Times New Roman"/>
+        </w:rPr>
+        <w:t>、優化器採用</w:t>
+      </w:r>
+      <w:r>
+        <w:rPr>
+          <w:rFonts w:ascii="Times New Roman" w:eastAsia="標楷體" w:hAnsi="Times New Roman" w:cs="Times New Roman"/>
+        </w:rPr>
+        <w:t xml:space="preserve"> Adam (learning rate = 1e-3)</w:t>
+      </w:r>
+      <w:r>
+        <w:rPr>
+          <w:rFonts w:ascii="Times New Roman" w:eastAsia="標楷體" w:hAnsi="Times New Roman" w:cs="Times New Roman" w:hint="eastAsia"/>
+        </w:rPr>
+        <w:t>。</w:t>
+      </w:r>
+    </w:p>
+    <w:p>
+      <w:pPr>
+        <w:jc w:val="both"/>
+        <w:rPr>
+          <w:rFonts w:ascii="Times New Roman" w:eastAsia="標楷體" w:hAnsi="Times New Roman" w:cs="Times New Roman"/>
+          <w:b/>
+          <w:bCs/>
+        </w:rPr>
+      </w:pPr>
+      <w:r>
+        <w:rPr>
+          <w:rFonts w:ascii="Times New Roman" w:eastAsia="標楷體" w:hAnsi="Times New Roman" w:cs="Times New Roman"/>
+          <w:b/>
+          <w:bCs/>
+        </w:rPr>
+        <w:t>蒸餾損失函數設計</w:t>
+      </w:r>
+    </w:p>
+    <w:p>
+      <w:pPr>
         <w:jc w:val="both"/>
         <w:rPr>
           <w:rFonts w:ascii="Times New Roman" w:eastAsia="標楷體" w:hAnsi="Times New Roman" w:cs="Times New Roman"/>
@@ -4704,218 +4781,18 @@
     </w:p>
     <w:p>
       <w:pPr>
-        <w:ind w:firstLineChars="200" w:firstLine="480"/>
-        <w:jc w:val="both"/>
-        <w:rPr>
-          <w:rFonts w:ascii="Times New Roman" w:eastAsia="標楷體" w:hAnsi="Times New Roman" w:cs="Times New Roman"/>
+        <w:widowControl/>
+        <w:rPr>
+          <w:rFonts w:ascii="Times New Roman" w:eastAsia="標楷體" w:hAnsi="Times New Roman" w:cs="Times New Roman"/>
+          <w:i/>
         </w:rPr>
       </w:pPr>
       <w:r>
         <w:rPr>
           <w:rFonts w:ascii="Times New Roman" w:eastAsia="標楷體" w:hAnsi="Times New Roman" w:cs="Times New Roman"/>
-        </w:rPr>
-        <w:t>其中</w:t>
-      </w:r>
-      <w:proofErr w:type="spellStart"/>
-      <w:r>
-        <w:rPr>
-          <w:rFonts w:ascii="Times New Roman" w:eastAsia="標楷體" w:hAnsi="Times New Roman" w:cs="Times New Roman"/>
           <w:i/>
-          <w:iCs/>
-        </w:rPr>
-        <w:t>L</w:t>
-      </w:r>
-      <w:r>
-        <w:rPr>
-          <w:rFonts w:ascii="Times New Roman" w:eastAsia="標楷體" w:hAnsi="Times New Roman" w:cs="Times New Roman"/>
-          <w:i/>
-          <w:iCs/>
-          <w:vertAlign w:val="subscript"/>
-        </w:rPr>
-        <w:t>student</w:t>
-      </w:r>
-      <w:proofErr w:type="spellEnd"/>
-      <w:r>
-        <w:rPr>
-          <w:rFonts w:ascii="Times New Roman" w:eastAsia="標楷體" w:hAnsi="Times New Roman" w:cs="Times New Roman"/>
-        </w:rPr>
-        <w:t xml:space="preserve"> </w:t>
-      </w:r>
-      <w:r>
-        <w:rPr>
-          <w:rFonts w:ascii="Times New Roman" w:eastAsia="標楷體" w:hAnsi="Times New Roman" w:cs="Times New Roman"/>
-        </w:rPr>
-        <w:t>為學生輸出與真實標籤</w:t>
-      </w:r>
-      <w:r>
-        <w:rPr>
-          <w:rFonts w:ascii="Times New Roman" w:eastAsia="標楷體" w:hAnsi="Times New Roman" w:cs="Times New Roman"/>
-        </w:rPr>
-        <w:t xml:space="preserve"> (one-hot) </w:t>
-      </w:r>
-      <w:r>
-        <w:rPr>
-          <w:rFonts w:ascii="Times New Roman" w:eastAsia="標楷體" w:hAnsi="Times New Roman" w:cs="Times New Roman"/>
-        </w:rPr>
-        <w:t>間的</w:t>
-      </w:r>
-      <w:r>
-        <w:rPr>
-          <w:rFonts w:ascii="Times New Roman" w:eastAsia="標楷體" w:hAnsi="Times New Roman" w:cs="Times New Roman"/>
-        </w:rPr>
-        <w:t xml:space="preserve"> </w:t>
-      </w:r>
-      <w:proofErr w:type="spellStart"/>
-      <w:r>
-        <w:rPr>
-          <w:rFonts w:ascii="Times New Roman" w:eastAsia="標楷體" w:hAnsi="Times New Roman" w:cs="Times New Roman"/>
-        </w:rPr>
-        <w:t>CategoricalCrossentropy</w:t>
-      </w:r>
-      <w:proofErr w:type="spellEnd"/>
-      <w:r>
-        <w:rPr>
-          <w:rFonts w:ascii="Times New Roman" w:eastAsia="標楷體" w:hAnsi="Times New Roman" w:cs="Times New Roman"/>
-        </w:rPr>
-        <w:t>；</w:t>
-      </w:r>
-      <w:proofErr w:type="spellStart"/>
-      <w:r>
-        <w:rPr>
-          <w:rFonts w:ascii="Times New Roman" w:eastAsia="標楷體" w:hAnsi="Times New Roman" w:cs="Times New Roman"/>
-          <w:i/>
-          <w:iCs/>
-        </w:rPr>
-        <w:t>L</w:t>
-      </w:r>
-      <w:r>
-        <w:rPr>
-          <w:rFonts w:ascii="Times New Roman" w:eastAsia="標楷體" w:hAnsi="Times New Roman" w:cs="Times New Roman"/>
-          <w:i/>
-          <w:iCs/>
-          <w:vertAlign w:val="subscript"/>
-        </w:rPr>
-        <w:t>distill</w:t>
-      </w:r>
-      <w:proofErr w:type="spellEnd"/>
-      <w:r>
-        <w:rPr>
-          <w:rFonts w:ascii="Times New Roman" w:eastAsia="標楷體" w:hAnsi="Times New Roman" w:cs="Times New Roman"/>
-        </w:rPr>
-        <w:t xml:space="preserve"> </w:t>
-      </w:r>
-      <w:r>
-        <w:rPr>
-          <w:rFonts w:ascii="Times New Roman" w:eastAsia="標楷體" w:hAnsi="Times New Roman" w:cs="Times New Roman"/>
-        </w:rPr>
-        <w:t>為學生輸出與指導來源軟標籤</w:t>
-      </w:r>
-      <w:r>
-        <w:rPr>
-          <w:rFonts w:ascii="Times New Roman" w:eastAsia="標楷體" w:hAnsi="Times New Roman" w:cs="Times New Roman" w:hint="eastAsia"/>
-        </w:rPr>
-        <w:t xml:space="preserve"> (soft label) </w:t>
-      </w:r>
-      <w:r>
-        <w:rPr>
-          <w:rFonts w:ascii="Times New Roman" w:eastAsia="標楷體" w:hAnsi="Times New Roman" w:cs="Times New Roman" w:hint="eastAsia"/>
-        </w:rPr>
-        <w:t>間的</w:t>
-      </w:r>
-      <w:proofErr w:type="spellStart"/>
-      <w:r>
-        <w:rPr>
-          <w:rFonts w:ascii="Times New Roman" w:eastAsia="標楷體" w:hAnsi="Times New Roman" w:cs="Times New Roman" w:hint="eastAsia"/>
-        </w:rPr>
-        <w:t>KLOivergence</w:t>
-      </w:r>
-      <w:proofErr w:type="spellEnd"/>
-      <w:r>
-        <w:rPr>
-          <w:rFonts w:ascii="Times New Roman" w:eastAsia="標楷體" w:hAnsi="Times New Roman" w:cs="Times New Roman" w:hint="eastAsia"/>
-        </w:rPr>
-        <w:t>，兩者皆以溫度</w:t>
-      </w:r>
-      <w:r>
-        <w:rPr>
-          <w:rFonts w:ascii="Times New Roman" w:eastAsia="標楷體" w:hAnsi="Times New Roman" w:cs="Times New Roman" w:hint="eastAsia"/>
-        </w:rPr>
-        <w:t xml:space="preserve"> T </w:t>
-      </w:r>
-      <w:r>
-        <w:rPr>
-          <w:rFonts w:ascii="Times New Roman" w:eastAsia="標楷體" w:hAnsi="Times New Roman" w:cs="Times New Roman" w:hint="eastAsia"/>
-        </w:rPr>
-        <w:t>對</w:t>
-      </w:r>
-      <w:r>
-        <w:rPr>
-          <w:rFonts w:ascii="Times New Roman" w:eastAsia="標楷體" w:hAnsi="Times New Roman" w:cs="Times New Roman" w:hint="eastAsia"/>
-        </w:rPr>
-        <w:t xml:space="preserve"> logits </w:t>
-      </w:r>
-      <w:r>
-        <w:rPr>
-          <w:rFonts w:ascii="Times New Roman" w:eastAsia="標楷體" w:hAnsi="Times New Roman" w:cs="Times New Roman" w:hint="eastAsia"/>
-        </w:rPr>
-        <w:t>進行</w:t>
-      </w:r>
-      <w:r>
-        <w:rPr>
-          <w:rFonts w:ascii="Times New Roman" w:eastAsia="標楷體" w:hAnsi="Times New Roman" w:cs="Times New Roman" w:hint="eastAsia"/>
-        </w:rPr>
-        <w:t xml:space="preserve"> </w:t>
-      </w:r>
-      <w:proofErr w:type="spellStart"/>
-      <w:r>
-        <w:rPr>
-          <w:rFonts w:ascii="Times New Roman" w:eastAsia="標楷體" w:hAnsi="Times New Roman" w:cs="Times New Roman" w:hint="eastAsia"/>
-        </w:rPr>
-        <w:t>softmax</w:t>
-      </w:r>
-      <w:proofErr w:type="spellEnd"/>
-      <w:r>
-        <w:rPr>
-          <w:rFonts w:ascii="Times New Roman" w:eastAsia="標楷體" w:hAnsi="Times New Roman" w:cs="Times New Roman" w:hint="eastAsia"/>
-        </w:rPr>
-        <w:t xml:space="preserve"> </w:t>
-      </w:r>
-      <w:r>
-        <w:rPr>
-          <w:rFonts w:ascii="Times New Roman" w:eastAsia="標楷體" w:hAnsi="Times New Roman" w:cs="Times New Roman" w:hint="eastAsia"/>
-        </w:rPr>
-        <w:t>平滑化處理，並</w:t>
-      </w:r>
-      <w:r>
-        <w:rPr>
-          <w:rFonts w:ascii="Times New Roman" w:eastAsia="標楷體" w:hAnsi="Times New Roman" w:cs="Times New Roman" w:hint="eastAsia"/>
-        </w:rPr>
-        <w:t>於</w:t>
-      </w:r>
-      <w:r>
-        <w:rPr>
-          <w:rFonts w:ascii="Times New Roman" w:eastAsia="標楷體" w:hAnsi="Times New Roman" w:cs="Times New Roman" w:hint="eastAsia"/>
-        </w:rPr>
-        <w:t>T</w:t>
-      </w:r>
-      <w:r>
-        <w:rPr>
-          <w:rFonts w:ascii="Times New Roman" w:eastAsia="標楷體" w:hAnsi="Times New Roman" w:cs="Times New Roman" w:hint="eastAsia"/>
-          <w:vertAlign w:val="superscript"/>
-        </w:rPr>
-        <w:t>2</w:t>
-      </w:r>
-      <w:r>
-        <w:rPr>
-          <w:rFonts w:ascii="Times New Roman" w:eastAsia="標楷體" w:hAnsi="Times New Roman" w:cs="Times New Roman" w:hint="eastAsia"/>
-        </w:rPr>
-        <w:t xml:space="preserve"> </w:t>
-      </w:r>
-      <w:r>
-        <w:rPr>
-          <w:rFonts w:ascii="Times New Roman" w:eastAsia="標楷體" w:hAnsi="Times New Roman" w:cs="Times New Roman" w:hint="eastAsia"/>
-        </w:rPr>
-        <w:t>以平衡梯度尺度。</w:t>
+        </w:rPr>
+        <w:br w:type="page"/>
       </w:r>
     </w:p>
     <w:p>
@@ -4929,17 +4806,31 @@
         <w:rPr>
           <w:rFonts w:ascii="Times New Roman" w:eastAsia="標楷體" w:hAnsi="Times New Roman" w:cs="Times New Roman"/>
         </w:rPr>
-        <w:t>第一階段：</w:t>
-      </w:r>
-      <w:r>
-        <w:rPr>
-          <w:rFonts w:ascii="Times New Roman" w:eastAsia="標楷體" w:hAnsi="Times New Roman" w:cs="Times New Roman"/>
-        </w:rPr>
-        <w:t>Teacher1 + Teacher2</w:t>
-      </w:r>
-      <w:r>
-        <w:rPr>
-          <w:rFonts w:ascii="Times New Roman" w:eastAsia="標楷體" w:hAnsi="Times New Roman" w:cs="Times New Roman" w:hint="eastAsia"/>
+        <w:lastRenderedPageBreak/>
+        <w:t>其中</w:t>
+      </w:r>
+      <w:proofErr w:type="spellStart"/>
+      <w:r>
+        <w:rPr>
+          <w:rFonts w:ascii="Times New Roman" w:eastAsia="標楷體" w:hAnsi="Times New Roman" w:cs="Times New Roman"/>
+          <w:i/>
+          <w:iCs/>
+        </w:rPr>
+        <w:t>L</w:t>
+      </w:r>
+      <w:r>
+        <w:rPr>
+          <w:rFonts w:ascii="Times New Roman" w:eastAsia="標楷體" w:hAnsi="Times New Roman" w:cs="Times New Roman"/>
+          <w:i/>
+          <w:iCs/>
+          <w:vertAlign w:val="subscript"/>
+        </w:rPr>
+        <w:t>student</w:t>
+      </w:r>
+      <w:proofErr w:type="spellEnd"/>
+      <w:r>
+        <w:rPr>
+          <w:rFonts w:ascii="Times New Roman" w:eastAsia="標楷體" w:hAnsi="Times New Roman" w:cs="Times New Roman"/>
         </w:rPr>
         <w:t xml:space="preserve"> </w:t>
       </w:r>
@@ -4947,18 +4838,231 @@
         <w:rPr>
           <w:rFonts w:ascii="Times New Roman" w:eastAsia="標楷體" w:hAnsi="Times New Roman" w:cs="Times New Roman"/>
         </w:rPr>
-        <w:t>→</w:t>
-      </w:r>
-      <w:r>
-        <w:rPr>
-          <w:rFonts w:ascii="Times New Roman" w:eastAsia="標楷體" w:hAnsi="Times New Roman" w:cs="Times New Roman" w:hint="eastAsia"/>
-        </w:rPr>
-        <w:t xml:space="preserve"> TA</w:t>
+        <w:t>為學生輸出與真實標籤</w:t>
+      </w:r>
+      <w:r>
+        <w:rPr>
+          <w:rFonts w:ascii="Times New Roman" w:eastAsia="標楷體" w:hAnsi="Times New Roman" w:cs="Times New Roman"/>
+        </w:rPr>
+        <w:t xml:space="preserve"> (one-hot) </w:t>
+      </w:r>
+      <w:r>
+        <w:rPr>
+          <w:rFonts w:ascii="Times New Roman" w:eastAsia="標楷體" w:hAnsi="Times New Roman" w:cs="Times New Roman"/>
+        </w:rPr>
+        <w:t>間的</w:t>
+      </w:r>
+      <w:r>
+        <w:rPr>
+          <w:rFonts w:ascii="Times New Roman" w:eastAsia="標楷體" w:hAnsi="Times New Roman" w:cs="Times New Roman"/>
+        </w:rPr>
+        <w:t xml:space="preserve"> </w:t>
+      </w:r>
+      <w:proofErr w:type="spellStart"/>
+      <w:r>
+        <w:rPr>
+          <w:rFonts w:ascii="Times New Roman" w:eastAsia="標楷體" w:hAnsi="Times New Roman" w:cs="Times New Roman"/>
+        </w:rPr>
+        <w:t>CategoricalCrossentropy</w:t>
+      </w:r>
+      <w:proofErr w:type="spellEnd"/>
+      <w:r>
+        <w:rPr>
+          <w:rFonts w:ascii="Times New Roman" w:eastAsia="標楷體" w:hAnsi="Times New Roman" w:cs="Times New Roman"/>
+        </w:rPr>
+        <w:t>；</w:t>
+      </w:r>
+      <w:proofErr w:type="spellStart"/>
+      <w:r>
+        <w:rPr>
+          <w:rFonts w:ascii="Times New Roman" w:eastAsia="標楷體" w:hAnsi="Times New Roman" w:cs="Times New Roman"/>
+          <w:i/>
+          <w:iCs/>
+        </w:rPr>
+        <w:t>L</w:t>
+      </w:r>
+      <w:r>
+        <w:rPr>
+          <w:rFonts w:ascii="Times New Roman" w:eastAsia="標楷體" w:hAnsi="Times New Roman" w:cs="Times New Roman"/>
+          <w:i/>
+          <w:iCs/>
+          <w:vertAlign w:val="subscript"/>
+        </w:rPr>
+        <w:t>distill</w:t>
+      </w:r>
+      <w:proofErr w:type="spellEnd"/>
+      <w:r>
+        <w:rPr>
+          <w:rFonts w:ascii="Times New Roman" w:eastAsia="標楷體" w:hAnsi="Times New Roman" w:cs="Times New Roman"/>
+        </w:rPr>
+        <w:t xml:space="preserve"> </w:t>
+      </w:r>
+      <w:r>
+        <w:rPr>
+          <w:rFonts w:ascii="Times New Roman" w:eastAsia="標楷體" w:hAnsi="Times New Roman" w:cs="Times New Roman"/>
+        </w:rPr>
+        <w:t>為學生輸出與指導來源軟標籤</w:t>
+      </w:r>
+      <w:r>
+        <w:rPr>
+          <w:rFonts w:ascii="Times New Roman" w:eastAsia="標楷體" w:hAnsi="Times New Roman" w:cs="Times New Roman" w:hint="eastAsia"/>
+        </w:rPr>
+        <w:t xml:space="preserve"> (soft label) </w:t>
+      </w:r>
+      <w:r>
+        <w:rPr>
+          <w:rFonts w:ascii="Times New Roman" w:eastAsia="標楷體" w:hAnsi="Times New Roman" w:cs="Times New Roman" w:hint="eastAsia"/>
+        </w:rPr>
+        <w:t>間的</w:t>
+      </w:r>
+      <w:proofErr w:type="spellStart"/>
+      <w:r>
+        <w:rPr>
+          <w:rFonts w:ascii="Times New Roman" w:eastAsia="標楷體" w:hAnsi="Times New Roman" w:cs="Times New Roman" w:hint="eastAsia"/>
+        </w:rPr>
+        <w:t>KLOivergence</w:t>
+      </w:r>
+      <w:proofErr w:type="spellEnd"/>
+      <w:r>
+        <w:rPr>
+          <w:rFonts w:ascii="Times New Roman" w:eastAsia="標楷體" w:hAnsi="Times New Roman" w:cs="Times New Roman" w:hint="eastAsia"/>
+        </w:rPr>
+        <w:t>，兩者皆以溫度</w:t>
+      </w:r>
+      <w:r>
+        <w:rPr>
+          <w:rFonts w:ascii="Times New Roman" w:eastAsia="標楷體" w:hAnsi="Times New Roman" w:cs="Times New Roman" w:hint="eastAsia"/>
+        </w:rPr>
+        <w:t xml:space="preserve"> T </w:t>
+      </w:r>
+      <w:r>
+        <w:rPr>
+          <w:rFonts w:ascii="Times New Roman" w:eastAsia="標楷體" w:hAnsi="Times New Roman" w:cs="Times New Roman" w:hint="eastAsia"/>
+        </w:rPr>
+        <w:t>對</w:t>
+      </w:r>
+      <w:r>
+        <w:rPr>
+          <w:rFonts w:ascii="Times New Roman" w:eastAsia="標楷體" w:hAnsi="Times New Roman" w:cs="Times New Roman" w:hint="eastAsia"/>
+        </w:rPr>
+        <w:t xml:space="preserve"> logits </w:t>
+      </w:r>
+      <w:r>
+        <w:rPr>
+          <w:rFonts w:ascii="Times New Roman" w:eastAsia="標楷體" w:hAnsi="Times New Roman" w:cs="Times New Roman" w:hint="eastAsia"/>
+        </w:rPr>
+        <w:t>進行</w:t>
+      </w:r>
+      <w:r>
+        <w:rPr>
+          <w:rFonts w:ascii="Times New Roman" w:eastAsia="標楷體" w:hAnsi="Times New Roman" w:cs="Times New Roman" w:hint="eastAsia"/>
+        </w:rPr>
+        <w:t xml:space="preserve"> </w:t>
+      </w:r>
+      <w:proofErr w:type="spellStart"/>
+      <w:r>
+        <w:rPr>
+          <w:rFonts w:ascii="Times New Roman" w:eastAsia="標楷體" w:hAnsi="Times New Roman" w:cs="Times New Roman" w:hint="eastAsia"/>
+        </w:rPr>
+        <w:t>softmax</w:t>
+      </w:r>
+      <w:proofErr w:type="spellEnd"/>
+      <w:r>
+        <w:rPr>
+          <w:rFonts w:ascii="Times New Roman" w:eastAsia="標楷體" w:hAnsi="Times New Roman" w:cs="Times New Roman" w:hint="eastAsia"/>
+        </w:rPr>
+        <w:t xml:space="preserve"> </w:t>
+      </w:r>
+      <w:r>
+        <w:rPr>
+          <w:rFonts w:ascii="Times New Roman" w:eastAsia="標楷體" w:hAnsi="Times New Roman" w:cs="Times New Roman" w:hint="eastAsia"/>
+        </w:rPr>
+        <w:t>平滑化處理，並</w:t>
+      </w:r>
+      <w:r>
+        <w:rPr>
+          <w:rFonts w:ascii="Times New Roman" w:eastAsia="標楷體" w:hAnsi="Times New Roman" w:cs="Times New Roman" w:hint="eastAsia"/>
+        </w:rPr>
+        <w:t>於</w:t>
+      </w:r>
+      <w:r>
+        <w:rPr>
+          <w:rFonts w:ascii="Times New Roman" w:eastAsia="標楷體" w:hAnsi="Times New Roman" w:cs="Times New Roman" w:hint="eastAsia"/>
+        </w:rPr>
+        <w:t>T</w:t>
+      </w:r>
+      <w:r>
+        <w:rPr>
+          <w:rFonts w:ascii="Times New Roman" w:eastAsia="標楷體" w:hAnsi="Times New Roman" w:cs="Times New Roman" w:hint="eastAsia"/>
+          <w:vertAlign w:val="superscript"/>
+        </w:rPr>
+        <w:t>2</w:t>
+      </w:r>
+      <w:r>
+        <w:rPr>
+          <w:rFonts w:ascii="Times New Roman" w:eastAsia="標楷體" w:hAnsi="Times New Roman" w:cs="Times New Roman" w:hint="eastAsia"/>
+        </w:rPr>
+        <w:t xml:space="preserve"> </w:t>
+      </w:r>
+      <w:r>
+        <w:rPr>
+          <w:rFonts w:ascii="Times New Roman" w:eastAsia="標楷體" w:hAnsi="Times New Roman" w:cs="Times New Roman" w:hint="eastAsia"/>
+        </w:rPr>
+        <w:t>以平衡梯度尺度。</w:t>
       </w:r>
     </w:p>
     <w:p>
       <w:pPr>
-        <w:ind w:firstLineChars="200" w:firstLine="480"/>
+        <w:jc w:val="both"/>
+        <w:rPr>
+          <w:rFonts w:ascii="Times New Roman" w:eastAsia="標楷體" w:hAnsi="Times New Roman" w:cs="Times New Roman"/>
+          <w:b/>
+          <w:bCs/>
+        </w:rPr>
+      </w:pPr>
+      <w:r>
+        <w:rPr>
+          <w:rFonts w:ascii="Times New Roman" w:eastAsia="標楷體" w:hAnsi="Times New Roman" w:cs="Times New Roman"/>
+          <w:b/>
+          <w:bCs/>
+        </w:rPr>
+        <w:t>第一階段：</w:t>
+      </w:r>
+      <w:r>
+        <w:rPr>
+          <w:rFonts w:ascii="Times New Roman" w:eastAsia="標楷體" w:hAnsi="Times New Roman" w:cs="Times New Roman"/>
+          <w:b/>
+          <w:bCs/>
+        </w:rPr>
+        <w:t>Teacher1 + Teacher2</w:t>
+      </w:r>
+      <w:r>
+        <w:rPr>
+          <w:rFonts w:ascii="Times New Roman" w:eastAsia="標楷體" w:hAnsi="Times New Roman" w:cs="Times New Roman" w:hint="eastAsia"/>
+          <w:b/>
+          <w:bCs/>
+        </w:rPr>
+        <w:t xml:space="preserve"> </w:t>
+      </w:r>
+      <w:r>
+        <w:rPr>
+          <w:rFonts w:ascii="Times New Roman" w:eastAsia="標楷體" w:hAnsi="Times New Roman" w:cs="Times New Roman"/>
+          <w:b/>
+          <w:bCs/>
+        </w:rPr>
+        <w:t>→</w:t>
+      </w:r>
+      <w:r>
+        <w:rPr>
+          <w:rFonts w:ascii="Times New Roman" w:eastAsia="標楷體" w:hAnsi="Times New Roman" w:cs="Times New Roman" w:hint="eastAsia"/>
+          <w:b/>
+          <w:bCs/>
+        </w:rPr>
+        <w:t xml:space="preserve"> TA</w:t>
+      </w:r>
+    </w:p>
+    <w:p>
+      <w:pPr>
         <w:jc w:val="both"/>
         <w:rPr>
           <w:rFonts w:ascii="Times New Roman" w:eastAsia="標楷體" w:hAnsi="Times New Roman" w:cs="Times New Roman"/>
@@ -5359,7 +5463,7 @@
       <w:pPr>
         <w:jc w:val="both"/>
         <w:rPr>
-          <w:rFonts w:ascii="Times New Roman" w:eastAsia="標楷體" w:hAnsi="Times New Roman" w:cs="Times New Roman" w:hint="eastAsia"/>
+          <w:rFonts w:ascii="Times New Roman" w:eastAsia="標楷體" w:hAnsi="Times New Roman" w:cs="Times New Roman"/>
         </w:rPr>
       </w:pPr>
       <w:r>
@@ -5435,6 +5539,6699 @@
           <w:rFonts w:ascii="Times New Roman" w:eastAsia="標楷體" w:hAnsi="Times New Roman" w:cs="Times New Roman" w:hint="eastAsia"/>
         </w:rPr>
         <w:t xml:space="preserve"> = 0.4</w:t>
+      </w:r>
+      <w:r>
+        <w:rPr>
+          <w:rFonts w:ascii="Times New Roman" w:eastAsia="標楷體" w:hAnsi="Times New Roman" w:cs="Times New Roman" w:hint="eastAsia"/>
+        </w:rPr>
+        <w:t>，此權重配置依兩個</w:t>
+      </w:r>
+      <w:r>
+        <w:rPr>
+          <w:rFonts w:ascii="Times New Roman" w:eastAsia="標楷體" w:hAnsi="Times New Roman" w:cs="Times New Roman" w:hint="eastAsia"/>
+        </w:rPr>
+        <w:t xml:space="preserve"> Teacher </w:t>
+      </w:r>
+      <w:r>
+        <w:rPr>
+          <w:rFonts w:ascii="Times New Roman" w:eastAsia="標楷體" w:hAnsi="Times New Roman" w:cs="Times New Roman" w:hint="eastAsia"/>
+        </w:rPr>
+        <w:t>模型於資料集上之個別表現差異設定，使準確率較高的</w:t>
+      </w:r>
+      <w:r>
+        <w:rPr>
+          <w:rFonts w:ascii="Times New Roman" w:eastAsia="標楷體" w:hAnsi="Times New Roman" w:cs="Times New Roman" w:hint="eastAsia"/>
+        </w:rPr>
+        <w:t xml:space="preserve"> T</w:t>
+      </w:r>
+      <w:r>
+        <w:rPr>
+          <w:rFonts w:ascii="Times New Roman" w:eastAsia="標楷體" w:hAnsi="Times New Roman" w:cs="Times New Roman"/>
+        </w:rPr>
+        <w:t>e</w:t>
+      </w:r>
+      <w:r>
+        <w:rPr>
+          <w:rFonts w:ascii="Times New Roman" w:eastAsia="標楷體" w:hAnsi="Times New Roman" w:cs="Times New Roman" w:hint="eastAsia"/>
+        </w:rPr>
+        <w:t xml:space="preserve">acher1 </w:t>
+      </w:r>
+      <w:r>
+        <w:rPr>
+          <w:rFonts w:ascii="Times New Roman" w:eastAsia="標楷體" w:hAnsi="Times New Roman" w:cs="Times New Roman" w:hint="eastAsia"/>
+        </w:rPr>
+        <w:t>於指導</w:t>
+      </w:r>
+      <w:r>
+        <w:rPr>
+          <w:rFonts w:ascii="Times New Roman" w:eastAsia="標楷體" w:hAnsi="Times New Roman" w:cs="Times New Roman" w:hint="eastAsia"/>
+        </w:rPr>
+        <w:t xml:space="preserve"> TA </w:t>
+      </w:r>
+      <w:r>
+        <w:rPr>
+          <w:rFonts w:ascii="Times New Roman" w:eastAsia="標楷體" w:hAnsi="Times New Roman" w:cs="Times New Roman" w:hint="eastAsia"/>
+        </w:rPr>
+        <w:t>時佔有較大影響力。</w:t>
+      </w:r>
+    </w:p>
+    <w:p>
+      <w:pPr>
+        <w:jc w:val="both"/>
+        <w:rPr>
+          <w:rFonts w:ascii="Times New Roman" w:eastAsia="標楷體" w:hAnsi="Times New Roman" w:cs="Times New Roman"/>
+        </w:rPr>
+      </w:pPr>
+      <w:r>
+        <w:rPr>
+          <w:rFonts w:ascii="Times New Roman" w:eastAsia="標楷體" w:hAnsi="Times New Roman" w:cs="Times New Roman" w:hint="eastAsia"/>
+          <w:b/>
+          <w:bCs/>
+        </w:rPr>
+        <w:t>第二階段：</w:t>
+      </w:r>
+      <w:r>
+        <w:rPr>
+          <w:rFonts w:ascii="Times New Roman" w:eastAsia="標楷體" w:hAnsi="Times New Roman" w:cs="Times New Roman" w:hint="eastAsia"/>
+          <w:b/>
+          <w:bCs/>
+        </w:rPr>
+        <w:t>Teacher1 + Teacher2 + TA</w:t>
+      </w:r>
+      <w:r>
+        <w:rPr>
+          <w:rFonts w:ascii="Times New Roman" w:eastAsia="標楷體" w:hAnsi="Times New Roman" w:cs="Times New Roman"/>
+          <w:b/>
+          <w:bCs/>
+        </w:rPr>
+        <w:t xml:space="preserve"> →</w:t>
+      </w:r>
+      <w:r>
+        <w:rPr>
+          <w:rFonts w:ascii="Times New Roman" w:eastAsia="標楷體" w:hAnsi="Times New Roman" w:cs="Times New Roman" w:hint="eastAsia"/>
+          <w:b/>
+          <w:bCs/>
+        </w:rPr>
+        <w:t xml:space="preserve"> Student</w:t>
+      </w:r>
+    </w:p>
+    <w:p>
+      <w:pPr>
+        <w:jc w:val="both"/>
+        <w:rPr>
+          <w:rFonts w:ascii="Times New Roman" w:eastAsia="標楷體" w:hAnsi="Times New Roman" w:cs="Times New Roman"/>
+        </w:rPr>
+      </w:pPr>
+      <w:r>
+        <w:rPr>
+          <w:rFonts w:ascii="Times New Roman" w:eastAsia="標楷體" w:hAnsi="Times New Roman" w:cs="Times New Roman" w:hint="eastAsia"/>
+        </w:rPr>
+        <w:t>第二階段改採用「各指導來源獨立計算蒸餾損失後加權加總」的設計</w:t>
+      </w:r>
+      <w:r>
+        <w:rPr>
+          <w:rFonts w:ascii="Times New Roman" w:eastAsia="標楷體" w:hAnsi="Times New Roman" w:cs="Times New Roman" w:hint="eastAsia"/>
+        </w:rPr>
+        <w:t xml:space="preserve"> (</w:t>
+      </w:r>
+      <w:r>
+        <w:rPr>
+          <w:rFonts w:ascii="Times New Roman" w:eastAsia="標楷體" w:hAnsi="Times New Roman" w:cs="Times New Roman" w:hint="eastAsia"/>
+        </w:rPr>
+        <w:t>而非先平均</w:t>
+      </w:r>
+      <w:r>
+        <w:rPr>
+          <w:rFonts w:ascii="Times New Roman" w:eastAsia="標楷體" w:hAnsi="Times New Roman" w:cs="Times New Roman" w:hint="eastAsia"/>
+        </w:rPr>
+        <w:t xml:space="preserve"> soft label </w:t>
+      </w:r>
+      <w:r>
+        <w:rPr>
+          <w:rFonts w:ascii="Times New Roman" w:eastAsia="標楷體" w:hAnsi="Times New Roman" w:cs="Times New Roman" w:hint="eastAsia"/>
+        </w:rPr>
+        <w:t>再計算單一蒸餾損失</w:t>
+      </w:r>
+      <w:r>
+        <w:rPr>
+          <w:rFonts w:ascii="Times New Roman" w:eastAsia="標楷體" w:hAnsi="Times New Roman" w:cs="Times New Roman" w:hint="eastAsia"/>
+        </w:rPr>
+        <w:t>)</w:t>
+      </w:r>
+      <w:r>
+        <w:rPr>
+          <w:rFonts w:ascii="Times New Roman" w:eastAsia="標楷體" w:hAnsi="Times New Roman" w:cs="Times New Roman" w:hint="eastAsia"/>
+        </w:rPr>
+        <w:t>，如</w:t>
+      </w:r>
+      <w:r>
+        <w:rPr>
+          <w:rFonts w:ascii="Times New Roman" w:eastAsia="標楷體" w:hAnsi="Times New Roman" w:cs="Times New Roman" w:hint="eastAsia"/>
+        </w:rPr>
+        <w:t xml:space="preserve"> (</w:t>
+      </w:r>
+      <w:r>
+        <w:rPr>
+          <w:rFonts w:ascii="Times New Roman" w:eastAsia="標楷體" w:hAnsi="Times New Roman" w:cs="Times New Roman" w:hint="eastAsia"/>
+        </w:rPr>
+        <w:t>式</w:t>
+      </w:r>
+      <w:r>
+        <w:rPr>
+          <w:rFonts w:ascii="Times New Roman" w:eastAsia="標楷體" w:hAnsi="Times New Roman" w:cs="Times New Roman" w:hint="eastAsia"/>
+        </w:rPr>
+        <w:t xml:space="preserve"> x)</w:t>
+      </w:r>
+      <w:r>
+        <w:rPr>
+          <w:rFonts w:ascii="Times New Roman" w:eastAsia="標楷體" w:hAnsi="Times New Roman" w:cs="Times New Roman" w:hint="eastAsia"/>
+        </w:rPr>
+        <w:t>：</w:t>
+      </w:r>
+    </w:p>
+    <w:p>
+      <w:pPr>
+        <w:jc w:val="both"/>
+        <w:rPr>
+          <w:rFonts w:ascii="Times New Roman" w:eastAsia="標楷體" w:hAnsi="Times New Roman" w:cs="Times New Roman"/>
+        </w:rPr>
+      </w:pPr>
+      <m:oMathPara>
+        <m:oMath>
+          <m:sSub>
+            <m:sSubPr>
+              <m:ctrlPr>
+                <w:rPr>
+                  <w:rFonts w:ascii="Cambria Math" w:eastAsia="標楷體" w:hAnsi="Cambria Math" w:cs="Times New Roman"/>
+                  <w:i/>
+                </w:rPr>
+              </m:ctrlPr>
+            </m:sSubPr>
+            <m:e>
+              <m:r>
+                <w:rPr>
+                  <w:rFonts w:ascii="Cambria Math" w:eastAsia="標楷體" w:hAnsi="Cambria Math" w:cs="Times New Roman" w:hint="eastAsia"/>
+                </w:rPr>
+                <m:t>L</m:t>
+              </m:r>
+              <m:ctrlPr>
+                <w:rPr>
+                  <w:rFonts w:ascii="Cambria Math" w:eastAsia="標楷體" w:hAnsi="Cambria Math" w:cs="Times New Roman" w:hint="eastAsia"/>
+                  <w:i/>
+                </w:rPr>
+              </m:ctrlPr>
+            </m:e>
+            <m:sub>
+              <m:d>
+                <m:dPr>
+                  <m:begChr m:val="{"/>
+                  <m:endChr m:val="}"/>
+                  <m:ctrlPr>
+                    <w:rPr>
+                      <w:rFonts w:ascii="Cambria Math" w:eastAsia="標楷體" w:hAnsi="Cambria Math" w:cs="Times New Roman"/>
+                      <w:i/>
+                    </w:rPr>
+                  </m:ctrlPr>
+                </m:dPr>
+                <m:e>
+                  <m:r>
+                    <w:rPr>
+                      <w:rFonts w:ascii="Cambria Math" w:eastAsia="標楷體" w:hAnsi="Cambria Math" w:cs="Times New Roman"/>
+                    </w:rPr>
+                    <m:t>distill</m:t>
+                  </m:r>
+                </m:e>
+              </m:d>
+            </m:sub>
+          </m:sSub>
+          <m:r>
+            <w:rPr>
+              <w:rFonts w:ascii="Cambria Math" w:eastAsia="標楷體" w:hAnsi="Cambria Math" w:cs="Times New Roman"/>
+            </w:rPr>
+            <m:t>=</m:t>
+          </m:r>
+          <m:sSub>
+            <m:sSubPr>
+              <m:ctrlPr>
+                <w:rPr>
+                  <w:rFonts w:ascii="Cambria Math" w:eastAsia="標楷體" w:hAnsi="Cambria Math" w:cs="Times New Roman"/>
+                  <w:i/>
+                </w:rPr>
+              </m:ctrlPr>
+            </m:sSubPr>
+            <m:e>
+              <m:r>
+                <w:rPr>
+                  <w:rFonts w:ascii="Cambria Math" w:eastAsia="標楷體" w:hAnsi="Cambria Math" w:cs="Times New Roman"/>
+                </w:rPr>
+                <m:t>w</m:t>
+              </m:r>
+            </m:e>
+            <m:sub>
+              <m:d>
+                <m:dPr>
+                  <m:begChr m:val="{"/>
+                  <m:endChr m:val="}"/>
+                  <m:ctrlPr>
+                    <w:rPr>
+                      <w:rFonts w:ascii="Cambria Math" w:eastAsia="標楷體" w:hAnsi="Cambria Math" w:cs="Times New Roman"/>
+                      <w:i/>
+                    </w:rPr>
+                  </m:ctrlPr>
+                </m:dPr>
+                <m:e>
+                  <m:r>
+                    <w:rPr>
+                      <w:rFonts w:ascii="Cambria Math" w:eastAsia="標楷體" w:hAnsi="Cambria Math" w:cs="Times New Roman"/>
+                    </w:rPr>
+                    <m:t>T1</m:t>
+                  </m:r>
+                </m:e>
+              </m:d>
+            </m:sub>
+          </m:sSub>
+          <m:r>
+            <w:rPr>
+              <w:rFonts w:ascii="Cambria Math" w:eastAsia="標楷體" w:hAnsi="Cambria Math" w:cs="Times New Roman"/>
+            </w:rPr>
+            <m:t>⋅KL</m:t>
+          </m:r>
+          <m:d>
+            <m:dPr>
+              <m:ctrlPr>
+                <w:rPr>
+                  <w:rFonts w:ascii="Cambria Math" w:eastAsia="標楷體" w:hAnsi="Cambria Math" w:cs="Times New Roman"/>
+                  <w:i/>
+                </w:rPr>
+              </m:ctrlPr>
+            </m:dPr>
+            <m:e>
+              <m:r>
+                <w:rPr>
+                  <w:rFonts w:ascii="Cambria Math" w:eastAsia="標楷體" w:hAnsi="Cambria Math" w:cs="Times New Roman"/>
+                </w:rPr>
+                <m:t>Sof</m:t>
+              </m:r>
+              <m:sSub>
+                <m:sSubPr>
+                  <m:ctrlPr>
+                    <w:rPr>
+                      <w:rFonts w:ascii="Cambria Math" w:eastAsia="標楷體" w:hAnsi="Cambria Math" w:cs="Times New Roman"/>
+                      <w:i/>
+                    </w:rPr>
+                  </m:ctrlPr>
+                </m:sSubPr>
+                <m:e>
+                  <m:r>
+                    <w:rPr>
+                      <w:rFonts w:ascii="Cambria Math" w:eastAsia="標楷體" w:hAnsi="Cambria Math" w:cs="Times New Roman"/>
+                    </w:rPr>
+                    <m:t>t</m:t>
+                  </m:r>
+                </m:e>
+                <m:sub>
+                  <m:d>
+                    <m:dPr>
+                      <m:begChr m:val="{"/>
+                      <m:endChr m:val="}"/>
+                      <m:ctrlPr>
+                        <w:rPr>
+                          <w:rFonts w:ascii="Cambria Math" w:eastAsia="標楷體" w:hAnsi="Cambria Math" w:cs="Times New Roman"/>
+                          <w:i/>
+                        </w:rPr>
+                      </m:ctrlPr>
+                    </m:dPr>
+                    <m:e>
+                      <m:r>
+                        <w:rPr>
+                          <w:rFonts w:ascii="Cambria Math" w:eastAsia="標楷體" w:hAnsi="Cambria Math" w:cs="Times New Roman"/>
+                        </w:rPr>
+                        <m:t>T1</m:t>
+                      </m:r>
+                    </m:e>
+                  </m:d>
+                </m:sub>
+              </m:sSub>
+              <m:r>
+                <w:rPr>
+                  <w:rFonts w:ascii="Cambria Math" w:eastAsia="標楷體" w:hAnsi="Cambria Math" w:cs="Times New Roman"/>
+                </w:rPr>
+                <m:t>,Sof</m:t>
+              </m:r>
+              <m:sSub>
+                <m:sSubPr>
+                  <m:ctrlPr>
+                    <w:rPr>
+                      <w:rFonts w:ascii="Cambria Math" w:eastAsia="標楷體" w:hAnsi="Cambria Math" w:cs="Times New Roman"/>
+                      <w:i/>
+                    </w:rPr>
+                  </m:ctrlPr>
+                </m:sSubPr>
+                <m:e>
+                  <m:r>
+                    <w:rPr>
+                      <w:rFonts w:ascii="Cambria Math" w:eastAsia="標楷體" w:hAnsi="Cambria Math" w:cs="Times New Roman"/>
+                    </w:rPr>
+                    <m:t>t</m:t>
+                  </m:r>
+                </m:e>
+                <m:sub>
+                  <m:d>
+                    <m:dPr>
+                      <m:begChr m:val="{"/>
+                      <m:endChr m:val="}"/>
+                      <m:ctrlPr>
+                        <w:rPr>
+                          <w:rFonts w:ascii="Cambria Math" w:eastAsia="標楷體" w:hAnsi="Cambria Math" w:cs="Times New Roman"/>
+                          <w:i/>
+                        </w:rPr>
+                      </m:ctrlPr>
+                    </m:dPr>
+                    <m:e>
+                      <m:r>
+                        <w:rPr>
+                          <w:rFonts w:ascii="Cambria Math" w:eastAsia="標楷體" w:hAnsi="Cambria Math" w:cs="Times New Roman"/>
+                        </w:rPr>
+                        <m:t>student</m:t>
+                      </m:r>
+                    </m:e>
+                  </m:d>
+                </m:sub>
+              </m:sSub>
+            </m:e>
+          </m:d>
+          <m:r>
+            <w:rPr>
+              <w:rFonts w:ascii="Cambria Math" w:eastAsia="標楷體" w:hAnsi="Cambria Math" w:cs="Times New Roman"/>
+            </w:rPr>
+            <m:t>+</m:t>
+          </m:r>
+          <m:sSub>
+            <m:sSubPr>
+              <m:ctrlPr>
+                <w:rPr>
+                  <w:rFonts w:ascii="Cambria Math" w:eastAsia="標楷體" w:hAnsi="Cambria Math" w:cs="Times New Roman"/>
+                  <w:i/>
+                </w:rPr>
+              </m:ctrlPr>
+            </m:sSubPr>
+            <m:e>
+              <m:r>
+                <w:rPr>
+                  <w:rFonts w:ascii="Cambria Math" w:eastAsia="標楷體" w:hAnsi="Cambria Math" w:cs="Times New Roman"/>
+                </w:rPr>
+                <m:t>w</m:t>
+              </m:r>
+            </m:e>
+            <m:sub>
+              <m:d>
+                <m:dPr>
+                  <m:begChr m:val="{"/>
+                  <m:endChr m:val="}"/>
+                  <m:ctrlPr>
+                    <w:rPr>
+                      <w:rFonts w:ascii="Cambria Math" w:eastAsia="標楷體" w:hAnsi="Cambria Math" w:cs="Times New Roman"/>
+                      <w:i/>
+                    </w:rPr>
+                  </m:ctrlPr>
+                </m:dPr>
+                <m:e>
+                  <m:r>
+                    <w:rPr>
+                      <w:rFonts w:ascii="Cambria Math" w:eastAsia="標楷體" w:hAnsi="Cambria Math" w:cs="Times New Roman"/>
+                    </w:rPr>
+                    <m:t>T2</m:t>
+                  </m:r>
+                </m:e>
+              </m:d>
+            </m:sub>
+          </m:sSub>
+          <m:r>
+            <w:rPr>
+              <w:rFonts w:ascii="Cambria Math" w:eastAsia="標楷體" w:hAnsi="Cambria Math" w:cs="Times New Roman"/>
+            </w:rPr>
+            <m:t>⋅KL</m:t>
+          </m:r>
+          <m:d>
+            <m:dPr>
+              <m:ctrlPr>
+                <w:rPr>
+                  <w:rFonts w:ascii="Cambria Math" w:eastAsia="標楷體" w:hAnsi="Cambria Math" w:cs="Times New Roman"/>
+                  <w:i/>
+                </w:rPr>
+              </m:ctrlPr>
+            </m:dPr>
+            <m:e>
+              <m:r>
+                <w:rPr>
+                  <w:rFonts w:ascii="Cambria Math" w:eastAsia="標楷體" w:hAnsi="Cambria Math" w:cs="Times New Roman"/>
+                </w:rPr>
+                <m:t>Sof</m:t>
+              </m:r>
+              <m:sSub>
+                <m:sSubPr>
+                  <m:ctrlPr>
+                    <w:rPr>
+                      <w:rFonts w:ascii="Cambria Math" w:eastAsia="標楷體" w:hAnsi="Cambria Math" w:cs="Times New Roman"/>
+                      <w:i/>
+                    </w:rPr>
+                  </m:ctrlPr>
+                </m:sSubPr>
+                <m:e>
+                  <m:r>
+                    <w:rPr>
+                      <w:rFonts w:ascii="Cambria Math" w:eastAsia="標楷體" w:hAnsi="Cambria Math" w:cs="Times New Roman"/>
+                    </w:rPr>
+                    <m:t>t</m:t>
+                  </m:r>
+                </m:e>
+                <m:sub>
+                  <m:d>
+                    <m:dPr>
+                      <m:begChr m:val="{"/>
+                      <m:endChr m:val="}"/>
+                      <m:ctrlPr>
+                        <w:rPr>
+                          <w:rFonts w:ascii="Cambria Math" w:eastAsia="標楷體" w:hAnsi="Cambria Math" w:cs="Times New Roman"/>
+                          <w:i/>
+                        </w:rPr>
+                      </m:ctrlPr>
+                    </m:dPr>
+                    <m:e>
+                      <m:r>
+                        <w:rPr>
+                          <w:rFonts w:ascii="Cambria Math" w:eastAsia="標楷體" w:hAnsi="Cambria Math" w:cs="Times New Roman"/>
+                        </w:rPr>
+                        <m:t>T2</m:t>
+                      </m:r>
+                    </m:e>
+                  </m:d>
+                </m:sub>
+              </m:sSub>
+              <m:r>
+                <w:rPr>
+                  <w:rFonts w:ascii="Cambria Math" w:eastAsia="標楷體" w:hAnsi="Cambria Math" w:cs="Times New Roman"/>
+                </w:rPr>
+                <m:t>,Sof</m:t>
+              </m:r>
+              <m:sSub>
+                <m:sSubPr>
+                  <m:ctrlPr>
+                    <w:rPr>
+                      <w:rFonts w:ascii="Cambria Math" w:eastAsia="標楷體" w:hAnsi="Cambria Math" w:cs="Times New Roman"/>
+                      <w:i/>
+                    </w:rPr>
+                  </m:ctrlPr>
+                </m:sSubPr>
+                <m:e>
+                  <m:r>
+                    <w:rPr>
+                      <w:rFonts w:ascii="Cambria Math" w:eastAsia="標楷體" w:hAnsi="Cambria Math" w:cs="Times New Roman"/>
+                    </w:rPr>
+                    <m:t>t</m:t>
+                  </m:r>
+                </m:e>
+                <m:sub>
+                  <m:d>
+                    <m:dPr>
+                      <m:begChr m:val="{"/>
+                      <m:endChr m:val="}"/>
+                      <m:ctrlPr>
+                        <w:rPr>
+                          <w:rFonts w:ascii="Cambria Math" w:eastAsia="標楷體" w:hAnsi="Cambria Math" w:cs="Times New Roman"/>
+                          <w:i/>
+                        </w:rPr>
+                      </m:ctrlPr>
+                    </m:dPr>
+                    <m:e>
+                      <m:r>
+                        <w:rPr>
+                          <w:rFonts w:ascii="Cambria Math" w:eastAsia="標楷體" w:hAnsi="Cambria Math" w:cs="Times New Roman"/>
+                        </w:rPr>
+                        <m:t>student</m:t>
+                      </m:r>
+                    </m:e>
+                  </m:d>
+                </m:sub>
+              </m:sSub>
+            </m:e>
+          </m:d>
+          <m:r>
+            <w:rPr>
+              <w:rFonts w:ascii="Cambria Math" w:eastAsia="標楷體" w:hAnsi="Cambria Math" w:cs="Times New Roman"/>
+            </w:rPr>
+            <m:t>+</m:t>
+          </m:r>
+          <m:sSub>
+            <m:sSubPr>
+              <m:ctrlPr>
+                <w:rPr>
+                  <w:rFonts w:ascii="Cambria Math" w:eastAsia="標楷體" w:hAnsi="Cambria Math" w:cs="Times New Roman"/>
+                  <w:i/>
+                </w:rPr>
+              </m:ctrlPr>
+            </m:sSubPr>
+            <m:e>
+              <m:r>
+                <w:rPr>
+                  <w:rFonts w:ascii="Cambria Math" w:eastAsia="標楷體" w:hAnsi="Cambria Math" w:cs="Times New Roman"/>
+                </w:rPr>
+                <m:t>w</m:t>
+              </m:r>
+            </m:e>
+            <m:sub>
+              <m:d>
+                <m:dPr>
+                  <m:begChr m:val="{"/>
+                  <m:endChr m:val="}"/>
+                  <m:ctrlPr>
+                    <w:rPr>
+                      <w:rFonts w:ascii="Cambria Math" w:eastAsia="標楷體" w:hAnsi="Cambria Math" w:cs="Times New Roman"/>
+                      <w:i/>
+                    </w:rPr>
+                  </m:ctrlPr>
+                </m:dPr>
+                <m:e>
+                  <m:r>
+                    <w:rPr>
+                      <w:rFonts w:ascii="Cambria Math" w:eastAsia="標楷體" w:hAnsi="Cambria Math" w:cs="Times New Roman"/>
+                    </w:rPr>
+                    <m:t>TA</m:t>
+                  </m:r>
+                </m:e>
+              </m:d>
+            </m:sub>
+          </m:sSub>
+          <m:r>
+            <w:rPr>
+              <w:rFonts w:ascii="Cambria Math" w:eastAsia="標楷體" w:hAnsi="Cambria Math" w:cs="Times New Roman"/>
+            </w:rPr>
+            <m:t>⋅KL(Sof</m:t>
+          </m:r>
+          <m:sSub>
+            <m:sSubPr>
+              <m:ctrlPr>
+                <w:rPr>
+                  <w:rFonts w:ascii="Cambria Math" w:eastAsia="標楷體" w:hAnsi="Cambria Math" w:cs="Times New Roman"/>
+                  <w:i/>
+                </w:rPr>
+              </m:ctrlPr>
+            </m:sSubPr>
+            <m:e>
+              <m:r>
+                <w:rPr>
+                  <w:rFonts w:ascii="Cambria Math" w:eastAsia="標楷體" w:hAnsi="Cambria Math" w:cs="Times New Roman"/>
+                </w:rPr>
+                <m:t>t</m:t>
+              </m:r>
+            </m:e>
+            <m:sub>
+              <m:d>
+                <m:dPr>
+                  <m:begChr m:val="{"/>
+                  <m:endChr m:val="}"/>
+                  <m:ctrlPr>
+                    <w:rPr>
+                      <w:rFonts w:ascii="Cambria Math" w:eastAsia="標楷體" w:hAnsi="Cambria Math" w:cs="Times New Roman"/>
+                      <w:i/>
+                    </w:rPr>
+                  </m:ctrlPr>
+                </m:dPr>
+                <m:e>
+                  <m:r>
+                    <w:rPr>
+                      <w:rFonts w:ascii="Cambria Math" w:eastAsia="標楷體" w:hAnsi="Cambria Math" w:cs="Times New Roman"/>
+                    </w:rPr>
+                    <m:t>TA</m:t>
+                  </m:r>
+                </m:e>
+              </m:d>
+            </m:sub>
+          </m:sSub>
+          <m:r>
+            <w:rPr>
+              <w:rFonts w:ascii="Cambria Math" w:eastAsia="標楷體" w:hAnsi="Cambria Math" w:cs="Times New Roman"/>
+            </w:rPr>
+            <m:t>,Sof</m:t>
+          </m:r>
+          <m:sSub>
+            <m:sSubPr>
+              <m:ctrlPr>
+                <w:rPr>
+                  <w:rFonts w:ascii="Cambria Math" w:eastAsia="標楷體" w:hAnsi="Cambria Math" w:cs="Times New Roman"/>
+                  <w:i/>
+                </w:rPr>
+              </m:ctrlPr>
+            </m:sSubPr>
+            <m:e>
+              <m:r>
+                <w:rPr>
+                  <w:rFonts w:ascii="Cambria Math" w:eastAsia="標楷體" w:hAnsi="Cambria Math" w:cs="Times New Roman"/>
+                </w:rPr>
+                <m:t>t</m:t>
+              </m:r>
+            </m:e>
+            <m:sub>
+              <m:d>
+                <m:dPr>
+                  <m:begChr m:val="{"/>
+                  <m:endChr m:val="}"/>
+                  <m:ctrlPr>
+                    <w:rPr>
+                      <w:rFonts w:ascii="Cambria Math" w:eastAsia="標楷體" w:hAnsi="Cambria Math" w:cs="Times New Roman"/>
+                      <w:i/>
+                    </w:rPr>
+                  </m:ctrlPr>
+                </m:dPr>
+                <m:e>
+                  <m:r>
+                    <w:rPr>
+                      <w:rFonts w:ascii="Cambria Math" w:eastAsia="標楷體" w:hAnsi="Cambria Math" w:cs="Times New Roman"/>
+                    </w:rPr>
+                    <m:t>student</m:t>
+                  </m:r>
+                </m:e>
+              </m:d>
+            </m:sub>
+          </m:sSub>
+          <m:r>
+            <w:rPr>
+              <w:rFonts w:ascii="Cambria Math" w:eastAsia="標楷體" w:hAnsi="Cambria Math" w:cs="Times New Roman"/>
+            </w:rPr>
+            <m:t>)</m:t>
+          </m:r>
+        </m:oMath>
+      </m:oMathPara>
+    </w:p>
+    <w:p>
+      <w:pPr>
+        <w:pStyle w:val="af4"/>
+      </w:pPr>
+      <w:r>
+        <w:rPr>
+          <w:rFonts w:hint="eastAsia"/>
+        </w:rPr>
+        <w:t>三來源重設定為</w:t>
+      </w:r>
+      <w:r>
+        <w:rPr>
+          <w:rFonts w:hint="eastAsia"/>
+        </w:rPr>
+        <w:t xml:space="preserve"> Teacher1 = 0.25</w:t>
+      </w:r>
+      <w:r>
+        <w:rPr>
+          <w:rFonts w:hint="eastAsia"/>
+        </w:rPr>
+        <w:t>、</w:t>
+      </w:r>
+      <w:r>
+        <w:rPr>
+          <w:rFonts w:hint="eastAsia"/>
+        </w:rPr>
+        <w:t>Teacher2 = 0.25</w:t>
+      </w:r>
+      <w:r>
+        <w:rPr>
+          <w:rFonts w:hint="eastAsia"/>
+        </w:rPr>
+        <w:t>、</w:t>
+      </w:r>
+      <w:r>
+        <w:rPr>
+          <w:rFonts w:hint="eastAsia"/>
+        </w:rPr>
+        <w:t>TA = 0.50</w:t>
+      </w:r>
+      <w:r>
+        <w:rPr>
+          <w:rFonts w:hint="eastAsia"/>
+        </w:rPr>
+        <w:t>，</w:t>
+      </w:r>
+      <w:r>
+        <w:rPr>
+          <w:rFonts w:hint="eastAsia"/>
+        </w:rPr>
+        <w:t xml:space="preserve">TA </w:t>
+      </w:r>
+      <w:r>
+        <w:rPr>
+          <w:rFonts w:hint="eastAsia"/>
+        </w:rPr>
+        <w:t>模型獲得最高權重。此設計呼應</w:t>
+      </w:r>
+      <w:r>
+        <w:rPr>
+          <w:rFonts w:hint="eastAsia"/>
+        </w:rPr>
+        <w:t xml:space="preserve"> Teacher Assistant Knowledge Di</w:t>
+      </w:r>
+      <w:r>
+        <w:t>s</w:t>
+      </w:r>
+      <w:r>
+        <w:rPr>
+          <w:rFonts w:hint="eastAsia"/>
+        </w:rPr>
+        <w:t xml:space="preserve">tillation (TAKD) </w:t>
+      </w:r>
+      <w:r>
+        <w:rPr>
+          <w:rFonts w:hint="eastAsia"/>
+        </w:rPr>
+        <w:t>的核心論點：</w:t>
+      </w:r>
+      <w:r>
+        <w:rPr>
+          <w:rFonts w:hint="eastAsia"/>
+        </w:rPr>
+        <w:t xml:space="preserve">TA </w:t>
+      </w:r>
+      <w:r>
+        <w:rPr>
+          <w:rFonts w:hint="eastAsia"/>
+        </w:rPr>
+        <w:t>模型的容量介於</w:t>
+      </w:r>
+      <w:r>
+        <w:rPr>
+          <w:rFonts w:hint="eastAsia"/>
+        </w:rPr>
+        <w:t xml:space="preserve"> Teacher </w:t>
+      </w:r>
+      <w:r>
+        <w:rPr>
+          <w:rFonts w:hint="eastAsia"/>
+        </w:rPr>
+        <w:t>與</w:t>
+      </w:r>
+      <w:r>
+        <w:rPr>
+          <w:rFonts w:hint="eastAsia"/>
+        </w:rPr>
+        <w:t xml:space="preserve"> Student </w:t>
+      </w:r>
+      <w:r>
+        <w:rPr>
+          <w:rFonts w:hint="eastAsia"/>
+        </w:rPr>
+        <w:t>之間，其輸出的</w:t>
+      </w:r>
+      <w:r>
+        <w:rPr>
+          <w:rFonts w:hint="eastAsia"/>
+        </w:rPr>
+        <w:t xml:space="preserve">soft label </w:t>
+      </w:r>
+      <w:r>
+        <w:rPr>
+          <w:rFonts w:hint="eastAsia"/>
+        </w:rPr>
+        <w:t>分布較貼近</w:t>
+      </w:r>
+      <w:r>
+        <w:rPr>
+          <w:rFonts w:hint="eastAsia"/>
+        </w:rPr>
+        <w:t xml:space="preserve"> Student </w:t>
+      </w:r>
+      <w:r>
+        <w:rPr>
+          <w:rFonts w:hint="eastAsia"/>
+        </w:rPr>
+        <w:t>模型實際可吸收之知識範圍，相較於容量差距過大的</w:t>
+      </w:r>
+      <w:r>
+        <w:rPr>
+          <w:rFonts w:hint="eastAsia"/>
+        </w:rPr>
+        <w:t xml:space="preserve"> Teacher </w:t>
+      </w:r>
+      <w:r>
+        <w:rPr>
+          <w:rFonts w:hint="eastAsia"/>
+        </w:rPr>
+        <w:t>直接指導，更能有效縮小師生間的能力落差，提升知識傳遞效率。</w:t>
+      </w:r>
+    </w:p>
+    <w:p>
+      <w:pPr>
+        <w:rPr>
+          <w:rFonts w:ascii="Times New Roman" w:eastAsia="標楷體" w:hAnsi="Times New Roman" w:cs="Times New Roman"/>
+          <w:b/>
+          <w:bCs/>
+        </w:rPr>
+      </w:pPr>
+      <w:r>
+        <w:rPr>
+          <w:rFonts w:ascii="Times New Roman" w:eastAsia="標楷體" w:hAnsi="Times New Roman" w:cs="Times New Roman"/>
+          <w:b/>
+          <w:bCs/>
+        </w:rPr>
+        <w:t>模型儲存策略</w:t>
+      </w:r>
+    </w:p>
+    <w:p>
+      <w:pPr>
+        <w:rPr>
+          <w:rFonts w:ascii="Times New Roman" w:eastAsia="標楷體" w:hAnsi="Times New Roman" w:cs="Times New Roman"/>
+        </w:rPr>
+      </w:pPr>
+      <w:r>
+        <w:rPr>
+          <w:rFonts w:ascii="Times New Roman" w:eastAsia="標楷體" w:hAnsi="Times New Roman" w:cs="Times New Roman"/>
+        </w:rPr>
+        <w:t>訓練過程中以驗證損失</w:t>
+      </w:r>
+      <w:r>
+        <w:rPr>
+          <w:rFonts w:ascii="Times New Roman" w:eastAsia="標楷體" w:hAnsi="Times New Roman" w:cs="Times New Roman"/>
+        </w:rPr>
+        <w:t xml:space="preserve"> (</w:t>
+      </w:r>
+      <w:proofErr w:type="spellStart"/>
+      <w:r>
+        <w:rPr>
+          <w:rFonts w:ascii="Times New Roman" w:eastAsia="標楷體" w:hAnsi="Times New Roman" w:cs="Times New Roman"/>
+        </w:rPr>
+        <w:t>val_loss</w:t>
+      </w:r>
+      <w:proofErr w:type="spellEnd"/>
+      <w:r>
+        <w:rPr>
+          <w:rFonts w:ascii="Times New Roman" w:eastAsia="標楷體" w:hAnsi="Times New Roman" w:cs="Times New Roman"/>
+        </w:rPr>
+        <w:t xml:space="preserve">) </w:t>
+      </w:r>
+      <w:r>
+        <w:rPr>
+          <w:rFonts w:ascii="Times New Roman" w:eastAsia="標楷體" w:hAnsi="Times New Roman" w:cs="Times New Roman"/>
+        </w:rPr>
+        <w:t>作為監控指標，於每個</w:t>
+      </w:r>
+      <w:r>
+        <w:rPr>
+          <w:rFonts w:ascii="Times New Roman" w:eastAsia="標楷體" w:hAnsi="Times New Roman" w:cs="Times New Roman"/>
+        </w:rPr>
+        <w:t xml:space="preserve"> epoch </w:t>
+      </w:r>
+      <w:r>
+        <w:rPr>
+          <w:rFonts w:ascii="Times New Roman" w:eastAsia="標楷體" w:hAnsi="Times New Roman" w:cs="Times New Roman"/>
+        </w:rPr>
+        <w:t>結束時判斷是否優於歷史最佳直，若是則儲存</w:t>
+      </w:r>
+      <w:r>
+        <w:rPr>
+          <w:rFonts w:ascii="Times New Roman" w:eastAsia="標楷體" w:hAnsi="Times New Roman" w:cs="Times New Roman" w:hint="eastAsia"/>
+        </w:rPr>
+        <w:t>當下模型權重</w:t>
+      </w:r>
+      <w:r>
+        <w:rPr>
+          <w:rFonts w:ascii="Times New Roman" w:eastAsia="標楷體" w:hAnsi="Times New Roman" w:cs="Times New Roman" w:hint="eastAsia"/>
+        </w:rPr>
+        <w:t xml:space="preserve"> (</w:t>
+      </w:r>
+      <w:r>
+        <w:rPr>
+          <w:rFonts w:ascii="Times New Roman" w:eastAsia="標楷體" w:hAnsi="Times New Roman" w:cs="Times New Roman" w:hint="eastAsia"/>
+        </w:rPr>
+        <w:t>僅儲存內部實際運算的模型權重，而非整個蒸餾</w:t>
+      </w:r>
+      <w:r>
+        <w:rPr>
+          <w:rFonts w:ascii="Times New Roman" w:eastAsia="標楷體" w:hAnsi="Times New Roman" w:cs="Times New Roman" w:hint="eastAsia"/>
+        </w:rPr>
+        <w:t xml:space="preserve"> Trainer </w:t>
+      </w:r>
+      <w:r>
+        <w:rPr>
+          <w:rFonts w:ascii="Times New Roman" w:eastAsia="標楷體" w:hAnsi="Times New Roman" w:cs="Times New Roman" w:hint="eastAsia"/>
+        </w:rPr>
+        <w:t>外殼</w:t>
+      </w:r>
+      <w:r>
+        <w:rPr>
+          <w:rFonts w:ascii="Times New Roman" w:eastAsia="標楷體" w:hAnsi="Times New Roman" w:cs="Times New Roman" w:hint="eastAsia"/>
+        </w:rPr>
+        <w:t>)</w:t>
+      </w:r>
+      <w:r>
+        <w:rPr>
+          <w:rFonts w:ascii="Times New Roman" w:eastAsia="標楷體" w:hAnsi="Times New Roman" w:cs="Times New Roman" w:hint="eastAsia"/>
+        </w:rPr>
+        <w:t>，確保最終評估所使用的模型為驗證集表現最佳者，而非訓練結束時之最終權重。</w:t>
+      </w:r>
+    </w:p>
+    <w:p>
+      <w:pPr>
+        <w:widowControl/>
+        <w:rPr>
+          <w:rFonts w:ascii="Times New Roman" w:eastAsia="標楷體" w:hAnsi="Times New Roman" w:cs="Times New Roman"/>
+        </w:rPr>
+      </w:pPr>
+      <w:r>
+        <w:rPr>
+          <w:rFonts w:ascii="Times New Roman" w:eastAsia="標楷體" w:hAnsi="Times New Roman" w:cs="Times New Roman"/>
+        </w:rPr>
+        <w:br w:type="page"/>
+      </w:r>
+    </w:p>
+    <w:p>
+      <w:pPr>
+        <w:rPr>
+          <w:rFonts w:ascii="Times New Roman" w:eastAsia="標楷體" w:hAnsi="Times New Roman" w:cs="Times New Roman"/>
+          <w:sz w:val="32"/>
+          <w:szCs w:val="32"/>
+        </w:rPr>
+      </w:pPr>
+      <w:r>
+        <w:rPr>
+          <w:rFonts w:ascii="Times New Roman" w:eastAsia="標楷體" w:hAnsi="Times New Roman" w:cs="Times New Roman" w:hint="eastAsia"/>
+          <w:sz w:val="32"/>
+          <w:szCs w:val="32"/>
+        </w:rPr>
+        <w:lastRenderedPageBreak/>
+        <w:t>蒸餾策略對模型壓縮效率與分類表現的影響</w:t>
+      </w:r>
+    </w:p>
+    <w:p>
+      <w:pPr>
+        <w:rPr>
+          <w:rFonts w:ascii="Times New Roman" w:eastAsia="標楷體" w:hAnsi="Times New Roman" w:cs="Times New Roman"/>
+        </w:rPr>
+      </w:pPr>
+      <w:r>
+        <w:rPr>
+          <w:rFonts w:ascii="Times New Roman" w:eastAsia="標楷體" w:hAnsi="Times New Roman" w:cs="Times New Roman" w:hint="eastAsia"/>
+        </w:rPr>
+        <w:t>本節旨在比較不同蒸餾策略下，</w:t>
+      </w:r>
+      <w:r>
+        <w:rPr>
+          <w:rFonts w:ascii="Times New Roman" w:eastAsia="標楷體" w:hAnsi="Times New Roman" w:cs="Times New Roman" w:hint="eastAsia"/>
+        </w:rPr>
+        <w:t xml:space="preserve">Student </w:t>
+      </w:r>
+      <w:r>
+        <w:rPr>
+          <w:rFonts w:ascii="Times New Roman" w:eastAsia="標楷體" w:hAnsi="Times New Roman" w:cs="Times New Roman" w:hint="eastAsia"/>
+        </w:rPr>
+        <w:t>模型</w:t>
+      </w:r>
+      <w:r>
+        <w:rPr>
+          <w:rFonts w:ascii="Times New Roman" w:eastAsia="標楷體" w:hAnsi="Times New Roman" w:cs="Times New Roman" w:hint="eastAsia"/>
+        </w:rPr>
+        <w:t xml:space="preserve"> (</w:t>
+      </w:r>
+      <w:r>
+        <w:rPr>
+          <w:rFonts w:ascii="Times New Roman" w:eastAsia="標楷體" w:hAnsi="Times New Roman" w:cs="Times New Roman"/>
+        </w:rPr>
+        <w:t>C</w:t>
+      </w:r>
+      <w:r>
+        <w:rPr>
+          <w:rFonts w:ascii="Times New Roman" w:eastAsia="標楷體" w:hAnsi="Times New Roman" w:cs="Times New Roman" w:hint="eastAsia"/>
+        </w:rPr>
+        <w:t xml:space="preserve">NN8) </w:t>
+      </w:r>
+      <w:r>
+        <w:rPr>
+          <w:rFonts w:ascii="Times New Roman" w:eastAsia="標楷體" w:hAnsi="Times New Roman" w:cs="Times New Roman" w:hint="eastAsia"/>
+        </w:rPr>
+        <w:t>於大幅壓縮參數的前提下，對</w:t>
+      </w:r>
+      <w:r>
+        <w:rPr>
+          <w:rFonts w:ascii="Times New Roman" w:eastAsia="標楷體" w:hAnsi="Times New Roman" w:cs="Times New Roman" w:hint="eastAsia"/>
+        </w:rPr>
+        <w:t xml:space="preserve"> Teacher </w:t>
+      </w:r>
+      <w:r>
+        <w:rPr>
+          <w:rFonts w:ascii="Times New Roman" w:eastAsia="標楷體" w:hAnsi="Times New Roman" w:cs="Times New Roman" w:hint="eastAsia"/>
+        </w:rPr>
+        <w:t>知識的保留程度與各類別分類表現之差異，藉此說明本研究最終選用「</w:t>
+      </w:r>
+      <w:r>
+        <w:rPr>
+          <w:rFonts w:ascii="Times New Roman" w:eastAsia="標楷體" w:hAnsi="Times New Roman" w:cs="Times New Roman" w:hint="eastAsia"/>
+        </w:rPr>
+        <w:t xml:space="preserve">Teacher1 + Teacher2 + TA </w:t>
+      </w:r>
+      <w:r>
+        <w:rPr>
+          <w:rFonts w:ascii="Times New Roman" w:eastAsia="標楷體" w:hAnsi="Times New Roman" w:cs="Times New Roman" w:hint="eastAsia"/>
+        </w:rPr>
+        <w:t>三來源同時指導」</w:t>
+      </w:r>
+      <w:r>
+        <w:rPr>
+          <w:rFonts w:ascii="Times New Roman" w:eastAsia="標楷體" w:hAnsi="Times New Roman" w:cs="Times New Roman" w:hint="eastAsia"/>
+        </w:rPr>
+        <w:t>(</w:t>
+      </w:r>
+      <w:r>
+        <w:rPr>
+          <w:rFonts w:ascii="Times New Roman" w:eastAsia="標楷體" w:hAnsi="Times New Roman" w:cs="Times New Roman"/>
+        </w:rPr>
+        <w:t>3</w:t>
+      </w:r>
+      <w:r>
+        <w:rPr>
+          <w:rFonts w:ascii="Times New Roman" w:eastAsia="標楷體" w:hAnsi="Times New Roman" w:cs="Times New Roman" w:hint="eastAsia"/>
+        </w:rPr>
+        <w:t>對</w:t>
+      </w:r>
+      <w:r>
+        <w:rPr>
+          <w:rFonts w:ascii="Times New Roman" w:eastAsia="標楷體" w:hAnsi="Times New Roman" w:cs="Times New Roman" w:hint="eastAsia"/>
+        </w:rPr>
+        <w:t xml:space="preserve">1) </w:t>
+      </w:r>
+      <w:r>
+        <w:rPr>
+          <w:rFonts w:ascii="Times New Roman" w:eastAsia="標楷體" w:hAnsi="Times New Roman" w:cs="Times New Roman" w:hint="eastAsia"/>
+        </w:rPr>
+        <w:t>架構的依據。</w:t>
+      </w:r>
+    </w:p>
+    <w:p>
+      <w:pPr>
+        <w:rPr>
+          <w:rFonts w:ascii="Times New Roman" w:eastAsia="標楷體" w:hAnsi="Times New Roman" w:cs="Times New Roman"/>
+        </w:rPr>
+      </w:pPr>
+      <w:r>
+        <w:rPr>
+          <w:rFonts w:ascii="Times New Roman" w:eastAsia="標楷體" w:hAnsi="Times New Roman" w:cs="Times New Roman" w:hint="eastAsia"/>
+        </w:rPr>
+        <w:t>除了上述「</w:t>
+      </w:r>
+      <w:r>
+        <w:rPr>
+          <w:rFonts w:ascii="Times New Roman" w:eastAsia="標楷體" w:hAnsi="Times New Roman" w:cs="Times New Roman" w:hint="eastAsia"/>
+        </w:rPr>
+        <w:t>3</w:t>
+      </w:r>
+      <w:r>
+        <w:rPr>
+          <w:rFonts w:ascii="Times New Roman" w:eastAsia="標楷體" w:hAnsi="Times New Roman" w:cs="Times New Roman" w:hint="eastAsia"/>
+        </w:rPr>
+        <w:t>對</w:t>
+      </w:r>
+      <w:r>
+        <w:rPr>
+          <w:rFonts w:ascii="Times New Roman" w:eastAsia="標楷體" w:hAnsi="Times New Roman" w:cs="Times New Roman" w:hint="eastAsia"/>
+        </w:rPr>
+        <w:t>1</w:t>
+      </w:r>
+      <w:r>
+        <w:rPr>
+          <w:rFonts w:ascii="Times New Roman" w:eastAsia="標楷體" w:hAnsi="Times New Roman" w:cs="Times New Roman" w:hint="eastAsia"/>
+        </w:rPr>
+        <w:t>」設計外，本研究於架構探索階段亦嘗試過「</w:t>
+      </w:r>
+      <w:r>
+        <w:rPr>
+          <w:rFonts w:ascii="Times New Roman" w:eastAsia="標楷體" w:hAnsi="Times New Roman" w:cs="Times New Roman" w:hint="eastAsia"/>
+        </w:rPr>
+        <w:t xml:space="preserve">TA </w:t>
+      </w:r>
+      <w:r>
+        <w:rPr>
+          <w:rFonts w:ascii="Times New Roman" w:eastAsia="標楷體" w:hAnsi="Times New Roman" w:cs="Times New Roman" w:hint="eastAsia"/>
+        </w:rPr>
+        <w:t>單獨作為</w:t>
+      </w:r>
+      <w:r>
+        <w:rPr>
+          <w:rFonts w:ascii="Times New Roman" w:eastAsia="標楷體" w:hAnsi="Times New Roman" w:cs="Times New Roman" w:hint="eastAsia"/>
+        </w:rPr>
+        <w:t xml:space="preserve"> Stage2 </w:t>
+      </w:r>
+      <w:r>
+        <w:rPr>
+          <w:rFonts w:ascii="Times New Roman" w:eastAsia="標楷體" w:hAnsi="Times New Roman" w:cs="Times New Roman" w:hint="eastAsia"/>
+        </w:rPr>
+        <w:t>唯一指導來源」</w:t>
+      </w:r>
+      <w:r>
+        <w:rPr>
+          <w:rFonts w:ascii="Times New Roman" w:eastAsia="標楷體" w:hAnsi="Times New Roman" w:cs="Times New Roman" w:hint="eastAsia"/>
+        </w:rPr>
+        <w:t>(</w:t>
+      </w:r>
+      <w:r>
+        <w:rPr>
+          <w:rFonts w:ascii="Times New Roman" w:eastAsia="標楷體" w:hAnsi="Times New Roman" w:cs="Times New Roman" w:hint="eastAsia"/>
+        </w:rPr>
+        <w:t>即「</w:t>
+      </w:r>
+      <w:r>
+        <w:rPr>
+          <w:rFonts w:ascii="Times New Roman" w:eastAsia="標楷體" w:hAnsi="Times New Roman" w:cs="Times New Roman" w:hint="eastAsia"/>
+        </w:rPr>
+        <w:t>2</w:t>
+      </w:r>
+      <w:r>
+        <w:rPr>
+          <w:rFonts w:ascii="Times New Roman" w:eastAsia="標楷體" w:hAnsi="Times New Roman" w:cs="Times New Roman" w:hint="eastAsia"/>
+        </w:rPr>
+        <w:t>對</w:t>
+      </w:r>
+      <w:r>
+        <w:rPr>
+          <w:rFonts w:ascii="Times New Roman" w:eastAsia="標楷體" w:hAnsi="Times New Roman" w:cs="Times New Roman" w:hint="eastAsia"/>
+        </w:rPr>
+        <w:t>1</w:t>
+      </w:r>
+      <w:r>
+        <w:rPr>
+          <w:rFonts w:ascii="Times New Roman" w:eastAsia="標楷體" w:hAnsi="Times New Roman" w:cs="Times New Roman" w:hint="eastAsia"/>
+        </w:rPr>
+        <w:t>對</w:t>
+      </w:r>
+      <w:r>
+        <w:rPr>
+          <w:rFonts w:ascii="Times New Roman" w:eastAsia="標楷體" w:hAnsi="Times New Roman" w:cs="Times New Roman" w:hint="eastAsia"/>
+        </w:rPr>
+        <w:t>1</w:t>
+      </w:r>
+      <w:r>
+        <w:rPr>
+          <w:rFonts w:ascii="Times New Roman" w:eastAsia="標楷體" w:hAnsi="Times New Roman" w:cs="Times New Roman" w:hint="eastAsia"/>
+        </w:rPr>
+        <w:t>」策略</w:t>
+      </w:r>
+      <w:r>
+        <w:rPr>
+          <w:rFonts w:ascii="Times New Roman" w:eastAsia="標楷體" w:hAnsi="Times New Roman" w:cs="Times New Roman" w:hint="eastAsia"/>
+        </w:rPr>
+        <w:t>)</w:t>
+      </w:r>
+      <w:r>
+        <w:rPr>
+          <w:rFonts w:ascii="Times New Roman" w:eastAsia="標楷體" w:hAnsi="Times New Roman" w:cs="Times New Roman" w:hint="eastAsia"/>
+        </w:rPr>
+        <w:t>，以及完全不採用蒸餾，直接以</w:t>
+      </w:r>
+      <w:r>
+        <w:rPr>
+          <w:rFonts w:ascii="Times New Roman" w:eastAsia="標楷體" w:hAnsi="Times New Roman" w:cs="Times New Roman" w:hint="eastAsia"/>
+        </w:rPr>
+        <w:t xml:space="preserve"> </w:t>
+      </w:r>
+      <w:r>
+        <w:rPr>
+          <w:rFonts w:ascii="Times New Roman" w:eastAsia="標楷體" w:hAnsi="Times New Roman" w:cs="Times New Roman"/>
+        </w:rPr>
+        <w:t>h</w:t>
+      </w:r>
+      <w:r>
+        <w:rPr>
+          <w:rFonts w:ascii="Times New Roman" w:eastAsia="標楷體" w:hAnsi="Times New Roman" w:cs="Times New Roman" w:hint="eastAsia"/>
+        </w:rPr>
+        <w:t xml:space="preserve">ard label </w:t>
+      </w:r>
+      <w:r>
+        <w:rPr>
+          <w:rFonts w:ascii="Times New Roman" w:eastAsia="標楷體" w:hAnsi="Times New Roman" w:cs="Times New Roman" w:hint="eastAsia"/>
+        </w:rPr>
+        <w:t>訓練</w:t>
+      </w:r>
+      <w:r>
+        <w:rPr>
+          <w:rFonts w:ascii="Times New Roman" w:eastAsia="標楷體" w:hAnsi="Times New Roman" w:cs="Times New Roman" w:hint="eastAsia"/>
+        </w:rPr>
+        <w:t xml:space="preserve"> Student </w:t>
+      </w:r>
+      <w:r>
+        <w:rPr>
+          <w:rFonts w:ascii="Times New Roman" w:eastAsia="標楷體" w:hAnsi="Times New Roman" w:cs="Times New Roman" w:hint="eastAsia"/>
+        </w:rPr>
+        <w:t>的作法</w:t>
+      </w:r>
+      <w:r>
+        <w:rPr>
+          <w:rFonts w:ascii="Times New Roman" w:eastAsia="標楷體" w:hAnsi="Times New Roman" w:cs="Times New Roman" w:hint="eastAsia"/>
+        </w:rPr>
+        <w:t xml:space="preserve"> (baseline)</w:t>
+      </w:r>
+      <w:r>
+        <w:rPr>
+          <w:rFonts w:ascii="Times New Roman" w:eastAsia="標楷體" w:hAnsi="Times New Roman" w:cs="Times New Roman" w:hint="eastAsia"/>
+        </w:rPr>
+        <w:t>。以下比較三者於測試集上的表現差異，說明最終選用</w:t>
+      </w:r>
+      <w:r>
+        <w:rPr>
+          <w:rFonts w:ascii="Times New Roman" w:eastAsia="標楷體" w:hAnsi="Times New Roman" w:cs="Times New Roman" w:hint="eastAsia"/>
+        </w:rPr>
+        <w:t xml:space="preserve"> </w:t>
+      </w:r>
+      <w:r>
+        <w:rPr>
+          <w:rFonts w:ascii="Times New Roman" w:eastAsia="標楷體" w:hAnsi="Times New Roman" w:cs="Times New Roman"/>
+        </w:rPr>
+        <w:t>3</w:t>
+      </w:r>
+      <w:r>
+        <w:rPr>
+          <w:rFonts w:ascii="Times New Roman" w:eastAsia="標楷體" w:hAnsi="Times New Roman" w:cs="Times New Roman" w:hint="eastAsia"/>
+        </w:rPr>
+        <w:t xml:space="preserve"> </w:t>
+      </w:r>
+      <w:r>
+        <w:rPr>
+          <w:rFonts w:ascii="Times New Roman" w:eastAsia="標楷體" w:hAnsi="Times New Roman" w:cs="Times New Roman" w:hint="eastAsia"/>
+        </w:rPr>
+        <w:t>對</w:t>
+      </w:r>
+      <w:r>
+        <w:rPr>
+          <w:rFonts w:ascii="Times New Roman" w:eastAsia="標楷體" w:hAnsi="Times New Roman" w:cs="Times New Roman" w:hint="eastAsia"/>
+        </w:rPr>
+        <w:t xml:space="preserve"> 1 </w:t>
+      </w:r>
+      <w:r>
+        <w:rPr>
+          <w:rFonts w:ascii="Times New Roman" w:eastAsia="標楷體" w:hAnsi="Times New Roman" w:cs="Times New Roman" w:hint="eastAsia"/>
+        </w:rPr>
+        <w:t>架構之依據。</w:t>
+      </w:r>
+    </w:p>
+    <w:p>
+      <w:pPr>
+        <w:rPr>
+          <w:rFonts w:ascii="Times New Roman" w:eastAsia="標楷體" w:hAnsi="Times New Roman" w:cs="Times New Roman"/>
+          <w:sz w:val="28"/>
+          <w:szCs w:val="28"/>
+        </w:rPr>
+      </w:pPr>
+      <w:r>
+        <w:rPr>
+          <w:rFonts w:ascii="Times New Roman" w:eastAsia="標楷體" w:hAnsi="Times New Roman" w:cs="Times New Roman" w:hint="eastAsia"/>
+          <w:sz w:val="28"/>
+          <w:szCs w:val="28"/>
+        </w:rPr>
+        <w:t>無蒸餾</w:t>
+      </w:r>
+      <w:r>
+        <w:rPr>
+          <w:rFonts w:ascii="Times New Roman" w:eastAsia="標楷體" w:hAnsi="Times New Roman" w:cs="Times New Roman" w:hint="eastAsia"/>
+          <w:sz w:val="28"/>
+          <w:szCs w:val="28"/>
+        </w:rPr>
+        <w:t xml:space="preserve"> baseline </w:t>
+      </w:r>
+      <w:r>
+        <w:rPr>
+          <w:rFonts w:ascii="Times New Roman" w:eastAsia="標楷體" w:hAnsi="Times New Roman" w:cs="Times New Roman" w:hint="eastAsia"/>
+          <w:sz w:val="28"/>
+          <w:szCs w:val="28"/>
+        </w:rPr>
+        <w:t>與三來源蒸餾的比較</w:t>
+      </w:r>
+    </w:p>
+    <w:p>
+      <w:pPr>
+        <w:jc w:val="center"/>
+        <w:rPr>
+          <w:rFonts w:ascii="Times New Roman" w:eastAsia="標楷體" w:hAnsi="Times New Roman" w:cs="Times New Roman"/>
+        </w:rPr>
+      </w:pPr>
+      <w:r>
+        <w:rPr>
+          <w:rFonts w:ascii="Times New Roman" w:eastAsia="標楷體" w:hAnsi="Times New Roman" w:cs="Times New Roman" w:hint="eastAsia"/>
+        </w:rPr>
+        <w:t>表</w:t>
+      </w:r>
+      <w:r>
+        <w:rPr>
+          <w:rFonts w:ascii="Times New Roman" w:eastAsia="標楷體" w:hAnsi="Times New Roman" w:cs="Times New Roman" w:hint="eastAsia"/>
+        </w:rPr>
+        <w:t>x.</w:t>
+      </w:r>
+      <w:r>
+        <w:rPr>
+          <w:rFonts w:ascii="Times New Roman" w:eastAsia="標楷體" w:hAnsi="Times New Roman" w:cs="Times New Roman" w:hint="eastAsia"/>
+        </w:rPr>
+        <w:t>無蒸餾</w:t>
+      </w:r>
+      <w:r>
+        <w:rPr>
+          <w:rFonts w:ascii="Times New Roman" w:eastAsia="標楷體" w:hAnsi="Times New Roman" w:cs="Times New Roman" w:hint="eastAsia"/>
+        </w:rPr>
+        <w:t xml:space="preserve"> baseline </w:t>
+      </w:r>
+      <w:r>
+        <w:rPr>
+          <w:rFonts w:ascii="Times New Roman" w:eastAsia="標楷體" w:hAnsi="Times New Roman" w:cs="Times New Roman" w:hint="eastAsia"/>
+        </w:rPr>
+        <w:t>與</w:t>
+      </w:r>
+      <w:r>
+        <w:rPr>
+          <w:rFonts w:ascii="Times New Roman" w:eastAsia="標楷體" w:hAnsi="Times New Roman" w:cs="Times New Roman" w:hint="eastAsia"/>
+        </w:rPr>
+        <w:t xml:space="preserve">3 </w:t>
+      </w:r>
+      <w:r>
+        <w:rPr>
+          <w:rFonts w:ascii="Times New Roman" w:eastAsia="標楷體" w:hAnsi="Times New Roman" w:cs="Times New Roman" w:hint="eastAsia"/>
+        </w:rPr>
+        <w:t>對</w:t>
+      </w:r>
+      <w:r>
+        <w:rPr>
+          <w:rFonts w:ascii="Times New Roman" w:eastAsia="標楷體" w:hAnsi="Times New Roman" w:cs="Times New Roman" w:hint="eastAsia"/>
+        </w:rPr>
+        <w:t xml:space="preserve"> 1</w:t>
+      </w:r>
+      <w:r>
+        <w:rPr>
+          <w:rFonts w:ascii="Times New Roman" w:eastAsia="標楷體" w:hAnsi="Times New Roman" w:cs="Times New Roman" w:hint="eastAsia"/>
+        </w:rPr>
+        <w:t>蒸餾的效能比較</w:t>
+      </w:r>
+    </w:p>
+    <w:tbl>
+      <w:tblPr>
+        <w:tblStyle w:val="ae"/>
+        <w:tblW w:w="5000" w:type="pct"/>
+        <w:tblBorders>
+          <w:left w:val="none" w:sz="0" w:space="0" w:color="auto"/>
+          <w:right w:val="none" w:sz="0" w:space="0" w:color="auto"/>
+          <w:insideH w:val="none" w:sz="0" w:space="0" w:color="auto"/>
+          <w:insideV w:val="none" w:sz="0" w:space="0" w:color="auto"/>
+        </w:tblBorders>
+        <w:tblLook w:val="04A0" w:firstRow="1" w:lastRow="0" w:firstColumn="1" w:lastColumn="0" w:noHBand="0" w:noVBand="1"/>
+      </w:tblPr>
+      <w:tblGrid>
+        <w:gridCol w:w="1538"/>
+        <w:gridCol w:w="2008"/>
+        <w:gridCol w:w="956"/>
+        <w:gridCol w:w="1580"/>
+        <w:gridCol w:w="1179"/>
+        <w:gridCol w:w="1045"/>
+      </w:tblGrid>
+      <w:tr>
+        <w:tc>
+          <w:tcPr>
+            <w:tcW w:w="926" w:type="pct"/>
+            <w:tcBorders>
+              <w:top w:val="single" w:sz="4" w:space="0" w:color="auto"/>
+              <w:bottom w:val="single" w:sz="4" w:space="0" w:color="auto"/>
+            </w:tcBorders>
+          </w:tcPr>
+          <w:p>
+            <w:pPr>
+              <w:jc w:val="center"/>
+              <w:rPr>
+                <w:rFonts w:ascii="Times New Roman" w:eastAsia="標楷體" w:hAnsi="Times New Roman" w:cs="Times New Roman"/>
+              </w:rPr>
+            </w:pPr>
+            <w:r>
+              <w:rPr>
+                <w:rFonts w:ascii="Times New Roman" w:eastAsia="標楷體" w:hAnsi="Times New Roman" w:cs="Times New Roman" w:hint="eastAsia"/>
+              </w:rPr>
+              <w:t>模型</w:t>
+            </w:r>
+          </w:p>
+        </w:tc>
+        <w:tc>
+          <w:tcPr>
+            <w:tcW w:w="1209" w:type="pct"/>
+            <w:tcBorders>
+              <w:top w:val="single" w:sz="4" w:space="0" w:color="auto"/>
+              <w:bottom w:val="single" w:sz="4" w:space="0" w:color="auto"/>
+            </w:tcBorders>
+          </w:tcPr>
+          <w:p>
+            <w:pPr>
+              <w:jc w:val="center"/>
+              <w:rPr>
+                <w:rFonts w:ascii="Times New Roman" w:eastAsia="標楷體" w:hAnsi="Times New Roman" w:cs="Times New Roman"/>
+              </w:rPr>
+            </w:pPr>
+            <w:r>
+              <w:rPr>
+                <w:rFonts w:ascii="Times New Roman" w:eastAsia="標楷體" w:hAnsi="Times New Roman" w:cs="Times New Roman" w:hint="eastAsia"/>
+              </w:rPr>
+              <w:t>訓練方法</w:t>
+            </w:r>
+          </w:p>
+        </w:tc>
+        <w:tc>
+          <w:tcPr>
+            <w:tcW w:w="575" w:type="pct"/>
+            <w:tcBorders>
+              <w:top w:val="single" w:sz="4" w:space="0" w:color="auto"/>
+              <w:bottom w:val="single" w:sz="4" w:space="0" w:color="auto"/>
+            </w:tcBorders>
+          </w:tcPr>
+          <w:p>
+            <w:pPr>
+              <w:jc w:val="center"/>
+              <w:rPr>
+                <w:rFonts w:ascii="Times New Roman" w:eastAsia="標楷體" w:hAnsi="Times New Roman" w:cs="Times New Roman"/>
+              </w:rPr>
+            </w:pPr>
+            <w:r>
+              <w:rPr>
+                <w:rFonts w:ascii="Times New Roman" w:eastAsia="標楷體" w:hAnsi="Times New Roman" w:cs="Times New Roman" w:hint="eastAsia"/>
+              </w:rPr>
+              <w:t>準確率</w:t>
+            </w:r>
+          </w:p>
+        </w:tc>
+        <w:tc>
+          <w:tcPr>
+            <w:tcW w:w="951" w:type="pct"/>
+            <w:tcBorders>
+              <w:top w:val="single" w:sz="4" w:space="0" w:color="auto"/>
+              <w:bottom w:val="single" w:sz="4" w:space="0" w:color="auto"/>
+            </w:tcBorders>
+          </w:tcPr>
+          <w:p>
+            <w:pPr>
+              <w:jc w:val="center"/>
+              <w:rPr>
+                <w:rFonts w:ascii="Times New Roman" w:eastAsia="標楷體" w:hAnsi="Times New Roman" w:cs="Times New Roman"/>
+              </w:rPr>
+            </w:pPr>
+            <w:r>
+              <w:rPr>
+                <w:rFonts w:ascii="Times New Roman" w:eastAsia="標楷體" w:hAnsi="Times New Roman" w:cs="Times New Roman" w:hint="eastAsia"/>
+              </w:rPr>
+              <w:t>Hemorrhagic F1</w:t>
+            </w:r>
+          </w:p>
+        </w:tc>
+        <w:tc>
+          <w:tcPr>
+            <w:tcW w:w="710" w:type="pct"/>
+            <w:tcBorders>
+              <w:top w:val="single" w:sz="4" w:space="0" w:color="auto"/>
+              <w:bottom w:val="single" w:sz="4" w:space="0" w:color="auto"/>
+            </w:tcBorders>
+          </w:tcPr>
+          <w:p>
+            <w:pPr>
+              <w:jc w:val="center"/>
+              <w:rPr>
+                <w:rFonts w:ascii="Times New Roman" w:eastAsia="標楷體" w:hAnsi="Times New Roman" w:cs="Times New Roman"/>
+              </w:rPr>
+            </w:pPr>
+            <w:r>
+              <w:rPr>
+                <w:rFonts w:ascii="Times New Roman" w:eastAsia="標楷體" w:hAnsi="Times New Roman" w:cs="Times New Roman" w:hint="eastAsia"/>
+              </w:rPr>
+              <w:t>Ischemia F1</w:t>
+            </w:r>
+          </w:p>
+        </w:tc>
+        <w:tc>
+          <w:tcPr>
+            <w:tcW w:w="630" w:type="pct"/>
+            <w:tcBorders>
+              <w:top w:val="single" w:sz="4" w:space="0" w:color="auto"/>
+              <w:bottom w:val="single" w:sz="4" w:space="0" w:color="auto"/>
+            </w:tcBorders>
+          </w:tcPr>
+          <w:p>
+            <w:pPr>
+              <w:jc w:val="center"/>
+              <w:rPr>
+                <w:rFonts w:ascii="Times New Roman" w:eastAsia="標楷體" w:hAnsi="Times New Roman" w:cs="Times New Roman"/>
+              </w:rPr>
+            </w:pPr>
+            <w:r>
+              <w:rPr>
+                <w:rFonts w:ascii="Times New Roman" w:eastAsia="標楷體" w:hAnsi="Times New Roman" w:cs="Times New Roman" w:hint="eastAsia"/>
+              </w:rPr>
+              <w:t>Normal F1</w:t>
+            </w:r>
+          </w:p>
+        </w:tc>
+      </w:tr>
+      <w:tr>
+        <w:tc>
+          <w:tcPr>
+            <w:tcW w:w="926" w:type="pct"/>
+            <w:tcBorders>
+              <w:top w:val="single" w:sz="4" w:space="0" w:color="auto"/>
+            </w:tcBorders>
+          </w:tcPr>
+          <w:p>
+            <w:pPr>
+              <w:jc w:val="center"/>
+              <w:rPr>
+                <w:rFonts w:ascii="Times New Roman" w:eastAsia="標楷體" w:hAnsi="Times New Roman" w:cs="Times New Roman"/>
+              </w:rPr>
+            </w:pPr>
+            <w:r>
+              <w:rPr>
+                <w:rFonts w:ascii="Times New Roman" w:eastAsia="標楷體" w:hAnsi="Times New Roman" w:cs="Times New Roman" w:hint="eastAsia"/>
+              </w:rPr>
+              <w:t>CNN (</w:t>
+            </w:r>
+            <w:r>
+              <w:rPr>
+                <w:rFonts w:ascii="Times New Roman" w:eastAsia="標楷體" w:hAnsi="Times New Roman" w:cs="Times New Roman" w:hint="eastAsia"/>
+              </w:rPr>
+              <w:t>無蒸餾</w:t>
+            </w:r>
+            <w:r>
+              <w:rPr>
+                <w:rFonts w:ascii="Times New Roman" w:eastAsia="標楷體" w:hAnsi="Times New Roman" w:cs="Times New Roman" w:hint="eastAsia"/>
+              </w:rPr>
+              <w:t xml:space="preserve"> baseline)</w:t>
+            </w:r>
+          </w:p>
+        </w:tc>
+        <w:tc>
+          <w:tcPr>
+            <w:tcW w:w="1209" w:type="pct"/>
+            <w:tcBorders>
+              <w:top w:val="single" w:sz="4" w:space="0" w:color="auto"/>
+            </w:tcBorders>
+          </w:tcPr>
+          <w:p>
+            <w:pPr>
+              <w:jc w:val="center"/>
+              <w:rPr>
+                <w:rFonts w:ascii="Times New Roman" w:eastAsia="標楷體" w:hAnsi="Times New Roman" w:cs="Times New Roman"/>
+              </w:rPr>
+            </w:pPr>
+            <w:r>
+              <w:rPr>
+                <w:rFonts w:ascii="Times New Roman" w:eastAsia="標楷體" w:hAnsi="Times New Roman" w:cs="Times New Roman" w:hint="eastAsia"/>
+              </w:rPr>
+              <w:t>直接以</w:t>
+            </w:r>
+            <w:r>
+              <w:rPr>
+                <w:rFonts w:ascii="Times New Roman" w:eastAsia="標楷體" w:hAnsi="Times New Roman" w:cs="Times New Roman" w:hint="eastAsia"/>
+              </w:rPr>
+              <w:t xml:space="preserve"> hard label </w:t>
+            </w:r>
+            <w:r>
+              <w:rPr>
+                <w:rFonts w:ascii="Times New Roman" w:eastAsia="標楷體" w:hAnsi="Times New Roman" w:cs="Times New Roman" w:hint="eastAsia"/>
+              </w:rPr>
+              <w:t>訓練</w:t>
+            </w:r>
+          </w:p>
+        </w:tc>
+        <w:tc>
+          <w:tcPr>
+            <w:tcW w:w="575" w:type="pct"/>
+            <w:tcBorders>
+              <w:top w:val="single" w:sz="4" w:space="0" w:color="auto"/>
+            </w:tcBorders>
+          </w:tcPr>
+          <w:p>
+            <w:pPr>
+              <w:jc w:val="center"/>
+              <w:rPr>
+                <w:rFonts w:ascii="Times New Roman" w:eastAsia="標楷體" w:hAnsi="Times New Roman" w:cs="Times New Roman"/>
+              </w:rPr>
+            </w:pPr>
+            <w:r>
+              <w:rPr>
+                <w:rFonts w:ascii="Times New Roman" w:eastAsia="標楷體" w:hAnsi="Times New Roman" w:cs="Times New Roman" w:hint="eastAsia"/>
+              </w:rPr>
+              <w:t>92.03%</w:t>
+            </w:r>
+          </w:p>
+        </w:tc>
+        <w:tc>
+          <w:tcPr>
+            <w:tcW w:w="951" w:type="pct"/>
+            <w:tcBorders>
+              <w:top w:val="single" w:sz="4" w:space="0" w:color="auto"/>
+            </w:tcBorders>
+          </w:tcPr>
+          <w:p>
+            <w:pPr>
+              <w:jc w:val="center"/>
+              <w:rPr>
+                <w:rFonts w:ascii="Times New Roman" w:eastAsia="標楷體" w:hAnsi="Times New Roman" w:cs="Times New Roman"/>
+              </w:rPr>
+            </w:pPr>
+            <w:r>
+              <w:rPr>
+                <w:rFonts w:ascii="Times New Roman" w:eastAsia="標楷體" w:hAnsi="Times New Roman" w:cs="Times New Roman" w:hint="eastAsia"/>
+              </w:rPr>
+              <w:t>0.84</w:t>
+            </w:r>
+          </w:p>
+        </w:tc>
+        <w:tc>
+          <w:tcPr>
+            <w:tcW w:w="710" w:type="pct"/>
+            <w:tcBorders>
+              <w:top w:val="single" w:sz="4" w:space="0" w:color="auto"/>
+            </w:tcBorders>
+          </w:tcPr>
+          <w:p>
+            <w:pPr>
+              <w:jc w:val="center"/>
+              <w:rPr>
+                <w:rFonts w:ascii="Times New Roman" w:eastAsia="標楷體" w:hAnsi="Times New Roman" w:cs="Times New Roman"/>
+              </w:rPr>
+            </w:pPr>
+            <w:r>
+              <w:rPr>
+                <w:rFonts w:ascii="Times New Roman" w:eastAsia="標楷體" w:hAnsi="Times New Roman" w:cs="Times New Roman" w:hint="eastAsia"/>
+              </w:rPr>
+              <w:t>0.85</w:t>
+            </w:r>
+          </w:p>
+        </w:tc>
+        <w:tc>
+          <w:tcPr>
+            <w:tcW w:w="630" w:type="pct"/>
+            <w:tcBorders>
+              <w:top w:val="single" w:sz="4" w:space="0" w:color="auto"/>
+            </w:tcBorders>
+          </w:tcPr>
+          <w:p>
+            <w:pPr>
+              <w:jc w:val="center"/>
+              <w:rPr>
+                <w:rFonts w:ascii="Times New Roman" w:eastAsia="標楷體" w:hAnsi="Times New Roman" w:cs="Times New Roman"/>
+              </w:rPr>
+            </w:pPr>
+            <w:r>
+              <w:rPr>
+                <w:rFonts w:ascii="Times New Roman" w:eastAsia="標楷體" w:hAnsi="Times New Roman" w:cs="Times New Roman" w:hint="eastAsia"/>
+              </w:rPr>
+              <w:t>0.96</w:t>
+            </w:r>
+          </w:p>
+        </w:tc>
+      </w:tr>
+      <w:tr>
+        <w:tc>
+          <w:tcPr>
+            <w:tcW w:w="926" w:type="pct"/>
+          </w:tcPr>
+          <w:p>
+            <w:pPr>
+              <w:jc w:val="center"/>
+              <w:rPr>
+                <w:rFonts w:ascii="Times New Roman" w:eastAsia="標楷體" w:hAnsi="Times New Roman" w:cs="Times New Roman"/>
+              </w:rPr>
+            </w:pPr>
+            <w:r>
+              <w:rPr>
+                <w:rFonts w:ascii="Times New Roman" w:eastAsia="標楷體" w:hAnsi="Times New Roman" w:cs="Times New Roman" w:hint="eastAsia"/>
+              </w:rPr>
+              <w:t xml:space="preserve">CNN8 (3 </w:t>
+            </w:r>
+            <w:r>
+              <w:rPr>
+                <w:rFonts w:ascii="Times New Roman" w:eastAsia="標楷體" w:hAnsi="Times New Roman" w:cs="Times New Roman" w:hint="eastAsia"/>
+              </w:rPr>
+              <w:t>對</w:t>
+            </w:r>
+            <w:r>
+              <w:rPr>
+                <w:rFonts w:ascii="Times New Roman" w:eastAsia="標楷體" w:hAnsi="Times New Roman" w:cs="Times New Roman" w:hint="eastAsia"/>
+              </w:rPr>
+              <w:t xml:space="preserve"> 1 </w:t>
+            </w:r>
+            <w:r>
+              <w:rPr>
+                <w:rFonts w:ascii="Times New Roman" w:eastAsia="標楷體" w:hAnsi="Times New Roman" w:cs="Times New Roman" w:hint="eastAsia"/>
+              </w:rPr>
+              <w:t>蒸餾</w:t>
+            </w:r>
+            <w:r>
+              <w:rPr>
+                <w:rFonts w:ascii="Times New Roman" w:eastAsia="標楷體" w:hAnsi="Times New Roman" w:cs="Times New Roman" w:hint="eastAsia"/>
+              </w:rPr>
+              <w:t>)</w:t>
+            </w:r>
+          </w:p>
+        </w:tc>
+        <w:tc>
+          <w:tcPr>
+            <w:tcW w:w="1209" w:type="pct"/>
+          </w:tcPr>
+          <w:p>
+            <w:pPr>
+              <w:jc w:val="center"/>
+              <w:rPr>
+                <w:rFonts w:ascii="Times New Roman" w:eastAsia="標楷體" w:hAnsi="Times New Roman" w:cs="Times New Roman"/>
+              </w:rPr>
+            </w:pPr>
+            <w:r>
+              <w:rPr>
+                <w:rFonts w:ascii="Times New Roman" w:eastAsia="標楷體" w:hAnsi="Times New Roman" w:cs="Times New Roman" w:hint="eastAsia"/>
+              </w:rPr>
+              <w:t xml:space="preserve">Teacher1 + Teacher2 + TA </w:t>
+            </w:r>
+            <w:r>
+              <w:rPr>
+                <w:rFonts w:ascii="Times New Roman" w:eastAsia="標楷體" w:hAnsi="Times New Roman" w:cs="Times New Roman" w:hint="eastAsia"/>
+              </w:rPr>
+              <w:t>三來源蒸餾</w:t>
+            </w:r>
+          </w:p>
+        </w:tc>
+        <w:tc>
+          <w:tcPr>
+            <w:tcW w:w="575" w:type="pct"/>
+          </w:tcPr>
+          <w:p>
+            <w:pPr>
+              <w:jc w:val="center"/>
+              <w:rPr>
+                <w:rFonts w:ascii="Times New Roman" w:eastAsia="標楷體" w:hAnsi="Times New Roman" w:cs="Times New Roman"/>
+              </w:rPr>
+            </w:pPr>
+            <w:r>
+              <w:rPr>
+                <w:rFonts w:ascii="Times New Roman" w:eastAsia="標楷體" w:hAnsi="Times New Roman" w:cs="Times New Roman" w:hint="eastAsia"/>
+              </w:rPr>
+              <w:t>87.74%</w:t>
+            </w:r>
+          </w:p>
+        </w:tc>
+        <w:tc>
+          <w:tcPr>
+            <w:tcW w:w="951" w:type="pct"/>
+          </w:tcPr>
+          <w:p>
+            <w:pPr>
+              <w:jc w:val="center"/>
+              <w:rPr>
+                <w:rFonts w:ascii="Times New Roman" w:eastAsia="標楷體" w:hAnsi="Times New Roman" w:cs="Times New Roman"/>
+              </w:rPr>
+            </w:pPr>
+            <w:r>
+              <w:rPr>
+                <w:rFonts w:ascii="Times New Roman" w:eastAsia="標楷體" w:hAnsi="Times New Roman" w:cs="Times New Roman" w:hint="eastAsia"/>
+              </w:rPr>
+              <w:t>0.76</w:t>
+            </w:r>
+          </w:p>
+        </w:tc>
+        <w:tc>
+          <w:tcPr>
+            <w:tcW w:w="710" w:type="pct"/>
+          </w:tcPr>
+          <w:p>
+            <w:pPr>
+              <w:jc w:val="center"/>
+              <w:rPr>
+                <w:rFonts w:ascii="Times New Roman" w:eastAsia="標楷體" w:hAnsi="Times New Roman" w:cs="Times New Roman"/>
+              </w:rPr>
+            </w:pPr>
+            <w:r>
+              <w:rPr>
+                <w:rFonts w:ascii="Times New Roman" w:eastAsia="標楷體" w:hAnsi="Times New Roman" w:cs="Times New Roman" w:hint="eastAsia"/>
+              </w:rPr>
+              <w:t>0.70</w:t>
+            </w:r>
+          </w:p>
+        </w:tc>
+        <w:tc>
+          <w:tcPr>
+            <w:tcW w:w="630" w:type="pct"/>
+          </w:tcPr>
+          <w:p>
+            <w:pPr>
+              <w:jc w:val="center"/>
+              <w:rPr>
+                <w:rFonts w:ascii="Times New Roman" w:eastAsia="標楷體" w:hAnsi="Times New Roman" w:cs="Times New Roman"/>
+              </w:rPr>
+            </w:pPr>
+            <w:r>
+              <w:rPr>
+                <w:rFonts w:ascii="Times New Roman" w:eastAsia="標楷體" w:hAnsi="Times New Roman" w:cs="Times New Roman" w:hint="eastAsia"/>
+              </w:rPr>
+              <w:t>0.95</w:t>
+            </w:r>
+          </w:p>
+        </w:tc>
+      </w:tr>
+    </w:tbl>
+    <w:p>
+      <w:pPr>
+        <w:rPr>
+          <w:rFonts w:ascii="Times New Roman" w:eastAsia="標楷體" w:hAnsi="Times New Roman" w:cs="Times New Roman"/>
+        </w:rPr>
+      </w:pPr>
+      <w:r>
+        <w:rPr>
+          <w:rFonts w:ascii="Times New Roman" w:eastAsia="標楷體" w:hAnsi="Times New Roman" w:cs="Times New Roman" w:hint="eastAsia"/>
+        </w:rPr>
+        <w:t>值得注意的是，未經蒸餾的</w:t>
+      </w:r>
+      <w:r>
+        <w:rPr>
+          <w:rFonts w:ascii="Times New Roman" w:eastAsia="標楷體" w:hAnsi="Times New Roman" w:cs="Times New Roman" w:hint="eastAsia"/>
+        </w:rPr>
+        <w:t xml:space="preserve"> CNN8 baseline </w:t>
+      </w:r>
+      <w:r>
+        <w:rPr>
+          <w:rFonts w:ascii="Times New Roman" w:eastAsia="標楷體" w:hAnsi="Times New Roman" w:cs="Times New Roman" w:hint="eastAsia"/>
+        </w:rPr>
+        <w:t>於整體準確率及各類別</w:t>
+      </w:r>
+      <w:r>
+        <w:rPr>
+          <w:rFonts w:ascii="Times New Roman" w:eastAsia="標楷體" w:hAnsi="Times New Roman" w:cs="Times New Roman" w:hint="eastAsia"/>
+        </w:rPr>
+        <w:t xml:space="preserve"> </w:t>
+      </w:r>
+      <w:r>
+        <w:rPr>
+          <w:rFonts w:ascii="Times New Roman" w:eastAsia="標楷體" w:hAnsi="Times New Roman" w:cs="Times New Roman"/>
+        </w:rPr>
+        <w:t>F</w:t>
+      </w:r>
+      <w:r>
+        <w:rPr>
+          <w:rFonts w:ascii="Times New Roman" w:eastAsia="標楷體" w:hAnsi="Times New Roman" w:cs="Times New Roman" w:hint="eastAsia"/>
+        </w:rPr>
+        <w:t xml:space="preserve">1-score </w:t>
+      </w:r>
+      <w:r>
+        <w:rPr>
+          <w:rFonts w:ascii="Times New Roman" w:eastAsia="標楷體" w:hAnsi="Times New Roman" w:cs="Times New Roman" w:hint="eastAsia"/>
+        </w:rPr>
+        <w:t>上，皆優於經過三來源蒸餾之</w:t>
+      </w:r>
+      <w:r>
+        <w:rPr>
+          <w:rFonts w:ascii="Times New Roman" w:eastAsia="標楷體" w:hAnsi="Times New Roman" w:cs="Times New Roman" w:hint="eastAsia"/>
+        </w:rPr>
+        <w:t xml:space="preserve"> Student </w:t>
+      </w:r>
+      <w:r>
+        <w:rPr>
+          <w:rFonts w:ascii="Times New Roman" w:eastAsia="標楷體" w:hAnsi="Times New Roman" w:cs="Times New Roman" w:hint="eastAsia"/>
+        </w:rPr>
+        <w:t>模型，尤其</w:t>
+      </w:r>
+      <w:r>
+        <w:rPr>
+          <w:rFonts w:ascii="Times New Roman" w:eastAsia="標楷體" w:hAnsi="Times New Roman" w:cs="Times New Roman" w:hint="eastAsia"/>
+        </w:rPr>
+        <w:t xml:space="preserve"> Ischemia </w:t>
+      </w:r>
+      <w:r>
+        <w:rPr>
+          <w:rFonts w:ascii="Times New Roman" w:eastAsia="標楷體" w:hAnsi="Times New Roman" w:cs="Times New Roman" w:hint="eastAsia"/>
+        </w:rPr>
+        <w:t>類別差距最為明顯</w:t>
+      </w:r>
+      <w:r>
+        <w:rPr>
+          <w:rFonts w:ascii="Times New Roman" w:eastAsia="標楷體" w:hAnsi="Times New Roman" w:cs="Times New Roman" w:hint="eastAsia"/>
+        </w:rPr>
+        <w:t xml:space="preserve"> (0.85 </w:t>
+      </w:r>
+      <w:r>
+        <w:rPr>
+          <w:rFonts w:ascii="Times New Roman" w:eastAsia="標楷體" w:hAnsi="Times New Roman" w:cs="Times New Roman" w:hint="eastAsia"/>
+        </w:rPr>
+        <w:t>對</w:t>
+      </w:r>
+      <w:r>
+        <w:rPr>
+          <w:rFonts w:ascii="Times New Roman" w:eastAsia="標楷體" w:hAnsi="Times New Roman" w:cs="Times New Roman" w:hint="eastAsia"/>
+        </w:rPr>
+        <w:t xml:space="preserve"> 0.70)</w:t>
+      </w:r>
+      <w:r>
+        <w:rPr>
+          <w:rFonts w:ascii="Times New Roman" w:eastAsia="標楷體" w:hAnsi="Times New Roman" w:cs="Times New Roman" w:hint="eastAsia"/>
+        </w:rPr>
+        <w:t>。此結果出看似與知識蒸餾的預期效益相悖，但須說明的是：</w:t>
+      </w:r>
+      <w:r>
+        <w:rPr>
+          <w:rFonts w:ascii="Times New Roman" w:eastAsia="標楷體" w:hAnsi="Times New Roman" w:cs="Times New Roman" w:hint="eastAsia"/>
+        </w:rPr>
+        <w:t>(</w:t>
+      </w:r>
+      <w:r>
+        <w:rPr>
+          <w:rFonts w:ascii="Times New Roman" w:eastAsia="標楷體" w:hAnsi="Times New Roman" w:cs="Times New Roman" w:hint="eastAsia"/>
+        </w:rPr>
+        <w:t>一</w:t>
+      </w:r>
+      <w:r>
+        <w:rPr>
+          <w:rFonts w:ascii="Times New Roman" w:eastAsia="標楷體" w:hAnsi="Times New Roman" w:cs="Times New Roman" w:hint="eastAsia"/>
+        </w:rPr>
+        <w:t xml:space="preserve">) </w:t>
+      </w:r>
+      <w:r>
+        <w:rPr>
+          <w:rFonts w:ascii="Times New Roman" w:eastAsia="標楷體" w:hAnsi="Times New Roman" w:cs="Times New Roman" w:hint="eastAsia"/>
+        </w:rPr>
+        <w:t>本資料集標籤明確且樣本量充足</w:t>
+      </w:r>
+      <w:r>
+        <w:rPr>
+          <w:rFonts w:ascii="Times New Roman" w:eastAsia="標楷體" w:hAnsi="Times New Roman" w:cs="Times New Roman" w:hint="eastAsia"/>
+        </w:rPr>
+        <w:t xml:space="preserve"> (</w:t>
+      </w:r>
+      <w:r>
+        <w:rPr>
+          <w:rFonts w:ascii="Times New Roman" w:eastAsia="標楷體" w:hAnsi="Times New Roman" w:cs="Times New Roman" w:hint="eastAsia"/>
+        </w:rPr>
+        <w:t>訓練集逾</w:t>
+      </w:r>
+      <w:r>
+        <w:rPr>
+          <w:rFonts w:ascii="Times New Roman" w:eastAsia="標楷體" w:hAnsi="Times New Roman" w:cs="Times New Roman" w:hint="eastAsia"/>
+        </w:rPr>
+        <w:t xml:space="preserve"> 4200 </w:t>
+      </w:r>
+      <w:r>
+        <w:rPr>
+          <w:rFonts w:ascii="Times New Roman" w:eastAsia="標楷體" w:hAnsi="Times New Roman" w:cs="Times New Roman" w:hint="eastAsia"/>
+        </w:rPr>
+        <w:t>張</w:t>
+      </w:r>
+      <w:r>
+        <w:rPr>
+          <w:rFonts w:ascii="Times New Roman" w:eastAsia="標楷體" w:hAnsi="Times New Roman" w:cs="Times New Roman" w:hint="eastAsia"/>
+        </w:rPr>
+        <w:t>)</w:t>
+      </w:r>
+      <w:r>
+        <w:rPr>
+          <w:rFonts w:ascii="Times New Roman" w:eastAsia="標楷體" w:hAnsi="Times New Roman" w:cs="Times New Roman" w:hint="eastAsia"/>
+        </w:rPr>
+        <w:t>，在此條件下，</w:t>
+      </w:r>
+      <w:r>
+        <w:rPr>
+          <w:rFonts w:ascii="Times New Roman" w:eastAsia="標楷體" w:hAnsi="Times New Roman" w:cs="Times New Roman" w:hint="eastAsia"/>
+        </w:rPr>
+        <w:t xml:space="preserve">Student </w:t>
+      </w:r>
+      <w:r>
+        <w:rPr>
+          <w:rFonts w:ascii="Times New Roman" w:eastAsia="標楷體" w:hAnsi="Times New Roman" w:cs="Times New Roman" w:hint="eastAsia"/>
+        </w:rPr>
+        <w:t>模型直接以</w:t>
+      </w:r>
+      <w:r>
+        <w:rPr>
+          <w:rFonts w:ascii="Times New Roman" w:eastAsia="標楷體" w:hAnsi="Times New Roman" w:cs="Times New Roman" w:hint="eastAsia"/>
+        </w:rPr>
+        <w:t xml:space="preserve"> hard label </w:t>
+      </w:r>
+      <w:r>
+        <w:rPr>
+          <w:rFonts w:ascii="Times New Roman" w:eastAsia="標楷體" w:hAnsi="Times New Roman" w:cs="Times New Roman" w:hint="eastAsia"/>
+        </w:rPr>
+        <w:t>學習已具備足夠的</w:t>
+      </w:r>
+      <w:r>
+        <w:rPr>
+          <w:rFonts w:ascii="Times New Roman" w:eastAsia="標楷體" w:hAnsi="Times New Roman" w:cs="Times New Roman" w:hint="eastAsia"/>
+        </w:rPr>
+        <w:t xml:space="preserve"> </w:t>
+      </w:r>
+      <w:r>
+        <w:rPr>
+          <w:rFonts w:ascii="Times New Roman" w:eastAsia="標楷體" w:hAnsi="Times New Roman" w:cs="Times New Roman" w:hint="eastAsia"/>
+        </w:rPr>
+        <w:t>監督訊號，蒸餾所提供的</w:t>
+      </w:r>
+      <w:r>
+        <w:rPr>
+          <w:rFonts w:ascii="Times New Roman" w:eastAsia="標楷體" w:hAnsi="Times New Roman" w:cs="Times New Roman" w:hint="eastAsia"/>
+        </w:rPr>
+        <w:t xml:space="preserve"> soft label </w:t>
+      </w:r>
+      <w:r>
+        <w:rPr>
+          <w:rFonts w:ascii="Times New Roman" w:eastAsia="標楷體" w:hAnsi="Times New Roman" w:cs="Times New Roman" w:hint="eastAsia"/>
+        </w:rPr>
+        <w:t>額外資訊，其邊際效益本就有限；</w:t>
+      </w:r>
+      <w:r>
+        <w:rPr>
+          <w:rFonts w:ascii="Times New Roman" w:eastAsia="標楷體" w:hAnsi="Times New Roman" w:cs="Times New Roman" w:hint="eastAsia"/>
+        </w:rPr>
+        <w:t>(</w:t>
+      </w:r>
+      <w:r>
+        <w:rPr>
+          <w:rFonts w:ascii="Times New Roman" w:eastAsia="標楷體" w:hAnsi="Times New Roman" w:cs="Times New Roman" w:hint="eastAsia"/>
+        </w:rPr>
+        <w:t>二</w:t>
+      </w:r>
+      <w:r>
+        <w:rPr>
+          <w:rFonts w:ascii="Times New Roman" w:eastAsia="標楷體" w:hAnsi="Times New Roman" w:cs="Times New Roman" w:hint="eastAsia"/>
+        </w:rPr>
+        <w:t xml:space="preserve">) </w:t>
+      </w:r>
+      <w:r>
+        <w:rPr>
+          <w:rFonts w:ascii="Times New Roman" w:eastAsia="標楷體" w:hAnsi="Times New Roman" w:cs="Times New Roman" w:hint="eastAsia"/>
+        </w:rPr>
+        <w:t>此</w:t>
+      </w:r>
+      <w:r>
+        <w:rPr>
+          <w:rFonts w:ascii="Times New Roman" w:eastAsia="標楷體" w:hAnsi="Times New Roman" w:cs="Times New Roman" w:hint="eastAsia"/>
+        </w:rPr>
+        <w:t xml:space="preserve"> baseline </w:t>
+      </w:r>
+      <w:r>
+        <w:rPr>
+          <w:rFonts w:ascii="Times New Roman" w:eastAsia="標楷體" w:hAnsi="Times New Roman" w:cs="Times New Roman" w:hint="eastAsia"/>
+        </w:rPr>
+        <w:t>與蒸餾版</w:t>
+      </w:r>
+      <w:r>
+        <w:rPr>
+          <w:rFonts w:ascii="Times New Roman" w:eastAsia="標楷體" w:hAnsi="Times New Roman" w:cs="Times New Roman" w:hint="eastAsia"/>
+        </w:rPr>
+        <w:t xml:space="preserve"> Student </w:t>
+      </w:r>
+      <w:r>
+        <w:rPr>
+          <w:rFonts w:ascii="Times New Roman" w:eastAsia="標楷體" w:hAnsi="Times New Roman" w:cs="Times New Roman" w:hint="eastAsia"/>
+        </w:rPr>
+        <w:t>的網路架構</w:t>
+      </w:r>
+      <w:r>
+        <w:rPr>
+          <w:rFonts w:ascii="Times New Roman" w:eastAsia="標楷體" w:hAnsi="Times New Roman" w:cs="Times New Roman" w:hint="eastAsia"/>
+        </w:rPr>
+        <w:t xml:space="preserve"> (</w:t>
+      </w:r>
+      <w:r>
+        <w:rPr>
+          <w:rFonts w:ascii="Times New Roman" w:eastAsia="標楷體" w:hAnsi="Times New Roman" w:cs="Times New Roman" w:hint="eastAsia"/>
+        </w:rPr>
+        <w:t>全連接層維度、</w:t>
+      </w:r>
+      <w:r>
+        <w:rPr>
+          <w:rFonts w:ascii="Times New Roman" w:eastAsia="標楷體" w:hAnsi="Times New Roman" w:cs="Times New Roman" w:hint="eastAsia"/>
+        </w:rPr>
+        <w:t xml:space="preserve">Dropout rate) </w:t>
+      </w:r>
+      <w:r>
+        <w:rPr>
+          <w:rFonts w:ascii="Times New Roman" w:eastAsia="標楷體" w:hAnsi="Times New Roman" w:cs="Times New Roman" w:hint="eastAsia"/>
+        </w:rPr>
+        <w:t>及訓練超函數</w:t>
+      </w:r>
+      <w:r>
+        <w:rPr>
+          <w:rFonts w:ascii="Times New Roman" w:eastAsia="標楷體" w:hAnsi="Times New Roman" w:cs="Times New Roman" w:hint="eastAsia"/>
+        </w:rPr>
+        <w:t xml:space="preserve"> (learning rate</w:t>
+      </w:r>
+      <w:r>
+        <w:rPr>
+          <w:rFonts w:ascii="Times New Roman" w:eastAsia="標楷體" w:hAnsi="Times New Roman" w:cs="Times New Roman" w:hint="eastAsia"/>
+        </w:rPr>
+        <w:t>、正規化方式</w:t>
+      </w:r>
+      <w:r>
+        <w:rPr>
+          <w:rFonts w:ascii="Times New Roman" w:eastAsia="標楷體" w:hAnsi="Times New Roman" w:cs="Times New Roman" w:hint="eastAsia"/>
+        </w:rPr>
+        <w:t xml:space="preserve">) </w:t>
+      </w:r>
+      <w:r>
+        <w:rPr>
+          <w:rFonts w:ascii="Times New Roman" w:eastAsia="標楷體" w:hAnsi="Times New Roman" w:cs="Times New Roman" w:hint="eastAsia"/>
+        </w:rPr>
+        <w:t>並未完全對其，兩者的差異無法完全歸因於「是否蒸餾」此單一變因。因此，本研究並未將知識蒸餾的核心價值定位於「超越直接訓練的準確率」，而是聚焦於太大幅壓縮模型容量</w:t>
+      </w:r>
+      <w:r>
+        <w:rPr>
+          <w:rFonts w:ascii="Times New Roman" w:eastAsia="標楷體" w:hAnsi="Times New Roman" w:cs="Times New Roman" w:hint="eastAsia"/>
+        </w:rPr>
+        <w:t xml:space="preserve"> (Student </w:t>
+      </w:r>
+      <w:r>
+        <w:rPr>
+          <w:rFonts w:ascii="Times New Roman" w:eastAsia="標楷體" w:hAnsi="Times New Roman" w:cs="Times New Roman" w:hint="eastAsia"/>
+        </w:rPr>
+        <w:t>餐數量遠小於</w:t>
+      </w:r>
+      <w:r>
+        <w:rPr>
+          <w:rFonts w:ascii="Times New Roman" w:eastAsia="標楷體" w:hAnsi="Times New Roman" w:cs="Times New Roman" w:hint="eastAsia"/>
+        </w:rPr>
+        <w:t xml:space="preserve"> Teacher </w:t>
+      </w:r>
+      <w:r>
+        <w:rPr>
+          <w:rFonts w:ascii="Times New Roman" w:eastAsia="標楷體" w:hAnsi="Times New Roman" w:cs="Times New Roman" w:hint="eastAsia"/>
+        </w:rPr>
+        <w:t>之</w:t>
+      </w:r>
+      <w:r>
+        <w:rPr>
+          <w:rFonts w:ascii="Times New Roman" w:eastAsia="標楷體" w:hAnsi="Times New Roman" w:cs="Times New Roman" w:hint="eastAsia"/>
+        </w:rPr>
+        <w:t xml:space="preserve"> EfficientNetB3/B0)</w:t>
+      </w:r>
+      <w:r>
+        <w:rPr>
+          <w:rFonts w:ascii="Times New Roman" w:eastAsia="標楷體" w:hAnsi="Times New Roman" w:cs="Times New Roman"/>
+        </w:rPr>
+        <w:t xml:space="preserve"> </w:t>
+      </w:r>
+      <w:r>
+        <w:rPr>
+          <w:rFonts w:ascii="Times New Roman" w:eastAsia="標楷體" w:hAnsi="Times New Roman" w:cs="Times New Roman" w:hint="eastAsia"/>
+        </w:rPr>
+        <w:t>的前提下，探討不同蒸餾策略對知識保留效率與少數類別</w:t>
+      </w:r>
+      <w:r>
+        <w:rPr>
+          <w:rFonts w:ascii="Times New Roman" w:eastAsia="標楷體" w:hAnsi="Times New Roman" w:cs="Times New Roman" w:hint="eastAsia"/>
+        </w:rPr>
+        <w:t xml:space="preserve"> (</w:t>
+      </w:r>
+      <w:r>
+        <w:rPr>
+          <w:rFonts w:ascii="Times New Roman" w:eastAsia="標楷體" w:hAnsi="Times New Roman" w:cs="Times New Roman" w:hint="eastAsia"/>
+        </w:rPr>
+        <w:t>如</w:t>
+      </w:r>
+      <w:r>
+        <w:rPr>
+          <w:rFonts w:ascii="Times New Roman" w:eastAsia="標楷體" w:hAnsi="Times New Roman" w:cs="Times New Roman" w:hint="eastAsia"/>
+        </w:rPr>
+        <w:t xml:space="preserve"> Ischemia) </w:t>
+      </w:r>
+      <w:r>
+        <w:rPr>
+          <w:rFonts w:ascii="Times New Roman" w:eastAsia="標楷體" w:hAnsi="Times New Roman" w:cs="Times New Roman" w:hint="eastAsia"/>
+        </w:rPr>
+        <w:t>判斷能力的影響，此為後續</w:t>
+      </w:r>
+      <w:r>
+        <w:rPr>
+          <w:rFonts w:ascii="Times New Roman" w:eastAsia="標楷體" w:hAnsi="Times New Roman" w:cs="Times New Roman" w:hint="eastAsia"/>
+        </w:rPr>
+        <w:t xml:space="preserve"> 4.2.2 </w:t>
+      </w:r>
+      <w:r>
+        <w:rPr>
+          <w:rFonts w:ascii="Times New Roman" w:eastAsia="標楷體" w:hAnsi="Times New Roman" w:cs="Times New Roman" w:hint="eastAsia"/>
+        </w:rPr>
+        <w:t>節的比較重點。</w:t>
+      </w:r>
+    </w:p>
+    <w:p>
+      <w:pPr>
+        <w:widowControl/>
+        <w:rPr>
+          <w:rFonts w:ascii="Times New Roman" w:eastAsia="標楷體" w:hAnsi="Times New Roman" w:cs="Times New Roman"/>
+        </w:rPr>
+      </w:pPr>
+      <w:r>
+        <w:rPr>
+          <w:rFonts w:ascii="Times New Roman" w:eastAsia="標楷體" w:hAnsi="Times New Roman" w:cs="Times New Roman"/>
+        </w:rPr>
+        <w:br w:type="page"/>
+      </w:r>
+    </w:p>
+    <w:p>
+      <w:pPr>
+        <w:rPr>
+          <w:rFonts w:ascii="Times New Roman" w:eastAsia="標楷體" w:hAnsi="Times New Roman" w:cs="Times New Roman"/>
+          <w:sz w:val="28"/>
+          <w:szCs w:val="28"/>
+        </w:rPr>
+      </w:pPr>
+      <w:r>
+        <w:rPr>
+          <w:rFonts w:ascii="Times New Roman" w:eastAsia="標楷體" w:hAnsi="Times New Roman" w:cs="Times New Roman" w:hint="eastAsia"/>
+          <w:sz w:val="28"/>
+          <w:szCs w:val="28"/>
+        </w:rPr>
+        <w:lastRenderedPageBreak/>
+        <w:t>兩階段蒸餾策略的比較：</w:t>
+      </w:r>
+      <w:r>
+        <w:rPr>
+          <w:rFonts w:ascii="Times New Roman" w:eastAsia="標楷體" w:hAnsi="Times New Roman" w:cs="Times New Roman" w:hint="eastAsia"/>
+          <w:sz w:val="28"/>
+          <w:szCs w:val="28"/>
+        </w:rPr>
+        <w:t xml:space="preserve">2 </w:t>
+      </w:r>
+      <w:r>
+        <w:rPr>
+          <w:rFonts w:ascii="Times New Roman" w:eastAsia="標楷體" w:hAnsi="Times New Roman" w:cs="Times New Roman" w:hint="eastAsia"/>
+          <w:sz w:val="28"/>
+          <w:szCs w:val="28"/>
+        </w:rPr>
+        <w:t>對</w:t>
+      </w:r>
+      <w:r>
+        <w:rPr>
+          <w:rFonts w:ascii="Times New Roman" w:eastAsia="標楷體" w:hAnsi="Times New Roman" w:cs="Times New Roman" w:hint="eastAsia"/>
+          <w:sz w:val="28"/>
+          <w:szCs w:val="28"/>
+        </w:rPr>
+        <w:t xml:space="preserve"> 1 </w:t>
+      </w:r>
+      <w:r>
+        <w:rPr>
+          <w:rFonts w:ascii="Times New Roman" w:eastAsia="標楷體" w:hAnsi="Times New Roman" w:cs="Times New Roman" w:hint="eastAsia"/>
+          <w:sz w:val="28"/>
+          <w:szCs w:val="28"/>
+        </w:rPr>
+        <w:t>對</w:t>
+      </w:r>
+      <w:r>
+        <w:rPr>
+          <w:rFonts w:ascii="Times New Roman" w:eastAsia="標楷體" w:hAnsi="Times New Roman" w:cs="Times New Roman" w:hint="eastAsia"/>
+          <w:sz w:val="28"/>
+          <w:szCs w:val="28"/>
+        </w:rPr>
+        <w:t xml:space="preserve"> 1 </w:t>
+      </w:r>
+      <w:r>
+        <w:rPr>
+          <w:rFonts w:ascii="Times New Roman" w:eastAsia="標楷體" w:hAnsi="Times New Roman" w:cs="Times New Roman" w:hint="eastAsia"/>
+          <w:sz w:val="28"/>
+          <w:szCs w:val="28"/>
+        </w:rPr>
+        <w:t>與</w:t>
+      </w:r>
+      <w:r>
+        <w:rPr>
+          <w:rFonts w:ascii="Times New Roman" w:eastAsia="標楷體" w:hAnsi="Times New Roman" w:cs="Times New Roman" w:hint="eastAsia"/>
+          <w:sz w:val="28"/>
+          <w:szCs w:val="28"/>
+        </w:rPr>
+        <w:t xml:space="preserve"> 3 </w:t>
+      </w:r>
+      <w:r>
+        <w:rPr>
+          <w:rFonts w:ascii="Times New Roman" w:eastAsia="標楷體" w:hAnsi="Times New Roman" w:cs="Times New Roman" w:hint="eastAsia"/>
+          <w:sz w:val="28"/>
+          <w:szCs w:val="28"/>
+        </w:rPr>
+        <w:t>對</w:t>
+      </w:r>
+      <w:r>
+        <w:rPr>
+          <w:rFonts w:ascii="Times New Roman" w:eastAsia="標楷體" w:hAnsi="Times New Roman" w:cs="Times New Roman" w:hint="eastAsia"/>
+          <w:sz w:val="28"/>
+          <w:szCs w:val="28"/>
+        </w:rPr>
+        <w:t xml:space="preserve"> 1</w:t>
+      </w:r>
+    </w:p>
+    <w:p>
+      <w:pPr>
+        <w:rPr>
+          <w:rFonts w:ascii="Times New Roman" w:eastAsia="標楷體" w:hAnsi="Times New Roman" w:cs="Times New Roman"/>
+        </w:rPr>
+      </w:pPr>
+      <w:r>
+        <w:rPr>
+          <w:rFonts w:ascii="Times New Roman" w:eastAsia="標楷體" w:hAnsi="Times New Roman" w:cs="Times New Roman" w:hint="eastAsia"/>
+        </w:rPr>
+        <w:t>本章節比較兩種兩階段蒸餾策略下</w:t>
+      </w:r>
+      <w:r>
+        <w:rPr>
+          <w:rFonts w:ascii="Times New Roman" w:eastAsia="標楷體" w:hAnsi="Times New Roman" w:cs="Times New Roman" w:hint="eastAsia"/>
+        </w:rPr>
+        <w:t xml:space="preserve"> Student </w:t>
+      </w:r>
+      <w:r>
+        <w:rPr>
+          <w:rFonts w:ascii="Times New Roman" w:eastAsia="標楷體" w:hAnsi="Times New Roman" w:cs="Times New Roman" w:hint="eastAsia"/>
+        </w:rPr>
+        <w:t>模型的表現差異：其一為「</w:t>
+      </w:r>
+      <w:r>
+        <w:rPr>
+          <w:rFonts w:ascii="Times New Roman" w:eastAsia="標楷體" w:hAnsi="Times New Roman" w:cs="Times New Roman" w:hint="eastAsia"/>
+        </w:rPr>
+        <w:t xml:space="preserve">2 </w:t>
+      </w:r>
+      <w:r>
+        <w:rPr>
+          <w:rFonts w:ascii="Times New Roman" w:eastAsia="標楷體" w:hAnsi="Times New Roman" w:cs="Times New Roman" w:hint="eastAsia"/>
+        </w:rPr>
+        <w:t>對</w:t>
+      </w:r>
+      <w:r>
+        <w:rPr>
+          <w:rFonts w:ascii="Times New Roman" w:eastAsia="標楷體" w:hAnsi="Times New Roman" w:cs="Times New Roman" w:hint="eastAsia"/>
+        </w:rPr>
+        <w:t xml:space="preserve"> 1 </w:t>
+      </w:r>
+      <w:r>
+        <w:rPr>
+          <w:rFonts w:ascii="Times New Roman" w:eastAsia="標楷體" w:hAnsi="Times New Roman" w:cs="Times New Roman" w:hint="eastAsia"/>
+        </w:rPr>
+        <w:t>對</w:t>
+      </w:r>
+      <w:r>
+        <w:rPr>
+          <w:rFonts w:ascii="Times New Roman" w:eastAsia="標楷體" w:hAnsi="Times New Roman" w:cs="Times New Roman" w:hint="eastAsia"/>
+        </w:rPr>
+        <w:t xml:space="preserve"> 1</w:t>
+      </w:r>
+      <w:r>
+        <w:rPr>
+          <w:rFonts w:ascii="Times New Roman" w:eastAsia="標楷體" w:hAnsi="Times New Roman" w:cs="Times New Roman" w:hint="eastAsia"/>
+        </w:rPr>
+        <w:t>」</w:t>
+      </w:r>
+      <w:r>
+        <w:rPr>
+          <w:rFonts w:ascii="Times New Roman" w:eastAsia="標楷體" w:hAnsi="Times New Roman" w:cs="Times New Roman" w:hint="eastAsia"/>
+        </w:rPr>
+        <w:t>策略，即</w:t>
+      </w:r>
+      <w:r>
+        <w:rPr>
+          <w:rFonts w:ascii="Times New Roman" w:eastAsia="標楷體" w:hAnsi="Times New Roman" w:cs="Times New Roman" w:hint="eastAsia"/>
+        </w:rPr>
+        <w:t xml:space="preserve"> Stage1 </w:t>
+      </w:r>
+      <w:r>
+        <w:rPr>
+          <w:rFonts w:ascii="Times New Roman" w:eastAsia="標楷體" w:hAnsi="Times New Roman" w:cs="Times New Roman" w:hint="eastAsia"/>
+        </w:rPr>
+        <w:t>由</w:t>
+      </w:r>
+      <w:r>
+        <w:rPr>
+          <w:rFonts w:ascii="Times New Roman" w:eastAsia="標楷體" w:hAnsi="Times New Roman" w:cs="Times New Roman" w:hint="eastAsia"/>
+        </w:rPr>
+        <w:t xml:space="preserve"> Teacher1</w:t>
+      </w:r>
+      <w:r>
+        <w:rPr>
+          <w:rFonts w:ascii="Times New Roman" w:eastAsia="標楷體" w:hAnsi="Times New Roman" w:cs="Times New Roman" w:hint="eastAsia"/>
+        </w:rPr>
+        <w:t>、</w:t>
+      </w:r>
+      <w:r>
+        <w:rPr>
+          <w:rFonts w:ascii="Times New Roman" w:eastAsia="標楷體" w:hAnsi="Times New Roman" w:cs="Times New Roman" w:hint="eastAsia"/>
+        </w:rPr>
+        <w:t xml:space="preserve">Teache2 </w:t>
+      </w:r>
+      <w:r>
+        <w:rPr>
+          <w:rFonts w:ascii="Times New Roman" w:eastAsia="標楷體" w:hAnsi="Times New Roman" w:cs="Times New Roman" w:hint="eastAsia"/>
+        </w:rPr>
+        <w:t>聯合蒸餾出</w:t>
+      </w:r>
+      <w:r>
+        <w:rPr>
+          <w:rFonts w:ascii="Times New Roman" w:eastAsia="標楷體" w:hAnsi="Times New Roman" w:cs="Times New Roman" w:hint="eastAsia"/>
+        </w:rPr>
+        <w:t xml:space="preserve"> TA </w:t>
+      </w:r>
+      <w:r>
+        <w:rPr>
+          <w:rFonts w:ascii="Times New Roman" w:eastAsia="標楷體" w:hAnsi="Times New Roman" w:cs="Times New Roman" w:hint="eastAsia"/>
+        </w:rPr>
+        <w:t>模型後，</w:t>
+      </w:r>
+      <w:r>
+        <w:rPr>
+          <w:rFonts w:ascii="Times New Roman" w:eastAsia="標楷體" w:hAnsi="Times New Roman" w:cs="Times New Roman" w:hint="eastAsia"/>
+        </w:rPr>
+        <w:t>S</w:t>
+      </w:r>
+      <w:r>
+        <w:rPr>
+          <w:rFonts w:ascii="Times New Roman" w:eastAsia="標楷體" w:hAnsi="Times New Roman" w:cs="Times New Roman"/>
+        </w:rPr>
+        <w:t>t</w:t>
+      </w:r>
+      <w:r>
+        <w:rPr>
+          <w:rFonts w:ascii="Times New Roman" w:eastAsia="標楷體" w:hAnsi="Times New Roman" w:cs="Times New Roman" w:hint="eastAsia"/>
+        </w:rPr>
+        <w:t xml:space="preserve">age2 </w:t>
+      </w:r>
+      <w:r>
+        <w:rPr>
+          <w:rFonts w:ascii="Times New Roman" w:eastAsia="標楷體" w:hAnsi="Times New Roman" w:cs="Times New Roman" w:hint="eastAsia"/>
+        </w:rPr>
+        <w:t>僅由</w:t>
+      </w:r>
+      <w:r>
+        <w:rPr>
+          <w:rFonts w:ascii="Times New Roman" w:eastAsia="標楷體" w:hAnsi="Times New Roman" w:cs="Times New Roman" w:hint="eastAsia"/>
+        </w:rPr>
+        <w:t xml:space="preserve"> TA </w:t>
+      </w:r>
+      <w:r>
+        <w:rPr>
+          <w:rFonts w:ascii="Times New Roman" w:eastAsia="標楷體" w:hAnsi="Times New Roman" w:cs="Times New Roman" w:hint="eastAsia"/>
+        </w:rPr>
+        <w:t>單獨蒸餾出</w:t>
+      </w:r>
+      <w:r>
+        <w:rPr>
+          <w:rFonts w:ascii="Times New Roman" w:eastAsia="標楷體" w:hAnsi="Times New Roman" w:cs="Times New Roman" w:hint="eastAsia"/>
+        </w:rPr>
+        <w:t>Student</w:t>
+      </w:r>
+      <w:r>
+        <w:rPr>
+          <w:rFonts w:ascii="Times New Roman" w:eastAsia="標楷體" w:hAnsi="Times New Roman" w:cs="Times New Roman" w:hint="eastAsia"/>
+        </w:rPr>
+        <w:t>；其二為本研究最終採用的「</w:t>
+      </w:r>
+      <w:r>
+        <w:rPr>
+          <w:rFonts w:ascii="Times New Roman" w:eastAsia="標楷體" w:hAnsi="Times New Roman" w:cs="Times New Roman" w:hint="eastAsia"/>
+        </w:rPr>
+        <w:t xml:space="preserve">3 </w:t>
+      </w:r>
+      <w:r>
+        <w:rPr>
+          <w:rFonts w:ascii="Times New Roman" w:eastAsia="標楷體" w:hAnsi="Times New Roman" w:cs="Times New Roman" w:hint="eastAsia"/>
+        </w:rPr>
+        <w:t>對</w:t>
+      </w:r>
+      <w:r>
+        <w:rPr>
+          <w:rFonts w:ascii="Times New Roman" w:eastAsia="標楷體" w:hAnsi="Times New Roman" w:cs="Times New Roman" w:hint="eastAsia"/>
+        </w:rPr>
+        <w:t xml:space="preserve"> 1</w:t>
+      </w:r>
+      <w:r>
+        <w:rPr>
+          <w:rFonts w:ascii="Times New Roman" w:eastAsia="標楷體" w:hAnsi="Times New Roman" w:cs="Times New Roman" w:hint="eastAsia"/>
+        </w:rPr>
+        <w:t>」策略，即</w:t>
+      </w:r>
+      <w:r>
+        <w:rPr>
+          <w:rFonts w:ascii="Times New Roman" w:eastAsia="標楷體" w:hAnsi="Times New Roman" w:cs="Times New Roman" w:hint="eastAsia"/>
+        </w:rPr>
+        <w:t xml:space="preserve"> Stage2 </w:t>
+      </w:r>
+      <w:r>
+        <w:rPr>
+          <w:rFonts w:ascii="Times New Roman" w:eastAsia="標楷體" w:hAnsi="Times New Roman" w:cs="Times New Roman" w:hint="eastAsia"/>
+        </w:rPr>
+        <w:t>改由</w:t>
+      </w:r>
+      <w:r>
+        <w:rPr>
+          <w:rFonts w:ascii="Times New Roman" w:eastAsia="標楷體" w:hAnsi="Times New Roman" w:cs="Times New Roman" w:hint="eastAsia"/>
+        </w:rPr>
+        <w:t>Teacher1</w:t>
+      </w:r>
+      <w:r>
+        <w:rPr>
+          <w:rFonts w:ascii="Times New Roman" w:eastAsia="標楷體" w:hAnsi="Times New Roman" w:cs="Times New Roman" w:hint="eastAsia"/>
+        </w:rPr>
+        <w:t>、</w:t>
+      </w:r>
+      <w:r>
+        <w:rPr>
+          <w:rFonts w:ascii="Times New Roman" w:eastAsia="標楷體" w:hAnsi="Times New Roman" w:cs="Times New Roman" w:hint="eastAsia"/>
+        </w:rPr>
+        <w:t xml:space="preserve">Teacher2 </w:t>
+      </w:r>
+      <w:r>
+        <w:rPr>
+          <w:rFonts w:ascii="Times New Roman" w:eastAsia="標楷體" w:hAnsi="Times New Roman" w:cs="Times New Roman" w:hint="eastAsia"/>
+        </w:rPr>
+        <w:t>與</w:t>
+      </w:r>
+      <w:r>
+        <w:rPr>
+          <w:rFonts w:ascii="Times New Roman" w:eastAsia="標楷體" w:hAnsi="Times New Roman" w:cs="Times New Roman" w:hint="eastAsia"/>
+        </w:rPr>
+        <w:t xml:space="preserve"> TA </w:t>
+      </w:r>
+      <w:r>
+        <w:rPr>
+          <w:rFonts w:ascii="Times New Roman" w:eastAsia="標楷體" w:hAnsi="Times New Roman" w:cs="Times New Roman" w:hint="eastAsia"/>
+        </w:rPr>
+        <w:t>三者同時指導</w:t>
+      </w:r>
+      <w:r>
+        <w:rPr>
+          <w:rFonts w:ascii="Times New Roman" w:eastAsia="標楷體" w:hAnsi="Times New Roman" w:cs="Times New Roman" w:hint="eastAsia"/>
+        </w:rPr>
+        <w:t xml:space="preserve"> Student</w:t>
+      </w:r>
+      <w:r>
+        <w:rPr>
+          <w:rFonts w:ascii="Times New Roman" w:eastAsia="標楷體" w:hAnsi="Times New Roman" w:cs="Times New Roman" w:hint="eastAsia"/>
+        </w:rPr>
+        <w:t>。兩者</w:t>
+      </w:r>
+      <w:r>
+        <w:rPr>
+          <w:rFonts w:ascii="Times New Roman" w:eastAsia="標楷體" w:hAnsi="Times New Roman" w:cs="Times New Roman" w:hint="eastAsia"/>
+        </w:rPr>
+        <w:t xml:space="preserve"> Stage1 (Teacher1</w:t>
+      </w:r>
+      <w:r>
+        <w:rPr>
+          <w:rFonts w:ascii="Times New Roman" w:eastAsia="標楷體" w:hAnsi="Times New Roman" w:cs="Times New Roman" w:hint="eastAsia"/>
+        </w:rPr>
+        <w:t>、</w:t>
+      </w:r>
+      <w:r>
+        <w:rPr>
+          <w:rFonts w:ascii="Times New Roman" w:eastAsia="標楷體" w:hAnsi="Times New Roman" w:cs="Times New Roman" w:hint="eastAsia"/>
+        </w:rPr>
+        <w:t>Teacher2</w:t>
+      </w:r>
+      <w:r>
+        <w:rPr>
+          <w:rFonts w:ascii="Times New Roman" w:eastAsia="標楷體" w:hAnsi="Times New Roman" w:cs="Times New Roman"/>
+        </w:rPr>
+        <w:t xml:space="preserve"> </w:t>
+      </w:r>
+      <w:r>
+        <w:rPr>
+          <w:rFonts w:ascii="Times New Roman" w:eastAsia="標楷體" w:hAnsi="Times New Roman" w:cs="Times New Roman"/>
+        </w:rPr>
+        <w:t>→</w:t>
+      </w:r>
+      <w:r>
+        <w:rPr>
+          <w:rFonts w:ascii="Times New Roman" w:eastAsia="標楷體" w:hAnsi="Times New Roman" w:cs="Times New Roman" w:hint="eastAsia"/>
+        </w:rPr>
+        <w:t xml:space="preserve"> TA) </w:t>
+      </w:r>
+      <w:r>
+        <w:rPr>
+          <w:rFonts w:ascii="Times New Roman" w:eastAsia="標楷體" w:hAnsi="Times New Roman" w:cs="Times New Roman" w:hint="eastAsia"/>
+        </w:rPr>
+        <w:t>完全相同，差異僅在</w:t>
+      </w:r>
+      <w:r>
+        <w:rPr>
+          <w:rFonts w:ascii="Times New Roman" w:eastAsia="標楷體" w:hAnsi="Times New Roman" w:cs="Times New Roman" w:hint="eastAsia"/>
+        </w:rPr>
+        <w:t xml:space="preserve"> Stage2 </w:t>
+      </w:r>
+      <w:r>
+        <w:rPr>
+          <w:rFonts w:ascii="Times New Roman" w:eastAsia="標楷體" w:hAnsi="Times New Roman" w:cs="Times New Roman" w:hint="eastAsia"/>
+        </w:rPr>
+        <w:t>的指導來源設計。</w:t>
+      </w:r>
+    </w:p>
+    <w:p>
+      <w:pPr>
+        <w:jc w:val="center"/>
+        <w:rPr>
+          <w:rFonts w:ascii="Times New Roman" w:eastAsia="標楷體" w:hAnsi="Times New Roman" w:cs="Times New Roman"/>
+        </w:rPr>
+      </w:pPr>
+      <w:r>
+        <w:rPr>
+          <w:rFonts w:ascii="Times New Roman" w:eastAsia="標楷體" w:hAnsi="Times New Roman" w:cs="Times New Roman" w:hint="eastAsia"/>
+        </w:rPr>
+        <w:t>表</w:t>
+      </w:r>
+      <w:r>
+        <w:rPr>
+          <w:rFonts w:ascii="Times New Roman" w:eastAsia="標楷體" w:hAnsi="Times New Roman" w:cs="Times New Roman" w:hint="eastAsia"/>
+        </w:rPr>
+        <w:t xml:space="preserve"> x.2 </w:t>
+      </w:r>
+      <w:r>
+        <w:rPr>
+          <w:rFonts w:ascii="Times New Roman" w:eastAsia="標楷體" w:hAnsi="Times New Roman" w:cs="Times New Roman" w:hint="eastAsia"/>
+        </w:rPr>
+        <w:t>對</w:t>
+      </w:r>
+      <w:r>
+        <w:rPr>
+          <w:rFonts w:ascii="Times New Roman" w:eastAsia="標楷體" w:hAnsi="Times New Roman" w:cs="Times New Roman" w:hint="eastAsia"/>
+        </w:rPr>
+        <w:t xml:space="preserve"> 1 </w:t>
+      </w:r>
+      <w:r>
+        <w:rPr>
+          <w:rFonts w:ascii="Times New Roman" w:eastAsia="標楷體" w:hAnsi="Times New Roman" w:cs="Times New Roman" w:hint="eastAsia"/>
+        </w:rPr>
+        <w:t>對</w:t>
+      </w:r>
+      <w:r>
+        <w:rPr>
+          <w:rFonts w:ascii="Times New Roman" w:eastAsia="標楷體" w:hAnsi="Times New Roman" w:cs="Times New Roman" w:hint="eastAsia"/>
+        </w:rPr>
+        <w:t xml:space="preserve"> 1 </w:t>
+      </w:r>
+      <w:r>
+        <w:rPr>
+          <w:rFonts w:ascii="Times New Roman" w:eastAsia="標楷體" w:hAnsi="Times New Roman" w:cs="Times New Roman" w:hint="eastAsia"/>
+        </w:rPr>
+        <w:t>與</w:t>
+      </w:r>
+      <w:r>
+        <w:rPr>
+          <w:rFonts w:ascii="Times New Roman" w:eastAsia="標楷體" w:hAnsi="Times New Roman" w:cs="Times New Roman" w:hint="eastAsia"/>
+        </w:rPr>
+        <w:t xml:space="preserve"> 3 </w:t>
+      </w:r>
+      <w:r>
+        <w:rPr>
+          <w:rFonts w:ascii="Times New Roman" w:eastAsia="標楷體" w:hAnsi="Times New Roman" w:cs="Times New Roman" w:hint="eastAsia"/>
+        </w:rPr>
+        <w:t>對</w:t>
+      </w:r>
+      <w:r>
+        <w:rPr>
+          <w:rFonts w:ascii="Times New Roman" w:eastAsia="標楷體" w:hAnsi="Times New Roman" w:cs="Times New Roman" w:hint="eastAsia"/>
+        </w:rPr>
+        <w:t xml:space="preserve"> 1 </w:t>
+      </w:r>
+      <w:r>
+        <w:rPr>
+          <w:rFonts w:ascii="Times New Roman" w:eastAsia="標楷體" w:hAnsi="Times New Roman" w:cs="Times New Roman" w:hint="eastAsia"/>
+        </w:rPr>
+        <w:t>蒸餾策略的效能比較</w:t>
+      </w:r>
+    </w:p>
+    <w:tbl>
+      <w:tblPr>
+        <w:tblStyle w:val="ae"/>
+        <w:tblW w:w="5000" w:type="pct"/>
+        <w:tblBorders>
+          <w:left w:val="none" w:sz="0" w:space="0" w:color="auto"/>
+          <w:right w:val="none" w:sz="0" w:space="0" w:color="auto"/>
+          <w:insideH w:val="none" w:sz="0" w:space="0" w:color="auto"/>
+          <w:insideV w:val="none" w:sz="0" w:space="0" w:color="auto"/>
+        </w:tblBorders>
+        <w:tblLook w:val="04A0" w:firstRow="1" w:lastRow="0" w:firstColumn="1" w:lastColumn="0" w:noHBand="0" w:noVBand="1"/>
+      </w:tblPr>
+      <w:tblGrid>
+        <w:gridCol w:w="902"/>
+        <w:gridCol w:w="2201"/>
+        <w:gridCol w:w="1301"/>
+        <w:gridCol w:w="1611"/>
+        <w:gridCol w:w="1213"/>
+        <w:gridCol w:w="1078"/>
+      </w:tblGrid>
+      <w:tr>
+        <w:tc>
+          <w:tcPr>
+            <w:tcW w:w="543" w:type="pct"/>
+            <w:tcBorders>
+              <w:top w:val="single" w:sz="4" w:space="0" w:color="auto"/>
+              <w:bottom w:val="single" w:sz="4" w:space="0" w:color="auto"/>
+            </w:tcBorders>
+          </w:tcPr>
+          <w:p>
+            <w:pPr>
+              <w:jc w:val="center"/>
+              <w:rPr>
+                <w:rFonts w:ascii="Times New Roman" w:eastAsia="標楷體" w:hAnsi="Times New Roman" w:cs="Times New Roman"/>
+              </w:rPr>
+            </w:pPr>
+            <w:r>
+              <w:rPr>
+                <w:rFonts w:ascii="Times New Roman" w:eastAsia="標楷體" w:hAnsi="Times New Roman" w:cs="Times New Roman" w:hint="eastAsia"/>
+              </w:rPr>
+              <w:t>策略</w:t>
+            </w:r>
+          </w:p>
+        </w:tc>
+        <w:tc>
+          <w:tcPr>
+            <w:tcW w:w="1325" w:type="pct"/>
+            <w:tcBorders>
+              <w:top w:val="single" w:sz="4" w:space="0" w:color="auto"/>
+              <w:bottom w:val="single" w:sz="4" w:space="0" w:color="auto"/>
+            </w:tcBorders>
+          </w:tcPr>
+          <w:p>
+            <w:pPr>
+              <w:jc w:val="center"/>
+              <w:rPr>
+                <w:rFonts w:ascii="Times New Roman" w:eastAsia="標楷體" w:hAnsi="Times New Roman" w:cs="Times New Roman"/>
+              </w:rPr>
+            </w:pPr>
+            <w:r>
+              <w:rPr>
+                <w:rFonts w:ascii="Times New Roman" w:eastAsia="標楷體" w:hAnsi="Times New Roman" w:cs="Times New Roman" w:hint="eastAsia"/>
+              </w:rPr>
+              <w:t xml:space="preserve">Stage2 </w:t>
+            </w:r>
+            <w:r>
+              <w:rPr>
+                <w:rFonts w:ascii="Times New Roman" w:eastAsia="標楷體" w:hAnsi="Times New Roman" w:cs="Times New Roman" w:hint="eastAsia"/>
+              </w:rPr>
+              <w:t>指導來源</w:t>
+            </w:r>
+          </w:p>
+        </w:tc>
+        <w:tc>
+          <w:tcPr>
+            <w:tcW w:w="783" w:type="pct"/>
+            <w:tcBorders>
+              <w:top w:val="single" w:sz="4" w:space="0" w:color="auto"/>
+              <w:bottom w:val="single" w:sz="4" w:space="0" w:color="auto"/>
+            </w:tcBorders>
+          </w:tcPr>
+          <w:p>
+            <w:pPr>
+              <w:jc w:val="center"/>
+              <w:rPr>
+                <w:rFonts w:ascii="Times New Roman" w:eastAsia="標楷體" w:hAnsi="Times New Roman" w:cs="Times New Roman"/>
+              </w:rPr>
+            </w:pPr>
+            <w:r>
+              <w:rPr>
+                <w:rFonts w:ascii="Times New Roman" w:eastAsia="標楷體" w:hAnsi="Times New Roman" w:cs="Times New Roman" w:hint="eastAsia"/>
+              </w:rPr>
+              <w:t xml:space="preserve">Student </w:t>
+            </w:r>
+            <w:r>
+              <w:rPr>
+                <w:rFonts w:ascii="Times New Roman" w:eastAsia="標楷體" w:hAnsi="Times New Roman" w:cs="Times New Roman" w:hint="eastAsia"/>
+              </w:rPr>
+              <w:t>準確率</w:t>
+            </w:r>
+          </w:p>
+        </w:tc>
+        <w:tc>
+          <w:tcPr>
+            <w:tcW w:w="970" w:type="pct"/>
+            <w:tcBorders>
+              <w:top w:val="single" w:sz="4" w:space="0" w:color="auto"/>
+              <w:bottom w:val="single" w:sz="4" w:space="0" w:color="auto"/>
+            </w:tcBorders>
+          </w:tcPr>
+          <w:p>
+            <w:pPr>
+              <w:jc w:val="center"/>
+              <w:rPr>
+                <w:rFonts w:ascii="Times New Roman" w:eastAsia="標楷體" w:hAnsi="Times New Roman" w:cs="Times New Roman"/>
+              </w:rPr>
+            </w:pPr>
+            <w:r>
+              <w:rPr>
+                <w:rFonts w:ascii="Times New Roman" w:eastAsia="標楷體" w:hAnsi="Times New Roman" w:cs="Times New Roman" w:hint="eastAsia"/>
+              </w:rPr>
+              <w:t>Hemorrhagic F1</w:t>
+            </w:r>
+          </w:p>
+        </w:tc>
+        <w:tc>
+          <w:tcPr>
+            <w:tcW w:w="730" w:type="pct"/>
+            <w:tcBorders>
+              <w:top w:val="single" w:sz="4" w:space="0" w:color="auto"/>
+              <w:bottom w:val="single" w:sz="4" w:space="0" w:color="auto"/>
+            </w:tcBorders>
+          </w:tcPr>
+          <w:p>
+            <w:pPr>
+              <w:jc w:val="center"/>
+              <w:rPr>
+                <w:rFonts w:ascii="Times New Roman" w:eastAsia="標楷體" w:hAnsi="Times New Roman" w:cs="Times New Roman"/>
+              </w:rPr>
+            </w:pPr>
+            <w:r>
+              <w:rPr>
+                <w:rFonts w:ascii="Times New Roman" w:eastAsia="標楷體" w:hAnsi="Times New Roman" w:cs="Times New Roman" w:hint="eastAsia"/>
+              </w:rPr>
+              <w:t>Ischemia F1</w:t>
+            </w:r>
+          </w:p>
+        </w:tc>
+        <w:tc>
+          <w:tcPr>
+            <w:tcW w:w="650" w:type="pct"/>
+            <w:tcBorders>
+              <w:top w:val="single" w:sz="4" w:space="0" w:color="auto"/>
+              <w:bottom w:val="single" w:sz="4" w:space="0" w:color="auto"/>
+            </w:tcBorders>
+          </w:tcPr>
+          <w:p>
+            <w:pPr>
+              <w:jc w:val="center"/>
+              <w:rPr>
+                <w:rFonts w:ascii="Times New Roman" w:eastAsia="標楷體" w:hAnsi="Times New Roman" w:cs="Times New Roman"/>
+              </w:rPr>
+            </w:pPr>
+            <w:r>
+              <w:rPr>
+                <w:rFonts w:ascii="Times New Roman" w:eastAsia="標楷體" w:hAnsi="Times New Roman" w:cs="Times New Roman" w:hint="eastAsia"/>
+              </w:rPr>
+              <w:t>Normal F1</w:t>
+            </w:r>
+          </w:p>
+        </w:tc>
+      </w:tr>
+      <w:tr>
+        <w:tc>
+          <w:tcPr>
+            <w:tcW w:w="543" w:type="pct"/>
+            <w:tcBorders>
+              <w:top w:val="single" w:sz="4" w:space="0" w:color="auto"/>
+            </w:tcBorders>
+          </w:tcPr>
+          <w:p>
+            <w:pPr>
+              <w:jc w:val="center"/>
+              <w:rPr>
+                <w:rFonts w:ascii="Times New Roman" w:eastAsia="標楷體" w:hAnsi="Times New Roman" w:cs="Times New Roman"/>
+              </w:rPr>
+            </w:pPr>
+            <w:r>
+              <w:rPr>
+                <w:rFonts w:ascii="Times New Roman" w:eastAsia="標楷體" w:hAnsi="Times New Roman" w:cs="Times New Roman" w:hint="eastAsia"/>
+              </w:rPr>
+              <w:t xml:space="preserve">2 </w:t>
+            </w:r>
+            <w:r>
+              <w:rPr>
+                <w:rFonts w:ascii="Times New Roman" w:eastAsia="標楷體" w:hAnsi="Times New Roman" w:cs="Times New Roman" w:hint="eastAsia"/>
+              </w:rPr>
+              <w:t>對</w:t>
+            </w:r>
+            <w:r>
+              <w:rPr>
+                <w:rFonts w:ascii="Times New Roman" w:eastAsia="標楷體" w:hAnsi="Times New Roman" w:cs="Times New Roman" w:hint="eastAsia"/>
+              </w:rPr>
+              <w:t xml:space="preserve"> 1 </w:t>
+            </w:r>
+            <w:r>
+              <w:rPr>
+                <w:rFonts w:ascii="Times New Roman" w:eastAsia="標楷體" w:hAnsi="Times New Roman" w:cs="Times New Roman" w:hint="eastAsia"/>
+              </w:rPr>
+              <w:t>對</w:t>
+            </w:r>
+            <w:r>
+              <w:rPr>
+                <w:rFonts w:ascii="Times New Roman" w:eastAsia="標楷體" w:hAnsi="Times New Roman" w:cs="Times New Roman" w:hint="eastAsia"/>
+              </w:rPr>
+              <w:t xml:space="preserve"> 1</w:t>
+            </w:r>
+          </w:p>
+        </w:tc>
+        <w:tc>
+          <w:tcPr>
+            <w:tcW w:w="1325" w:type="pct"/>
+            <w:tcBorders>
+              <w:top w:val="single" w:sz="4" w:space="0" w:color="auto"/>
+            </w:tcBorders>
+          </w:tcPr>
+          <w:p>
+            <w:pPr>
+              <w:jc w:val="center"/>
+              <w:rPr>
+                <w:rFonts w:ascii="Times New Roman" w:eastAsia="標楷體" w:hAnsi="Times New Roman" w:cs="Times New Roman"/>
+              </w:rPr>
+            </w:pPr>
+            <w:r>
+              <w:rPr>
+                <w:rFonts w:ascii="Times New Roman" w:eastAsia="標楷體" w:hAnsi="Times New Roman" w:cs="Times New Roman" w:hint="eastAsia"/>
+              </w:rPr>
+              <w:t xml:space="preserve">TA </w:t>
+            </w:r>
+            <w:r>
+              <w:rPr>
+                <w:rFonts w:ascii="Times New Roman" w:eastAsia="標楷體" w:hAnsi="Times New Roman" w:cs="Times New Roman" w:hint="eastAsia"/>
+              </w:rPr>
+              <w:t>單獨指導</w:t>
+            </w:r>
+          </w:p>
+        </w:tc>
+        <w:tc>
+          <w:tcPr>
+            <w:tcW w:w="783" w:type="pct"/>
+            <w:tcBorders>
+              <w:top w:val="single" w:sz="4" w:space="0" w:color="auto"/>
+            </w:tcBorders>
+          </w:tcPr>
+          <w:p>
+            <w:pPr>
+              <w:jc w:val="center"/>
+              <w:rPr>
+                <w:rFonts w:ascii="Times New Roman" w:eastAsia="標楷體" w:hAnsi="Times New Roman" w:cs="Times New Roman"/>
+              </w:rPr>
+            </w:pPr>
+            <w:r>
+              <w:rPr>
+                <w:rFonts w:ascii="Times New Roman" w:eastAsia="標楷體" w:hAnsi="Times New Roman" w:cs="Times New Roman" w:hint="eastAsia"/>
+              </w:rPr>
+              <w:t>77.22%</w:t>
+            </w:r>
+          </w:p>
+        </w:tc>
+        <w:tc>
+          <w:tcPr>
+            <w:tcW w:w="970" w:type="pct"/>
+            <w:tcBorders>
+              <w:top w:val="single" w:sz="4" w:space="0" w:color="auto"/>
+            </w:tcBorders>
+          </w:tcPr>
+          <w:p>
+            <w:pPr>
+              <w:jc w:val="center"/>
+              <w:rPr>
+                <w:rFonts w:ascii="Times New Roman" w:eastAsia="標楷體" w:hAnsi="Times New Roman" w:cs="Times New Roman"/>
+              </w:rPr>
+            </w:pPr>
+            <w:r>
+              <w:rPr>
+                <w:rFonts w:ascii="Times New Roman" w:eastAsia="標楷體" w:hAnsi="Times New Roman" w:cs="Times New Roman" w:hint="eastAsia"/>
+              </w:rPr>
+              <w:t>0.62</w:t>
+            </w:r>
+          </w:p>
+        </w:tc>
+        <w:tc>
+          <w:tcPr>
+            <w:tcW w:w="730" w:type="pct"/>
+            <w:tcBorders>
+              <w:top w:val="single" w:sz="4" w:space="0" w:color="auto"/>
+            </w:tcBorders>
+          </w:tcPr>
+          <w:p>
+            <w:pPr>
+              <w:jc w:val="center"/>
+              <w:rPr>
+                <w:rFonts w:ascii="Times New Roman" w:eastAsia="標楷體" w:hAnsi="Times New Roman" w:cs="Times New Roman"/>
+              </w:rPr>
+            </w:pPr>
+            <w:r>
+              <w:rPr>
+                <w:rFonts w:ascii="Times New Roman" w:eastAsia="標楷體" w:hAnsi="Times New Roman" w:cs="Times New Roman" w:hint="eastAsia"/>
+              </w:rPr>
+              <w:t>0.53</w:t>
+            </w:r>
+          </w:p>
+        </w:tc>
+        <w:tc>
+          <w:tcPr>
+            <w:tcW w:w="650" w:type="pct"/>
+            <w:tcBorders>
+              <w:top w:val="single" w:sz="4" w:space="0" w:color="auto"/>
+            </w:tcBorders>
+          </w:tcPr>
+          <w:p>
+            <w:pPr>
+              <w:jc w:val="center"/>
+              <w:rPr>
+                <w:rFonts w:ascii="Times New Roman" w:eastAsia="標楷體" w:hAnsi="Times New Roman" w:cs="Times New Roman"/>
+              </w:rPr>
+            </w:pPr>
+            <w:r>
+              <w:rPr>
+                <w:rFonts w:ascii="Times New Roman" w:eastAsia="標楷體" w:hAnsi="Times New Roman" w:cs="Times New Roman" w:hint="eastAsia"/>
+              </w:rPr>
+              <w:t>0.88</w:t>
+            </w:r>
+          </w:p>
+        </w:tc>
+      </w:tr>
+      <w:tr>
+        <w:tc>
+          <w:tcPr>
+            <w:tcW w:w="543" w:type="pct"/>
+          </w:tcPr>
+          <w:p>
+            <w:pPr>
+              <w:jc w:val="center"/>
+              <w:rPr>
+                <w:rFonts w:ascii="Times New Roman" w:eastAsia="標楷體" w:hAnsi="Times New Roman" w:cs="Times New Roman"/>
+              </w:rPr>
+            </w:pPr>
+            <w:r>
+              <w:rPr>
+                <w:rFonts w:ascii="Times New Roman" w:eastAsia="標楷體" w:hAnsi="Times New Roman" w:cs="Times New Roman" w:hint="eastAsia"/>
+              </w:rPr>
+              <w:t xml:space="preserve">3 </w:t>
+            </w:r>
+            <w:r>
+              <w:rPr>
+                <w:rFonts w:ascii="Times New Roman" w:eastAsia="標楷體" w:hAnsi="Times New Roman" w:cs="Times New Roman" w:hint="eastAsia"/>
+              </w:rPr>
+              <w:t>對</w:t>
+            </w:r>
+            <w:r>
+              <w:rPr>
+                <w:rFonts w:ascii="Times New Roman" w:eastAsia="標楷體" w:hAnsi="Times New Roman" w:cs="Times New Roman" w:hint="eastAsia"/>
+              </w:rPr>
+              <w:t xml:space="preserve"> 1</w:t>
+            </w:r>
+          </w:p>
+        </w:tc>
+        <w:tc>
+          <w:tcPr>
+            <w:tcW w:w="1325" w:type="pct"/>
+          </w:tcPr>
+          <w:p>
+            <w:pPr>
+              <w:jc w:val="center"/>
+              <w:rPr>
+                <w:rFonts w:ascii="Times New Roman" w:eastAsia="標楷體" w:hAnsi="Times New Roman" w:cs="Times New Roman"/>
+              </w:rPr>
+            </w:pPr>
+            <w:r>
+              <w:rPr>
+                <w:rFonts w:ascii="Times New Roman" w:eastAsia="標楷體" w:hAnsi="Times New Roman" w:cs="Times New Roman" w:hint="eastAsia"/>
+              </w:rPr>
+              <w:t xml:space="preserve">Teacher1 + Teacher2 +TA </w:t>
+            </w:r>
+            <w:r>
+              <w:rPr>
+                <w:rFonts w:ascii="Times New Roman" w:eastAsia="標楷體" w:hAnsi="Times New Roman" w:cs="Times New Roman" w:hint="eastAsia"/>
+              </w:rPr>
+              <w:t>同時指導</w:t>
+            </w:r>
+          </w:p>
+        </w:tc>
+        <w:tc>
+          <w:tcPr>
+            <w:tcW w:w="783" w:type="pct"/>
+          </w:tcPr>
+          <w:p>
+            <w:pPr>
+              <w:jc w:val="center"/>
+              <w:rPr>
+                <w:rFonts w:ascii="Times New Roman" w:eastAsia="標楷體" w:hAnsi="Times New Roman" w:cs="Times New Roman"/>
+              </w:rPr>
+            </w:pPr>
+            <w:r>
+              <w:rPr>
+                <w:rFonts w:ascii="Times New Roman" w:eastAsia="標楷體" w:hAnsi="Times New Roman" w:cs="Times New Roman" w:hint="eastAsia"/>
+              </w:rPr>
+              <w:t>87.74%</w:t>
+            </w:r>
+          </w:p>
+        </w:tc>
+        <w:tc>
+          <w:tcPr>
+            <w:tcW w:w="970" w:type="pct"/>
+          </w:tcPr>
+          <w:p>
+            <w:pPr>
+              <w:jc w:val="center"/>
+              <w:rPr>
+                <w:rFonts w:ascii="Times New Roman" w:eastAsia="標楷體" w:hAnsi="Times New Roman" w:cs="Times New Roman"/>
+              </w:rPr>
+            </w:pPr>
+            <w:r>
+              <w:rPr>
+                <w:rFonts w:ascii="Times New Roman" w:eastAsia="標楷體" w:hAnsi="Times New Roman" w:cs="Times New Roman" w:hint="eastAsia"/>
+              </w:rPr>
+              <w:t>0.76</w:t>
+            </w:r>
+          </w:p>
+        </w:tc>
+        <w:tc>
+          <w:tcPr>
+            <w:tcW w:w="730" w:type="pct"/>
+          </w:tcPr>
+          <w:p>
+            <w:pPr>
+              <w:jc w:val="center"/>
+              <w:rPr>
+                <w:rFonts w:ascii="Times New Roman" w:eastAsia="標楷體" w:hAnsi="Times New Roman" w:cs="Times New Roman"/>
+              </w:rPr>
+            </w:pPr>
+            <w:r>
+              <w:rPr>
+                <w:rFonts w:ascii="Times New Roman" w:eastAsia="標楷體" w:hAnsi="Times New Roman" w:cs="Times New Roman" w:hint="eastAsia"/>
+              </w:rPr>
+              <w:t>0.70</w:t>
+            </w:r>
+          </w:p>
+        </w:tc>
+        <w:tc>
+          <w:tcPr>
+            <w:tcW w:w="650" w:type="pct"/>
+          </w:tcPr>
+          <w:p>
+            <w:pPr>
+              <w:jc w:val="center"/>
+              <w:rPr>
+                <w:rFonts w:ascii="Times New Roman" w:eastAsia="標楷體" w:hAnsi="Times New Roman" w:cs="Times New Roman"/>
+              </w:rPr>
+            </w:pPr>
+            <w:r>
+              <w:rPr>
+                <w:rFonts w:ascii="Times New Roman" w:eastAsia="標楷體" w:hAnsi="Times New Roman" w:cs="Times New Roman" w:hint="eastAsia"/>
+              </w:rPr>
+              <w:t>0.95</w:t>
+            </w:r>
+          </w:p>
+        </w:tc>
+      </w:tr>
+    </w:tbl>
+    <w:p>
+      <w:pPr>
+        <w:jc w:val="both"/>
+        <w:rPr>
+          <w:rFonts w:ascii="Times New Roman" w:eastAsia="標楷體" w:hAnsi="Times New Roman" w:cs="Times New Roman"/>
+        </w:rPr>
+      </w:pPr>
+      <w:r>
+        <w:rPr>
+          <w:rFonts w:ascii="Times New Roman" w:eastAsia="標楷體" w:hAnsi="Times New Roman" w:cs="Times New Roman" w:hint="eastAsia"/>
+        </w:rPr>
+        <w:t>結果顯示，</w:t>
+      </w:r>
+      <w:r>
+        <w:rPr>
+          <w:rFonts w:ascii="Times New Roman" w:eastAsia="標楷體" w:hAnsi="Times New Roman" w:cs="Times New Roman" w:hint="eastAsia"/>
+        </w:rPr>
+        <w:t xml:space="preserve">3 </w:t>
+      </w:r>
+      <w:r>
+        <w:rPr>
+          <w:rFonts w:ascii="Times New Roman" w:eastAsia="標楷體" w:hAnsi="Times New Roman" w:cs="Times New Roman" w:hint="eastAsia"/>
+        </w:rPr>
+        <w:t>對</w:t>
+      </w:r>
+      <w:r>
+        <w:rPr>
+          <w:rFonts w:ascii="Times New Roman" w:eastAsia="標楷體" w:hAnsi="Times New Roman" w:cs="Times New Roman" w:hint="eastAsia"/>
+        </w:rPr>
+        <w:t xml:space="preserve"> 1 </w:t>
+      </w:r>
+      <w:r>
+        <w:rPr>
+          <w:rFonts w:ascii="Times New Roman" w:eastAsia="標楷體" w:hAnsi="Times New Roman" w:cs="Times New Roman" w:hint="eastAsia"/>
+        </w:rPr>
+        <w:t>策略的</w:t>
+      </w:r>
+      <w:r>
+        <w:rPr>
+          <w:rFonts w:ascii="Times New Roman" w:eastAsia="標楷體" w:hAnsi="Times New Roman" w:cs="Times New Roman" w:hint="eastAsia"/>
+        </w:rPr>
+        <w:t xml:space="preserve"> Student </w:t>
+      </w:r>
+      <w:r>
+        <w:rPr>
+          <w:rFonts w:ascii="Times New Roman" w:eastAsia="標楷體" w:hAnsi="Times New Roman" w:cs="Times New Roman" w:hint="eastAsia"/>
+        </w:rPr>
+        <w:t>模型於整體準確率及各類別</w:t>
+      </w:r>
+      <w:r>
+        <w:rPr>
+          <w:rFonts w:ascii="Times New Roman" w:eastAsia="標楷體" w:hAnsi="Times New Roman" w:cs="Times New Roman" w:hint="eastAsia"/>
+        </w:rPr>
+        <w:t xml:space="preserve"> F1-score </w:t>
+      </w:r>
+      <w:r>
+        <w:rPr>
+          <w:rFonts w:ascii="Times New Roman" w:eastAsia="標楷體" w:hAnsi="Times New Roman" w:cs="Times New Roman" w:hint="eastAsia"/>
+        </w:rPr>
+        <w:t>上，皆明顯優於</w:t>
+      </w:r>
+      <w:r>
+        <w:rPr>
+          <w:rFonts w:ascii="Times New Roman" w:eastAsia="標楷體" w:hAnsi="Times New Roman" w:cs="Times New Roman" w:hint="eastAsia"/>
+        </w:rPr>
+        <w:t xml:space="preserve"> 2 </w:t>
+      </w:r>
+      <w:r>
+        <w:rPr>
+          <w:rFonts w:ascii="Times New Roman" w:eastAsia="標楷體" w:hAnsi="Times New Roman" w:cs="Times New Roman" w:hint="eastAsia"/>
+        </w:rPr>
+        <w:t>對</w:t>
+      </w:r>
+      <w:r>
+        <w:rPr>
+          <w:rFonts w:ascii="Times New Roman" w:eastAsia="標楷體" w:hAnsi="Times New Roman" w:cs="Times New Roman" w:hint="eastAsia"/>
+        </w:rPr>
+        <w:t xml:space="preserve"> 1 </w:t>
+      </w:r>
+      <w:r>
+        <w:rPr>
+          <w:rFonts w:ascii="Times New Roman" w:eastAsia="標楷體" w:hAnsi="Times New Roman" w:cs="Times New Roman" w:hint="eastAsia"/>
+        </w:rPr>
+        <w:t>對</w:t>
+      </w:r>
+      <w:r>
+        <w:rPr>
+          <w:rFonts w:ascii="Times New Roman" w:eastAsia="標楷體" w:hAnsi="Times New Roman" w:cs="Times New Roman" w:hint="eastAsia"/>
+        </w:rPr>
+        <w:t xml:space="preserve"> 1 </w:t>
+      </w:r>
+      <w:r>
+        <w:rPr>
+          <w:rFonts w:ascii="Times New Roman" w:eastAsia="標楷體" w:hAnsi="Times New Roman" w:cs="Times New Roman" w:hint="eastAsia"/>
+        </w:rPr>
+        <w:t>策略，整體準確率差距達</w:t>
+      </w:r>
+      <w:r>
+        <w:rPr>
+          <w:rFonts w:ascii="Times New Roman" w:eastAsia="標楷體" w:hAnsi="Times New Roman" w:cs="Times New Roman" w:hint="eastAsia"/>
+        </w:rPr>
+        <w:t xml:space="preserve"> 10.52 </w:t>
+      </w:r>
+      <w:r>
+        <w:rPr>
+          <w:rFonts w:ascii="Times New Roman" w:eastAsia="標楷體" w:hAnsi="Times New Roman" w:cs="Times New Roman" w:hint="eastAsia"/>
+        </w:rPr>
+        <w:t>葛百分點，其中</w:t>
+      </w:r>
+      <w:r>
+        <w:rPr>
+          <w:rFonts w:ascii="Times New Roman" w:eastAsia="標楷體" w:hAnsi="Times New Roman" w:cs="Times New Roman" w:hint="eastAsia"/>
+        </w:rPr>
+        <w:t xml:space="preserve"> Ischemia </w:t>
+      </w:r>
+      <w:r>
+        <w:rPr>
+          <w:rFonts w:ascii="Times New Roman" w:eastAsia="標楷體" w:hAnsi="Times New Roman" w:cs="Times New Roman" w:hint="eastAsia"/>
+        </w:rPr>
+        <w:t>類別的</w:t>
+      </w:r>
+      <w:r>
+        <w:rPr>
+          <w:rFonts w:ascii="Times New Roman" w:eastAsia="標楷體" w:hAnsi="Times New Roman" w:cs="Times New Roman" w:hint="eastAsia"/>
+        </w:rPr>
+        <w:t xml:space="preserve"> F1-score </w:t>
+      </w:r>
+      <w:r>
+        <w:rPr>
+          <w:rFonts w:ascii="Times New Roman" w:eastAsia="標楷體" w:hAnsi="Times New Roman" w:cs="Times New Roman" w:hint="eastAsia"/>
+        </w:rPr>
+        <w:t>差距亦達</w:t>
+      </w:r>
+      <w:r>
+        <w:rPr>
+          <w:rFonts w:ascii="Times New Roman" w:eastAsia="標楷體" w:hAnsi="Times New Roman" w:cs="Times New Roman" w:hint="eastAsia"/>
+        </w:rPr>
+        <w:t xml:space="preserve"> 0.17</w:t>
+      </w:r>
+      <w:r>
+        <w:rPr>
+          <w:rFonts w:ascii="Times New Roman" w:eastAsia="標楷體" w:hAnsi="Times New Roman" w:cs="Times New Roman" w:hint="eastAsia"/>
+        </w:rPr>
+        <w:t>。此現象顯示，若</w:t>
+      </w:r>
+      <w:r>
+        <w:rPr>
+          <w:rFonts w:ascii="Times New Roman" w:eastAsia="標楷體" w:hAnsi="Times New Roman" w:cs="Times New Roman" w:hint="eastAsia"/>
+        </w:rPr>
+        <w:t xml:space="preserve"> Stage2 </w:t>
+      </w:r>
+      <w:r>
+        <w:rPr>
+          <w:rFonts w:ascii="Times New Roman" w:eastAsia="標楷體" w:hAnsi="Times New Roman" w:cs="Times New Roman" w:hint="eastAsia"/>
+        </w:rPr>
+        <w:t>僅由</w:t>
+      </w:r>
+      <w:r>
+        <w:rPr>
+          <w:rFonts w:ascii="Times New Roman" w:eastAsia="標楷體" w:hAnsi="Times New Roman" w:cs="Times New Roman" w:hint="eastAsia"/>
+        </w:rPr>
+        <w:t xml:space="preserve"> TA </w:t>
+      </w:r>
+      <w:r>
+        <w:rPr>
+          <w:rFonts w:ascii="Times New Roman" w:eastAsia="標楷體" w:hAnsi="Times New Roman" w:cs="Times New Roman" w:hint="eastAsia"/>
+        </w:rPr>
+        <w:t>單獨作為指導來源，</w:t>
+      </w:r>
+      <w:r>
+        <w:rPr>
+          <w:rFonts w:ascii="Times New Roman" w:eastAsia="標楷體" w:hAnsi="Times New Roman" w:cs="Times New Roman" w:hint="eastAsia"/>
+        </w:rPr>
+        <w:t xml:space="preserve">Student </w:t>
+      </w:r>
+      <w:r>
+        <w:rPr>
+          <w:rFonts w:ascii="Times New Roman" w:eastAsia="標楷體" w:hAnsi="Times New Roman" w:cs="Times New Roman" w:hint="eastAsia"/>
+        </w:rPr>
+        <w:t>模型的學習效果反而大幅劣化。</w:t>
+      </w:r>
+    </w:p>
+    <w:p>
+      <w:pPr>
+        <w:jc w:val="both"/>
+        <w:rPr>
+          <w:rFonts w:ascii="Times New Roman" w:eastAsia="標楷體" w:hAnsi="Times New Roman" w:cs="Times New Roman"/>
+        </w:rPr>
+      </w:pPr>
+      <w:r>
+        <w:rPr>
+          <w:rFonts w:ascii="Times New Roman" w:eastAsia="標楷體" w:hAnsi="Times New Roman" w:cs="Times New Roman" w:hint="eastAsia"/>
+        </w:rPr>
+        <w:t>推測其原因可能在於：</w:t>
+      </w:r>
+      <w:r>
+        <w:rPr>
+          <w:rFonts w:ascii="Times New Roman" w:eastAsia="標楷體" w:hAnsi="Times New Roman" w:cs="Times New Roman" w:hint="eastAsia"/>
+        </w:rPr>
+        <w:t xml:space="preserve">TA </w:t>
+      </w:r>
+      <w:r>
+        <w:rPr>
+          <w:rFonts w:ascii="Times New Roman" w:eastAsia="標楷體" w:hAnsi="Times New Roman" w:cs="Times New Roman" w:hint="eastAsia"/>
+        </w:rPr>
+        <w:t>模型本身是自</w:t>
+      </w:r>
+      <w:r>
+        <w:rPr>
+          <w:rFonts w:ascii="Times New Roman" w:eastAsia="標楷體" w:hAnsi="Times New Roman" w:cs="Times New Roman" w:hint="eastAsia"/>
+        </w:rPr>
+        <w:t xml:space="preserve"> Teacher1</w:t>
+      </w:r>
+      <w:r>
+        <w:rPr>
+          <w:rFonts w:ascii="Times New Roman" w:eastAsia="標楷體" w:hAnsi="Times New Roman" w:cs="Times New Roman" w:hint="eastAsia"/>
+        </w:rPr>
+        <w:t>、</w:t>
+      </w:r>
+      <w:r>
+        <w:rPr>
+          <w:rFonts w:ascii="Times New Roman" w:eastAsia="標楷體" w:hAnsi="Times New Roman" w:cs="Times New Roman" w:hint="eastAsia"/>
+        </w:rPr>
+        <w:t xml:space="preserve">Teacher2 </w:t>
+      </w:r>
+      <w:r>
+        <w:rPr>
+          <w:rFonts w:ascii="Times New Roman" w:eastAsia="標楷體" w:hAnsi="Times New Roman" w:cs="Times New Roman" w:hint="eastAsia"/>
+        </w:rPr>
+        <w:t>蒸餾而來的壓縮模型，其</w:t>
+      </w:r>
+      <w:r>
+        <w:rPr>
+          <w:rFonts w:ascii="Times New Roman" w:eastAsia="標楷體" w:hAnsi="Times New Roman" w:cs="Times New Roman" w:hint="eastAsia"/>
+        </w:rPr>
+        <w:t xml:space="preserve"> soft label </w:t>
+      </w:r>
+      <w:r>
+        <w:rPr>
+          <w:rFonts w:ascii="Times New Roman" w:eastAsia="標楷體" w:hAnsi="Times New Roman" w:cs="Times New Roman" w:hint="eastAsia"/>
+        </w:rPr>
+        <w:t>分布相較於原始高容量</w:t>
+      </w:r>
+      <w:r>
+        <w:rPr>
+          <w:rFonts w:ascii="Times New Roman" w:eastAsia="標楷體" w:hAnsi="Times New Roman" w:cs="Times New Roman" w:hint="eastAsia"/>
+        </w:rPr>
+        <w:t xml:space="preserve"> Teacher</w:t>
+      </w:r>
+      <w:r>
+        <w:rPr>
+          <w:rFonts w:ascii="Times New Roman" w:eastAsia="標楷體" w:hAnsi="Times New Roman" w:cs="Times New Roman" w:hint="eastAsia"/>
+        </w:rPr>
+        <w:t>，已存在一定程度的資訊</w:t>
+      </w:r>
+      <w:r>
+        <w:rPr>
+          <w:rFonts w:ascii="Times New Roman" w:eastAsia="標楷體" w:hAnsi="Times New Roman" w:cs="Times New Roman" w:hint="eastAsia"/>
+        </w:rPr>
+        <w:t>損耗。若</w:t>
+      </w:r>
+      <w:r>
+        <w:rPr>
+          <w:rFonts w:ascii="Times New Roman" w:eastAsia="標楷體" w:hAnsi="Times New Roman" w:cs="Times New Roman" w:hint="eastAsia"/>
+        </w:rPr>
+        <w:t xml:space="preserve"> Stage2 </w:t>
+      </w:r>
+      <w:r>
+        <w:rPr>
+          <w:rFonts w:ascii="Times New Roman" w:eastAsia="標楷體" w:hAnsi="Times New Roman" w:cs="Times New Roman" w:hint="eastAsia"/>
+        </w:rPr>
+        <w:t>的</w:t>
+      </w:r>
+      <w:r>
+        <w:rPr>
+          <w:rFonts w:ascii="Times New Roman" w:eastAsia="標楷體" w:hAnsi="Times New Roman" w:cs="Times New Roman" w:hint="eastAsia"/>
+        </w:rPr>
+        <w:t xml:space="preserve"> Student </w:t>
+      </w:r>
+      <w:r>
+        <w:rPr>
+          <w:rFonts w:ascii="Times New Roman" w:eastAsia="標楷體" w:hAnsi="Times New Roman" w:cs="Times New Roman" w:hint="eastAsia"/>
+        </w:rPr>
+        <w:t>完全僅依賴</w:t>
+      </w:r>
+      <w:r>
+        <w:rPr>
+          <w:rFonts w:ascii="Times New Roman" w:eastAsia="標楷體" w:hAnsi="Times New Roman" w:cs="Times New Roman" w:hint="eastAsia"/>
+        </w:rPr>
+        <w:t xml:space="preserve"> TA </w:t>
+      </w:r>
+      <w:r>
+        <w:rPr>
+          <w:rFonts w:ascii="Times New Roman" w:eastAsia="標楷體" w:hAnsi="Times New Roman" w:cs="Times New Roman" w:hint="eastAsia"/>
+        </w:rPr>
+        <w:t>的輸出進行學習，等同於在原始</w:t>
+      </w:r>
+      <w:r>
+        <w:rPr>
+          <w:rFonts w:ascii="Times New Roman" w:eastAsia="標楷體" w:hAnsi="Times New Roman" w:cs="Times New Roman" w:hint="eastAsia"/>
+        </w:rPr>
+        <w:t xml:space="preserve"> Teacher </w:t>
+      </w:r>
+      <w:r>
+        <w:rPr>
+          <w:rFonts w:ascii="Times New Roman" w:eastAsia="標楷體" w:hAnsi="Times New Roman" w:cs="Times New Roman" w:hint="eastAsia"/>
+        </w:rPr>
+        <w:t>的知識傳遞至</w:t>
+      </w:r>
+      <w:r>
+        <w:rPr>
+          <w:rFonts w:ascii="Times New Roman" w:eastAsia="標楷體" w:hAnsi="Times New Roman" w:cs="Times New Roman" w:hint="eastAsia"/>
+        </w:rPr>
+        <w:t xml:space="preserve"> Student </w:t>
+      </w:r>
+      <w:r>
+        <w:rPr>
+          <w:rFonts w:ascii="Times New Roman" w:eastAsia="標楷體" w:hAnsi="Times New Roman" w:cs="Times New Roman" w:hint="eastAsia"/>
+        </w:rPr>
+        <w:t>的路徑中，疊加了兩次壓縮損耗</w:t>
+      </w:r>
+      <w:r>
+        <w:rPr>
+          <w:rFonts w:ascii="Times New Roman" w:eastAsia="標楷體" w:hAnsi="Times New Roman" w:cs="Times New Roman" w:hint="eastAsia"/>
+        </w:rPr>
+        <w:t xml:space="preserve"> (Teacher</w:t>
+      </w:r>
+      <w:r>
+        <w:rPr>
+          <w:rFonts w:ascii="Times New Roman" w:eastAsia="標楷體" w:hAnsi="Times New Roman" w:cs="Times New Roman"/>
+        </w:rPr>
+        <w:t xml:space="preserve"> </w:t>
+      </w:r>
+      <w:r>
+        <w:rPr>
+          <w:rFonts w:ascii="Times New Roman" w:eastAsia="標楷體" w:hAnsi="Times New Roman" w:cs="Times New Roman"/>
+        </w:rPr>
+        <w:t>→</w:t>
+      </w:r>
+      <w:r>
+        <w:rPr>
+          <w:rFonts w:ascii="Times New Roman" w:eastAsia="標楷體" w:hAnsi="Times New Roman" w:cs="Times New Roman" w:hint="eastAsia"/>
+        </w:rPr>
+        <w:t xml:space="preserve"> TA</w:t>
+      </w:r>
+      <w:r>
+        <w:rPr>
+          <w:rFonts w:ascii="Times New Roman" w:eastAsia="標楷體" w:hAnsi="Times New Roman" w:cs="Times New Roman" w:hint="eastAsia"/>
+        </w:rPr>
+        <w:t>、</w:t>
+      </w:r>
+      <w:r>
+        <w:rPr>
+          <w:rFonts w:ascii="Times New Roman" w:eastAsia="標楷體" w:hAnsi="Times New Roman" w:cs="Times New Roman" w:hint="eastAsia"/>
+        </w:rPr>
+        <w:t>TA</w:t>
+      </w:r>
+      <w:r>
+        <w:rPr>
+          <w:rFonts w:ascii="Times New Roman" w:eastAsia="標楷體" w:hAnsi="Times New Roman" w:cs="Times New Roman"/>
+        </w:rPr>
+        <w:t xml:space="preserve"> </w:t>
+      </w:r>
+      <w:r>
+        <w:rPr>
+          <w:rFonts w:ascii="Times New Roman" w:eastAsia="標楷體" w:hAnsi="Times New Roman" w:cs="Times New Roman"/>
+        </w:rPr>
+        <w:t>→</w:t>
+      </w:r>
+      <w:r>
+        <w:rPr>
+          <w:rFonts w:ascii="Times New Roman" w:eastAsia="標楷體" w:hAnsi="Times New Roman" w:cs="Times New Roman" w:hint="eastAsia"/>
+        </w:rPr>
+        <w:t xml:space="preserve"> Student)</w:t>
+      </w:r>
+      <w:r>
+        <w:rPr>
+          <w:rFonts w:ascii="Times New Roman" w:eastAsia="標楷體" w:hAnsi="Times New Roman" w:cs="Times New Roman" w:hint="eastAsia"/>
+        </w:rPr>
+        <w:t>，使得</w:t>
+      </w:r>
+      <w:r>
+        <w:rPr>
+          <w:rFonts w:ascii="Times New Roman" w:eastAsia="標楷體" w:hAnsi="Times New Roman" w:cs="Times New Roman" w:hint="eastAsia"/>
+        </w:rPr>
+        <w:t xml:space="preserve"> Student </w:t>
+      </w:r>
+      <w:r>
+        <w:rPr>
+          <w:rFonts w:ascii="Times New Roman" w:eastAsia="標楷體" w:hAnsi="Times New Roman" w:cs="Times New Roman" w:hint="eastAsia"/>
+        </w:rPr>
+        <w:t>最終所能習得知判斷能力受到侷限。相對地，</w:t>
+      </w:r>
+      <w:r>
+        <w:rPr>
+          <w:rFonts w:ascii="Times New Roman" w:eastAsia="標楷體" w:hAnsi="Times New Roman" w:cs="Times New Roman" w:hint="eastAsia"/>
+        </w:rPr>
+        <w:t xml:space="preserve">3 </w:t>
+      </w:r>
+      <w:r>
+        <w:rPr>
+          <w:rFonts w:ascii="Times New Roman" w:eastAsia="標楷體" w:hAnsi="Times New Roman" w:cs="Times New Roman" w:hint="eastAsia"/>
+        </w:rPr>
+        <w:t>對</w:t>
+      </w:r>
+      <w:r>
+        <w:rPr>
+          <w:rFonts w:ascii="Times New Roman" w:eastAsia="標楷體" w:hAnsi="Times New Roman" w:cs="Times New Roman" w:hint="eastAsia"/>
+        </w:rPr>
+        <w:t xml:space="preserve"> 1 </w:t>
+      </w:r>
+      <w:r>
+        <w:rPr>
+          <w:rFonts w:ascii="Times New Roman" w:eastAsia="標楷體" w:hAnsi="Times New Roman" w:cs="Times New Roman" w:hint="eastAsia"/>
+        </w:rPr>
+        <w:t>策略讓</w:t>
+      </w:r>
+      <w:r>
+        <w:rPr>
+          <w:rFonts w:ascii="Times New Roman" w:eastAsia="標楷體" w:hAnsi="Times New Roman" w:cs="Times New Roman" w:hint="eastAsia"/>
+        </w:rPr>
+        <w:t xml:space="preserve"> Student </w:t>
+      </w:r>
+      <w:r>
+        <w:rPr>
+          <w:rFonts w:ascii="Times New Roman" w:eastAsia="標楷體" w:hAnsi="Times New Roman" w:cs="Times New Roman" w:hint="eastAsia"/>
+        </w:rPr>
+        <w:t>於</w:t>
+      </w:r>
+      <w:r>
+        <w:rPr>
+          <w:rFonts w:ascii="Times New Roman" w:eastAsia="標楷體" w:hAnsi="Times New Roman" w:cs="Times New Roman" w:hint="eastAsia"/>
+        </w:rPr>
+        <w:t xml:space="preserve"> Stage2 </w:t>
+      </w:r>
+      <w:r>
+        <w:rPr>
+          <w:rFonts w:ascii="Times New Roman" w:eastAsia="標楷體" w:hAnsi="Times New Roman" w:cs="Times New Roman" w:hint="eastAsia"/>
+        </w:rPr>
+        <w:t>訓練過程中，同時保留與原始</w:t>
+      </w:r>
+      <w:r>
+        <w:rPr>
+          <w:rFonts w:ascii="Times New Roman" w:eastAsia="標楷體" w:hAnsi="Times New Roman" w:cs="Times New Roman" w:hint="eastAsia"/>
+        </w:rPr>
+        <w:t xml:space="preserve"> Teacher1</w:t>
+      </w:r>
+      <w:r>
+        <w:rPr>
+          <w:rFonts w:ascii="Times New Roman" w:eastAsia="標楷體" w:hAnsi="Times New Roman" w:cs="Times New Roman" w:hint="eastAsia"/>
+        </w:rPr>
+        <w:t>、</w:t>
+      </w:r>
+      <w:r>
+        <w:rPr>
+          <w:rFonts w:ascii="Times New Roman" w:eastAsia="標楷體" w:hAnsi="Times New Roman" w:cs="Times New Roman" w:hint="eastAsia"/>
+        </w:rPr>
+        <w:t xml:space="preserve">Teacher2 </w:t>
+      </w:r>
+      <w:r>
+        <w:rPr>
+          <w:rFonts w:ascii="Times New Roman" w:eastAsia="標楷體" w:hAnsi="Times New Roman" w:cs="Times New Roman" w:hint="eastAsia"/>
+        </w:rPr>
+        <w:t>的直接連結，僅將</w:t>
+      </w:r>
+      <w:r>
+        <w:rPr>
+          <w:rFonts w:ascii="Times New Roman" w:eastAsia="標楷體" w:hAnsi="Times New Roman" w:cs="Times New Roman" w:hint="eastAsia"/>
+        </w:rPr>
+        <w:t xml:space="preserve"> TA </w:t>
+      </w:r>
+      <w:r>
+        <w:rPr>
+          <w:rFonts w:ascii="Times New Roman" w:eastAsia="標楷體" w:hAnsi="Times New Roman" w:cs="Times New Roman" w:hint="eastAsia"/>
+        </w:rPr>
+        <w:t>是為額外的輔助指導來源</w:t>
+      </w:r>
+      <w:r>
+        <w:rPr>
+          <w:rFonts w:ascii="Times New Roman" w:eastAsia="標楷體" w:hAnsi="Times New Roman" w:cs="Times New Roman" w:hint="eastAsia"/>
+        </w:rPr>
+        <w:t xml:space="preserve"> (</w:t>
+      </w:r>
+      <w:r>
+        <w:rPr>
+          <w:rFonts w:ascii="Times New Roman" w:eastAsia="標楷體" w:hAnsi="Times New Roman" w:cs="Times New Roman" w:hint="eastAsia"/>
+        </w:rPr>
+        <w:t>而非唯一來源</w:t>
+      </w:r>
+      <w:r>
+        <w:rPr>
+          <w:rFonts w:ascii="Times New Roman" w:eastAsia="標楷體" w:hAnsi="Times New Roman" w:cs="Times New Roman" w:hint="eastAsia"/>
+        </w:rPr>
+        <w:t>)</w:t>
+      </w:r>
+      <w:r>
+        <w:rPr>
+          <w:rFonts w:ascii="Times New Roman" w:eastAsia="標楷體" w:hAnsi="Times New Roman" w:cs="Times New Roman" w:hint="eastAsia"/>
+        </w:rPr>
+        <w:t>，使</w:t>
+      </w:r>
+      <w:r>
+        <w:rPr>
+          <w:rFonts w:ascii="Times New Roman" w:eastAsia="標楷體" w:hAnsi="Times New Roman" w:cs="Times New Roman" w:hint="eastAsia"/>
+        </w:rPr>
+        <w:t xml:space="preserve"> Student </w:t>
+      </w:r>
+      <w:r>
+        <w:rPr>
+          <w:rFonts w:ascii="Times New Roman" w:eastAsia="標楷體" w:hAnsi="Times New Roman" w:cs="Times New Roman" w:hint="eastAsia"/>
+        </w:rPr>
+        <w:t>得以直接吸收高容量</w:t>
+      </w:r>
+      <w:r>
+        <w:rPr>
+          <w:rFonts w:ascii="Times New Roman" w:eastAsia="標楷體" w:hAnsi="Times New Roman" w:cs="Times New Roman" w:hint="eastAsia"/>
+        </w:rPr>
+        <w:t xml:space="preserve"> Teacher </w:t>
+      </w:r>
+      <w:r>
+        <w:rPr>
+          <w:rFonts w:ascii="Times New Roman" w:eastAsia="標楷體" w:hAnsi="Times New Roman" w:cs="Times New Roman" w:hint="eastAsia"/>
+        </w:rPr>
+        <w:t>的知識，同時透過</w:t>
+      </w:r>
+      <w:r>
+        <w:rPr>
+          <w:rFonts w:ascii="Times New Roman" w:eastAsia="標楷體" w:hAnsi="Times New Roman" w:cs="Times New Roman" w:hint="eastAsia"/>
+        </w:rPr>
+        <w:t xml:space="preserve"> TA </w:t>
+      </w:r>
+      <w:r>
+        <w:rPr>
+          <w:rFonts w:ascii="Times New Roman" w:eastAsia="標楷體" w:hAnsi="Times New Roman" w:cs="Times New Roman" w:hint="eastAsia"/>
+        </w:rPr>
+        <w:t>的居中指導緩解</w:t>
+      </w:r>
+      <w:r>
+        <w:rPr>
+          <w:rFonts w:ascii="Times New Roman" w:eastAsia="標楷體" w:hAnsi="Times New Roman" w:cs="Times New Roman" w:hint="eastAsia"/>
+        </w:rPr>
+        <w:t xml:space="preserve"> Teacher </w:t>
+      </w:r>
+      <w:r>
+        <w:rPr>
+          <w:rFonts w:ascii="Times New Roman" w:eastAsia="標楷體" w:hAnsi="Times New Roman" w:cs="Times New Roman" w:hint="eastAsia"/>
+        </w:rPr>
+        <w:t>與</w:t>
+      </w:r>
+      <w:r>
+        <w:rPr>
+          <w:rFonts w:ascii="Times New Roman" w:eastAsia="標楷體" w:hAnsi="Times New Roman" w:cs="Times New Roman" w:hint="eastAsia"/>
+        </w:rPr>
+        <w:t xml:space="preserve"> Student </w:t>
+      </w:r>
+      <w:r>
+        <w:rPr>
+          <w:rFonts w:ascii="Times New Roman" w:eastAsia="標楷體" w:hAnsi="Times New Roman" w:cs="Times New Roman" w:hint="eastAsia"/>
+        </w:rPr>
+        <w:t>間容量差距過大的問題，此設計較符合</w:t>
+      </w:r>
+      <w:r>
+        <w:rPr>
+          <w:rFonts w:ascii="Times New Roman" w:eastAsia="標楷體" w:hAnsi="Times New Roman" w:cs="Times New Roman" w:hint="eastAsia"/>
+        </w:rPr>
+        <w:t xml:space="preserve"> Teacher Assistant Knowledge Distillation (TAKD) </w:t>
+      </w:r>
+      <w:r>
+        <w:rPr>
+          <w:rFonts w:ascii="Times New Roman" w:eastAsia="標楷體" w:hAnsi="Times New Roman" w:cs="Times New Roman" w:hint="eastAsia"/>
+        </w:rPr>
+        <w:t>機制的原始精神</w:t>
+      </w:r>
+      <w:r>
+        <w:rPr>
+          <w:rFonts w:ascii="Times New Roman" w:eastAsia="標楷體" w:hAnsi="Times New Roman" w:cs="Times New Roman" w:hint="eastAsia"/>
+        </w:rPr>
+        <w:t xml:space="preserve"> </w:t>
+      </w:r>
+      <w:r>
+        <w:rPr>
+          <w:rFonts w:ascii="Times New Roman" w:eastAsia="標楷體" w:hAnsi="Times New Roman" w:cs="Times New Roman"/>
+        </w:rPr>
+        <w:t>——</w:t>
+      </w:r>
+      <w:r>
+        <w:rPr>
+          <w:rFonts w:ascii="Times New Roman" w:eastAsia="標楷體" w:hAnsi="Times New Roman" w:cs="Times New Roman" w:hint="eastAsia"/>
+        </w:rPr>
+        <w:t xml:space="preserve"> TA </w:t>
+      </w:r>
+      <w:r>
+        <w:rPr>
+          <w:rFonts w:ascii="Times New Roman" w:eastAsia="標楷體" w:hAnsi="Times New Roman" w:cs="Times New Roman" w:hint="eastAsia"/>
+        </w:rPr>
+        <w:t>應作為橋接角色，而非取代原始</w:t>
+      </w:r>
+      <w:r>
+        <w:rPr>
+          <w:rFonts w:ascii="Times New Roman" w:eastAsia="標楷體" w:hAnsi="Times New Roman" w:cs="Times New Roman" w:hint="eastAsia"/>
+        </w:rPr>
+        <w:t xml:space="preserve"> Teacher </w:t>
+      </w:r>
+      <w:r>
+        <w:rPr>
+          <w:rFonts w:ascii="Times New Roman" w:eastAsia="標楷體" w:hAnsi="Times New Roman" w:cs="Times New Roman" w:hint="eastAsia"/>
+        </w:rPr>
+        <w:t>的唯一知識來源。</w:t>
+      </w:r>
+    </w:p>
+    <w:p>
+      <w:pPr>
+        <w:widowControl/>
+        <w:rPr>
+          <w:rFonts w:ascii="Times New Roman" w:eastAsia="標楷體" w:hAnsi="Times New Roman" w:cs="Times New Roman"/>
+        </w:rPr>
+      </w:pPr>
+      <w:r>
+        <w:rPr>
+          <w:rFonts w:ascii="Times New Roman" w:eastAsia="標楷體" w:hAnsi="Times New Roman" w:cs="Times New Roman"/>
+        </w:rPr>
+        <w:br w:type="page"/>
+      </w:r>
+    </w:p>
+    <w:p>
+      <w:pPr>
+        <w:jc w:val="both"/>
+        <w:rPr>
+          <w:rFonts w:ascii="Times New Roman" w:eastAsia="標楷體" w:hAnsi="Times New Roman" w:cs="Times New Roman"/>
+        </w:rPr>
+      </w:pPr>
+      <w:r>
+        <w:rPr>
+          <w:rFonts w:ascii="Times New Roman" w:eastAsia="標楷體" w:hAnsi="Times New Roman" w:cs="Times New Roman" w:hint="eastAsia"/>
+        </w:rPr>
+        <w:lastRenderedPageBreak/>
+        <w:t>惟仍須說明，本比較的兩組</w:t>
+      </w:r>
+      <w:r>
+        <w:rPr>
+          <w:rFonts w:ascii="Times New Roman" w:eastAsia="標楷體" w:hAnsi="Times New Roman" w:cs="Times New Roman" w:hint="eastAsia"/>
+        </w:rPr>
+        <w:t xml:space="preserve"> Student </w:t>
+      </w:r>
+      <w:r>
+        <w:rPr>
+          <w:rFonts w:ascii="Times New Roman" w:eastAsia="標楷體" w:hAnsi="Times New Roman" w:cs="Times New Roman" w:hint="eastAsia"/>
+        </w:rPr>
+        <w:t>模型於</w:t>
+      </w:r>
+      <w:r>
+        <w:rPr>
+          <w:rFonts w:ascii="Times New Roman" w:eastAsia="標楷體" w:hAnsi="Times New Roman" w:cs="Times New Roman" w:hint="eastAsia"/>
+        </w:rPr>
+        <w:t xml:space="preserve"> CNN8 </w:t>
+      </w:r>
+      <w:r>
+        <w:rPr>
+          <w:rFonts w:ascii="Times New Roman" w:eastAsia="標楷體" w:hAnsi="Times New Roman" w:cs="Times New Roman" w:hint="eastAsia"/>
+        </w:rPr>
+        <w:t>架構細節</w:t>
+      </w:r>
+      <w:r>
+        <w:rPr>
+          <w:rFonts w:ascii="Times New Roman" w:eastAsia="標楷體" w:hAnsi="Times New Roman" w:cs="Times New Roman" w:hint="eastAsia"/>
+        </w:rPr>
+        <w:t xml:space="preserve"> (</w:t>
+      </w:r>
+      <w:r>
+        <w:rPr>
+          <w:rFonts w:ascii="Times New Roman" w:eastAsia="標楷體" w:hAnsi="Times New Roman" w:cs="Times New Roman" w:hint="eastAsia"/>
+        </w:rPr>
+        <w:t>卷積層通道數、全連接層維度</w:t>
+      </w:r>
+      <w:r>
+        <w:rPr>
+          <w:rFonts w:ascii="Times New Roman" w:eastAsia="標楷體" w:hAnsi="Times New Roman" w:cs="Times New Roman" w:hint="eastAsia"/>
+        </w:rPr>
+        <w:t xml:space="preserve">) </w:t>
+      </w:r>
+      <w:r>
+        <w:rPr>
+          <w:rFonts w:ascii="Times New Roman" w:eastAsia="標楷體" w:hAnsi="Times New Roman" w:cs="Times New Roman" w:hint="eastAsia"/>
+        </w:rPr>
+        <w:t>上並未完全對齊</w:t>
+      </w:r>
+      <w:r>
+        <w:rPr>
+          <w:rFonts w:ascii="Times New Roman" w:eastAsia="標楷體" w:hAnsi="Times New Roman" w:cs="Times New Roman" w:hint="eastAsia"/>
+        </w:rPr>
+        <w:t xml:space="preserve"> (2 </w:t>
+      </w:r>
+      <w:r>
+        <w:rPr>
+          <w:rFonts w:ascii="Times New Roman" w:eastAsia="標楷體" w:hAnsi="Times New Roman" w:cs="Times New Roman" w:hint="eastAsia"/>
+        </w:rPr>
+        <w:t>對</w:t>
+      </w:r>
+      <w:r>
+        <w:rPr>
+          <w:rFonts w:ascii="Times New Roman" w:eastAsia="標楷體" w:hAnsi="Times New Roman" w:cs="Times New Roman" w:hint="eastAsia"/>
+        </w:rPr>
+        <w:t xml:space="preserve"> 1 </w:t>
+      </w:r>
+      <w:r>
+        <w:rPr>
+          <w:rFonts w:ascii="Times New Roman" w:eastAsia="標楷體" w:hAnsi="Times New Roman" w:cs="Times New Roman" w:hint="eastAsia"/>
+        </w:rPr>
+        <w:t>對</w:t>
+      </w:r>
+      <w:r>
+        <w:rPr>
+          <w:rFonts w:ascii="Times New Roman" w:eastAsia="標楷體" w:hAnsi="Times New Roman" w:cs="Times New Roman" w:hint="eastAsia"/>
+        </w:rPr>
+        <w:t xml:space="preserve"> 1</w:t>
+      </w:r>
+      <w:r>
+        <w:rPr>
+          <w:rFonts w:ascii="Times New Roman" w:eastAsia="標楷體" w:hAnsi="Times New Roman" w:cs="Times New Roman" w:hint="eastAsia"/>
+        </w:rPr>
+        <w:t>版本通道數為</w:t>
+      </w:r>
+      <w:r>
+        <w:rPr>
+          <w:rFonts w:ascii="Times New Roman" w:eastAsia="標楷體" w:hAnsi="Times New Roman" w:cs="Times New Roman" w:hint="eastAsia"/>
+        </w:rPr>
+        <w:t xml:space="preserve"> 16 </w:t>
+      </w:r>
+      <w:r>
+        <w:rPr>
+          <w:rFonts w:ascii="Times New Roman" w:eastAsia="標楷體" w:hAnsi="Times New Roman" w:cs="Times New Roman"/>
+        </w:rPr>
+        <w:t>→</w:t>
+      </w:r>
+      <w:r>
+        <w:rPr>
+          <w:rFonts w:ascii="Times New Roman" w:eastAsia="標楷體" w:hAnsi="Times New Roman" w:cs="Times New Roman" w:hint="eastAsia"/>
+        </w:rPr>
+        <w:t xml:space="preserve"> 32 </w:t>
+      </w:r>
+      <w:r>
+        <w:rPr>
+          <w:rFonts w:ascii="Times New Roman" w:eastAsia="標楷體" w:hAnsi="Times New Roman" w:cs="Times New Roman"/>
+        </w:rPr>
+        <w:t>→</w:t>
+      </w:r>
+      <w:r>
+        <w:rPr>
+          <w:rFonts w:ascii="Times New Roman" w:eastAsia="標楷體" w:hAnsi="Times New Roman" w:cs="Times New Roman" w:hint="eastAsia"/>
+        </w:rPr>
+        <w:t xml:space="preserve"> 64 </w:t>
+      </w:r>
+      <w:r>
+        <w:rPr>
+          <w:rFonts w:ascii="Times New Roman" w:eastAsia="標楷體" w:hAnsi="Times New Roman" w:cs="Times New Roman"/>
+        </w:rPr>
+        <w:t>→</w:t>
+      </w:r>
+      <w:r>
+        <w:rPr>
+          <w:rFonts w:ascii="Times New Roman" w:eastAsia="標楷體" w:hAnsi="Times New Roman" w:cs="Times New Roman" w:hint="eastAsia"/>
+        </w:rPr>
+        <w:t xml:space="preserve"> 128</w:t>
+      </w:r>
+      <w:r>
+        <w:rPr>
+          <w:rFonts w:ascii="Times New Roman" w:eastAsia="標楷體" w:hAnsi="Times New Roman" w:cs="Times New Roman" w:hint="eastAsia"/>
+        </w:rPr>
+        <w:t>，</w:t>
+      </w:r>
+      <w:r>
+        <w:rPr>
+          <w:rFonts w:ascii="Times New Roman" w:eastAsia="標楷體" w:hAnsi="Times New Roman" w:cs="Times New Roman" w:hint="eastAsia"/>
+        </w:rPr>
+        <w:t xml:space="preserve">3 </w:t>
+      </w:r>
+      <w:r>
+        <w:rPr>
+          <w:rFonts w:ascii="Times New Roman" w:eastAsia="標楷體" w:hAnsi="Times New Roman" w:cs="Times New Roman" w:hint="eastAsia"/>
+        </w:rPr>
+        <w:t>對</w:t>
+      </w:r>
+      <w:r>
+        <w:rPr>
+          <w:rFonts w:ascii="Times New Roman" w:eastAsia="標楷體" w:hAnsi="Times New Roman" w:cs="Times New Roman" w:hint="eastAsia"/>
+        </w:rPr>
+        <w:t xml:space="preserve"> 1</w:t>
+      </w:r>
+      <w:r>
+        <w:rPr>
+          <w:rFonts w:ascii="Times New Roman" w:eastAsia="標楷體" w:hAnsi="Times New Roman" w:cs="Times New Roman" w:hint="eastAsia"/>
+        </w:rPr>
+        <w:t>版本為</w:t>
+      </w:r>
+      <w:r>
+        <w:rPr>
+          <w:rFonts w:ascii="Times New Roman" w:eastAsia="標楷體" w:hAnsi="Times New Roman" w:cs="Times New Roman" w:hint="eastAsia"/>
+        </w:rPr>
+        <w:t xml:space="preserve"> 32 </w:t>
+      </w:r>
+      <w:r>
+        <w:rPr>
+          <w:rFonts w:ascii="Times New Roman" w:eastAsia="標楷體" w:hAnsi="Times New Roman" w:cs="Times New Roman"/>
+        </w:rPr>
+        <w:t>→</w:t>
+      </w:r>
+      <w:r>
+        <w:rPr>
+          <w:rFonts w:ascii="Times New Roman" w:eastAsia="標楷體" w:hAnsi="Times New Roman" w:cs="Times New Roman"/>
+        </w:rPr>
+        <w:t xml:space="preserve"> </w:t>
+      </w:r>
+      <w:r>
+        <w:rPr>
+          <w:rFonts w:ascii="Times New Roman" w:eastAsia="標楷體" w:hAnsi="Times New Roman" w:cs="Times New Roman" w:hint="eastAsia"/>
+        </w:rPr>
+        <w:t xml:space="preserve">64 </w:t>
+      </w:r>
+      <w:r>
+        <w:rPr>
+          <w:rFonts w:ascii="Times New Roman" w:eastAsia="標楷體" w:hAnsi="Times New Roman" w:cs="Times New Roman"/>
+        </w:rPr>
+        <w:t>→</w:t>
+      </w:r>
+      <w:r>
+        <w:rPr>
+          <w:rFonts w:ascii="Times New Roman" w:eastAsia="標楷體" w:hAnsi="Times New Roman" w:cs="Times New Roman" w:hint="eastAsia"/>
+        </w:rPr>
+        <w:t xml:space="preserve"> 128 </w:t>
+      </w:r>
+      <w:r>
+        <w:rPr>
+          <w:rFonts w:ascii="Times New Roman" w:eastAsia="標楷體" w:hAnsi="Times New Roman" w:cs="Times New Roman"/>
+        </w:rPr>
+        <w:t>→</w:t>
+      </w:r>
+      <w:r>
+        <w:rPr>
+          <w:rFonts w:ascii="Times New Roman" w:eastAsia="標楷體" w:hAnsi="Times New Roman" w:cs="Times New Roman" w:hint="eastAsia"/>
+        </w:rPr>
+        <w:t xml:space="preserve"> 128 </w:t>
+      </w:r>
+      <w:r>
+        <w:rPr>
+          <w:rFonts w:ascii="Times New Roman" w:eastAsia="標楷體" w:hAnsi="Times New Roman" w:cs="Times New Roman"/>
+        </w:rPr>
+        <w:t>→</w:t>
+      </w:r>
+      <w:r>
+        <w:rPr>
+          <w:rFonts w:ascii="Times New Roman" w:eastAsia="標楷體" w:hAnsi="Times New Roman" w:cs="Times New Roman" w:hint="eastAsia"/>
+        </w:rPr>
+        <w:t xml:space="preserve"> 256 </w:t>
+      </w:r>
+      <w:r>
+        <w:rPr>
+          <w:rFonts w:ascii="Times New Roman" w:eastAsia="標楷體" w:hAnsi="Times New Roman" w:cs="Times New Roman"/>
+        </w:rPr>
+        <w:t>→</w:t>
+      </w:r>
+      <w:r>
+        <w:rPr>
+          <w:rFonts w:ascii="Times New Roman" w:eastAsia="標楷體" w:hAnsi="Times New Roman" w:cs="Times New Roman" w:hint="eastAsia"/>
+        </w:rPr>
+        <w:t xml:space="preserve"> 512)</w:t>
+      </w:r>
+      <w:r>
+        <w:rPr>
+          <w:rFonts w:ascii="Times New Roman" w:eastAsia="標楷體" w:hAnsi="Times New Roman" w:cs="Times New Roman" w:hint="eastAsia"/>
+        </w:rPr>
+        <w:t>，故此效能差距亦可能部分源於模型容量差異，而非純粹歸因於蒸餾策略不同。此為本研究於探索不同蒸餾架構過程中留下的限制，後續研究若欲更嚴謹地驗證此現象，應在控制</w:t>
+      </w:r>
+      <w:r>
+        <w:rPr>
+          <w:rFonts w:ascii="Times New Roman" w:eastAsia="標楷體" w:hAnsi="Times New Roman" w:cs="Times New Roman" w:hint="eastAsia"/>
+        </w:rPr>
+        <w:t xml:space="preserve"> Student </w:t>
+      </w:r>
+      <w:r>
+        <w:rPr>
+          <w:rFonts w:ascii="Times New Roman" w:eastAsia="標楷體" w:hAnsi="Times New Roman" w:cs="Times New Roman" w:hint="eastAsia"/>
+        </w:rPr>
+        <w:t>架構一致的前提下重新進行。</w:t>
+      </w:r>
+    </w:p>
+    <w:p>
+      <w:pPr>
+        <w:jc w:val="both"/>
+        <w:rPr>
+          <w:rFonts w:ascii="Times New Roman" w:eastAsia="標楷體" w:hAnsi="Times New Roman" w:cs="Times New Roman"/>
+          <w:sz w:val="32"/>
+          <w:szCs w:val="32"/>
+        </w:rPr>
+      </w:pPr>
+      <w:r>
+        <w:rPr>
+          <w:rFonts w:ascii="Times New Roman" w:eastAsia="標楷體" w:hAnsi="Times New Roman" w:cs="Times New Roman" w:hint="eastAsia"/>
+          <w:sz w:val="32"/>
+          <w:szCs w:val="32"/>
+        </w:rPr>
+        <w:t>整體結果評估</w:t>
+      </w:r>
+    </w:p>
+    <w:p>
+      <w:pPr>
+        <w:jc w:val="both"/>
+        <w:rPr>
+          <w:rFonts w:ascii="Times New Roman" w:eastAsia="標楷體" w:hAnsi="Times New Roman" w:cs="Times New Roman"/>
+        </w:rPr>
+      </w:pPr>
+      <w:r>
+        <w:rPr>
+          <w:rFonts w:ascii="Times New Roman" w:eastAsia="標楷體" w:hAnsi="Times New Roman" w:cs="Times New Roman" w:hint="eastAsia"/>
+        </w:rPr>
+        <w:t>本節彙整本研究最終採用的兩階段三來源蒸餾架構</w:t>
+      </w:r>
+      <w:r>
+        <w:rPr>
+          <w:rFonts w:ascii="Times New Roman" w:eastAsia="標楷體" w:hAnsi="Times New Roman" w:cs="Times New Roman" w:hint="eastAsia"/>
+        </w:rPr>
+        <w:t xml:space="preserve"> (Teacher1 + Teacher2 </w:t>
+      </w:r>
+      <w:r>
+        <w:rPr>
+          <w:rFonts w:ascii="Times New Roman" w:eastAsia="標楷體" w:hAnsi="Times New Roman" w:cs="Times New Roman"/>
+        </w:rPr>
+        <w:t>→</w:t>
+      </w:r>
+      <w:r>
+        <w:rPr>
+          <w:rFonts w:ascii="Times New Roman" w:eastAsia="標楷體" w:hAnsi="Times New Roman" w:cs="Times New Roman" w:hint="eastAsia"/>
+        </w:rPr>
+        <w:t xml:space="preserve"> </w:t>
+      </w:r>
+      <w:r>
+        <w:rPr>
+          <w:rFonts w:ascii="Times New Roman" w:eastAsia="標楷體" w:hAnsi="Times New Roman" w:cs="Times New Roman" w:hint="eastAsia"/>
+        </w:rPr>
+        <w:t>TA</w:t>
+      </w:r>
+      <w:r>
+        <w:rPr>
+          <w:rFonts w:ascii="Times New Roman" w:eastAsia="標楷體" w:hAnsi="Times New Roman" w:cs="Times New Roman" w:hint="eastAsia"/>
+        </w:rPr>
+        <w:t>；</w:t>
+      </w:r>
+      <w:r>
+        <w:rPr>
+          <w:rFonts w:ascii="Times New Roman" w:eastAsia="標楷體" w:hAnsi="Times New Roman" w:cs="Times New Roman" w:hint="eastAsia"/>
+        </w:rPr>
+        <w:t xml:space="preserve">Teacher1 + Teacher2 + TA </w:t>
+      </w:r>
+      <w:r>
+        <w:rPr>
+          <w:rFonts w:ascii="Times New Roman" w:eastAsia="標楷體" w:hAnsi="Times New Roman" w:cs="Times New Roman"/>
+        </w:rPr>
+        <w:t>→</w:t>
+      </w:r>
+      <w:r>
+        <w:rPr>
+          <w:rFonts w:ascii="Times New Roman" w:eastAsia="標楷體" w:hAnsi="Times New Roman" w:cs="Times New Roman" w:hint="eastAsia"/>
+        </w:rPr>
+        <w:t xml:space="preserve"> Student</w:t>
+      </w:r>
+      <w:r>
+        <w:rPr>
+          <w:rFonts w:ascii="Times New Roman" w:eastAsia="標楷體" w:hAnsi="Times New Roman" w:cs="Times New Roman" w:hint="eastAsia"/>
+        </w:rPr>
+        <w:t>)</w:t>
+      </w:r>
+      <w:r>
+        <w:rPr>
+          <w:rFonts w:ascii="Times New Roman" w:eastAsia="標楷體" w:hAnsi="Times New Roman" w:cs="Times New Roman" w:hint="eastAsia"/>
+        </w:rPr>
+        <w:t xml:space="preserve"> </w:t>
+      </w:r>
+      <w:r>
+        <w:rPr>
+          <w:rFonts w:ascii="Times New Roman" w:eastAsia="標楷體" w:hAnsi="Times New Roman" w:cs="Times New Roman" w:hint="eastAsia"/>
+        </w:rPr>
+        <w:t>於測試集完整表現，最為本章實驗結果的總結。</w:t>
+      </w:r>
+    </w:p>
+    <w:p>
+      <w:pPr>
+        <w:jc w:val="center"/>
+        <w:rPr>
+          <w:rFonts w:ascii="Times New Roman" w:eastAsia="標楷體" w:hAnsi="Times New Roman" w:cs="Times New Roman"/>
+        </w:rPr>
+      </w:pPr>
+      <w:r>
+        <w:rPr>
+          <w:rFonts w:ascii="Times New Roman" w:eastAsia="標楷體" w:hAnsi="Times New Roman" w:cs="Times New Roman"/>
+        </w:rPr>
+        <w:t>表</w:t>
+      </w:r>
+      <w:r>
+        <w:rPr>
+          <w:rFonts w:ascii="Times New Roman" w:eastAsia="標楷體" w:hAnsi="Times New Roman" w:cs="Times New Roman"/>
+        </w:rPr>
+        <w:t xml:space="preserve"> x.</w:t>
+      </w:r>
+      <w:r>
+        <w:rPr>
+          <w:rFonts w:ascii="Times New Roman" w:eastAsia="標楷體" w:hAnsi="Times New Roman" w:cs="Times New Roman"/>
+        </w:rPr>
+        <w:t>各模型測試集準確率比較</w:t>
+      </w:r>
+    </w:p>
+    <w:tbl>
+      <w:tblPr>
+        <w:tblStyle w:val="ae"/>
+        <w:tblW w:w="5000" w:type="pct"/>
+        <w:tblBorders>
+          <w:left w:val="none" w:sz="0" w:space="0" w:color="auto"/>
+          <w:right w:val="none" w:sz="0" w:space="0" w:color="auto"/>
+          <w:insideH w:val="none" w:sz="0" w:space="0" w:color="auto"/>
+          <w:insideV w:val="none" w:sz="0" w:space="0" w:color="auto"/>
+        </w:tblBorders>
+        <w:tblLook w:val="04A0" w:firstRow="1" w:lastRow="0" w:firstColumn="1" w:lastColumn="0" w:noHBand="0" w:noVBand="1"/>
+      </w:tblPr>
+      <w:tblGrid>
+        <w:gridCol w:w="3282"/>
+        <w:gridCol w:w="1391"/>
+        <w:gridCol w:w="1674"/>
+        <w:gridCol w:w="1959"/>
+      </w:tblGrid>
+      <w:tr>
+        <w:tc>
+          <w:tcPr>
+            <w:tcW w:w="1975" w:type="pct"/>
+            <w:tcBorders>
+              <w:top w:val="single" w:sz="4" w:space="0" w:color="auto"/>
+              <w:bottom w:val="single" w:sz="4" w:space="0" w:color="auto"/>
+            </w:tcBorders>
+          </w:tcPr>
+          <w:p>
+            <w:pPr>
+              <w:jc w:val="center"/>
+              <w:rPr>
+                <w:rFonts w:ascii="Times New Roman" w:eastAsia="標楷體" w:hAnsi="Times New Roman" w:cs="Times New Roman"/>
+              </w:rPr>
+            </w:pPr>
+            <w:r>
+              <w:rPr>
+                <w:rFonts w:ascii="Times New Roman" w:eastAsia="標楷體" w:hAnsi="Times New Roman" w:cs="Times New Roman" w:hint="eastAsia"/>
+              </w:rPr>
+              <w:t>模型</w:t>
+            </w:r>
+          </w:p>
+        </w:tc>
+        <w:tc>
+          <w:tcPr>
+            <w:tcW w:w="837" w:type="pct"/>
+            <w:tcBorders>
+              <w:top w:val="single" w:sz="4" w:space="0" w:color="auto"/>
+              <w:bottom w:val="single" w:sz="4" w:space="0" w:color="auto"/>
+            </w:tcBorders>
+          </w:tcPr>
+          <w:p>
+            <w:pPr>
+              <w:jc w:val="center"/>
+              <w:rPr>
+                <w:rFonts w:ascii="Times New Roman" w:eastAsia="標楷體" w:hAnsi="Times New Roman" w:cs="Times New Roman"/>
+              </w:rPr>
+            </w:pPr>
+            <w:r>
+              <w:rPr>
+                <w:rFonts w:ascii="Times New Roman" w:eastAsia="標楷體" w:hAnsi="Times New Roman" w:cs="Times New Roman" w:hint="eastAsia"/>
+              </w:rPr>
+              <w:t>角色</w:t>
+            </w:r>
+          </w:p>
+        </w:tc>
+        <w:tc>
+          <w:tcPr>
+            <w:tcW w:w="1008" w:type="pct"/>
+            <w:tcBorders>
+              <w:top w:val="single" w:sz="4" w:space="0" w:color="auto"/>
+              <w:bottom w:val="single" w:sz="4" w:space="0" w:color="auto"/>
+            </w:tcBorders>
+          </w:tcPr>
+          <w:p>
+            <w:pPr>
+              <w:jc w:val="center"/>
+              <w:rPr>
+                <w:rFonts w:ascii="Times New Roman" w:eastAsia="標楷體" w:hAnsi="Times New Roman" w:cs="Times New Roman"/>
+              </w:rPr>
+            </w:pPr>
+            <w:r>
+              <w:rPr>
+                <w:rFonts w:ascii="Times New Roman" w:eastAsia="標楷體" w:hAnsi="Times New Roman" w:cs="Times New Roman" w:hint="eastAsia"/>
+              </w:rPr>
+              <w:t>參數量層級</w:t>
+            </w:r>
+          </w:p>
+        </w:tc>
+        <w:tc>
+          <w:tcPr>
+            <w:tcW w:w="1179" w:type="pct"/>
+            <w:tcBorders>
+              <w:top w:val="single" w:sz="4" w:space="0" w:color="auto"/>
+              <w:bottom w:val="single" w:sz="4" w:space="0" w:color="auto"/>
+            </w:tcBorders>
+          </w:tcPr>
+          <w:p>
+            <w:pPr>
+              <w:jc w:val="center"/>
+              <w:rPr>
+                <w:rFonts w:ascii="Times New Roman" w:eastAsia="標楷體" w:hAnsi="Times New Roman" w:cs="Times New Roman"/>
+              </w:rPr>
+            </w:pPr>
+            <w:r>
+              <w:rPr>
+                <w:rFonts w:ascii="Times New Roman" w:eastAsia="標楷體" w:hAnsi="Times New Roman" w:cs="Times New Roman" w:hint="eastAsia"/>
+              </w:rPr>
+              <w:t>測試集準確率</w:t>
+            </w:r>
+          </w:p>
+        </w:tc>
+      </w:tr>
+      <w:tr>
+        <w:tc>
+          <w:tcPr>
+            <w:tcW w:w="1975" w:type="pct"/>
+            <w:tcBorders>
+              <w:top w:val="single" w:sz="4" w:space="0" w:color="auto"/>
+            </w:tcBorders>
+          </w:tcPr>
+          <w:p>
+            <w:pPr>
+              <w:jc w:val="center"/>
+              <w:rPr>
+                <w:rFonts w:ascii="Times New Roman" w:eastAsia="標楷體" w:hAnsi="Times New Roman" w:cs="Times New Roman"/>
+              </w:rPr>
+            </w:pPr>
+            <w:r>
+              <w:rPr>
+                <w:rFonts w:ascii="Times New Roman" w:eastAsia="標楷體" w:hAnsi="Times New Roman" w:cs="Times New Roman" w:hint="eastAsia"/>
+              </w:rPr>
+              <w:t>Teacher1 (EfficientNetB3)</w:t>
+            </w:r>
+          </w:p>
+        </w:tc>
+        <w:tc>
+          <w:tcPr>
+            <w:tcW w:w="837" w:type="pct"/>
+            <w:tcBorders>
+              <w:top w:val="single" w:sz="4" w:space="0" w:color="auto"/>
+            </w:tcBorders>
+          </w:tcPr>
+          <w:p>
+            <w:pPr>
+              <w:jc w:val="center"/>
+              <w:rPr>
+                <w:rFonts w:ascii="Times New Roman" w:eastAsia="標楷體" w:hAnsi="Times New Roman" w:cs="Times New Roman"/>
+              </w:rPr>
+            </w:pPr>
+            <w:r>
+              <w:rPr>
+                <w:rFonts w:ascii="Times New Roman" w:eastAsia="標楷體" w:hAnsi="Times New Roman" w:cs="Times New Roman" w:hint="eastAsia"/>
+              </w:rPr>
+              <w:t>指導來源</w:t>
+            </w:r>
+          </w:p>
+        </w:tc>
+        <w:tc>
+          <w:tcPr>
+            <w:tcW w:w="1008" w:type="pct"/>
+            <w:tcBorders>
+              <w:top w:val="single" w:sz="4" w:space="0" w:color="auto"/>
+            </w:tcBorders>
+          </w:tcPr>
+          <w:p>
+            <w:pPr>
+              <w:jc w:val="center"/>
+              <w:rPr>
+                <w:rFonts w:ascii="Times New Roman" w:eastAsia="標楷體" w:hAnsi="Times New Roman" w:cs="Times New Roman"/>
+              </w:rPr>
+            </w:pPr>
+            <w:r>
+              <w:rPr>
+                <w:rFonts w:ascii="Times New Roman" w:eastAsia="標楷體" w:hAnsi="Times New Roman" w:cs="Times New Roman" w:hint="eastAsia"/>
+              </w:rPr>
+              <w:t>大</w:t>
+            </w:r>
+          </w:p>
+        </w:tc>
+        <w:tc>
+          <w:tcPr>
+            <w:tcW w:w="1179" w:type="pct"/>
+            <w:tcBorders>
+              <w:top w:val="single" w:sz="4" w:space="0" w:color="auto"/>
+            </w:tcBorders>
+          </w:tcPr>
+          <w:p>
+            <w:pPr>
+              <w:jc w:val="center"/>
+              <w:rPr>
+                <w:rFonts w:ascii="Times New Roman" w:eastAsia="標楷體" w:hAnsi="Times New Roman" w:cs="Times New Roman"/>
+              </w:rPr>
+            </w:pPr>
+            <w:r>
+              <w:rPr>
+                <w:rFonts w:ascii="Times New Roman" w:eastAsia="標楷體" w:hAnsi="Times New Roman" w:cs="Times New Roman" w:hint="eastAsia"/>
+              </w:rPr>
+              <w:t>96.17%</w:t>
+            </w:r>
+          </w:p>
+        </w:tc>
+      </w:tr>
+      <w:tr>
+        <w:tc>
+          <w:tcPr>
+            <w:tcW w:w="1975" w:type="pct"/>
+          </w:tcPr>
+          <w:p>
+            <w:pPr>
+              <w:jc w:val="center"/>
+              <w:rPr>
+                <w:rFonts w:ascii="Times New Roman" w:eastAsia="標楷體" w:hAnsi="Times New Roman" w:cs="Times New Roman"/>
+              </w:rPr>
+            </w:pPr>
+            <w:r>
+              <w:rPr>
+                <w:rFonts w:ascii="Times New Roman" w:eastAsia="標楷體" w:hAnsi="Times New Roman" w:cs="Times New Roman" w:hint="eastAsia"/>
+              </w:rPr>
+              <w:t>Teacher2 (EfficinetNetB0)</w:t>
+            </w:r>
+          </w:p>
+        </w:tc>
+        <w:tc>
+          <w:tcPr>
+            <w:tcW w:w="837" w:type="pct"/>
+          </w:tcPr>
+          <w:p>
+            <w:pPr>
+              <w:jc w:val="center"/>
+              <w:rPr>
+                <w:rFonts w:ascii="Times New Roman" w:eastAsia="標楷體" w:hAnsi="Times New Roman" w:cs="Times New Roman"/>
+              </w:rPr>
+            </w:pPr>
+            <w:r>
+              <w:rPr>
+                <w:rFonts w:ascii="Times New Roman" w:eastAsia="標楷體" w:hAnsi="Times New Roman" w:cs="Times New Roman" w:hint="eastAsia"/>
+              </w:rPr>
+              <w:t>指導來源</w:t>
+            </w:r>
+          </w:p>
+        </w:tc>
+        <w:tc>
+          <w:tcPr>
+            <w:tcW w:w="1008" w:type="pct"/>
+          </w:tcPr>
+          <w:p>
+            <w:pPr>
+              <w:jc w:val="center"/>
+              <w:rPr>
+                <w:rFonts w:ascii="Times New Roman" w:eastAsia="標楷體" w:hAnsi="Times New Roman" w:cs="Times New Roman"/>
+              </w:rPr>
+            </w:pPr>
+            <w:r>
+              <w:rPr>
+                <w:rFonts w:ascii="Times New Roman" w:eastAsia="標楷體" w:hAnsi="Times New Roman" w:cs="Times New Roman" w:hint="eastAsia"/>
+              </w:rPr>
+              <w:t>中</w:t>
+            </w:r>
+          </w:p>
+        </w:tc>
+        <w:tc>
+          <w:tcPr>
+            <w:tcW w:w="1179" w:type="pct"/>
+          </w:tcPr>
+          <w:p>
+            <w:pPr>
+              <w:jc w:val="center"/>
+              <w:rPr>
+                <w:rFonts w:ascii="Times New Roman" w:eastAsia="標楷體" w:hAnsi="Times New Roman" w:cs="Times New Roman"/>
+              </w:rPr>
+            </w:pPr>
+            <w:r>
+              <w:rPr>
+                <w:rFonts w:ascii="Times New Roman" w:eastAsia="標楷體" w:hAnsi="Times New Roman" w:cs="Times New Roman" w:hint="eastAsia"/>
+              </w:rPr>
+              <w:t>94.81%</w:t>
+            </w:r>
+          </w:p>
+        </w:tc>
+      </w:tr>
+      <w:tr>
+        <w:tc>
+          <w:tcPr>
+            <w:tcW w:w="1975" w:type="pct"/>
+          </w:tcPr>
+          <w:p>
+            <w:pPr>
+              <w:jc w:val="center"/>
+              <w:rPr>
+                <w:rFonts w:ascii="Times New Roman" w:eastAsia="標楷體" w:hAnsi="Times New Roman" w:cs="Times New Roman"/>
+              </w:rPr>
+            </w:pPr>
+            <w:r>
+              <w:rPr>
+                <w:rFonts w:ascii="Times New Roman" w:eastAsia="標楷體" w:hAnsi="Times New Roman" w:cs="Times New Roman" w:hint="eastAsia"/>
+              </w:rPr>
+              <w:t>TA (ResNet20)</w:t>
+            </w:r>
+          </w:p>
+        </w:tc>
+        <w:tc>
+          <w:tcPr>
+            <w:tcW w:w="837" w:type="pct"/>
+          </w:tcPr>
+          <w:p>
+            <w:pPr>
+              <w:jc w:val="center"/>
+              <w:rPr>
+                <w:rFonts w:ascii="Times New Roman" w:eastAsia="標楷體" w:hAnsi="Times New Roman" w:cs="Times New Roman"/>
+              </w:rPr>
+            </w:pPr>
+            <w:r>
+              <w:rPr>
+                <w:rFonts w:ascii="Times New Roman" w:eastAsia="標楷體" w:hAnsi="Times New Roman" w:cs="Times New Roman" w:hint="eastAsia"/>
+              </w:rPr>
+              <w:t>中介模型</w:t>
+            </w:r>
+          </w:p>
+        </w:tc>
+        <w:tc>
+          <w:tcPr>
+            <w:tcW w:w="1008" w:type="pct"/>
+          </w:tcPr>
+          <w:p>
+            <w:pPr>
+              <w:jc w:val="center"/>
+              <w:rPr>
+                <w:rFonts w:ascii="Times New Roman" w:eastAsia="標楷體" w:hAnsi="Times New Roman" w:cs="Times New Roman"/>
+              </w:rPr>
+            </w:pPr>
+            <w:r>
+              <w:rPr>
+                <w:rFonts w:ascii="Times New Roman" w:eastAsia="標楷體" w:hAnsi="Times New Roman" w:cs="Times New Roman" w:hint="eastAsia"/>
+              </w:rPr>
+              <w:t>中小</w:t>
+            </w:r>
+          </w:p>
+        </w:tc>
+        <w:tc>
+          <w:tcPr>
+            <w:tcW w:w="1179" w:type="pct"/>
+          </w:tcPr>
+          <w:p>
+            <w:pPr>
+              <w:jc w:val="center"/>
+              <w:rPr>
+                <w:rFonts w:ascii="Times New Roman" w:eastAsia="標楷體" w:hAnsi="Times New Roman" w:cs="Times New Roman"/>
+              </w:rPr>
+            </w:pPr>
+            <w:r>
+              <w:rPr>
+                <w:rFonts w:ascii="Times New Roman" w:eastAsia="標楷體" w:hAnsi="Times New Roman" w:cs="Times New Roman" w:hint="eastAsia"/>
+              </w:rPr>
+              <w:t>92.33%</w:t>
+            </w:r>
+          </w:p>
+        </w:tc>
+      </w:tr>
+      <w:tr>
+        <w:tc>
+          <w:tcPr>
+            <w:tcW w:w="1975" w:type="pct"/>
+          </w:tcPr>
+          <w:p>
+            <w:pPr>
+              <w:jc w:val="center"/>
+              <w:rPr>
+                <w:rFonts w:ascii="Times New Roman" w:eastAsia="標楷體" w:hAnsi="Times New Roman" w:cs="Times New Roman"/>
+              </w:rPr>
+            </w:pPr>
+            <w:r>
+              <w:rPr>
+                <w:rFonts w:ascii="Times New Roman" w:eastAsia="標楷體" w:hAnsi="Times New Roman" w:cs="Times New Roman" w:hint="eastAsia"/>
+              </w:rPr>
+              <w:t>Student (CNN8)</w:t>
+            </w:r>
+          </w:p>
+        </w:tc>
+        <w:tc>
+          <w:tcPr>
+            <w:tcW w:w="837" w:type="pct"/>
+          </w:tcPr>
+          <w:p>
+            <w:pPr>
+              <w:jc w:val="center"/>
+              <w:rPr>
+                <w:rFonts w:ascii="Times New Roman" w:eastAsia="標楷體" w:hAnsi="Times New Roman" w:cs="Times New Roman"/>
+              </w:rPr>
+            </w:pPr>
+            <w:r>
+              <w:rPr>
+                <w:rFonts w:ascii="Times New Roman" w:eastAsia="標楷體" w:hAnsi="Times New Roman" w:cs="Times New Roman" w:hint="eastAsia"/>
+              </w:rPr>
+              <w:t>最終模型</w:t>
+            </w:r>
+          </w:p>
+        </w:tc>
+        <w:tc>
+          <w:tcPr>
+            <w:tcW w:w="1008" w:type="pct"/>
+          </w:tcPr>
+          <w:p>
+            <w:pPr>
+              <w:jc w:val="center"/>
+              <w:rPr>
+                <w:rFonts w:ascii="Times New Roman" w:eastAsia="標楷體" w:hAnsi="Times New Roman" w:cs="Times New Roman"/>
+              </w:rPr>
+            </w:pPr>
+            <w:r>
+              <w:rPr>
+                <w:rFonts w:ascii="Times New Roman" w:eastAsia="標楷體" w:hAnsi="Times New Roman" w:cs="Times New Roman" w:hint="eastAsia"/>
+              </w:rPr>
+              <w:t>小</w:t>
+            </w:r>
+          </w:p>
+        </w:tc>
+        <w:tc>
+          <w:tcPr>
+            <w:tcW w:w="1179" w:type="pct"/>
+          </w:tcPr>
+          <w:p>
+            <w:pPr>
+              <w:jc w:val="center"/>
+              <w:rPr>
+                <w:rFonts w:ascii="Times New Roman" w:eastAsia="標楷體" w:hAnsi="Times New Roman" w:cs="Times New Roman"/>
+              </w:rPr>
+            </w:pPr>
+            <w:r>
+              <w:rPr>
+                <w:rFonts w:ascii="Times New Roman" w:eastAsia="標楷體" w:hAnsi="Times New Roman" w:cs="Times New Roman" w:hint="eastAsia"/>
+              </w:rPr>
+              <w:t>87.74%</w:t>
+            </w:r>
+          </w:p>
+        </w:tc>
+      </w:tr>
+    </w:tbl>
+    <w:p>
+      <w:pPr>
+        <w:jc w:val="both"/>
+        <w:rPr>
+          <w:rFonts w:ascii="Times New Roman" w:eastAsia="標楷體" w:hAnsi="Times New Roman" w:cs="Times New Roman"/>
+        </w:rPr>
+      </w:pPr>
+      <w:r>
+        <w:rPr>
+          <w:rFonts w:ascii="Times New Roman" w:eastAsia="標楷體" w:hAnsi="Times New Roman" w:cs="Times New Roman" w:hint="eastAsia"/>
+        </w:rPr>
+        <w:t xml:space="preserve">Student </w:t>
+      </w:r>
+      <w:r>
+        <w:rPr>
+          <w:rFonts w:ascii="Times New Roman" w:eastAsia="標楷體" w:hAnsi="Times New Roman" w:cs="Times New Roman" w:hint="eastAsia"/>
+        </w:rPr>
+        <w:t>模型相對於三個指導來源中表現最佳者</w:t>
+      </w:r>
+      <w:r>
+        <w:rPr>
+          <w:rFonts w:ascii="Times New Roman" w:eastAsia="標楷體" w:hAnsi="Times New Roman" w:cs="Times New Roman" w:hint="eastAsia"/>
+        </w:rPr>
+        <w:t xml:space="preserve"> (Teacher1</w:t>
+      </w:r>
+      <w:r>
+        <w:rPr>
+          <w:rFonts w:ascii="Times New Roman" w:eastAsia="標楷體" w:hAnsi="Times New Roman" w:cs="Times New Roman" w:hint="eastAsia"/>
+        </w:rPr>
+        <w:t>，</w:t>
+      </w:r>
+      <w:r>
+        <w:rPr>
+          <w:rFonts w:ascii="Times New Roman" w:eastAsia="標楷體" w:hAnsi="Times New Roman" w:cs="Times New Roman" w:hint="eastAsia"/>
+        </w:rPr>
+        <w:t>96.17%)</w:t>
+      </w:r>
+      <w:r>
+        <w:rPr>
+          <w:rFonts w:ascii="Times New Roman" w:eastAsia="標楷體" w:hAnsi="Times New Roman" w:cs="Times New Roman"/>
+        </w:rPr>
+        <w:t xml:space="preserve"> </w:t>
+      </w:r>
+      <w:r>
+        <w:rPr>
+          <w:rFonts w:ascii="Times New Roman" w:eastAsia="標楷體" w:hAnsi="Times New Roman" w:cs="Times New Roman" w:hint="eastAsia"/>
+        </w:rPr>
+        <w:t>的效能保留率為</w:t>
+      </w:r>
+      <w:r>
+        <w:rPr>
+          <w:rFonts w:ascii="Times New Roman" w:eastAsia="標楷體" w:hAnsi="Times New Roman" w:cs="Times New Roman" w:hint="eastAsia"/>
+        </w:rPr>
+        <w:t xml:space="preserve"> 91.24%</w:t>
+      </w:r>
+      <w:r>
+        <w:rPr>
+          <w:rFonts w:ascii="Times New Roman" w:eastAsia="標楷體" w:hAnsi="Times New Roman" w:cs="Times New Roman" w:hint="eastAsia"/>
+        </w:rPr>
+        <w:t>，顯示在大幅壓縮模型容量之前提下，仍能保留原始</w:t>
+      </w:r>
+      <w:r>
+        <w:rPr>
+          <w:rFonts w:ascii="Times New Roman" w:eastAsia="標楷體" w:hAnsi="Times New Roman" w:cs="Times New Roman" w:hint="eastAsia"/>
+        </w:rPr>
+        <w:t xml:space="preserve"> Teacher </w:t>
+      </w:r>
+      <w:r>
+        <w:rPr>
+          <w:rFonts w:ascii="Times New Roman" w:eastAsia="標楷體" w:hAnsi="Times New Roman" w:cs="Times New Roman" w:hint="eastAsia"/>
+        </w:rPr>
+        <w:t>絕大部分的判斷能力。</w:t>
+      </w:r>
+    </w:p>
+    <w:p>
+      <w:pPr>
+        <w:jc w:val="center"/>
+        <w:rPr>
+          <w:rFonts w:ascii="Times New Roman" w:eastAsia="標楷體" w:hAnsi="Times New Roman" w:cs="Times New Roman"/>
+        </w:rPr>
+      </w:pPr>
+      <w:r>
+        <w:rPr>
+          <w:rFonts w:ascii="Times New Roman" w:eastAsia="標楷體" w:hAnsi="Times New Roman" w:cs="Times New Roman" w:hint="eastAsia"/>
+        </w:rPr>
+        <w:t>表</w:t>
+      </w:r>
+      <w:r>
+        <w:rPr>
+          <w:rFonts w:ascii="Times New Roman" w:eastAsia="標楷體" w:hAnsi="Times New Roman" w:cs="Times New Roman" w:hint="eastAsia"/>
+        </w:rPr>
+        <w:t xml:space="preserve"> x. Student </w:t>
+      </w:r>
+      <w:r>
+        <w:rPr>
+          <w:rFonts w:ascii="Times New Roman" w:eastAsia="標楷體" w:hAnsi="Times New Roman" w:cs="Times New Roman" w:hint="eastAsia"/>
+        </w:rPr>
+        <w:t>模型各類別分類表現</w:t>
+      </w:r>
+    </w:p>
+    <w:tbl>
+      <w:tblPr>
+        <w:tblStyle w:val="ae"/>
+        <w:tblW w:w="5000" w:type="pct"/>
+        <w:tblBorders>
+          <w:left w:val="none" w:sz="0" w:space="0" w:color="auto"/>
+          <w:right w:val="none" w:sz="0" w:space="0" w:color="auto"/>
+          <w:insideH w:val="none" w:sz="0" w:space="0" w:color="auto"/>
+          <w:insideV w:val="none" w:sz="0" w:space="0" w:color="auto"/>
+        </w:tblBorders>
+        <w:tblLook w:val="04A0" w:firstRow="1" w:lastRow="0" w:firstColumn="1" w:lastColumn="0" w:noHBand="0" w:noVBand="1"/>
+      </w:tblPr>
+      <w:tblGrid>
+        <w:gridCol w:w="1678"/>
+        <w:gridCol w:w="1145"/>
+        <w:gridCol w:w="856"/>
+        <w:gridCol w:w="1090"/>
+        <w:gridCol w:w="1296"/>
+        <w:gridCol w:w="904"/>
+        <w:gridCol w:w="1337"/>
+      </w:tblGrid>
+      <w:tr>
+        <w:tc>
+          <w:tcPr>
+            <w:tcW w:w="1011" w:type="pct"/>
+            <w:tcBorders>
+              <w:top w:val="single" w:sz="4" w:space="0" w:color="auto"/>
+              <w:bottom w:val="single" w:sz="4" w:space="0" w:color="auto"/>
+            </w:tcBorders>
+          </w:tcPr>
+          <w:p>
+            <w:pPr>
+              <w:jc w:val="center"/>
+              <w:rPr>
+                <w:rFonts w:ascii="Times New Roman" w:eastAsia="標楷體" w:hAnsi="Times New Roman" w:cs="Times New Roman" w:hint="eastAsia"/>
+              </w:rPr>
+            </w:pPr>
+            <w:r>
+              <w:rPr>
+                <w:rFonts w:ascii="Times New Roman" w:eastAsia="標楷體" w:hAnsi="Times New Roman" w:cs="Times New Roman" w:hint="eastAsia"/>
+              </w:rPr>
+              <w:t>類別</w:t>
+            </w:r>
+          </w:p>
+        </w:tc>
+        <w:tc>
+          <w:tcPr>
+            <w:tcW w:w="689" w:type="pct"/>
+            <w:tcBorders>
+              <w:top w:val="single" w:sz="4" w:space="0" w:color="auto"/>
+              <w:bottom w:val="single" w:sz="4" w:space="0" w:color="auto"/>
+            </w:tcBorders>
+          </w:tcPr>
+          <w:p>
+            <w:pPr>
+              <w:jc w:val="center"/>
+              <w:rPr>
+                <w:rFonts w:ascii="Times New Roman" w:eastAsia="標楷體" w:hAnsi="Times New Roman" w:cs="Times New Roman" w:hint="eastAsia"/>
+              </w:rPr>
+            </w:pPr>
+            <w:r>
+              <w:rPr>
+                <w:rFonts w:ascii="Times New Roman" w:eastAsia="標楷體" w:hAnsi="Times New Roman" w:cs="Times New Roman" w:hint="eastAsia"/>
+              </w:rPr>
+              <w:t>Precision</w:t>
+            </w:r>
+          </w:p>
+        </w:tc>
+        <w:tc>
+          <w:tcPr>
+            <w:tcW w:w="515" w:type="pct"/>
+            <w:tcBorders>
+              <w:top w:val="single" w:sz="4" w:space="0" w:color="auto"/>
+              <w:bottom w:val="single" w:sz="4" w:space="0" w:color="auto"/>
+            </w:tcBorders>
+          </w:tcPr>
+          <w:p>
+            <w:pPr>
+              <w:jc w:val="center"/>
+              <w:rPr>
+                <w:rFonts w:ascii="Times New Roman" w:eastAsia="標楷體" w:hAnsi="Times New Roman" w:cs="Times New Roman" w:hint="eastAsia"/>
+              </w:rPr>
+            </w:pPr>
+            <w:r>
+              <w:rPr>
+                <w:rFonts w:ascii="Times New Roman" w:eastAsia="標楷體" w:hAnsi="Times New Roman" w:cs="Times New Roman" w:hint="eastAsia"/>
+              </w:rPr>
+              <w:t>Recall</w:t>
+            </w:r>
+          </w:p>
+        </w:tc>
+        <w:tc>
+          <w:tcPr>
+            <w:tcW w:w="656" w:type="pct"/>
+            <w:tcBorders>
+              <w:top w:val="single" w:sz="4" w:space="0" w:color="auto"/>
+              <w:bottom w:val="single" w:sz="4" w:space="0" w:color="auto"/>
+            </w:tcBorders>
+          </w:tcPr>
+          <w:p>
+            <w:pPr>
+              <w:jc w:val="center"/>
+              <w:rPr>
+                <w:rFonts w:ascii="Times New Roman" w:eastAsia="標楷體" w:hAnsi="Times New Roman" w:cs="Times New Roman" w:hint="eastAsia"/>
+              </w:rPr>
+            </w:pPr>
+            <w:r>
+              <w:rPr>
+                <w:rFonts w:ascii="Times New Roman" w:eastAsia="標楷體" w:hAnsi="Times New Roman" w:cs="Times New Roman" w:hint="eastAsia"/>
+              </w:rPr>
+              <w:t>F1-score</w:t>
+            </w:r>
+          </w:p>
+        </w:tc>
+        <w:tc>
+          <w:tcPr>
+            <w:tcW w:w="780" w:type="pct"/>
+            <w:tcBorders>
+              <w:top w:val="single" w:sz="4" w:space="0" w:color="auto"/>
+              <w:bottom w:val="single" w:sz="4" w:space="0" w:color="auto"/>
+            </w:tcBorders>
+          </w:tcPr>
+          <w:p>
+            <w:pPr>
+              <w:jc w:val="center"/>
+              <w:rPr>
+                <w:rFonts w:ascii="Times New Roman" w:eastAsia="標楷體" w:hAnsi="Times New Roman" w:cs="Times New Roman" w:hint="eastAsia"/>
+              </w:rPr>
+            </w:pPr>
+            <w:r>
+              <w:rPr>
+                <w:rFonts w:ascii="Times New Roman" w:eastAsia="標楷體" w:hAnsi="Times New Roman" w:cs="Times New Roman" w:hint="eastAsia"/>
+              </w:rPr>
+              <w:t>Specificity</w:t>
+            </w:r>
+          </w:p>
+        </w:tc>
+        <w:tc>
+          <w:tcPr>
+            <w:tcW w:w="544" w:type="pct"/>
+            <w:tcBorders>
+              <w:top w:val="single" w:sz="4" w:space="0" w:color="auto"/>
+              <w:bottom w:val="single" w:sz="4" w:space="0" w:color="auto"/>
+            </w:tcBorders>
+          </w:tcPr>
+          <w:p>
+            <w:pPr>
+              <w:jc w:val="center"/>
+              <w:rPr>
+                <w:rFonts w:ascii="Times New Roman" w:eastAsia="標楷體" w:hAnsi="Times New Roman" w:cs="Times New Roman" w:hint="eastAsia"/>
+              </w:rPr>
+            </w:pPr>
+            <w:r>
+              <w:rPr>
+                <w:rFonts w:ascii="Times New Roman" w:eastAsia="標楷體" w:hAnsi="Times New Roman" w:cs="Times New Roman" w:hint="eastAsia"/>
+              </w:rPr>
+              <w:t>NPV</w:t>
+            </w:r>
+          </w:p>
+        </w:tc>
+        <w:tc>
+          <w:tcPr>
+            <w:tcW w:w="805" w:type="pct"/>
+            <w:tcBorders>
+              <w:top w:val="single" w:sz="4" w:space="0" w:color="auto"/>
+              <w:bottom w:val="single" w:sz="4" w:space="0" w:color="auto"/>
+            </w:tcBorders>
+          </w:tcPr>
+          <w:p>
+            <w:pPr>
+              <w:jc w:val="center"/>
+              <w:rPr>
+                <w:rFonts w:ascii="Times New Roman" w:eastAsia="標楷體" w:hAnsi="Times New Roman" w:cs="Times New Roman" w:hint="eastAsia"/>
+              </w:rPr>
+            </w:pPr>
+            <w:r>
+              <w:rPr>
+                <w:rFonts w:ascii="Times New Roman" w:eastAsia="標楷體" w:hAnsi="Times New Roman" w:cs="Times New Roman" w:hint="eastAsia"/>
+              </w:rPr>
+              <w:t>ROC-AUC</w:t>
+            </w:r>
+          </w:p>
+        </w:tc>
+      </w:tr>
+      <w:tr>
+        <w:tc>
+          <w:tcPr>
+            <w:tcW w:w="1011" w:type="pct"/>
+            <w:tcBorders>
+              <w:top w:val="single" w:sz="4" w:space="0" w:color="auto"/>
+            </w:tcBorders>
+          </w:tcPr>
+          <w:p>
+            <w:pPr>
+              <w:jc w:val="center"/>
+              <w:rPr>
+                <w:rFonts w:ascii="Times New Roman" w:eastAsia="標楷體" w:hAnsi="Times New Roman" w:cs="Times New Roman" w:hint="eastAsia"/>
+              </w:rPr>
+            </w:pPr>
+            <w:r>
+              <w:rPr>
+                <w:rFonts w:ascii="Times New Roman" w:eastAsia="標楷體" w:hAnsi="Times New Roman" w:cs="Times New Roman" w:hint="eastAsia"/>
+              </w:rPr>
+              <w:t>Hemorrhagic</w:t>
+            </w:r>
+          </w:p>
+        </w:tc>
+        <w:tc>
+          <w:tcPr>
+            <w:tcW w:w="689" w:type="pct"/>
+            <w:tcBorders>
+              <w:top w:val="single" w:sz="4" w:space="0" w:color="auto"/>
+            </w:tcBorders>
+          </w:tcPr>
+          <w:p>
+            <w:pPr>
+              <w:jc w:val="center"/>
+              <w:rPr>
+                <w:rFonts w:ascii="Times New Roman" w:eastAsia="標楷體" w:hAnsi="Times New Roman" w:cs="Times New Roman" w:hint="eastAsia"/>
+              </w:rPr>
+            </w:pPr>
+            <w:r>
+              <w:rPr>
+                <w:rFonts w:ascii="Times New Roman" w:eastAsia="標楷體" w:hAnsi="Times New Roman" w:cs="Times New Roman" w:hint="eastAsia"/>
+              </w:rPr>
+              <w:t>0.62</w:t>
+            </w:r>
+          </w:p>
+        </w:tc>
+        <w:tc>
+          <w:tcPr>
+            <w:tcW w:w="515" w:type="pct"/>
+            <w:tcBorders>
+              <w:top w:val="single" w:sz="4" w:space="0" w:color="auto"/>
+            </w:tcBorders>
+          </w:tcPr>
+          <w:p>
+            <w:pPr>
+              <w:jc w:val="center"/>
+              <w:rPr>
+                <w:rFonts w:ascii="Times New Roman" w:eastAsia="標楷體" w:hAnsi="Times New Roman" w:cs="Times New Roman" w:hint="eastAsia"/>
+              </w:rPr>
+            </w:pPr>
+            <w:r>
+              <w:rPr>
+                <w:rFonts w:ascii="Times New Roman" w:eastAsia="標楷體" w:hAnsi="Times New Roman" w:cs="Times New Roman" w:hint="eastAsia"/>
+              </w:rPr>
+              <w:t>0.99</w:t>
+            </w:r>
+          </w:p>
+        </w:tc>
+        <w:tc>
+          <w:tcPr>
+            <w:tcW w:w="656" w:type="pct"/>
+            <w:tcBorders>
+              <w:top w:val="single" w:sz="4" w:space="0" w:color="auto"/>
+            </w:tcBorders>
+          </w:tcPr>
+          <w:p>
+            <w:pPr>
+              <w:jc w:val="center"/>
+              <w:rPr>
+                <w:rFonts w:ascii="Times New Roman" w:eastAsia="標楷體" w:hAnsi="Times New Roman" w:cs="Times New Roman" w:hint="eastAsia"/>
+              </w:rPr>
+            </w:pPr>
+            <w:r>
+              <w:rPr>
+                <w:rFonts w:ascii="Times New Roman" w:eastAsia="標楷體" w:hAnsi="Times New Roman" w:cs="Times New Roman" w:hint="eastAsia"/>
+              </w:rPr>
+              <w:t>0.76</w:t>
+            </w:r>
+          </w:p>
+        </w:tc>
+        <w:tc>
+          <w:tcPr>
+            <w:tcW w:w="780" w:type="pct"/>
+            <w:tcBorders>
+              <w:top w:val="single" w:sz="4" w:space="0" w:color="auto"/>
+            </w:tcBorders>
+          </w:tcPr>
+          <w:p>
+            <w:pPr>
+              <w:jc w:val="center"/>
+              <w:rPr>
+                <w:rFonts w:ascii="Times New Roman" w:eastAsia="標楷體" w:hAnsi="Times New Roman" w:cs="Times New Roman" w:hint="eastAsia"/>
+              </w:rPr>
+            </w:pPr>
+            <w:r>
+              <w:rPr>
+                <w:rFonts w:ascii="Times New Roman" w:eastAsia="標楷體" w:hAnsi="Times New Roman" w:cs="Times New Roman" w:hint="eastAsia"/>
+              </w:rPr>
+              <w:t>0.8785</w:t>
+            </w:r>
+          </w:p>
+        </w:tc>
+        <w:tc>
+          <w:tcPr>
+            <w:tcW w:w="544" w:type="pct"/>
+            <w:tcBorders>
+              <w:top w:val="single" w:sz="4" w:space="0" w:color="auto"/>
+            </w:tcBorders>
+          </w:tcPr>
+          <w:p>
+            <w:pPr>
+              <w:jc w:val="center"/>
+              <w:rPr>
+                <w:rFonts w:ascii="Times New Roman" w:eastAsia="標楷體" w:hAnsi="Times New Roman" w:cs="Times New Roman" w:hint="eastAsia"/>
+              </w:rPr>
+            </w:pPr>
+            <w:r>
+              <w:rPr>
+                <w:rFonts w:ascii="Times New Roman" w:eastAsia="標楷體" w:hAnsi="Times New Roman" w:cs="Times New Roman" w:hint="eastAsia"/>
+              </w:rPr>
+              <w:t>0.9969</w:t>
+            </w:r>
+          </w:p>
+        </w:tc>
+        <w:tc>
+          <w:tcPr>
+            <w:tcW w:w="805" w:type="pct"/>
+            <w:tcBorders>
+              <w:top w:val="single" w:sz="4" w:space="0" w:color="auto"/>
+            </w:tcBorders>
+          </w:tcPr>
+          <w:p>
+            <w:pPr>
+              <w:jc w:val="center"/>
+              <w:rPr>
+                <w:rFonts w:ascii="Times New Roman" w:eastAsia="標楷體" w:hAnsi="Times New Roman" w:cs="Times New Roman" w:hint="eastAsia"/>
+              </w:rPr>
+            </w:pPr>
+            <w:r>
+              <w:rPr>
+                <w:rFonts w:ascii="Times New Roman" w:eastAsia="標楷體" w:hAnsi="Times New Roman" w:cs="Times New Roman" w:hint="eastAsia"/>
+              </w:rPr>
+              <w:t>0.9935</w:t>
+            </w:r>
+          </w:p>
+        </w:tc>
+      </w:tr>
+      <w:tr>
+        <w:tc>
+          <w:tcPr>
+            <w:tcW w:w="1011" w:type="pct"/>
+          </w:tcPr>
+          <w:p>
+            <w:pPr>
+              <w:jc w:val="center"/>
+              <w:rPr>
+                <w:rFonts w:ascii="Times New Roman" w:eastAsia="標楷體" w:hAnsi="Times New Roman" w:cs="Times New Roman" w:hint="eastAsia"/>
+              </w:rPr>
+            </w:pPr>
+            <w:r>
+              <w:rPr>
+                <w:rFonts w:ascii="Times New Roman" w:eastAsia="標楷體" w:hAnsi="Times New Roman" w:cs="Times New Roman" w:hint="eastAsia"/>
+              </w:rPr>
+              <w:t>Ischemia</w:t>
+            </w:r>
+          </w:p>
+        </w:tc>
+        <w:tc>
+          <w:tcPr>
+            <w:tcW w:w="689" w:type="pct"/>
+          </w:tcPr>
+          <w:p>
+            <w:pPr>
+              <w:jc w:val="center"/>
+              <w:rPr>
+                <w:rFonts w:ascii="Times New Roman" w:eastAsia="標楷體" w:hAnsi="Times New Roman" w:cs="Times New Roman" w:hint="eastAsia"/>
+              </w:rPr>
+            </w:pPr>
+            <w:r>
+              <w:rPr>
+                <w:rFonts w:ascii="Times New Roman" w:eastAsia="標楷體" w:hAnsi="Times New Roman" w:cs="Times New Roman" w:hint="eastAsia"/>
+              </w:rPr>
+              <w:t>0.98</w:t>
+            </w:r>
+          </w:p>
+        </w:tc>
+        <w:tc>
+          <w:tcPr>
+            <w:tcW w:w="515" w:type="pct"/>
+          </w:tcPr>
+          <w:p>
+            <w:pPr>
+              <w:jc w:val="center"/>
+              <w:rPr>
+                <w:rFonts w:ascii="Times New Roman" w:eastAsia="標楷體" w:hAnsi="Times New Roman" w:cs="Times New Roman" w:hint="eastAsia"/>
+              </w:rPr>
+            </w:pPr>
+            <w:r>
+              <w:rPr>
+                <w:rFonts w:ascii="Times New Roman" w:eastAsia="標楷體" w:hAnsi="Times New Roman" w:cs="Times New Roman" w:hint="eastAsia"/>
+              </w:rPr>
+              <w:t>0.54</w:t>
+            </w:r>
+          </w:p>
+        </w:tc>
+        <w:tc>
+          <w:tcPr>
+            <w:tcW w:w="656" w:type="pct"/>
+          </w:tcPr>
+          <w:p>
+            <w:pPr>
+              <w:jc w:val="center"/>
+              <w:rPr>
+                <w:rFonts w:ascii="Times New Roman" w:eastAsia="標楷體" w:hAnsi="Times New Roman" w:cs="Times New Roman" w:hint="eastAsia"/>
+              </w:rPr>
+            </w:pPr>
+            <w:r>
+              <w:rPr>
+                <w:rFonts w:ascii="Times New Roman" w:eastAsia="標楷體" w:hAnsi="Times New Roman" w:cs="Times New Roman" w:hint="eastAsia"/>
+              </w:rPr>
+              <w:t>0.70</w:t>
+            </w:r>
+          </w:p>
+        </w:tc>
+        <w:tc>
+          <w:tcPr>
+            <w:tcW w:w="780" w:type="pct"/>
+          </w:tcPr>
+          <w:p>
+            <w:pPr>
+              <w:jc w:val="center"/>
+              <w:rPr>
+                <w:rFonts w:ascii="Times New Roman" w:eastAsia="標楷體" w:hAnsi="Times New Roman" w:cs="Times New Roman" w:hint="eastAsia"/>
+              </w:rPr>
+            </w:pPr>
+            <w:r>
+              <w:rPr>
+                <w:rFonts w:ascii="Times New Roman" w:eastAsia="標楷體" w:hAnsi="Times New Roman" w:cs="Times New Roman" w:hint="eastAsia"/>
+              </w:rPr>
+              <w:t>0.9982</w:t>
+            </w:r>
+          </w:p>
+        </w:tc>
+        <w:tc>
+          <w:tcPr>
+            <w:tcW w:w="544" w:type="pct"/>
+          </w:tcPr>
+          <w:p>
+            <w:pPr>
+              <w:jc w:val="center"/>
+              <w:rPr>
+                <w:rFonts w:ascii="Times New Roman" w:eastAsia="標楷體" w:hAnsi="Times New Roman" w:cs="Times New Roman" w:hint="eastAsia"/>
+              </w:rPr>
+            </w:pPr>
+            <w:r>
+              <w:rPr>
+                <w:rFonts w:ascii="Times New Roman" w:eastAsia="標楷體" w:hAnsi="Times New Roman" w:cs="Times New Roman" w:hint="eastAsia"/>
+              </w:rPr>
+              <w:t>0.9138</w:t>
+            </w:r>
+          </w:p>
+        </w:tc>
+        <w:tc>
+          <w:tcPr>
+            <w:tcW w:w="805" w:type="pct"/>
+          </w:tcPr>
+          <w:p>
+            <w:pPr>
+              <w:jc w:val="center"/>
+              <w:rPr>
+                <w:rFonts w:ascii="Times New Roman" w:eastAsia="標楷體" w:hAnsi="Times New Roman" w:cs="Times New Roman" w:hint="eastAsia"/>
+              </w:rPr>
+            </w:pPr>
+            <w:r>
+              <w:rPr>
+                <w:rFonts w:ascii="Times New Roman" w:eastAsia="標楷體" w:hAnsi="Times New Roman" w:cs="Times New Roman" w:hint="eastAsia"/>
+              </w:rPr>
+              <w:t>0.9856</w:t>
+            </w:r>
+          </w:p>
+        </w:tc>
+      </w:tr>
+      <w:tr>
+        <w:tc>
+          <w:tcPr>
+            <w:tcW w:w="1011" w:type="pct"/>
+          </w:tcPr>
+          <w:p>
+            <w:pPr>
+              <w:jc w:val="center"/>
+              <w:rPr>
+                <w:rFonts w:ascii="Times New Roman" w:eastAsia="標楷體" w:hAnsi="Times New Roman" w:cs="Times New Roman" w:hint="eastAsia"/>
+              </w:rPr>
+            </w:pPr>
+            <w:r>
+              <w:rPr>
+                <w:rFonts w:ascii="Times New Roman" w:eastAsia="標楷體" w:hAnsi="Times New Roman" w:cs="Times New Roman" w:hint="eastAsia"/>
+              </w:rPr>
+              <w:t>Normal</w:t>
+            </w:r>
+          </w:p>
+        </w:tc>
+        <w:tc>
+          <w:tcPr>
+            <w:tcW w:w="689" w:type="pct"/>
+          </w:tcPr>
+          <w:p>
+            <w:pPr>
+              <w:jc w:val="center"/>
+              <w:rPr>
+                <w:rFonts w:ascii="Times New Roman" w:eastAsia="標楷體" w:hAnsi="Times New Roman" w:cs="Times New Roman" w:hint="eastAsia"/>
+              </w:rPr>
+            </w:pPr>
+            <w:r>
+              <w:rPr>
+                <w:rFonts w:ascii="Times New Roman" w:eastAsia="標楷體" w:hAnsi="Times New Roman" w:cs="Times New Roman" w:hint="eastAsia"/>
+              </w:rPr>
+              <w:t>0.97</w:t>
+            </w:r>
+          </w:p>
+        </w:tc>
+        <w:tc>
+          <w:tcPr>
+            <w:tcW w:w="515" w:type="pct"/>
+          </w:tcPr>
+          <w:p>
+            <w:pPr>
+              <w:jc w:val="center"/>
+              <w:rPr>
+                <w:rFonts w:ascii="Times New Roman" w:eastAsia="標楷體" w:hAnsi="Times New Roman" w:cs="Times New Roman" w:hint="eastAsia"/>
+              </w:rPr>
+            </w:pPr>
+            <w:r>
+              <w:rPr>
+                <w:rFonts w:ascii="Times New Roman" w:eastAsia="標楷體" w:hAnsi="Times New Roman" w:cs="Times New Roman" w:hint="eastAsia"/>
+              </w:rPr>
+              <w:t>0.94</w:t>
+            </w:r>
+          </w:p>
+        </w:tc>
+        <w:tc>
+          <w:tcPr>
+            <w:tcW w:w="656" w:type="pct"/>
+          </w:tcPr>
+          <w:p>
+            <w:pPr>
+              <w:jc w:val="center"/>
+              <w:rPr>
+                <w:rFonts w:ascii="Times New Roman" w:eastAsia="標楷體" w:hAnsi="Times New Roman" w:cs="Times New Roman" w:hint="eastAsia"/>
+              </w:rPr>
+            </w:pPr>
+            <w:r>
+              <w:rPr>
+                <w:rFonts w:ascii="Times New Roman" w:eastAsia="標楷體" w:hAnsi="Times New Roman" w:cs="Times New Roman" w:hint="eastAsia"/>
+              </w:rPr>
+              <w:t>0.95</w:t>
+            </w:r>
+          </w:p>
+        </w:tc>
+        <w:tc>
+          <w:tcPr>
+            <w:tcW w:w="780" w:type="pct"/>
+          </w:tcPr>
+          <w:p>
+            <w:pPr>
+              <w:jc w:val="center"/>
+              <w:rPr>
+                <w:rFonts w:ascii="Times New Roman" w:eastAsia="標楷體" w:hAnsi="Times New Roman" w:cs="Times New Roman" w:hint="eastAsia"/>
+              </w:rPr>
+            </w:pPr>
+            <w:r>
+              <w:rPr>
+                <w:rFonts w:ascii="Times New Roman" w:eastAsia="標楷體" w:hAnsi="Times New Roman" w:cs="Times New Roman" w:hint="eastAsia"/>
+              </w:rPr>
+              <w:t>0.9416</w:t>
+            </w:r>
+          </w:p>
+        </w:tc>
+        <w:tc>
+          <w:tcPr>
+            <w:tcW w:w="544" w:type="pct"/>
+          </w:tcPr>
+          <w:p>
+            <w:pPr>
+              <w:jc w:val="center"/>
+              <w:rPr>
+                <w:rFonts w:ascii="Times New Roman" w:eastAsia="標楷體" w:hAnsi="Times New Roman" w:cs="Times New Roman" w:hint="eastAsia"/>
+              </w:rPr>
+            </w:pPr>
+            <w:r>
+              <w:rPr>
+                <w:rFonts w:ascii="Times New Roman" w:eastAsia="標楷體" w:hAnsi="Times New Roman" w:cs="Times New Roman" w:hint="eastAsia"/>
+              </w:rPr>
+              <w:t>0.8821</w:t>
+            </w:r>
+          </w:p>
+        </w:tc>
+        <w:tc>
+          <w:tcPr>
+            <w:tcW w:w="805" w:type="pct"/>
+          </w:tcPr>
+          <w:p>
+            <w:pPr>
+              <w:jc w:val="center"/>
+              <w:rPr>
+                <w:rFonts w:ascii="Times New Roman" w:eastAsia="標楷體" w:hAnsi="Times New Roman" w:cs="Times New Roman" w:hint="eastAsia"/>
+              </w:rPr>
+            </w:pPr>
+            <w:r>
+              <w:rPr>
+                <w:rFonts w:ascii="Times New Roman" w:eastAsia="標楷體" w:hAnsi="Times New Roman" w:cs="Times New Roman" w:hint="eastAsia"/>
+              </w:rPr>
+              <w:t>0.9870</w:t>
+            </w:r>
+          </w:p>
+        </w:tc>
+      </w:tr>
+      <w:tr>
+        <w:tc>
+          <w:tcPr>
+            <w:tcW w:w="1011" w:type="pct"/>
+          </w:tcPr>
+          <w:p>
+            <w:pPr>
+              <w:jc w:val="center"/>
+              <w:rPr>
+                <w:rFonts w:ascii="Times New Roman" w:eastAsia="標楷體" w:hAnsi="Times New Roman" w:cs="Times New Roman" w:hint="eastAsia"/>
+              </w:rPr>
+            </w:pPr>
+            <w:r>
+              <w:rPr>
+                <w:rFonts w:ascii="Times New Roman" w:eastAsia="標楷體" w:hAnsi="Times New Roman" w:cs="Times New Roman" w:hint="eastAsia"/>
+              </w:rPr>
+              <w:t>Micro-average</w:t>
+            </w:r>
+          </w:p>
+        </w:tc>
+        <w:tc>
+          <w:tcPr>
+            <w:tcW w:w="689" w:type="pct"/>
+          </w:tcPr>
+          <w:p>
+            <w:pPr>
+              <w:jc w:val="center"/>
+              <w:rPr>
+                <w:rFonts w:ascii="Times New Roman" w:eastAsia="標楷體" w:hAnsi="Times New Roman" w:cs="Times New Roman" w:hint="eastAsia"/>
+              </w:rPr>
+            </w:pPr>
+            <w:r>
+              <w:rPr>
+                <w:rFonts w:ascii="Times New Roman" w:eastAsia="標楷體" w:hAnsi="Times New Roman" w:cs="Times New Roman" w:hint="eastAsia"/>
+              </w:rPr>
+              <w:t>-</w:t>
+            </w:r>
+          </w:p>
+        </w:tc>
+        <w:tc>
+          <w:tcPr>
+            <w:tcW w:w="515" w:type="pct"/>
+          </w:tcPr>
+          <w:p>
+            <w:pPr>
+              <w:jc w:val="center"/>
+              <w:rPr>
+                <w:rFonts w:ascii="Times New Roman" w:eastAsia="標楷體" w:hAnsi="Times New Roman" w:cs="Times New Roman" w:hint="eastAsia"/>
+              </w:rPr>
+            </w:pPr>
+            <w:r>
+              <w:rPr>
+                <w:rFonts w:ascii="Times New Roman" w:eastAsia="標楷體" w:hAnsi="Times New Roman" w:cs="Times New Roman" w:hint="eastAsia"/>
+              </w:rPr>
+              <w:t>-</w:t>
+            </w:r>
+          </w:p>
+        </w:tc>
+        <w:tc>
+          <w:tcPr>
+            <w:tcW w:w="656" w:type="pct"/>
+          </w:tcPr>
+          <w:p>
+            <w:pPr>
+              <w:jc w:val="center"/>
+              <w:rPr>
+                <w:rFonts w:ascii="Times New Roman" w:eastAsia="標楷體" w:hAnsi="Times New Roman" w:cs="Times New Roman" w:hint="eastAsia"/>
+              </w:rPr>
+            </w:pPr>
+            <w:r>
+              <w:rPr>
+                <w:rFonts w:ascii="Times New Roman" w:eastAsia="標楷體" w:hAnsi="Times New Roman" w:cs="Times New Roman" w:hint="eastAsia"/>
+              </w:rPr>
+              <w:t>-</w:t>
+            </w:r>
+          </w:p>
+        </w:tc>
+        <w:tc>
+          <w:tcPr>
+            <w:tcW w:w="780" w:type="pct"/>
+          </w:tcPr>
+          <w:p>
+            <w:pPr>
+              <w:jc w:val="center"/>
+              <w:rPr>
+                <w:rFonts w:ascii="Times New Roman" w:eastAsia="標楷體" w:hAnsi="Times New Roman" w:cs="Times New Roman" w:hint="eastAsia"/>
+              </w:rPr>
+            </w:pPr>
+            <w:r>
+              <w:rPr>
+                <w:rFonts w:ascii="Times New Roman" w:eastAsia="標楷體" w:hAnsi="Times New Roman" w:cs="Times New Roman" w:hint="eastAsia"/>
+              </w:rPr>
+              <w:t>-</w:t>
+            </w:r>
+          </w:p>
+        </w:tc>
+        <w:tc>
+          <w:tcPr>
+            <w:tcW w:w="544" w:type="pct"/>
+          </w:tcPr>
+          <w:p>
+            <w:pPr>
+              <w:jc w:val="center"/>
+              <w:rPr>
+                <w:rFonts w:ascii="Times New Roman" w:eastAsia="標楷體" w:hAnsi="Times New Roman" w:cs="Times New Roman" w:hint="eastAsia"/>
+              </w:rPr>
+            </w:pPr>
+            <w:r>
+              <w:rPr>
+                <w:rFonts w:ascii="Times New Roman" w:eastAsia="標楷體" w:hAnsi="Times New Roman" w:cs="Times New Roman" w:hint="eastAsia"/>
+              </w:rPr>
+              <w:t>-</w:t>
+            </w:r>
+          </w:p>
+        </w:tc>
+        <w:tc>
+          <w:tcPr>
+            <w:tcW w:w="805" w:type="pct"/>
+          </w:tcPr>
+          <w:p>
+            <w:pPr>
+              <w:jc w:val="center"/>
+              <w:rPr>
+                <w:rFonts w:ascii="Times New Roman" w:eastAsia="標楷體" w:hAnsi="Times New Roman" w:cs="Times New Roman" w:hint="eastAsia"/>
+              </w:rPr>
+            </w:pPr>
+            <w:r>
+              <w:rPr>
+                <w:rFonts w:ascii="Times New Roman" w:eastAsia="標楷體" w:hAnsi="Times New Roman" w:cs="Times New Roman" w:hint="eastAsia"/>
+              </w:rPr>
+              <w:t>0.9703</w:t>
+            </w:r>
+          </w:p>
+        </w:tc>
+      </w:tr>
+    </w:tbl>
+    <w:p>
+      <w:pPr>
+        <w:jc w:val="both"/>
+        <w:rPr>
+          <w:rFonts w:ascii="Times New Roman" w:eastAsia="標楷體" w:hAnsi="Times New Roman" w:cs="Times New Roman" w:hint="eastAsia"/>
+        </w:rPr>
+      </w:pPr>
+      <w:r>
+        <w:rPr>
+          <w:rFonts w:ascii="Times New Roman" w:eastAsia="標楷體" w:hAnsi="Times New Roman" w:cs="Times New Roman" w:hint="eastAsia"/>
+        </w:rPr>
+        <w:t>整體測試及準確率為</w:t>
+      </w:r>
+      <w:r>
+        <w:rPr>
+          <w:rFonts w:ascii="Times New Roman" w:eastAsia="標楷體" w:hAnsi="Times New Roman" w:cs="Times New Roman" w:hint="eastAsia"/>
+        </w:rPr>
+        <w:t xml:space="preserve"> 87.74% (</w:t>
+      </w:r>
+      <w:r>
+        <w:rPr>
+          <w:rFonts w:ascii="Times New Roman" w:eastAsia="標楷體" w:hAnsi="Times New Roman" w:cs="Times New Roman" w:hint="eastAsia"/>
+        </w:rPr>
+        <w:t>樣本數</w:t>
+      </w:r>
+      <w:r>
+        <w:rPr>
+          <w:rFonts w:ascii="Times New Roman" w:eastAsia="標楷體" w:hAnsi="Times New Roman" w:cs="Times New Roman" w:hint="eastAsia"/>
+        </w:rPr>
+        <w:t xml:space="preserve"> n = 1330</w:t>
+      </w:r>
+      <w:r>
+        <w:rPr>
+          <w:rFonts w:ascii="Times New Roman" w:eastAsia="標楷體" w:hAnsi="Times New Roman" w:cs="Times New Roman" w:hint="eastAsia"/>
+        </w:rPr>
+        <w:t>，正確預測</w:t>
+      </w:r>
+      <w:r>
+        <w:rPr>
+          <w:rFonts w:ascii="Times New Roman" w:eastAsia="標楷體" w:hAnsi="Times New Roman" w:cs="Times New Roman" w:hint="eastAsia"/>
+        </w:rPr>
+        <w:t xml:space="preserve"> 1167 </w:t>
+      </w:r>
+      <w:r>
+        <w:rPr>
+          <w:rFonts w:ascii="Times New Roman" w:eastAsia="標楷體" w:hAnsi="Times New Roman" w:cs="Times New Roman" w:hint="eastAsia"/>
+        </w:rPr>
+        <w:t>筆</w:t>
+      </w:r>
+      <w:r>
+        <w:rPr>
+          <w:rFonts w:ascii="Times New Roman" w:eastAsia="標楷體" w:hAnsi="Times New Roman" w:cs="Times New Roman" w:hint="eastAsia"/>
+        </w:rPr>
+        <w:t>)</w:t>
+      </w:r>
+      <w:r>
+        <w:rPr>
+          <w:rFonts w:ascii="Times New Roman" w:eastAsia="標楷體" w:hAnsi="Times New Roman" w:cs="Times New Roman" w:hint="eastAsia"/>
+        </w:rPr>
+        <w:t>，以常態近似法計算的</w:t>
+      </w:r>
+      <w:r>
+        <w:rPr>
+          <w:rFonts w:ascii="Times New Roman" w:eastAsia="標楷體" w:hAnsi="Times New Roman" w:cs="Times New Roman" w:hint="eastAsia"/>
+        </w:rPr>
+        <w:t xml:space="preserve"> 95% </w:t>
+      </w:r>
+      <w:r>
+        <w:rPr>
+          <w:rFonts w:ascii="Times New Roman" w:eastAsia="標楷體" w:hAnsi="Times New Roman" w:cs="Times New Roman" w:hint="eastAsia"/>
+        </w:rPr>
+        <w:t>信賴區間為</w:t>
+      </w:r>
+      <w:r>
+        <w:rPr>
+          <w:rFonts w:ascii="Times New Roman" w:eastAsia="標楷體" w:hAnsi="Times New Roman" w:cs="Times New Roman" w:hint="eastAsia"/>
+        </w:rPr>
+        <w:t xml:space="preserve"> [85.98%</w:t>
+      </w:r>
+      <w:r>
+        <w:rPr>
+          <w:rFonts w:ascii="Times New Roman" w:eastAsia="標楷體" w:hAnsi="Times New Roman" w:cs="Times New Roman" w:hint="eastAsia"/>
+        </w:rPr>
+        <w:t>，</w:t>
+      </w:r>
+      <w:r>
+        <w:rPr>
+          <w:rFonts w:ascii="Times New Roman" w:eastAsia="標楷體" w:hAnsi="Times New Roman" w:cs="Times New Roman" w:hint="eastAsia"/>
+        </w:rPr>
+        <w:t>89.51%]</w:t>
+      </w:r>
+      <w:r>
+        <w:rPr>
+          <w:rFonts w:ascii="Times New Roman" w:eastAsia="標楷體" w:hAnsi="Times New Roman" w:cs="Times New Roman" w:hint="eastAsia"/>
+        </w:rPr>
+        <w:t>。</w:t>
+      </w:r>
+    </w:p>
+    <w:p>
+      <w:pPr>
+        <w:widowControl/>
+        <w:rPr>
+          <w:rFonts w:ascii="Times New Roman" w:eastAsia="標楷體" w:hAnsi="Times New Roman" w:cs="Times New Roman" w:hint="eastAsia"/>
+        </w:rPr>
+      </w:pPr>
+      <w:r>
+        <w:rPr>
+          <w:rFonts w:ascii="Times New Roman" w:eastAsia="標楷體" w:hAnsi="Times New Roman" w:cs="Times New Roman"/>
+        </w:rPr>
+        <w:br w:type="page"/>
+      </w:r>
+    </w:p>
+    <w:p>
+      <w:pPr>
+        <w:jc w:val="both"/>
+        <w:rPr>
+          <w:rFonts w:ascii="Times New Roman" w:eastAsia="標楷體" w:hAnsi="Times New Roman" w:cs="Times New Roman"/>
+        </w:rPr>
+      </w:pPr>
+      <w:r>
+        <w:rPr>
+          <w:rFonts w:ascii="Times New Roman" w:eastAsia="標楷體" w:hAnsi="Times New Roman" w:cs="Times New Roman" w:hint="eastAsia"/>
+        </w:rPr>
+        <w:lastRenderedPageBreak/>
+        <w:t>由各類別表現可觀察到，</w:t>
+      </w:r>
+      <w:r>
+        <w:rPr>
+          <w:rFonts w:ascii="Times New Roman" w:eastAsia="標楷體" w:hAnsi="Times New Roman" w:cs="Times New Roman" w:hint="eastAsia"/>
+        </w:rPr>
+        <w:t xml:space="preserve">Student </w:t>
+      </w:r>
+      <w:r>
+        <w:rPr>
+          <w:rFonts w:ascii="Times New Roman" w:eastAsia="標楷體" w:hAnsi="Times New Roman" w:cs="Times New Roman" w:hint="eastAsia"/>
+        </w:rPr>
+        <w:t>模型於</w:t>
+      </w:r>
+      <w:r>
+        <w:rPr>
+          <w:rFonts w:ascii="Times New Roman" w:eastAsia="標楷體" w:hAnsi="Times New Roman" w:cs="Times New Roman" w:hint="eastAsia"/>
+        </w:rPr>
+        <w:t xml:space="preserve"> Normal </w:t>
+      </w:r>
+      <w:r>
+        <w:rPr>
+          <w:rFonts w:ascii="Times New Roman" w:eastAsia="標楷體" w:hAnsi="Times New Roman" w:cs="Times New Roman" w:hint="eastAsia"/>
+        </w:rPr>
+        <w:t>類別上表現最穩定</w:t>
+      </w:r>
+      <w:r>
+        <w:rPr>
+          <w:rFonts w:ascii="Times New Roman" w:eastAsia="標楷體" w:hAnsi="Times New Roman" w:cs="Times New Roman" w:hint="eastAsia"/>
+        </w:rPr>
+        <w:t xml:space="preserve"> (F1-score 0.95)</w:t>
+      </w:r>
+      <w:r>
+        <w:rPr>
+          <w:rFonts w:ascii="Times New Roman" w:eastAsia="標楷體" w:hAnsi="Times New Roman" w:cs="Times New Roman" w:hint="eastAsia"/>
+        </w:rPr>
+        <w:t>，</w:t>
+      </w:r>
+      <w:r>
+        <w:rPr>
+          <w:rFonts w:ascii="Times New Roman" w:eastAsia="標楷體" w:hAnsi="Times New Roman" w:cs="Times New Roman" w:hint="eastAsia"/>
+        </w:rPr>
+        <w:t xml:space="preserve">Hemorrhagic </w:t>
+      </w:r>
+      <w:r>
+        <w:rPr>
+          <w:rFonts w:ascii="Times New Roman" w:eastAsia="標楷體" w:hAnsi="Times New Roman" w:cs="Times New Roman" w:hint="eastAsia"/>
+        </w:rPr>
+        <w:t>類別雖</w:t>
+      </w:r>
+      <w:r>
+        <w:rPr>
+          <w:rFonts w:ascii="Times New Roman" w:eastAsia="標楷體" w:hAnsi="Times New Roman" w:cs="Times New Roman" w:hint="eastAsia"/>
+        </w:rPr>
+        <w:t xml:space="preserve"> Recall </w:t>
+      </w:r>
+      <w:r>
+        <w:rPr>
+          <w:rFonts w:ascii="Times New Roman" w:eastAsia="標楷體" w:hAnsi="Times New Roman" w:cs="Times New Roman" w:hint="eastAsia"/>
+        </w:rPr>
+        <w:t>極高</w:t>
+      </w:r>
+      <w:r>
+        <w:rPr>
+          <w:rFonts w:ascii="Times New Roman" w:eastAsia="標楷體" w:hAnsi="Times New Roman" w:cs="Times New Roman" w:hint="eastAsia"/>
+        </w:rPr>
+        <w:t xml:space="preserve"> (0.99)</w:t>
+      </w:r>
+      <w:r>
+        <w:rPr>
+          <w:rFonts w:ascii="Times New Roman" w:eastAsia="標楷體" w:hAnsi="Times New Roman" w:cs="Times New Roman" w:hint="eastAsia"/>
+        </w:rPr>
+        <w:t>，但</w:t>
+      </w:r>
+      <w:r>
+        <w:rPr>
+          <w:rFonts w:ascii="Times New Roman" w:eastAsia="標楷體" w:hAnsi="Times New Roman" w:cs="Times New Roman" w:hint="eastAsia"/>
+        </w:rPr>
+        <w:t xml:space="preserve"> Precision </w:t>
+      </w:r>
+      <w:r>
+        <w:rPr>
+          <w:rFonts w:ascii="Times New Roman" w:eastAsia="標楷體" w:hAnsi="Times New Roman" w:cs="Times New Roman" w:hint="eastAsia"/>
+        </w:rPr>
+        <w:t>偏低</w:t>
+      </w:r>
+      <w:r>
+        <w:rPr>
+          <w:rFonts w:ascii="Times New Roman" w:eastAsia="標楷體" w:hAnsi="Times New Roman" w:cs="Times New Roman" w:hint="eastAsia"/>
+        </w:rPr>
+        <w:t xml:space="preserve"> (0.62)</w:t>
+      </w:r>
+      <w:r>
+        <w:rPr>
+          <w:rFonts w:ascii="Times New Roman" w:eastAsia="標楷體" w:hAnsi="Times New Roman" w:cs="Times New Roman" w:hint="eastAsia"/>
+        </w:rPr>
+        <w:t>，顯示模型傾項將其他類別</w:t>
+      </w:r>
+      <w:r>
+        <w:rPr>
+          <w:rFonts w:ascii="Times New Roman" w:eastAsia="標楷體" w:hAnsi="Times New Roman" w:cs="Times New Roman" w:hint="eastAsia"/>
+        </w:rPr>
+        <w:t xml:space="preserve"> (</w:t>
+      </w:r>
+      <w:r>
+        <w:rPr>
+          <w:rFonts w:ascii="Times New Roman" w:eastAsia="標楷體" w:hAnsi="Times New Roman" w:cs="Times New Roman" w:hint="eastAsia"/>
+        </w:rPr>
+        <w:t>尤其</w:t>
+      </w:r>
+      <w:r>
+        <w:rPr>
+          <w:rFonts w:ascii="Times New Roman" w:eastAsia="標楷體" w:hAnsi="Times New Roman" w:cs="Times New Roman" w:hint="eastAsia"/>
+        </w:rPr>
+        <w:t xml:space="preserve"> </w:t>
+      </w:r>
+      <w:r>
+        <w:rPr>
+          <w:rFonts w:ascii="Times New Roman" w:eastAsia="標楷體" w:hAnsi="Times New Roman" w:cs="Times New Roman"/>
+        </w:rPr>
+        <w:t>N</w:t>
+      </w:r>
+      <w:r>
+        <w:rPr>
+          <w:rFonts w:ascii="Times New Roman" w:eastAsia="標楷體" w:hAnsi="Times New Roman" w:cs="Times New Roman" w:hint="eastAsia"/>
+        </w:rPr>
+        <w:t xml:space="preserve">ormal) </w:t>
+      </w:r>
+      <w:r>
+        <w:rPr>
+          <w:rFonts w:ascii="Times New Roman" w:eastAsia="標楷體" w:hAnsi="Times New Roman" w:cs="Times New Roman" w:hint="eastAsia"/>
+        </w:rPr>
+        <w:t>誤判為</w:t>
+      </w:r>
+      <w:r>
+        <w:rPr>
+          <w:rFonts w:ascii="Times New Roman" w:eastAsia="標楷體" w:hAnsi="Times New Roman" w:cs="Times New Roman" w:hint="eastAsia"/>
+        </w:rPr>
+        <w:t xml:space="preserve"> Hemorrhagic</w:t>
+      </w:r>
+      <w:r>
+        <w:rPr>
+          <w:rFonts w:ascii="Times New Roman" w:eastAsia="標楷體" w:hAnsi="Times New Roman" w:cs="Times New Roman" w:hint="eastAsia"/>
+        </w:rPr>
+        <w:t>，導致偽陽性偏多；相對地，</w:t>
+      </w:r>
+      <w:r>
+        <w:rPr>
+          <w:rFonts w:ascii="Times New Roman" w:eastAsia="標楷體" w:hAnsi="Times New Roman" w:cs="Times New Roman"/>
+        </w:rPr>
+        <w:t>I</w:t>
+      </w:r>
+      <w:r>
+        <w:rPr>
+          <w:rFonts w:ascii="Times New Roman" w:eastAsia="標楷體" w:hAnsi="Times New Roman" w:cs="Times New Roman" w:hint="eastAsia"/>
+        </w:rPr>
+        <w:t xml:space="preserve">schemia </w:t>
+      </w:r>
+      <w:r>
+        <w:rPr>
+          <w:rFonts w:ascii="Times New Roman" w:eastAsia="標楷體" w:hAnsi="Times New Roman" w:cs="Times New Roman" w:hint="eastAsia"/>
+        </w:rPr>
+        <w:t>類別呈現相反模式</w:t>
+      </w:r>
+      <w:r>
+        <w:rPr>
+          <w:rFonts w:ascii="Times New Roman" w:eastAsia="標楷體" w:hAnsi="Times New Roman" w:cs="Times New Roman" w:hint="eastAsia"/>
+        </w:rPr>
+        <w:t xml:space="preserve"> </w:t>
+      </w:r>
+      <w:r>
+        <w:rPr>
+          <w:rFonts w:ascii="Times New Roman" w:eastAsia="標楷體" w:hAnsi="Times New Roman" w:cs="Times New Roman"/>
+        </w:rPr>
+        <w:t>——</w:t>
+      </w:r>
+      <w:r>
+        <w:rPr>
+          <w:rFonts w:ascii="Times New Roman" w:eastAsia="標楷體" w:hAnsi="Times New Roman" w:cs="Times New Roman" w:hint="eastAsia"/>
+        </w:rPr>
+        <w:t xml:space="preserve"> Precision </w:t>
+      </w:r>
+      <w:r>
+        <w:rPr>
+          <w:rFonts w:ascii="Times New Roman" w:eastAsia="標楷體" w:hAnsi="Times New Roman" w:cs="Times New Roman" w:hint="eastAsia"/>
+        </w:rPr>
+        <w:t>高達</w:t>
+      </w:r>
+      <w:r>
+        <w:rPr>
+          <w:rFonts w:ascii="Times New Roman" w:eastAsia="標楷體" w:hAnsi="Times New Roman" w:cs="Times New Roman" w:hint="eastAsia"/>
+        </w:rPr>
+        <w:t xml:space="preserve"> 0.98</w:t>
+      </w:r>
+      <w:r>
+        <w:rPr>
+          <w:rFonts w:ascii="Times New Roman" w:eastAsia="標楷體" w:hAnsi="Times New Roman" w:cs="Times New Roman" w:hint="eastAsia"/>
+        </w:rPr>
+        <w:t>，但</w:t>
+      </w:r>
+      <w:r>
+        <w:rPr>
+          <w:rFonts w:ascii="Times New Roman" w:eastAsia="標楷體" w:hAnsi="Times New Roman" w:cs="Times New Roman" w:hint="eastAsia"/>
+        </w:rPr>
+        <w:t xml:space="preserve"> Recall </w:t>
+      </w:r>
+      <w:r>
+        <w:rPr>
+          <w:rFonts w:ascii="Times New Roman" w:eastAsia="標楷體" w:hAnsi="Times New Roman" w:cs="Times New Roman" w:hint="eastAsia"/>
+        </w:rPr>
+        <w:t>僅</w:t>
+      </w:r>
+      <w:r>
+        <w:rPr>
+          <w:rFonts w:ascii="Times New Roman" w:eastAsia="標楷體" w:hAnsi="Times New Roman" w:cs="Times New Roman" w:hint="eastAsia"/>
+        </w:rPr>
+        <w:t xml:space="preserve"> 0.54</w:t>
+      </w:r>
+      <w:r>
+        <w:rPr>
+          <w:rFonts w:ascii="Times New Roman" w:eastAsia="標楷體" w:hAnsi="Times New Roman" w:cs="Times New Roman" w:hint="eastAsia"/>
+        </w:rPr>
+        <w:t>，顯示模型對</w:t>
+      </w:r>
+      <w:r>
+        <w:rPr>
+          <w:rFonts w:ascii="Times New Roman" w:eastAsia="標楷體" w:hAnsi="Times New Roman" w:cs="Times New Roman" w:hint="eastAsia"/>
+        </w:rPr>
+        <w:t xml:space="preserve"> Ischemia </w:t>
+      </w:r>
+      <w:r>
+        <w:rPr>
+          <w:rFonts w:ascii="Times New Roman" w:eastAsia="標楷體" w:hAnsi="Times New Roman" w:cs="Times New Roman" w:hint="eastAsia"/>
+        </w:rPr>
+        <w:t>樣本的判斷較為保守，容易將真實的缺血性中風樣本誤判為其他類別</w:t>
+      </w:r>
+      <w:r>
+        <w:rPr>
+          <w:rFonts w:ascii="Times New Roman" w:eastAsia="標楷體" w:hAnsi="Times New Roman" w:cs="Times New Roman" w:hint="eastAsia"/>
+        </w:rPr>
+        <w:t xml:space="preserve"> (</w:t>
+      </w:r>
+      <w:r>
+        <w:rPr>
+          <w:rFonts w:ascii="Times New Roman" w:eastAsia="標楷體" w:hAnsi="Times New Roman" w:cs="Times New Roman" w:hint="eastAsia"/>
+        </w:rPr>
+        <w:t>漏判</w:t>
+      </w:r>
+      <w:r>
+        <w:rPr>
+          <w:rFonts w:ascii="Times New Roman" w:eastAsia="標楷體" w:hAnsi="Times New Roman" w:cs="Times New Roman" w:hint="eastAsia"/>
+        </w:rPr>
+        <w:t>)</w:t>
+      </w:r>
+      <w:r>
+        <w:rPr>
+          <w:rFonts w:ascii="Times New Roman" w:eastAsia="標楷體" w:hAnsi="Times New Roman" w:cs="Times New Roman" w:hint="eastAsia"/>
+        </w:rPr>
+        <w:t>，此為本研究模型於臨床應用情境下最需留意的限制，因缺血性中風的漏判可能延誤治療時機，風險較偽陽性更高。</w:t>
+      </w:r>
+    </w:p>
+    <w:p>
+      <w:pPr>
+        <w:jc w:val="both"/>
+        <w:rPr>
+          <w:rFonts w:ascii="Times New Roman" w:eastAsia="標楷體" w:hAnsi="Times New Roman" w:cs="Times New Roman"/>
+        </w:rPr>
+      </w:pPr>
+      <w:r>
+        <w:rPr>
+          <w:rFonts w:ascii="Times New Roman" w:eastAsia="標楷體" w:hAnsi="Times New Roman" w:cs="Times New Roman" w:hint="eastAsia"/>
+        </w:rPr>
+        <w:t>此外，各類別的</w:t>
+      </w:r>
+      <w:r>
+        <w:rPr>
+          <w:rFonts w:ascii="Times New Roman" w:eastAsia="標楷體" w:hAnsi="Times New Roman" w:cs="Times New Roman" w:hint="eastAsia"/>
+        </w:rPr>
+        <w:t xml:space="preserve"> ROC-AUC </w:t>
+      </w:r>
+      <w:r>
+        <w:rPr>
+          <w:rFonts w:ascii="Times New Roman" w:eastAsia="標楷體" w:hAnsi="Times New Roman" w:cs="Times New Roman" w:hint="eastAsia"/>
+        </w:rPr>
+        <w:t>皆達</w:t>
+      </w:r>
+      <w:r>
+        <w:rPr>
+          <w:rFonts w:ascii="Times New Roman" w:eastAsia="標楷體" w:hAnsi="Times New Roman" w:cs="Times New Roman" w:hint="eastAsia"/>
+        </w:rPr>
+        <w:t xml:space="preserve"> 0.98 </w:t>
+      </w:r>
+      <w:r>
+        <w:rPr>
+          <w:rFonts w:ascii="Times New Roman" w:eastAsia="標楷體" w:hAnsi="Times New Roman" w:cs="Times New Roman" w:hint="eastAsia"/>
+        </w:rPr>
+        <w:t>以上</w:t>
+      </w:r>
+      <w:r>
+        <w:rPr>
+          <w:rFonts w:ascii="Times New Roman" w:eastAsia="標楷體" w:hAnsi="Times New Roman" w:cs="Times New Roman" w:hint="eastAsia"/>
+        </w:rPr>
+        <w:t xml:space="preserve"> (Micro-average AUC = 0.9703)</w:t>
+      </w:r>
+      <w:r>
+        <w:rPr>
+          <w:rFonts w:ascii="Times New Roman" w:eastAsia="標楷體" w:hAnsi="Times New Roman" w:cs="Times New Roman" w:hint="eastAsia"/>
+        </w:rPr>
+        <w:t>，顯示模型在機率排序層面的整體判別能力仍屬良好，惟此指標與</w:t>
+      </w:r>
+      <w:r>
+        <w:rPr>
+          <w:rFonts w:ascii="Times New Roman" w:eastAsia="標楷體" w:hAnsi="Times New Roman" w:cs="Times New Roman" w:hint="eastAsia"/>
+        </w:rPr>
+        <w:t xml:space="preserve"> Recall </w:t>
+      </w:r>
+      <w:r>
+        <w:rPr>
+          <w:rFonts w:ascii="Times New Roman" w:eastAsia="標楷體" w:hAnsi="Times New Roman" w:cs="Times New Roman" w:hint="eastAsia"/>
+        </w:rPr>
+        <w:t>偏低的現象並不衝突</w:t>
+      </w:r>
+      <w:r>
+        <w:rPr>
+          <w:rFonts w:ascii="Times New Roman" w:eastAsia="標楷體" w:hAnsi="Times New Roman" w:cs="Times New Roman" w:hint="eastAsia"/>
+        </w:rPr>
+        <w:t xml:space="preserve"> </w:t>
+      </w:r>
+      <w:r>
+        <w:rPr>
+          <w:rFonts w:ascii="Times New Roman" w:eastAsia="標楷體" w:hAnsi="Times New Roman" w:cs="Times New Roman"/>
+        </w:rPr>
+        <w:t>——</w:t>
+      </w:r>
+      <w:r>
+        <w:rPr>
+          <w:rFonts w:ascii="Times New Roman" w:eastAsia="標楷體" w:hAnsi="Times New Roman" w:cs="Times New Roman" w:hint="eastAsia"/>
+        </w:rPr>
+        <w:t xml:space="preserve"> AUC </w:t>
+      </w:r>
+      <w:r>
+        <w:rPr>
+          <w:rFonts w:ascii="Times New Roman" w:eastAsia="標楷體" w:hAnsi="Times New Roman" w:cs="Times New Roman" w:hint="eastAsia"/>
+        </w:rPr>
+        <w:t>反映模型對不同決策閥值下區辨能力，而目前預設的</w:t>
+      </w:r>
+      <w:r>
+        <w:rPr>
+          <w:rFonts w:ascii="Times New Roman" w:eastAsia="標楷體" w:hAnsi="Times New Roman" w:cs="Times New Roman" w:hint="eastAsia"/>
+        </w:rPr>
+        <w:t xml:space="preserve"> 0.5 </w:t>
+      </w:r>
+      <w:r>
+        <w:rPr>
+          <w:rFonts w:ascii="Times New Roman" w:eastAsia="標楷體" w:hAnsi="Times New Roman" w:cs="Times New Roman" w:hint="eastAsia"/>
+        </w:rPr>
+        <w:t>閥值下</w:t>
+      </w:r>
+      <w:r>
+        <w:rPr>
+          <w:rFonts w:ascii="Times New Roman" w:eastAsia="標楷體" w:hAnsi="Times New Roman" w:cs="Times New Roman" w:hint="eastAsia"/>
+        </w:rPr>
+        <w:t xml:space="preserve"> Ischemia </w:t>
+      </w:r>
+      <w:r>
+        <w:rPr>
+          <w:rFonts w:ascii="Times New Roman" w:eastAsia="標楷體" w:hAnsi="Times New Roman" w:cs="Times New Roman" w:hint="eastAsia"/>
+        </w:rPr>
+        <w:t>類別的召回率不足，意味著透過調整決策閥值或引入類別加權機制，仍有近一步優化空間，此將於本章最後的限制與未來研究方向中一併討論</w:t>
+      </w:r>
+    </w:p>
+    <w:p>
+      <w:pPr>
+        <w:jc w:val="both"/>
+        <w:rPr>
+          <w:rFonts w:ascii="Times New Roman" w:eastAsia="標楷體" w:hAnsi="Times New Roman" w:cs="Times New Roman"/>
+          <w:sz w:val="32"/>
+          <w:szCs w:val="32"/>
+        </w:rPr>
+      </w:pPr>
+      <w:r>
+        <w:rPr>
+          <w:rFonts w:ascii="Times New Roman" w:eastAsia="標楷體" w:hAnsi="Times New Roman" w:cs="Times New Roman" w:hint="eastAsia"/>
+          <w:sz w:val="32"/>
+          <w:szCs w:val="32"/>
+        </w:rPr>
+        <w:t>本章限制與討論</w:t>
+      </w:r>
+    </w:p>
+    <w:p>
+      <w:pPr>
+        <w:jc w:val="both"/>
+        <w:rPr>
+          <w:rFonts w:ascii="Times New Roman" w:eastAsia="標楷體" w:hAnsi="Times New Roman" w:cs="Times New Roman"/>
+        </w:rPr>
+      </w:pPr>
+      <w:r>
+        <w:rPr>
+          <w:rFonts w:ascii="Times New Roman" w:eastAsia="標楷體" w:hAnsi="Times New Roman" w:cs="Times New Roman" w:hint="eastAsia"/>
+        </w:rPr>
+        <w:t>綜合本章各節實驗結果，本研究於發展兩階段多來源知識蒸餾架構的過程中，觀察到以下數項限制，於此一併討論，作為後續研究改進方向。</w:t>
+      </w:r>
+    </w:p>
+    <w:p>
+      <w:pPr>
+        <w:jc w:val="both"/>
+        <w:rPr>
+          <w:rFonts w:ascii="Times New Roman" w:eastAsia="標楷體" w:hAnsi="Times New Roman" w:cs="Times New Roman"/>
+          <w:sz w:val="28"/>
+          <w:szCs w:val="28"/>
+        </w:rPr>
+      </w:pPr>
+      <w:r>
+        <w:rPr>
+          <w:rFonts w:ascii="Times New Roman" w:eastAsia="標楷體" w:hAnsi="Times New Roman" w:cs="Times New Roman" w:hint="eastAsia"/>
+          <w:sz w:val="28"/>
+          <w:szCs w:val="28"/>
+        </w:rPr>
+        <w:t>類別分佈不平衡未經加權處理</w:t>
+      </w:r>
+    </w:p>
+    <w:p>
+      <w:pPr>
+        <w:jc w:val="both"/>
+        <w:rPr>
+          <w:rFonts w:ascii="Times New Roman" w:eastAsia="標楷體" w:hAnsi="Times New Roman" w:cs="Times New Roman"/>
+        </w:rPr>
+      </w:pPr>
+      <w:r>
+        <w:rPr>
+          <w:rFonts w:ascii="Times New Roman" w:eastAsia="標楷體" w:hAnsi="Times New Roman" w:cs="Times New Roman" w:hint="eastAsia"/>
+        </w:rPr>
+        <w:t>本資料集三個類別間樣本數差距達</w:t>
+      </w:r>
+      <w:r>
+        <w:rPr>
+          <w:rFonts w:ascii="Times New Roman" w:eastAsia="標楷體" w:hAnsi="Times New Roman" w:cs="Times New Roman" w:hint="eastAsia"/>
+        </w:rPr>
+        <w:t xml:space="preserve"> 4 </w:t>
+      </w:r>
+      <w:r>
+        <w:rPr>
+          <w:rFonts w:ascii="Times New Roman" w:eastAsia="標楷體" w:hAnsi="Times New Roman" w:cs="Times New Roman" w:hint="eastAsia"/>
+        </w:rPr>
+        <w:t>倍</w:t>
+      </w:r>
+      <w:r>
+        <w:rPr>
+          <w:rFonts w:ascii="Times New Roman" w:eastAsia="標楷體" w:hAnsi="Times New Roman" w:cs="Times New Roman" w:hint="eastAsia"/>
+        </w:rPr>
+        <w:t xml:space="preserve"> (Normal 4427</w:t>
+      </w:r>
+      <w:r>
+        <w:rPr>
+          <w:rFonts w:ascii="Times New Roman" w:eastAsia="標楷體" w:hAnsi="Times New Roman" w:cs="Times New Roman" w:hint="eastAsia"/>
+        </w:rPr>
+        <w:t>張，</w:t>
+      </w:r>
+      <w:r>
+        <w:rPr>
+          <w:rFonts w:ascii="Times New Roman" w:eastAsia="標楷體" w:hAnsi="Times New Roman" w:cs="Times New Roman" w:hint="eastAsia"/>
+        </w:rPr>
+        <w:t>Ischemia</w:t>
+      </w:r>
+      <w:r>
+        <w:rPr>
+          <w:rFonts w:ascii="Times New Roman" w:eastAsia="標楷體" w:hAnsi="Times New Roman" w:cs="Times New Roman" w:hint="eastAsia"/>
+        </w:rPr>
+        <w:t>、</w:t>
+      </w:r>
+      <w:r>
+        <w:rPr>
+          <w:rFonts w:ascii="Times New Roman" w:eastAsia="標楷體" w:hAnsi="Times New Roman" w:cs="Times New Roman" w:hint="eastAsia"/>
+        </w:rPr>
+        <w:t xml:space="preserve">Hemorrhagic </w:t>
+      </w:r>
+      <w:r>
+        <w:rPr>
+          <w:rFonts w:ascii="Times New Roman" w:eastAsia="標楷體" w:hAnsi="Times New Roman" w:cs="Times New Roman" w:hint="eastAsia"/>
+        </w:rPr>
+        <w:t>各約</w:t>
+      </w:r>
+      <w:r>
+        <w:rPr>
+          <w:rFonts w:ascii="Times New Roman" w:eastAsia="標楷體" w:hAnsi="Times New Roman" w:cs="Times New Roman" w:hint="eastAsia"/>
+        </w:rPr>
+        <w:t xml:space="preserve"> 1100 </w:t>
+      </w:r>
+      <w:r>
+        <w:rPr>
+          <w:rFonts w:ascii="Times New Roman" w:eastAsia="標楷體" w:hAnsi="Times New Roman" w:cs="Times New Roman" w:hint="eastAsia"/>
+        </w:rPr>
+        <w:t>張</w:t>
+      </w:r>
+      <w:r>
+        <w:rPr>
+          <w:rFonts w:ascii="Times New Roman" w:eastAsia="標楷體" w:hAnsi="Times New Roman" w:cs="Times New Roman" w:hint="eastAsia"/>
+        </w:rPr>
+        <w:t>)</w:t>
+      </w:r>
+      <w:r>
+        <w:rPr>
+          <w:rFonts w:ascii="Times New Roman" w:eastAsia="標楷體" w:hAnsi="Times New Roman" w:cs="Times New Roman" w:hint="eastAsia"/>
+        </w:rPr>
+        <w:t>，然本研究於資料切分階段僅以分層抽樣維持各集合類別比一致，訓練</w:t>
+      </w:r>
+      <w:r>
+        <w:rPr>
+          <w:rFonts w:ascii="Times New Roman" w:eastAsia="標楷體" w:hAnsi="Times New Roman" w:cs="Times New Roman" w:hint="eastAsia"/>
+        </w:rPr>
+        <w:t>過程中無論</w:t>
+      </w:r>
+      <w:r>
+        <w:rPr>
+          <w:rFonts w:ascii="Times New Roman" w:eastAsia="標楷體" w:hAnsi="Times New Roman" w:cs="Times New Roman" w:hint="eastAsia"/>
+        </w:rPr>
+        <w:t xml:space="preserve"> Hard Loss </w:t>
+      </w:r>
+      <w:r>
+        <w:rPr>
+          <w:rFonts w:ascii="Times New Roman" w:eastAsia="標楷體" w:hAnsi="Times New Roman" w:cs="Times New Roman" w:hint="eastAsia"/>
+        </w:rPr>
+        <w:t>或</w:t>
+      </w:r>
+      <w:r>
+        <w:rPr>
+          <w:rFonts w:ascii="Times New Roman" w:eastAsia="標楷體" w:hAnsi="Times New Roman" w:cs="Times New Roman" w:hint="eastAsia"/>
+        </w:rPr>
+        <w:t xml:space="preserve"> Distillation Loss</w:t>
+      </w:r>
+      <w:r>
+        <w:rPr>
+          <w:rFonts w:ascii="Times New Roman" w:eastAsia="標楷體" w:hAnsi="Times New Roman" w:cs="Times New Roman" w:hint="eastAsia"/>
+        </w:rPr>
+        <w:t>，皆未針對少數類別進行加權處理</w:t>
+      </w:r>
+      <w:r>
+        <w:rPr>
+          <w:rFonts w:ascii="Times New Roman" w:eastAsia="標楷體" w:hAnsi="Times New Roman" w:cs="Times New Roman" w:hint="eastAsia"/>
+        </w:rPr>
+        <w:t xml:space="preserve"> (</w:t>
+      </w:r>
+      <w:r>
+        <w:rPr>
+          <w:rFonts w:ascii="Times New Roman" w:eastAsia="標楷體" w:hAnsi="Times New Roman" w:cs="Times New Roman" w:hint="eastAsia"/>
+        </w:rPr>
+        <w:t>如</w:t>
+      </w:r>
+      <w:r>
+        <w:rPr>
+          <w:rFonts w:ascii="Times New Roman" w:eastAsia="標楷體" w:hAnsi="Times New Roman" w:cs="Times New Roman" w:hint="eastAsia"/>
+        </w:rPr>
+        <w:t xml:space="preserve"> class weight</w:t>
+      </w:r>
+      <w:r>
+        <w:rPr>
+          <w:rFonts w:ascii="Times New Roman" w:eastAsia="標楷體" w:hAnsi="Times New Roman" w:cs="Times New Roman" w:hint="eastAsia"/>
+        </w:rPr>
+        <w:t>、</w:t>
+      </w:r>
+      <w:r>
+        <w:rPr>
+          <w:rFonts w:ascii="Times New Roman" w:eastAsia="標楷體" w:hAnsi="Times New Roman" w:cs="Times New Roman" w:hint="eastAsia"/>
+        </w:rPr>
+        <w:t>oversampling)</w:t>
+      </w:r>
+      <w:r>
+        <w:rPr>
+          <w:rFonts w:ascii="Times New Roman" w:eastAsia="標楷體" w:hAnsi="Times New Roman" w:cs="Times New Roman" w:hint="eastAsia"/>
+        </w:rPr>
+        <w:t>。此設計選擇可能是導致</w:t>
+      </w:r>
+      <w:r>
+        <w:rPr>
+          <w:rFonts w:ascii="Times New Roman" w:eastAsia="標楷體" w:hAnsi="Times New Roman" w:cs="Times New Roman" w:hint="eastAsia"/>
+        </w:rPr>
+        <w:t xml:space="preserve"> Student </w:t>
+      </w:r>
+      <w:r>
+        <w:rPr>
+          <w:rFonts w:ascii="Times New Roman" w:eastAsia="標楷體" w:hAnsi="Times New Roman" w:cs="Times New Roman" w:hint="eastAsia"/>
+        </w:rPr>
+        <w:t>模型於</w:t>
+      </w:r>
+      <w:r>
+        <w:rPr>
+          <w:rFonts w:ascii="Times New Roman" w:eastAsia="標楷體" w:hAnsi="Times New Roman" w:cs="Times New Roman" w:hint="eastAsia"/>
+        </w:rPr>
+        <w:t xml:space="preserve"> Ischemia </w:t>
+      </w:r>
+      <w:r>
+        <w:rPr>
+          <w:rFonts w:ascii="Times New Roman" w:eastAsia="標楷體" w:hAnsi="Times New Roman" w:cs="Times New Roman" w:hint="eastAsia"/>
+        </w:rPr>
+        <w:t>類別上</w:t>
+      </w:r>
+      <w:r>
+        <w:rPr>
+          <w:rFonts w:ascii="Times New Roman" w:eastAsia="標楷體" w:hAnsi="Times New Roman" w:cs="Times New Roman" w:hint="eastAsia"/>
+        </w:rPr>
+        <w:t xml:space="preserve"> Recall </w:t>
+      </w:r>
+      <w:r>
+        <w:rPr>
+          <w:rFonts w:ascii="Times New Roman" w:eastAsia="標楷體" w:hAnsi="Times New Roman" w:cs="Times New Roman" w:hint="eastAsia"/>
+        </w:rPr>
+        <w:t>偏低</w:t>
+      </w:r>
+      <w:r>
+        <w:rPr>
+          <w:rFonts w:ascii="Times New Roman" w:eastAsia="標楷體" w:hAnsi="Times New Roman" w:cs="Times New Roman" w:hint="eastAsia"/>
+        </w:rPr>
+        <w:t xml:space="preserve"> (0,54) </w:t>
+      </w:r>
+      <w:r>
+        <w:rPr>
+          <w:rFonts w:ascii="Times New Roman" w:eastAsia="標楷體" w:hAnsi="Times New Roman" w:cs="Times New Roman" w:hint="eastAsia"/>
+        </w:rPr>
+        <w:t>的主要原因之一，後續觀察研究可嘗試於損失函數中導入類別權重，或於資料層面採用過採樣策略，觀察對少數類別偵測能力的改善程度。</w:t>
+      </w:r>
+    </w:p>
+    <w:p>
+      <w:pPr>
+        <w:jc w:val="both"/>
+        <w:rPr>
+          <w:rFonts w:ascii="Times New Roman" w:eastAsia="標楷體" w:hAnsi="Times New Roman" w:cs="Times New Roman"/>
+        </w:rPr>
+      </w:pPr>
+    </w:p>
+    <w:p>
+      <w:pPr>
+        <w:widowControl/>
+        <w:rPr>
+          <w:rFonts w:ascii="Times New Roman" w:eastAsia="標楷體" w:hAnsi="Times New Roman" w:cs="Times New Roman" w:hint="eastAsia"/>
+        </w:rPr>
+      </w:pPr>
+      <w:r>
+        <w:rPr>
+          <w:rFonts w:ascii="Times New Roman" w:eastAsia="標楷體" w:hAnsi="Times New Roman" w:cs="Times New Roman"/>
+        </w:rPr>
+        <w:br w:type="page"/>
+      </w:r>
+    </w:p>
+    <w:p>
+      <w:pPr>
+        <w:jc w:val="both"/>
+        <w:rPr>
+          <w:rFonts w:ascii="Times New Roman" w:eastAsia="標楷體" w:hAnsi="Times New Roman" w:cs="Times New Roman"/>
+          <w:sz w:val="28"/>
+          <w:szCs w:val="28"/>
+        </w:rPr>
+      </w:pPr>
+      <w:r>
+        <w:rPr>
+          <w:rFonts w:ascii="Times New Roman" w:eastAsia="標楷體" w:hAnsi="Times New Roman" w:cs="Times New Roman" w:hint="eastAsia"/>
+          <w:sz w:val="28"/>
+          <w:szCs w:val="28"/>
+        </w:rPr>
+        <w:lastRenderedPageBreak/>
+        <w:t xml:space="preserve">Ischemia </w:t>
+      </w:r>
+      <w:r>
+        <w:rPr>
+          <w:rFonts w:ascii="Times New Roman" w:eastAsia="標楷體" w:hAnsi="Times New Roman" w:cs="Times New Roman" w:hint="eastAsia"/>
+          <w:sz w:val="28"/>
+          <w:szCs w:val="28"/>
+        </w:rPr>
+        <w:t>類別的低</w:t>
+      </w:r>
+      <w:r>
+        <w:rPr>
+          <w:rFonts w:ascii="Times New Roman" w:eastAsia="標楷體" w:hAnsi="Times New Roman" w:cs="Times New Roman" w:hint="eastAsia"/>
+          <w:sz w:val="28"/>
+          <w:szCs w:val="28"/>
+        </w:rPr>
+        <w:t xml:space="preserve"> Recall </w:t>
+      </w:r>
+      <w:r>
+        <w:rPr>
+          <w:rFonts w:ascii="Times New Roman" w:eastAsia="標楷體" w:hAnsi="Times New Roman" w:cs="Times New Roman" w:hint="eastAsia"/>
+          <w:sz w:val="28"/>
+          <w:szCs w:val="28"/>
+        </w:rPr>
+        <w:t>為本研究最主要的限制</w:t>
+      </w:r>
+    </w:p>
+    <w:p>
+      <w:pPr>
+        <w:jc w:val="both"/>
+        <w:rPr>
+          <w:rFonts w:ascii="Times New Roman" w:eastAsia="標楷體" w:hAnsi="Times New Roman" w:cs="Times New Roman"/>
+        </w:rPr>
+      </w:pPr>
+      <w:r>
+        <w:rPr>
+          <w:rFonts w:ascii="Times New Roman" w:eastAsia="標楷體" w:hAnsi="Times New Roman" w:cs="Times New Roman" w:hint="eastAsia"/>
+        </w:rPr>
+        <w:t xml:space="preserve">Student </w:t>
+      </w:r>
+      <w:r>
+        <w:rPr>
+          <w:rFonts w:ascii="Times New Roman" w:eastAsia="標楷體" w:hAnsi="Times New Roman" w:cs="Times New Roman" w:hint="eastAsia"/>
+        </w:rPr>
+        <w:t>模型於</w:t>
+      </w:r>
+      <w:r>
+        <w:rPr>
+          <w:rFonts w:ascii="Times New Roman" w:eastAsia="標楷體" w:hAnsi="Times New Roman" w:cs="Times New Roman" w:hint="eastAsia"/>
+        </w:rPr>
+        <w:t xml:space="preserve"> Ischemia </w:t>
+      </w:r>
+      <w:r>
+        <w:rPr>
+          <w:rFonts w:ascii="Times New Roman" w:eastAsia="標楷體" w:hAnsi="Times New Roman" w:cs="Times New Roman" w:hint="eastAsia"/>
+        </w:rPr>
+        <w:t>類別呈現高</w:t>
+      </w:r>
+      <w:r>
+        <w:rPr>
+          <w:rFonts w:ascii="Times New Roman" w:eastAsia="標楷體" w:hAnsi="Times New Roman" w:cs="Times New Roman" w:hint="eastAsia"/>
+        </w:rPr>
+        <w:t xml:space="preserve"> Precision (0.98)</w:t>
+      </w:r>
+      <w:r>
+        <w:rPr>
+          <w:rFonts w:ascii="Times New Roman" w:eastAsia="標楷體" w:hAnsi="Times New Roman" w:cs="Times New Roman" w:hint="eastAsia"/>
+        </w:rPr>
+        <w:t>、低</w:t>
+      </w:r>
+      <w:r>
+        <w:rPr>
+          <w:rFonts w:ascii="Times New Roman" w:eastAsia="標楷體" w:hAnsi="Times New Roman" w:cs="Times New Roman" w:hint="eastAsia"/>
+        </w:rPr>
+        <w:t xml:space="preserve"> Recall (0.54) </w:t>
+      </w:r>
+      <w:r>
+        <w:rPr>
+          <w:rFonts w:ascii="Times New Roman" w:eastAsia="標楷體" w:hAnsi="Times New Roman" w:cs="Times New Roman" w:hint="eastAsia"/>
+        </w:rPr>
+        <w:t>的不對稱表現，亦即模型對於判定為</w:t>
+      </w:r>
+      <w:r>
+        <w:rPr>
+          <w:rFonts w:ascii="Times New Roman" w:eastAsia="標楷體" w:hAnsi="Times New Roman" w:cs="Times New Roman" w:hint="eastAsia"/>
+        </w:rPr>
+        <w:t xml:space="preserve"> Ischemia </w:t>
+      </w:r>
+      <w:r>
+        <w:rPr>
+          <w:rFonts w:ascii="Times New Roman" w:eastAsia="標楷體" w:hAnsi="Times New Roman" w:cs="Times New Roman" w:hint="eastAsia"/>
+        </w:rPr>
+        <w:t>的樣本有高度把握，但仍有近半數的真實缺血性中風未被正確偵測。於臨床應用情境</w:t>
+      </w:r>
+      <w:r>
+        <w:rPr>
+          <w:rFonts w:ascii="Times New Roman" w:eastAsia="標楷體" w:hAnsi="Times New Roman" w:cs="Times New Roman" w:hint="eastAsia"/>
+        </w:rPr>
+        <w:t>下此類漏判風險高於誤判，因缺血性中風的延遲診斷可能錯失治療黃金時間。此限制的成因除類別不平衡外，亦可能與</w:t>
+      </w:r>
+      <w:r>
+        <w:rPr>
+          <w:rFonts w:ascii="Times New Roman" w:eastAsia="標楷體" w:hAnsi="Times New Roman" w:cs="Times New Roman" w:hint="eastAsia"/>
+        </w:rPr>
+        <w:t xml:space="preserve"> Ischemia </w:t>
+      </w:r>
+      <w:r>
+        <w:rPr>
+          <w:rFonts w:ascii="Times New Roman" w:eastAsia="標楷體" w:hAnsi="Times New Roman" w:cs="Times New Roman" w:hint="eastAsia"/>
+        </w:rPr>
+        <w:t>於</w:t>
+      </w:r>
+      <w:r>
+        <w:rPr>
+          <w:rFonts w:ascii="Times New Roman" w:eastAsia="標楷體" w:hAnsi="Times New Roman" w:cs="Times New Roman" w:hint="eastAsia"/>
+        </w:rPr>
+        <w:t xml:space="preserve"> CT </w:t>
+      </w:r>
+      <w:r>
+        <w:rPr>
+          <w:rFonts w:ascii="Times New Roman" w:eastAsia="標楷體" w:hAnsi="Times New Roman" w:cs="Times New Roman" w:hint="eastAsia"/>
+        </w:rPr>
+        <w:t>影像上的病灶特徵較不明顯，與</w:t>
+      </w:r>
+      <w:r>
+        <w:rPr>
+          <w:rFonts w:ascii="Times New Roman" w:eastAsia="標楷體" w:hAnsi="Times New Roman" w:cs="Times New Roman" w:hint="eastAsia"/>
+        </w:rPr>
+        <w:t xml:space="preserve"> Normal </w:t>
+      </w:r>
+      <w:r>
+        <w:rPr>
+          <w:rFonts w:ascii="Times New Roman" w:eastAsia="標楷體" w:hAnsi="Times New Roman" w:cs="Times New Roman" w:hint="eastAsia"/>
+        </w:rPr>
+        <w:t>類別的影像差異較細微有關，後續研究可考慮增加</w:t>
+      </w:r>
+      <w:r>
+        <w:rPr>
+          <w:rFonts w:ascii="Times New Roman" w:eastAsia="標楷體" w:hAnsi="Times New Roman" w:cs="Times New Roman" w:hint="eastAsia"/>
+        </w:rPr>
+        <w:t xml:space="preserve"> Ischemia </w:t>
+      </w:r>
+      <w:r>
+        <w:rPr>
+          <w:rFonts w:ascii="Times New Roman" w:eastAsia="標楷體" w:hAnsi="Times New Roman" w:cs="Times New Roman" w:hint="eastAsia"/>
+        </w:rPr>
+        <w:t>樣本數，引入病灶區域強化的前處理技術，或針對此類別調整決策閥值，以提升臨床可用性。</w:t>
+      </w:r>
+    </w:p>
+    <w:p>
+      <w:pPr>
+        <w:jc w:val="both"/>
+        <w:rPr>
+          <w:rFonts w:ascii="Times New Roman" w:eastAsia="標楷體" w:hAnsi="Times New Roman" w:cs="Times New Roman"/>
+          <w:sz w:val="28"/>
+          <w:szCs w:val="28"/>
+        </w:rPr>
+      </w:pPr>
+      <w:r>
+        <w:rPr>
+          <w:rFonts w:ascii="Times New Roman" w:eastAsia="標楷體" w:hAnsi="Times New Roman" w:cs="Times New Roman" w:hint="eastAsia"/>
+          <w:sz w:val="28"/>
+          <w:szCs w:val="28"/>
+        </w:rPr>
+        <w:t>實驗過程中各版本</w:t>
+      </w:r>
+      <w:r>
+        <w:rPr>
+          <w:rFonts w:ascii="Times New Roman" w:eastAsia="標楷體" w:hAnsi="Times New Roman" w:cs="Times New Roman" w:hint="eastAsia"/>
+          <w:sz w:val="28"/>
+          <w:szCs w:val="28"/>
+        </w:rPr>
+        <w:t xml:space="preserve"> Student </w:t>
+      </w:r>
+      <w:r>
+        <w:rPr>
+          <w:rFonts w:ascii="Times New Roman" w:eastAsia="標楷體" w:hAnsi="Times New Roman" w:cs="Times New Roman" w:hint="eastAsia"/>
+          <w:sz w:val="28"/>
+          <w:szCs w:val="28"/>
+        </w:rPr>
+        <w:t>架構未完全對齊</w:t>
+      </w:r>
+    </w:p>
+    <w:p>
+      <w:pPr>
+        <w:jc w:val="both"/>
+        <w:rPr>
+          <w:rFonts w:ascii="Times New Roman" w:eastAsia="標楷體" w:hAnsi="Times New Roman" w:cs="Times New Roman"/>
+        </w:rPr>
+      </w:pPr>
+      <w:r>
+        <w:rPr>
+          <w:rFonts w:ascii="Times New Roman" w:eastAsia="標楷體" w:hAnsi="Times New Roman" w:cs="Times New Roman" w:hint="eastAsia"/>
+        </w:rPr>
+        <w:t>本章</w:t>
+      </w:r>
+      <w:r>
+        <w:rPr>
+          <w:rFonts w:ascii="Times New Roman" w:eastAsia="標楷體" w:hAnsi="Times New Roman" w:cs="Times New Roman" w:hint="eastAsia"/>
+        </w:rPr>
+        <w:t xml:space="preserve"> 4.2 </w:t>
+      </w:r>
+      <w:r>
+        <w:rPr>
+          <w:rFonts w:ascii="Times New Roman" w:eastAsia="標楷體" w:hAnsi="Times New Roman" w:cs="Times New Roman" w:hint="eastAsia"/>
+        </w:rPr>
+        <w:t>節所比較的數個</w:t>
+      </w:r>
+      <w:r>
+        <w:rPr>
+          <w:rFonts w:ascii="Times New Roman" w:eastAsia="標楷體" w:hAnsi="Times New Roman" w:cs="Times New Roman" w:hint="eastAsia"/>
+        </w:rPr>
+        <w:t xml:space="preserve"> Student </w:t>
+      </w:r>
+      <w:r>
+        <w:rPr>
+          <w:rFonts w:ascii="Times New Roman" w:eastAsia="標楷體" w:hAnsi="Times New Roman" w:cs="Times New Roman" w:hint="eastAsia"/>
+        </w:rPr>
+        <w:t>模型</w:t>
+      </w:r>
+      <w:r>
+        <w:rPr>
+          <w:rFonts w:ascii="Times New Roman" w:eastAsia="標楷體" w:hAnsi="Times New Roman" w:cs="Times New Roman" w:hint="eastAsia"/>
+        </w:rPr>
+        <w:t xml:space="preserve"> (</w:t>
+      </w:r>
+      <w:r>
+        <w:rPr>
+          <w:rFonts w:ascii="Times New Roman" w:eastAsia="標楷體" w:hAnsi="Times New Roman" w:cs="Times New Roman" w:hint="eastAsia"/>
+        </w:rPr>
+        <w:t>無蒸餾</w:t>
+      </w:r>
+      <w:r>
+        <w:rPr>
+          <w:rFonts w:ascii="Times New Roman" w:eastAsia="標楷體" w:hAnsi="Times New Roman" w:cs="Times New Roman" w:hint="eastAsia"/>
+        </w:rPr>
+        <w:t xml:space="preserve"> baseline</w:t>
+      </w:r>
+      <w:r>
+        <w:rPr>
+          <w:rFonts w:ascii="Times New Roman" w:eastAsia="標楷體" w:hAnsi="Times New Roman" w:cs="Times New Roman" w:hint="eastAsia"/>
+        </w:rPr>
+        <w:t>、</w:t>
+      </w:r>
+      <w:r>
+        <w:rPr>
+          <w:rFonts w:ascii="Times New Roman" w:eastAsia="標楷體" w:hAnsi="Times New Roman" w:cs="Times New Roman"/>
+        </w:rPr>
+        <w:t>2</w:t>
+      </w:r>
+      <w:r>
+        <w:rPr>
+          <w:rFonts w:ascii="Times New Roman" w:eastAsia="標楷體" w:hAnsi="Times New Roman" w:cs="Times New Roman" w:hint="eastAsia"/>
+        </w:rPr>
+        <w:t xml:space="preserve"> </w:t>
+      </w:r>
+      <w:r>
+        <w:rPr>
+          <w:rFonts w:ascii="Times New Roman" w:eastAsia="標楷體" w:hAnsi="Times New Roman" w:cs="Times New Roman" w:hint="eastAsia"/>
+        </w:rPr>
+        <w:t>對</w:t>
+      </w:r>
+      <w:r>
+        <w:rPr>
+          <w:rFonts w:ascii="Times New Roman" w:eastAsia="標楷體" w:hAnsi="Times New Roman" w:cs="Times New Roman" w:hint="eastAsia"/>
+        </w:rPr>
+        <w:t xml:space="preserve"> 1 </w:t>
+      </w:r>
+      <w:r>
+        <w:rPr>
+          <w:rFonts w:ascii="Times New Roman" w:eastAsia="標楷體" w:hAnsi="Times New Roman" w:cs="Times New Roman" w:hint="eastAsia"/>
+        </w:rPr>
+        <w:t>對</w:t>
+      </w:r>
+      <w:r>
+        <w:rPr>
+          <w:rFonts w:ascii="Times New Roman" w:eastAsia="標楷體" w:hAnsi="Times New Roman" w:cs="Times New Roman" w:hint="eastAsia"/>
+        </w:rPr>
+        <w:t xml:space="preserve"> 1</w:t>
+      </w:r>
+      <w:r>
+        <w:rPr>
+          <w:rFonts w:ascii="Times New Roman" w:eastAsia="標楷體" w:hAnsi="Times New Roman" w:cs="Times New Roman" w:hint="eastAsia"/>
+        </w:rPr>
+        <w:t>版、</w:t>
+      </w:r>
+      <w:r>
+        <w:rPr>
+          <w:rFonts w:ascii="Times New Roman" w:eastAsia="標楷體" w:hAnsi="Times New Roman" w:cs="Times New Roman" w:hint="eastAsia"/>
+        </w:rPr>
+        <w:t xml:space="preserve">3 </w:t>
+      </w:r>
+      <w:r>
+        <w:rPr>
+          <w:rFonts w:ascii="Times New Roman" w:eastAsia="標楷體" w:hAnsi="Times New Roman" w:cs="Times New Roman" w:hint="eastAsia"/>
+        </w:rPr>
+        <w:t>對</w:t>
+      </w:r>
+      <w:r>
+        <w:rPr>
+          <w:rFonts w:ascii="Times New Roman" w:eastAsia="標楷體" w:hAnsi="Times New Roman" w:cs="Times New Roman" w:hint="eastAsia"/>
+        </w:rPr>
+        <w:t xml:space="preserve"> 1 </w:t>
+      </w:r>
+      <w:r>
+        <w:rPr>
+          <w:rFonts w:ascii="Times New Roman" w:eastAsia="標楷體" w:hAnsi="Times New Roman" w:cs="Times New Roman" w:hint="eastAsia"/>
+        </w:rPr>
+        <w:t>版</w:t>
+      </w:r>
+      <w:r>
+        <w:rPr>
+          <w:rFonts w:ascii="Times New Roman" w:eastAsia="標楷體" w:hAnsi="Times New Roman" w:cs="Times New Roman" w:hint="eastAsia"/>
+        </w:rPr>
+        <w:t>)</w:t>
+      </w:r>
+      <w:r>
+        <w:rPr>
+          <w:rFonts w:ascii="Times New Roman" w:eastAsia="標楷體" w:hAnsi="Times New Roman" w:cs="Times New Roman" w:hint="eastAsia"/>
+        </w:rPr>
+        <w:t xml:space="preserve"> </w:t>
+      </w:r>
+      <w:r>
+        <w:rPr>
+          <w:rFonts w:ascii="Times New Roman" w:eastAsia="標楷體" w:hAnsi="Times New Roman" w:cs="Times New Roman" w:hint="eastAsia"/>
+        </w:rPr>
+        <w:t>的網路架構與訓練超參數並未一致，此為研究過程中逐步探索不同蒸餾策略所留下的限制，使得部分比較結果</w:t>
+      </w:r>
+      <w:r>
+        <w:rPr>
+          <w:rFonts w:ascii="Times New Roman" w:eastAsia="標楷體" w:hAnsi="Times New Roman" w:cs="Times New Roman" w:hint="eastAsia"/>
+        </w:rPr>
+        <w:t xml:space="preserve"> (</w:t>
+      </w:r>
+      <w:r>
+        <w:rPr>
+          <w:rFonts w:ascii="Times New Roman" w:eastAsia="標楷體" w:hAnsi="Times New Roman" w:cs="Times New Roman" w:hint="eastAsia"/>
+        </w:rPr>
+        <w:t>如</w:t>
+      </w:r>
+      <w:r>
+        <w:rPr>
+          <w:rFonts w:ascii="Times New Roman" w:eastAsia="標楷體" w:hAnsi="Times New Roman" w:cs="Times New Roman" w:hint="eastAsia"/>
+        </w:rPr>
+        <w:t xml:space="preserve"> baseline </w:t>
+      </w:r>
+      <w:r>
+        <w:rPr>
+          <w:rFonts w:ascii="Times New Roman" w:eastAsia="標楷體" w:hAnsi="Times New Roman" w:cs="Times New Roman" w:hint="eastAsia"/>
+        </w:rPr>
+        <w:t>準確率高於蒸餾版本</w:t>
+      </w:r>
+      <w:r>
+        <w:rPr>
+          <w:rFonts w:ascii="Times New Roman" w:eastAsia="標楷體" w:hAnsi="Times New Roman" w:cs="Times New Roman" w:hint="eastAsia"/>
+        </w:rPr>
+        <w:t xml:space="preserve">) </w:t>
+      </w:r>
+      <w:r>
+        <w:rPr>
+          <w:rFonts w:ascii="Times New Roman" w:eastAsia="標楷體" w:hAnsi="Times New Roman" w:cs="Times New Roman" w:hint="eastAsia"/>
+        </w:rPr>
+        <w:t>無法完全歸因於單一變因。後續研究若欲更嚴謹地驗證蒸餾策略之效益，應於固定</w:t>
+      </w:r>
+      <w:r>
+        <w:rPr>
+          <w:rFonts w:ascii="Times New Roman" w:eastAsia="標楷體" w:hAnsi="Times New Roman" w:cs="Times New Roman" w:hint="eastAsia"/>
+        </w:rPr>
+        <w:t xml:space="preserve"> Student </w:t>
+      </w:r>
+      <w:r>
+        <w:rPr>
+          <w:rFonts w:ascii="Times New Roman" w:eastAsia="標楷體" w:hAnsi="Times New Roman" w:cs="Times New Roman" w:hint="eastAsia"/>
+        </w:rPr>
+        <w:t>架構與超參數的前提下，僅改變指導來源設計進行控制實驗。</w:t>
+      </w:r>
+    </w:p>
+    <w:p>
+      <w:pPr>
+        <w:jc w:val="both"/>
+        <w:rPr>
+          <w:rFonts w:ascii="Times New Roman" w:eastAsia="標楷體" w:hAnsi="Times New Roman" w:cs="Times New Roman"/>
+          <w:sz w:val="28"/>
+          <w:szCs w:val="28"/>
+        </w:rPr>
+      </w:pPr>
+      <w:r>
+        <w:rPr>
+          <w:rFonts w:ascii="Times New Roman" w:eastAsia="標楷體" w:hAnsi="Times New Roman" w:cs="Times New Roman" w:hint="eastAsia"/>
+          <w:sz w:val="28"/>
+          <w:szCs w:val="28"/>
+        </w:rPr>
+        <w:t>知識蒸餾的邊際效益隨資料充足程度而遞減</w:t>
+      </w:r>
+    </w:p>
+    <w:p>
+      <w:pPr>
+        <w:jc w:val="both"/>
+        <w:rPr>
+          <w:rFonts w:ascii="Times New Roman" w:eastAsia="標楷體" w:hAnsi="Times New Roman" w:cs="Times New Roman" w:hint="eastAsia"/>
+        </w:rPr>
+      </w:pPr>
+      <w:r>
+        <w:rPr>
+          <w:rFonts w:ascii="Times New Roman" w:eastAsia="標楷體" w:hAnsi="Times New Roman" w:cs="Times New Roman" w:hint="eastAsia"/>
+        </w:rPr>
+        <w:t>本研究觀察到，於標籤明確、樣本量充足的資料集條件下，</w:t>
+      </w:r>
+      <w:r>
+        <w:rPr>
+          <w:rFonts w:ascii="Times New Roman" w:eastAsia="標楷體" w:hAnsi="Times New Roman" w:cs="Times New Roman"/>
+        </w:rPr>
+        <w:t>S</w:t>
+      </w:r>
+      <w:r>
+        <w:rPr>
+          <w:rFonts w:ascii="Times New Roman" w:eastAsia="標楷體" w:hAnsi="Times New Roman" w:cs="Times New Roman" w:hint="eastAsia"/>
+        </w:rPr>
+        <w:t xml:space="preserve">tudent </w:t>
+      </w:r>
+      <w:r>
+        <w:rPr>
+          <w:rFonts w:ascii="Times New Roman" w:eastAsia="標楷體" w:hAnsi="Times New Roman" w:cs="Times New Roman" w:hint="eastAsia"/>
+        </w:rPr>
+        <w:t>模型直接以</w:t>
+      </w:r>
+      <w:r>
+        <w:rPr>
+          <w:rFonts w:ascii="Times New Roman" w:eastAsia="標楷體" w:hAnsi="Times New Roman" w:cs="Times New Roman" w:hint="eastAsia"/>
+        </w:rPr>
+        <w:t xml:space="preserve"> hard label </w:t>
+      </w:r>
+      <w:r>
+        <w:rPr>
+          <w:rFonts w:ascii="Times New Roman" w:eastAsia="標楷體" w:hAnsi="Times New Roman" w:cs="Times New Roman" w:hint="eastAsia"/>
+        </w:rPr>
+        <w:t>訓練的表現可能優於經蒸餾</w:t>
+      </w:r>
+      <w:r>
+        <w:rPr>
+          <w:rFonts w:ascii="Times New Roman" w:eastAsia="標楷體" w:hAnsi="Times New Roman" w:cs="Times New Roman" w:hint="eastAsia"/>
+        </w:rPr>
+        <w:t>訓練的版本，顯示知識蒸餾的效益並非於所有情境下皆能展現。</w:t>
       </w:r>
     </w:p>
     <w:sectPr>
@@ -6597,6 +13394,52 @@
       <w:szCs w:val="20"/>
     </w:rPr>
   </w:style>
+  <w:style w:type="paragraph" w:styleId="af4">
+    <w:name w:val="Salutation"/>
+    <w:basedOn w:val="a"/>
+    <w:next w:val="a"/>
+    <w:link w:val="af5"/>
+    <w:uiPriority w:val="99"/>
+    <w:unhideWhenUsed/>
+    <w:rsid w:val="00F64652"/>
+    <w:rPr>
+      <w:rFonts w:ascii="Times New Roman" w:eastAsia="標楷體" w:hAnsi="Times New Roman" w:cs="Times New Roman"/>
+    </w:rPr>
+  </w:style>
+  <w:style w:type="character" w:customStyle="1" w:styleId="af5">
+    <w:name w:val="問候 字元"/>
+    <w:basedOn w:val="a0"/>
+    <w:link w:val="af4"/>
+    <w:uiPriority w:val="99"/>
+    <w:rsid w:val="00F64652"/>
+    <w:rPr>
+      <w:rFonts w:ascii="Times New Roman" w:eastAsia="標楷體" w:hAnsi="Times New Roman" w:cs="Times New Roman"/>
+    </w:rPr>
+  </w:style>
+  <w:style w:type="paragraph" w:styleId="af6">
+    <w:name w:val="Closing"/>
+    <w:basedOn w:val="a"/>
+    <w:link w:val="af7"/>
+    <w:uiPriority w:val="99"/>
+    <w:unhideWhenUsed/>
+    <w:rsid w:val="00F64652"/>
+    <w:pPr>
+      <w:ind w:leftChars="1800" w:left="100"/>
+    </w:pPr>
+    <w:rPr>
+      <w:rFonts w:ascii="Times New Roman" w:eastAsia="標楷體" w:hAnsi="Times New Roman" w:cs="Times New Roman"/>
+    </w:rPr>
+  </w:style>
+  <w:style w:type="character" w:customStyle="1" w:styleId="af7">
+    <w:name w:val="結語 字元"/>
+    <w:basedOn w:val="a0"/>
+    <w:link w:val="af6"/>
+    <w:uiPriority w:val="99"/>
+    <w:rsid w:val="00F64652"/>
+    <w:rPr>
+      <w:rFonts w:ascii="Times New Roman" w:eastAsia="標楷體" w:hAnsi="Times New Roman" w:cs="Times New Roman"/>
+    </w:rPr>
+  </w:style>
 </w:styles>
 </file>
 

--- a/Report/第四章 知識蒸餾.docx
+++ b/Report/第四章 知識蒸餾.docx
@@ -6,6 +6,8 @@
       <w:pPr>
         <w:rPr>
           <w:rFonts w:ascii="Times New Roman" w:eastAsia="標楷體" w:hAnsi="Times New Roman" w:cs="Times New Roman"/>
+          <w:b/>
+          <w:bCs/>
           <w:sz w:val="40"/>
           <w:szCs w:val="40"/>
         </w:rPr>
@@ -13,6 +15,8 @@
       <w:r>
         <w:rPr>
           <w:rFonts w:ascii="Times New Roman" w:eastAsia="標楷體" w:hAnsi="Times New Roman" w:cs="Times New Roman"/>
+          <w:b/>
+          <w:bCs/>
           <w:sz w:val="40"/>
           <w:szCs w:val="40"/>
         </w:rPr>
@@ -21,6 +25,8 @@
       <w:r>
         <w:rPr>
           <w:rFonts w:ascii="Times New Roman" w:eastAsia="標楷體" w:hAnsi="Times New Roman" w:cs="Times New Roman"/>
+          <w:b/>
+          <w:bCs/>
           <w:sz w:val="40"/>
           <w:szCs w:val="40"/>
         </w:rPr>
@@ -29,6 +35,8 @@
       <w:r>
         <w:rPr>
           <w:rFonts w:ascii="Times New Roman" w:eastAsia="標楷體" w:hAnsi="Times New Roman" w:cs="Times New Roman"/>
+          <w:b/>
+          <w:bCs/>
           <w:sz w:val="40"/>
           <w:szCs w:val="40"/>
         </w:rPr>
@@ -10294,7 +10302,7 @@
             <w:pPr>
               <w:jc w:val="center"/>
               <w:rPr>
-                <w:rFonts w:ascii="Times New Roman" w:eastAsia="標楷體" w:hAnsi="Times New Roman" w:cs="Times New Roman" w:hint="eastAsia"/>
+                <w:rFonts w:ascii="Times New Roman" w:eastAsia="標楷體" w:hAnsi="Times New Roman" w:cs="Times New Roman"/>
               </w:rPr>
             </w:pPr>
             <w:r>
@@ -10317,7 +10325,7 @@
             <w:pPr>
               <w:jc w:val="center"/>
               <w:rPr>
-                <w:rFonts w:ascii="Times New Roman" w:eastAsia="標楷體" w:hAnsi="Times New Roman" w:cs="Times New Roman" w:hint="eastAsia"/>
+                <w:rFonts w:ascii="Times New Roman" w:eastAsia="標楷體" w:hAnsi="Times New Roman" w:cs="Times New Roman"/>
               </w:rPr>
             </w:pPr>
             <w:r>
@@ -10340,7 +10348,7 @@
             <w:pPr>
               <w:jc w:val="center"/>
               <w:rPr>
-                <w:rFonts w:ascii="Times New Roman" w:eastAsia="標楷體" w:hAnsi="Times New Roman" w:cs="Times New Roman" w:hint="eastAsia"/>
+                <w:rFonts w:ascii="Times New Roman" w:eastAsia="標楷體" w:hAnsi="Times New Roman" w:cs="Times New Roman"/>
               </w:rPr>
             </w:pPr>
             <w:r>
@@ -10363,7 +10371,7 @@
             <w:pPr>
               <w:jc w:val="center"/>
               <w:rPr>
-                <w:rFonts w:ascii="Times New Roman" w:eastAsia="標楷體" w:hAnsi="Times New Roman" w:cs="Times New Roman" w:hint="eastAsia"/>
+                <w:rFonts w:ascii="Times New Roman" w:eastAsia="標楷體" w:hAnsi="Times New Roman" w:cs="Times New Roman"/>
               </w:rPr>
             </w:pPr>
             <w:r>
@@ -10386,7 +10394,7 @@
             <w:pPr>
               <w:jc w:val="center"/>
               <w:rPr>
-                <w:rFonts w:ascii="Times New Roman" w:eastAsia="標楷體" w:hAnsi="Times New Roman" w:cs="Times New Roman" w:hint="eastAsia"/>
+                <w:rFonts w:ascii="Times New Roman" w:eastAsia="標楷體" w:hAnsi="Times New Roman" w:cs="Times New Roman"/>
               </w:rPr>
             </w:pPr>
             <w:r>
@@ -10409,7 +10417,7 @@
             <w:pPr>
               <w:jc w:val="center"/>
               <w:rPr>
-                <w:rFonts w:ascii="Times New Roman" w:eastAsia="標楷體" w:hAnsi="Times New Roman" w:cs="Times New Roman" w:hint="eastAsia"/>
+                <w:rFonts w:ascii="Times New Roman" w:eastAsia="標楷體" w:hAnsi="Times New Roman" w:cs="Times New Roman"/>
               </w:rPr>
             </w:pPr>
             <w:r>
@@ -10432,7 +10440,7 @@
             <w:pPr>
               <w:jc w:val="center"/>
               <w:rPr>
-                <w:rFonts w:ascii="Times New Roman" w:eastAsia="標楷體" w:hAnsi="Times New Roman" w:cs="Times New Roman" w:hint="eastAsia"/>
+                <w:rFonts w:ascii="Times New Roman" w:eastAsia="標楷體" w:hAnsi="Times New Roman" w:cs="Times New Roman"/>
               </w:rPr>
             </w:pPr>
             <w:r>
@@ -10456,7 +10464,7 @@
             <w:pPr>
               <w:jc w:val="center"/>
               <w:rPr>
-                <w:rFonts w:ascii="Times New Roman" w:eastAsia="標楷體" w:hAnsi="Times New Roman" w:cs="Times New Roman" w:hint="eastAsia"/>
+                <w:rFonts w:ascii="Times New Roman" w:eastAsia="標楷體" w:hAnsi="Times New Roman" w:cs="Times New Roman"/>
               </w:rPr>
             </w:pPr>
             <w:r>
@@ -10478,7 +10486,7 @@
             <w:pPr>
               <w:jc w:val="center"/>
               <w:rPr>
-                <w:rFonts w:ascii="Times New Roman" w:eastAsia="標楷體" w:hAnsi="Times New Roman" w:cs="Times New Roman" w:hint="eastAsia"/>
+                <w:rFonts w:ascii="Times New Roman" w:eastAsia="標楷體" w:hAnsi="Times New Roman" w:cs="Times New Roman"/>
               </w:rPr>
             </w:pPr>
             <w:r>
@@ -10500,7 +10508,7 @@
             <w:pPr>
               <w:jc w:val="center"/>
               <w:rPr>
-                <w:rFonts w:ascii="Times New Roman" w:eastAsia="標楷體" w:hAnsi="Times New Roman" w:cs="Times New Roman" w:hint="eastAsia"/>
+                <w:rFonts w:ascii="Times New Roman" w:eastAsia="標楷體" w:hAnsi="Times New Roman" w:cs="Times New Roman"/>
               </w:rPr>
             </w:pPr>
             <w:r>
@@ -10522,7 +10530,7 @@
             <w:pPr>
               <w:jc w:val="center"/>
               <w:rPr>
-                <w:rFonts w:ascii="Times New Roman" w:eastAsia="標楷體" w:hAnsi="Times New Roman" w:cs="Times New Roman" w:hint="eastAsia"/>
+                <w:rFonts w:ascii="Times New Roman" w:eastAsia="標楷體" w:hAnsi="Times New Roman" w:cs="Times New Roman"/>
               </w:rPr>
             </w:pPr>
             <w:r>
@@ -10544,7 +10552,7 @@
             <w:pPr>
               <w:jc w:val="center"/>
               <w:rPr>
-                <w:rFonts w:ascii="Times New Roman" w:eastAsia="標楷體" w:hAnsi="Times New Roman" w:cs="Times New Roman" w:hint="eastAsia"/>
+                <w:rFonts w:ascii="Times New Roman" w:eastAsia="標楷體" w:hAnsi="Times New Roman" w:cs="Times New Roman"/>
               </w:rPr>
             </w:pPr>
             <w:r>
@@ -10566,7 +10574,7 @@
             <w:pPr>
               <w:jc w:val="center"/>
               <w:rPr>
-                <w:rFonts w:ascii="Times New Roman" w:eastAsia="標楷體" w:hAnsi="Times New Roman" w:cs="Times New Roman" w:hint="eastAsia"/>
+                <w:rFonts w:ascii="Times New Roman" w:eastAsia="標楷體" w:hAnsi="Times New Roman" w:cs="Times New Roman"/>
               </w:rPr>
             </w:pPr>
             <w:r>
@@ -10588,7 +10596,7 @@
             <w:pPr>
               <w:jc w:val="center"/>
               <w:rPr>
-                <w:rFonts w:ascii="Times New Roman" w:eastAsia="標楷體" w:hAnsi="Times New Roman" w:cs="Times New Roman" w:hint="eastAsia"/>
+                <w:rFonts w:ascii="Times New Roman" w:eastAsia="標楷體" w:hAnsi="Times New Roman" w:cs="Times New Roman"/>
               </w:rPr>
             </w:pPr>
             <w:r>
@@ -10609,108 +10617,108 @@
             <w:pPr>
               <w:jc w:val="center"/>
               <w:rPr>
+                <w:rFonts w:ascii="Times New Roman" w:eastAsia="標楷體" w:hAnsi="Times New Roman" w:cs="Times New Roman"/>
+              </w:rPr>
+            </w:pPr>
+            <w:r>
+              <w:rPr>
                 <w:rFonts w:ascii="Times New Roman" w:eastAsia="標楷體" w:hAnsi="Times New Roman" w:cs="Times New Roman" w:hint="eastAsia"/>
               </w:rPr>
+              <w:t>Ischemia</w:t>
+            </w:r>
+          </w:p>
+        </w:tc>
+        <w:tc>
+          <w:tcPr>
+            <w:tcW w:w="689" w:type="pct"/>
+          </w:tcPr>
+          <w:p>
+            <w:pPr>
+              <w:jc w:val="center"/>
+              <w:rPr>
+                <w:rFonts w:ascii="Times New Roman" w:eastAsia="標楷體" w:hAnsi="Times New Roman" w:cs="Times New Roman"/>
+              </w:rPr>
             </w:pPr>
             <w:r>
               <w:rPr>
                 <w:rFonts w:ascii="Times New Roman" w:eastAsia="標楷體" w:hAnsi="Times New Roman" w:cs="Times New Roman" w:hint="eastAsia"/>
               </w:rPr>
-              <w:t>Ischemia</w:t>
-            </w:r>
-          </w:p>
-        </w:tc>
-        <w:tc>
-          <w:tcPr>
-            <w:tcW w:w="689" w:type="pct"/>
-          </w:tcPr>
-          <w:p>
-            <w:pPr>
-              <w:jc w:val="center"/>
+              <w:t>0.98</w:t>
+            </w:r>
+          </w:p>
+        </w:tc>
+        <w:tc>
+          <w:tcPr>
+            <w:tcW w:w="515" w:type="pct"/>
+          </w:tcPr>
+          <w:p>
+            <w:pPr>
+              <w:jc w:val="center"/>
+              <w:rPr>
+                <w:rFonts w:ascii="Times New Roman" w:eastAsia="標楷體" w:hAnsi="Times New Roman" w:cs="Times New Roman"/>
+              </w:rPr>
+            </w:pPr>
+            <w:r>
               <w:rPr>
                 <w:rFonts w:ascii="Times New Roman" w:eastAsia="標楷體" w:hAnsi="Times New Roman" w:cs="Times New Roman" w:hint="eastAsia"/>
               </w:rPr>
+              <w:t>0.54</w:t>
+            </w:r>
+          </w:p>
+        </w:tc>
+        <w:tc>
+          <w:tcPr>
+            <w:tcW w:w="656" w:type="pct"/>
+          </w:tcPr>
+          <w:p>
+            <w:pPr>
+              <w:jc w:val="center"/>
+              <w:rPr>
+                <w:rFonts w:ascii="Times New Roman" w:eastAsia="標楷體" w:hAnsi="Times New Roman" w:cs="Times New Roman"/>
+              </w:rPr>
             </w:pPr>
             <w:r>
               <w:rPr>
                 <w:rFonts w:ascii="Times New Roman" w:eastAsia="標楷體" w:hAnsi="Times New Roman" w:cs="Times New Roman" w:hint="eastAsia"/>
               </w:rPr>
-              <w:t>0.98</w:t>
-            </w:r>
-          </w:p>
-        </w:tc>
-        <w:tc>
-          <w:tcPr>
-            <w:tcW w:w="515" w:type="pct"/>
-          </w:tcPr>
-          <w:p>
-            <w:pPr>
-              <w:jc w:val="center"/>
+              <w:t>0.70</w:t>
+            </w:r>
+          </w:p>
+        </w:tc>
+        <w:tc>
+          <w:tcPr>
+            <w:tcW w:w="780" w:type="pct"/>
+          </w:tcPr>
+          <w:p>
+            <w:pPr>
+              <w:jc w:val="center"/>
+              <w:rPr>
+                <w:rFonts w:ascii="Times New Roman" w:eastAsia="標楷體" w:hAnsi="Times New Roman" w:cs="Times New Roman"/>
+              </w:rPr>
+            </w:pPr>
+            <w:r>
               <w:rPr>
                 <w:rFonts w:ascii="Times New Roman" w:eastAsia="標楷體" w:hAnsi="Times New Roman" w:cs="Times New Roman" w:hint="eastAsia"/>
               </w:rPr>
+              <w:t>0.9982</w:t>
+            </w:r>
+          </w:p>
+        </w:tc>
+        <w:tc>
+          <w:tcPr>
+            <w:tcW w:w="544" w:type="pct"/>
+          </w:tcPr>
+          <w:p>
+            <w:pPr>
+              <w:jc w:val="center"/>
+              <w:rPr>
+                <w:rFonts w:ascii="Times New Roman" w:eastAsia="標楷體" w:hAnsi="Times New Roman" w:cs="Times New Roman"/>
+              </w:rPr>
             </w:pPr>
             <w:r>
               <w:rPr>
                 <w:rFonts w:ascii="Times New Roman" w:eastAsia="標楷體" w:hAnsi="Times New Roman" w:cs="Times New Roman" w:hint="eastAsia"/>
               </w:rPr>
-              <w:t>0.54</w:t>
-            </w:r>
-          </w:p>
-        </w:tc>
-        <w:tc>
-          <w:tcPr>
-            <w:tcW w:w="656" w:type="pct"/>
-          </w:tcPr>
-          <w:p>
-            <w:pPr>
-              <w:jc w:val="center"/>
-              <w:rPr>
-                <w:rFonts w:ascii="Times New Roman" w:eastAsia="標楷體" w:hAnsi="Times New Roman" w:cs="Times New Roman" w:hint="eastAsia"/>
-              </w:rPr>
-            </w:pPr>
-            <w:r>
-              <w:rPr>
-                <w:rFonts w:ascii="Times New Roman" w:eastAsia="標楷體" w:hAnsi="Times New Roman" w:cs="Times New Roman" w:hint="eastAsia"/>
-              </w:rPr>
-              <w:t>0.70</w:t>
-            </w:r>
-          </w:p>
-        </w:tc>
-        <w:tc>
-          <w:tcPr>
-            <w:tcW w:w="780" w:type="pct"/>
-          </w:tcPr>
-          <w:p>
-            <w:pPr>
-              <w:jc w:val="center"/>
-              <w:rPr>
-                <w:rFonts w:ascii="Times New Roman" w:eastAsia="標楷體" w:hAnsi="Times New Roman" w:cs="Times New Roman" w:hint="eastAsia"/>
-              </w:rPr>
-            </w:pPr>
-            <w:r>
-              <w:rPr>
-                <w:rFonts w:ascii="Times New Roman" w:eastAsia="標楷體" w:hAnsi="Times New Roman" w:cs="Times New Roman" w:hint="eastAsia"/>
-              </w:rPr>
-              <w:t>0.9982</w:t>
-            </w:r>
-          </w:p>
-        </w:tc>
-        <w:tc>
-          <w:tcPr>
-            <w:tcW w:w="544" w:type="pct"/>
-          </w:tcPr>
-          <w:p>
-            <w:pPr>
-              <w:jc w:val="center"/>
-              <w:rPr>
-                <w:rFonts w:ascii="Times New Roman" w:eastAsia="標楷體" w:hAnsi="Times New Roman" w:cs="Times New Roman" w:hint="eastAsia"/>
-              </w:rPr>
-            </w:pPr>
-            <w:r>
-              <w:rPr>
-                <w:rFonts w:ascii="Times New Roman" w:eastAsia="標楷體" w:hAnsi="Times New Roman" w:cs="Times New Roman" w:hint="eastAsia"/>
-              </w:rPr>
               <w:t>0.9138</w:t>
             </w:r>
           </w:p>
@@ -10723,7 +10731,7 @@
             <w:pPr>
               <w:jc w:val="center"/>
               <w:rPr>
-                <w:rFonts w:ascii="Times New Roman" w:eastAsia="標楷體" w:hAnsi="Times New Roman" w:cs="Times New Roman" w:hint="eastAsia"/>
+                <w:rFonts w:ascii="Times New Roman" w:eastAsia="標楷體" w:hAnsi="Times New Roman" w:cs="Times New Roman"/>
               </w:rPr>
             </w:pPr>
             <w:r>
@@ -10744,108 +10752,108 @@
             <w:pPr>
               <w:jc w:val="center"/>
               <w:rPr>
+                <w:rFonts w:ascii="Times New Roman" w:eastAsia="標楷體" w:hAnsi="Times New Roman" w:cs="Times New Roman"/>
+              </w:rPr>
+            </w:pPr>
+            <w:r>
+              <w:rPr>
                 <w:rFonts w:ascii="Times New Roman" w:eastAsia="標楷體" w:hAnsi="Times New Roman" w:cs="Times New Roman" w:hint="eastAsia"/>
               </w:rPr>
+              <w:t>Normal</w:t>
+            </w:r>
+          </w:p>
+        </w:tc>
+        <w:tc>
+          <w:tcPr>
+            <w:tcW w:w="689" w:type="pct"/>
+          </w:tcPr>
+          <w:p>
+            <w:pPr>
+              <w:jc w:val="center"/>
+              <w:rPr>
+                <w:rFonts w:ascii="Times New Roman" w:eastAsia="標楷體" w:hAnsi="Times New Roman" w:cs="Times New Roman"/>
+              </w:rPr>
             </w:pPr>
             <w:r>
               <w:rPr>
                 <w:rFonts w:ascii="Times New Roman" w:eastAsia="標楷體" w:hAnsi="Times New Roman" w:cs="Times New Roman" w:hint="eastAsia"/>
               </w:rPr>
-              <w:t>Normal</w:t>
-            </w:r>
-          </w:p>
-        </w:tc>
-        <w:tc>
-          <w:tcPr>
-            <w:tcW w:w="689" w:type="pct"/>
-          </w:tcPr>
-          <w:p>
-            <w:pPr>
-              <w:jc w:val="center"/>
+              <w:t>0.97</w:t>
+            </w:r>
+          </w:p>
+        </w:tc>
+        <w:tc>
+          <w:tcPr>
+            <w:tcW w:w="515" w:type="pct"/>
+          </w:tcPr>
+          <w:p>
+            <w:pPr>
+              <w:jc w:val="center"/>
+              <w:rPr>
+                <w:rFonts w:ascii="Times New Roman" w:eastAsia="標楷體" w:hAnsi="Times New Roman" w:cs="Times New Roman"/>
+              </w:rPr>
+            </w:pPr>
+            <w:r>
               <w:rPr>
                 <w:rFonts w:ascii="Times New Roman" w:eastAsia="標楷體" w:hAnsi="Times New Roman" w:cs="Times New Roman" w:hint="eastAsia"/>
               </w:rPr>
+              <w:t>0.94</w:t>
+            </w:r>
+          </w:p>
+        </w:tc>
+        <w:tc>
+          <w:tcPr>
+            <w:tcW w:w="656" w:type="pct"/>
+          </w:tcPr>
+          <w:p>
+            <w:pPr>
+              <w:jc w:val="center"/>
+              <w:rPr>
+                <w:rFonts w:ascii="Times New Roman" w:eastAsia="標楷體" w:hAnsi="Times New Roman" w:cs="Times New Roman"/>
+              </w:rPr>
             </w:pPr>
             <w:r>
               <w:rPr>
                 <w:rFonts w:ascii="Times New Roman" w:eastAsia="標楷體" w:hAnsi="Times New Roman" w:cs="Times New Roman" w:hint="eastAsia"/>
               </w:rPr>
-              <w:t>0.97</w:t>
-            </w:r>
-          </w:p>
-        </w:tc>
-        <w:tc>
-          <w:tcPr>
-            <w:tcW w:w="515" w:type="pct"/>
-          </w:tcPr>
-          <w:p>
-            <w:pPr>
-              <w:jc w:val="center"/>
+              <w:t>0.95</w:t>
+            </w:r>
+          </w:p>
+        </w:tc>
+        <w:tc>
+          <w:tcPr>
+            <w:tcW w:w="780" w:type="pct"/>
+          </w:tcPr>
+          <w:p>
+            <w:pPr>
+              <w:jc w:val="center"/>
+              <w:rPr>
+                <w:rFonts w:ascii="Times New Roman" w:eastAsia="標楷體" w:hAnsi="Times New Roman" w:cs="Times New Roman"/>
+              </w:rPr>
+            </w:pPr>
+            <w:r>
               <w:rPr>
                 <w:rFonts w:ascii="Times New Roman" w:eastAsia="標楷體" w:hAnsi="Times New Roman" w:cs="Times New Roman" w:hint="eastAsia"/>
               </w:rPr>
+              <w:t>0.9416</w:t>
+            </w:r>
+          </w:p>
+        </w:tc>
+        <w:tc>
+          <w:tcPr>
+            <w:tcW w:w="544" w:type="pct"/>
+          </w:tcPr>
+          <w:p>
+            <w:pPr>
+              <w:jc w:val="center"/>
+              <w:rPr>
+                <w:rFonts w:ascii="Times New Roman" w:eastAsia="標楷體" w:hAnsi="Times New Roman" w:cs="Times New Roman"/>
+              </w:rPr>
             </w:pPr>
             <w:r>
               <w:rPr>
                 <w:rFonts w:ascii="Times New Roman" w:eastAsia="標楷體" w:hAnsi="Times New Roman" w:cs="Times New Roman" w:hint="eastAsia"/>
               </w:rPr>
-              <w:t>0.94</w:t>
-            </w:r>
-          </w:p>
-        </w:tc>
-        <w:tc>
-          <w:tcPr>
-            <w:tcW w:w="656" w:type="pct"/>
-          </w:tcPr>
-          <w:p>
-            <w:pPr>
-              <w:jc w:val="center"/>
-              <w:rPr>
-                <w:rFonts w:ascii="Times New Roman" w:eastAsia="標楷體" w:hAnsi="Times New Roman" w:cs="Times New Roman" w:hint="eastAsia"/>
-              </w:rPr>
-            </w:pPr>
-            <w:r>
-              <w:rPr>
-                <w:rFonts w:ascii="Times New Roman" w:eastAsia="標楷體" w:hAnsi="Times New Roman" w:cs="Times New Roman" w:hint="eastAsia"/>
-              </w:rPr>
-              <w:t>0.95</w:t>
-            </w:r>
-          </w:p>
-        </w:tc>
-        <w:tc>
-          <w:tcPr>
-            <w:tcW w:w="780" w:type="pct"/>
-          </w:tcPr>
-          <w:p>
-            <w:pPr>
-              <w:jc w:val="center"/>
-              <w:rPr>
-                <w:rFonts w:ascii="Times New Roman" w:eastAsia="標楷體" w:hAnsi="Times New Roman" w:cs="Times New Roman" w:hint="eastAsia"/>
-              </w:rPr>
-            </w:pPr>
-            <w:r>
-              <w:rPr>
-                <w:rFonts w:ascii="Times New Roman" w:eastAsia="標楷體" w:hAnsi="Times New Roman" w:cs="Times New Roman" w:hint="eastAsia"/>
-              </w:rPr>
-              <w:t>0.9416</w:t>
-            </w:r>
-          </w:p>
-        </w:tc>
-        <w:tc>
-          <w:tcPr>
-            <w:tcW w:w="544" w:type="pct"/>
-          </w:tcPr>
-          <w:p>
-            <w:pPr>
-              <w:jc w:val="center"/>
-              <w:rPr>
-                <w:rFonts w:ascii="Times New Roman" w:eastAsia="標楷體" w:hAnsi="Times New Roman" w:cs="Times New Roman" w:hint="eastAsia"/>
-              </w:rPr>
-            </w:pPr>
-            <w:r>
-              <w:rPr>
-                <w:rFonts w:ascii="Times New Roman" w:eastAsia="標楷體" w:hAnsi="Times New Roman" w:cs="Times New Roman" w:hint="eastAsia"/>
-              </w:rPr>
               <w:t>0.8821</w:t>
             </w:r>
           </w:p>
@@ -10858,7 +10866,7 @@
             <w:pPr>
               <w:jc w:val="center"/>
               <w:rPr>
-                <w:rFonts w:ascii="Times New Roman" w:eastAsia="標楷體" w:hAnsi="Times New Roman" w:cs="Times New Roman" w:hint="eastAsia"/>
+                <w:rFonts w:ascii="Times New Roman" w:eastAsia="標楷體" w:hAnsi="Times New Roman" w:cs="Times New Roman"/>
               </w:rPr>
             </w:pPr>
             <w:r>
@@ -10879,27 +10887,65 @@
             <w:pPr>
               <w:jc w:val="center"/>
               <w:rPr>
+                <w:rFonts w:ascii="Times New Roman" w:eastAsia="標楷體" w:hAnsi="Times New Roman" w:cs="Times New Roman"/>
+              </w:rPr>
+            </w:pPr>
+            <w:r>
+              <w:rPr>
                 <w:rFonts w:ascii="Times New Roman" w:eastAsia="標楷體" w:hAnsi="Times New Roman" w:cs="Times New Roman" w:hint="eastAsia"/>
               </w:rPr>
+              <w:t>Micro-average</w:t>
+            </w:r>
+          </w:p>
+        </w:tc>
+        <w:tc>
+          <w:tcPr>
+            <w:tcW w:w="689" w:type="pct"/>
+          </w:tcPr>
+          <w:p>
+            <w:pPr>
+              <w:jc w:val="center"/>
+              <w:rPr>
+                <w:rFonts w:ascii="Times New Roman" w:eastAsia="標楷體" w:hAnsi="Times New Roman" w:cs="Times New Roman"/>
+              </w:rPr>
             </w:pPr>
             <w:r>
               <w:rPr>
                 <w:rFonts w:ascii="Times New Roman" w:eastAsia="標楷體" w:hAnsi="Times New Roman" w:cs="Times New Roman" w:hint="eastAsia"/>
               </w:rPr>
-              <w:t>Micro-average</w:t>
-            </w:r>
-          </w:p>
-        </w:tc>
-        <w:tc>
-          <w:tcPr>
-            <w:tcW w:w="689" w:type="pct"/>
-          </w:tcPr>
-          <w:p>
-            <w:pPr>
-              <w:jc w:val="center"/>
+              <w:t>-</w:t>
+            </w:r>
+          </w:p>
+        </w:tc>
+        <w:tc>
+          <w:tcPr>
+            <w:tcW w:w="515" w:type="pct"/>
+          </w:tcPr>
+          <w:p>
+            <w:pPr>
+              <w:jc w:val="center"/>
+              <w:rPr>
+                <w:rFonts w:ascii="Times New Roman" w:eastAsia="標楷體" w:hAnsi="Times New Roman" w:cs="Times New Roman"/>
+              </w:rPr>
+            </w:pPr>
+            <w:r>
               <w:rPr>
                 <w:rFonts w:ascii="Times New Roman" w:eastAsia="標楷體" w:hAnsi="Times New Roman" w:cs="Times New Roman" w:hint="eastAsia"/>
               </w:rPr>
+              <w:t>-</w:t>
+            </w:r>
+          </w:p>
+        </w:tc>
+        <w:tc>
+          <w:tcPr>
+            <w:tcW w:w="656" w:type="pct"/>
+          </w:tcPr>
+          <w:p>
+            <w:pPr>
+              <w:jc w:val="center"/>
+              <w:rPr>
+                <w:rFonts w:ascii="Times New Roman" w:eastAsia="標楷體" w:hAnsi="Times New Roman" w:cs="Times New Roman"/>
+              </w:rPr>
             </w:pPr>
             <w:r>
               <w:rPr>
@@ -10911,14 +10957,33 @@
         </w:tc>
         <w:tc>
           <w:tcPr>
-            <w:tcW w:w="515" w:type="pct"/>
-          </w:tcPr>
-          <w:p>
-            <w:pPr>
-              <w:jc w:val="center"/>
+            <w:tcW w:w="780" w:type="pct"/>
+          </w:tcPr>
+          <w:p>
+            <w:pPr>
+              <w:jc w:val="center"/>
+              <w:rPr>
+                <w:rFonts w:ascii="Times New Roman" w:eastAsia="標楷體" w:hAnsi="Times New Roman" w:cs="Times New Roman"/>
+              </w:rPr>
+            </w:pPr>
+            <w:r>
               <w:rPr>
                 <w:rFonts w:ascii="Times New Roman" w:eastAsia="標楷體" w:hAnsi="Times New Roman" w:cs="Times New Roman" w:hint="eastAsia"/>
               </w:rPr>
+              <w:t>-</w:t>
+            </w:r>
+          </w:p>
+        </w:tc>
+        <w:tc>
+          <w:tcPr>
+            <w:tcW w:w="544" w:type="pct"/>
+          </w:tcPr>
+          <w:p>
+            <w:pPr>
+              <w:jc w:val="center"/>
+              <w:rPr>
+                <w:rFonts w:ascii="Times New Roman" w:eastAsia="標楷體" w:hAnsi="Times New Roman" w:cs="Times New Roman"/>
+              </w:rPr>
             </w:pPr>
             <w:r>
               <w:rPr>
@@ -10930,70 +10995,13 @@
         </w:tc>
         <w:tc>
           <w:tcPr>
-            <w:tcW w:w="656" w:type="pct"/>
-          </w:tcPr>
-          <w:p>
-            <w:pPr>
-              <w:jc w:val="center"/>
-              <w:rPr>
-                <w:rFonts w:ascii="Times New Roman" w:eastAsia="標楷體" w:hAnsi="Times New Roman" w:cs="Times New Roman" w:hint="eastAsia"/>
-              </w:rPr>
-            </w:pPr>
-            <w:r>
-              <w:rPr>
-                <w:rFonts w:ascii="Times New Roman" w:eastAsia="標楷體" w:hAnsi="Times New Roman" w:cs="Times New Roman" w:hint="eastAsia"/>
-              </w:rPr>
-              <w:t>-</w:t>
-            </w:r>
-          </w:p>
-        </w:tc>
-        <w:tc>
-          <w:tcPr>
-            <w:tcW w:w="780" w:type="pct"/>
-          </w:tcPr>
-          <w:p>
-            <w:pPr>
-              <w:jc w:val="center"/>
-              <w:rPr>
-                <w:rFonts w:ascii="Times New Roman" w:eastAsia="標楷體" w:hAnsi="Times New Roman" w:cs="Times New Roman" w:hint="eastAsia"/>
-              </w:rPr>
-            </w:pPr>
-            <w:r>
-              <w:rPr>
-                <w:rFonts w:ascii="Times New Roman" w:eastAsia="標楷體" w:hAnsi="Times New Roman" w:cs="Times New Roman" w:hint="eastAsia"/>
-              </w:rPr>
-              <w:t>-</w:t>
-            </w:r>
-          </w:p>
-        </w:tc>
-        <w:tc>
-          <w:tcPr>
-            <w:tcW w:w="544" w:type="pct"/>
-          </w:tcPr>
-          <w:p>
-            <w:pPr>
-              <w:jc w:val="center"/>
-              <w:rPr>
-                <w:rFonts w:ascii="Times New Roman" w:eastAsia="標楷體" w:hAnsi="Times New Roman" w:cs="Times New Roman" w:hint="eastAsia"/>
-              </w:rPr>
-            </w:pPr>
-            <w:r>
-              <w:rPr>
-                <w:rFonts w:ascii="Times New Roman" w:eastAsia="標楷體" w:hAnsi="Times New Roman" w:cs="Times New Roman" w:hint="eastAsia"/>
-              </w:rPr>
-              <w:t>-</w:t>
-            </w:r>
-          </w:p>
-        </w:tc>
-        <w:tc>
-          <w:tcPr>
             <w:tcW w:w="805" w:type="pct"/>
           </w:tcPr>
           <w:p>
             <w:pPr>
               <w:jc w:val="center"/>
               <w:rPr>
-                <w:rFonts w:ascii="Times New Roman" w:eastAsia="標楷體" w:hAnsi="Times New Roman" w:cs="Times New Roman" w:hint="eastAsia"/>
+                <w:rFonts w:ascii="Times New Roman" w:eastAsia="標楷體" w:hAnsi="Times New Roman" w:cs="Times New Roman"/>
               </w:rPr>
             </w:pPr>
             <w:r>
@@ -11010,7 +11018,7 @@
       <w:pPr>
         <w:jc w:val="both"/>
         <w:rPr>
-          <w:rFonts w:ascii="Times New Roman" w:eastAsia="標楷體" w:hAnsi="Times New Roman" w:cs="Times New Roman" w:hint="eastAsia"/>
+          <w:rFonts w:ascii="Times New Roman" w:eastAsia="標楷體" w:hAnsi="Times New Roman" w:cs="Times New Roman"/>
         </w:rPr>
       </w:pPr>
       <w:r>
@@ -11108,7 +11116,7 @@
       <w:pPr>
         <w:widowControl/>
         <w:rPr>
-          <w:rFonts w:ascii="Times New Roman" w:eastAsia="標楷體" w:hAnsi="Times New Roman" w:cs="Times New Roman" w:hint="eastAsia"/>
+          <w:rFonts w:ascii="Times New Roman" w:eastAsia="標楷體" w:hAnsi="Times New Roman" w:cs="Times New Roman"/>
         </w:rPr>
       </w:pPr>
       <w:r>
@@ -11763,7 +11771,7 @@
       <w:pPr>
         <w:widowControl/>
         <w:rPr>
-          <w:rFonts w:ascii="Times New Roman" w:eastAsia="標楷體" w:hAnsi="Times New Roman" w:cs="Times New Roman" w:hint="eastAsia"/>
+          <w:rFonts w:ascii="Times New Roman" w:eastAsia="標楷體" w:hAnsi="Times New Roman" w:cs="Times New Roman"/>
         </w:rPr>
       </w:pPr>
       <w:r>
@@ -12188,7 +12196,7 @@
       <w:pPr>
         <w:jc w:val="both"/>
         <w:rPr>
-          <w:rFonts w:ascii="Times New Roman" w:eastAsia="標楷體" w:hAnsi="Times New Roman" w:cs="Times New Roman" w:hint="eastAsia"/>
+          <w:rFonts w:ascii="Times New Roman" w:eastAsia="標楷體" w:hAnsi="Times New Roman" w:cs="Times New Roman"/>
         </w:rPr>
       </w:pPr>
       <w:r>
